--- a/app/src/Reports/Infrastructure/Resources/templates/trial_application_3layer.docx
+++ b/app/src/Reports/Infrastructure/Resources/templates/trial_application_3layer.docx
@@ -1,109 +1,100 @@
 
 <file path=word/document.xml><?xml version="1.0" encoding="utf-8"?>
-<w:document xmlns:o="urn:schemas-microsoft-com:office:office" xmlns:r="http://schemas.openxmlformats.org/officeDocument/2006/relationships" xmlns:v="urn:schemas-microsoft-com:vml" xmlns:w="http://schemas.openxmlformats.org/wordprocessingml/2006/main" xmlns:w10="urn:schemas-microsoft-com:office:word" xmlns:wp="http://schemas.openxmlformats.org/drawingml/2006/wordprocessingDrawing" xmlns:pic="http://schemas.openxmlformats.org/drawingml/2006/picture" xmlns:wps="http://schemas.microsoft.com/office/word/2010/wordprocessingShape" xmlns:wpg="http://schemas.microsoft.com/office/word/2010/wordprocessingGroup" xmlns:mc="http://schemas.openxmlformats.org/markup-compatibility/2006" xmlns:wp14="http://schemas.microsoft.com/office/word/2010/wordprocessingDrawing" xmlns:w14="http://schemas.microsoft.com/office/word/2010/wordml" xmlns:w15="http://schemas.microsoft.com/office/word/2012/wordml" mc:Ignorable="w14 wp14 w15">
+<w:document xmlns:wpc="http://schemas.microsoft.com/office/word/2010/wordprocessingCanvas" xmlns:cx="http://schemas.microsoft.com/office/drawing/2014/chartex" xmlns:cx1="http://schemas.microsoft.com/office/drawing/2015/9/8/chartex" xmlns:cx2="http://schemas.microsoft.com/office/drawing/2015/10/21/chartex" xmlns:cx3="http://schemas.microsoft.com/office/drawing/2016/5/9/chartex" xmlns:cx4="http://schemas.microsoft.com/office/drawing/2016/5/10/chartex" xmlns:cx5="http://schemas.microsoft.com/office/drawing/2016/5/11/chartex" xmlns:cx6="http://schemas.microsoft.com/office/drawing/2016/5/12/chartex" xmlns:cx7="http://schemas.microsoft.com/office/drawing/2016/5/13/chartex" xmlns:cx8="http://schemas.microsoft.com/office/drawing/2016/5/14/chartex" xmlns:mc="http://schemas.openxmlformats.org/markup-compatibility/2006" xmlns:aink="http://schemas.microsoft.com/office/drawing/2016/ink" xmlns:am3d="http://schemas.microsoft.com/office/drawing/2017/model3d" xmlns:o="urn:schemas-microsoft-com:office:office" xmlns:oel="http://schemas.microsoft.com/office/2019/extlst" xmlns:r="http://schemas.openxmlformats.org/officeDocument/2006/relationships" xmlns:m="http://schemas.openxmlformats.org/officeDocument/2006/math" xmlns:v="urn:schemas-microsoft-com:vml" xmlns:wp14="http://schemas.microsoft.com/office/word/2010/wordprocessingDrawing" xmlns:wp="http://schemas.openxmlformats.org/drawingml/2006/wordprocessingDrawing" xmlns:w10="urn:schemas-microsoft-com:office:word" xmlns:w="http://schemas.openxmlformats.org/wordprocessingml/2006/main" xmlns:w14="http://schemas.microsoft.com/office/word/2010/wordml" xmlns:w15="http://schemas.microsoft.com/office/word/2012/wordml" xmlns:w16cex="http://schemas.microsoft.com/office/word/2018/wordml/cex" xmlns:w16cid="http://schemas.microsoft.com/office/word/2016/wordml/cid" xmlns:w16="http://schemas.microsoft.com/office/word/2018/wordml" xmlns:w16sdtdh="http://schemas.microsoft.com/office/word/2020/wordml/sdtdatahash" xmlns:w16se="http://schemas.microsoft.com/office/word/2015/wordml/symex" xmlns:wpg="http://schemas.microsoft.com/office/word/2010/wordprocessingGroup" xmlns:wpi="http://schemas.microsoft.com/office/word/2010/wordprocessingInk" xmlns:wne="http://schemas.microsoft.com/office/word/2006/wordml" xmlns:wps="http://schemas.microsoft.com/office/word/2010/wordprocessingShape" mc:Ignorable="w14 w15 w16se w16cid w16 w16cex w16sdtdh wp14">
   <w:body>
     <w:p>
       <w:pPr>
-        <w:pStyle w:val="BodyText"/>
-        <w:rPr>
-          <w:rFonts w:ascii="Arial" w:hAnsi="Arial" w:eastAsia="Verdana" w:cs="Verdana"/>
+        <w:pStyle w:val="a0"/>
+        <w:rPr>
+          <w:rFonts w:asciiTheme="minorHAnsi" w:eastAsia="Verdana" w:hAnsiTheme="minorHAnsi" w:cstheme="minorHAnsi"/>
           <w:b/>
           <w:bCs/>
-          <w:sz w:val="24"/>
-          <w:szCs w:val="24"/>
           <w:lang w:val="en-US"/>
         </w:rPr>
       </w:pPr>
-      <w:r>
-        <w:rPr>
-          <w:rFonts w:eastAsia="Verdana" w:cs="Verdana" w:ascii="Arial" w:hAnsi="Arial"/>
+    </w:p>
+    <w:p>
+      <w:pPr>
+        <w:pStyle w:val="a0"/>
+        <w:ind w:firstLine="709"/>
+        <w:jc w:val="center"/>
+        <w:rPr>
+          <w:rFonts w:asciiTheme="minorHAnsi" w:hAnsiTheme="minorHAnsi" w:cstheme="minorHAnsi"/>
+        </w:rPr>
+      </w:pPr>
+      <w:r>
+        <w:rPr>
+          <w:rFonts w:asciiTheme="minorHAnsi" w:hAnsiTheme="minorHAnsi" w:cstheme="minorHAnsi"/>
           <w:b/>
           <w:bCs/>
-          <w:sz w:val="24"/>
-          <w:szCs w:val="24"/>
-          <w:lang w:val="en-US"/>
-        </w:rPr>
+        </w:rPr>
+        <w:t>АКТ № {{</w:t>
+      </w:r>
+      <w:proofErr w:type="spellStart"/>
+      <w:r>
+        <w:rPr>
+          <w:rFonts w:asciiTheme="minorHAnsi" w:hAnsiTheme="minorHAnsi" w:cstheme="minorHAnsi"/>
+          <w:b/>
+          <w:bCs/>
+        </w:rPr>
+        <w:t>act_number</w:t>
+      </w:r>
+      <w:proofErr w:type="spellEnd"/>
+      <w:r>
+        <w:rPr>
+          <w:rFonts w:asciiTheme="minorHAnsi" w:hAnsiTheme="minorHAnsi" w:cstheme="minorHAnsi"/>
+          <w:b/>
+          <w:bCs/>
+        </w:rPr>
+        <w:t>}}</w:t>
       </w:r>
     </w:p>
     <w:p>
       <w:pPr>
-        <w:pStyle w:val="BodyText"/>
-        <w:ind w:firstLine="709" w:right="0"/>
+        <w:pStyle w:val="a0"/>
+        <w:ind w:firstLine="709"/>
         <w:jc w:val="center"/>
         <w:rPr>
-          <w:rFonts w:ascii="Arial" w:hAnsi="Arial"/>
-          <w:sz w:val="24"/>
-          <w:szCs w:val="24"/>
-        </w:rPr>
-      </w:pPr>
-      <w:r>
-        <w:rPr>
-          <w:rFonts w:cs="Verdana" w:ascii="Arial" w:hAnsi="Arial"/>
+          <w:rFonts w:asciiTheme="minorHAnsi" w:hAnsiTheme="minorHAnsi" w:cstheme="minorHAnsi"/>
+        </w:rPr>
+      </w:pPr>
+      <w:r>
+        <w:rPr>
+          <w:rFonts w:asciiTheme="minorHAnsi" w:hAnsiTheme="minorHAnsi" w:cstheme="minorHAnsi"/>
           <w:b/>
           <w:bCs/>
-          <w:sz w:val="24"/>
-          <w:szCs w:val="24"/>
-        </w:rPr>
-        <w:t>АКТ № {{act_number}}</w:t>
+        </w:rPr>
+        <w:t xml:space="preserve">опытного нанесения системы АКЗ </w:t>
+      </w:r>
+      <w:r>
+        <w:rPr>
+          <w:rFonts w:asciiTheme="minorHAnsi" w:hAnsiTheme="minorHAnsi" w:cstheme="minorHAnsi"/>
+          <w:b/>
+          <w:bCs/>
+          <w:lang w:val="en-US"/>
+        </w:rPr>
+        <w:t>LITUM</w:t>
       </w:r>
     </w:p>
     <w:p>
       <w:pPr>
-        <w:pStyle w:val="BodyText"/>
-        <w:ind w:firstLine="709" w:right="0"/>
+        <w:pStyle w:val="a0"/>
+        <w:ind w:firstLine="709"/>
         <w:jc w:val="center"/>
         <w:rPr>
-          <w:rFonts w:ascii="Arial" w:hAnsi="Arial"/>
-          <w:sz w:val="24"/>
-          <w:szCs w:val="24"/>
-        </w:rPr>
-      </w:pPr>
-      <w:r>
-        <w:rPr>
-          <w:rFonts w:cs="Verdana" w:ascii="Arial" w:hAnsi="Arial"/>
-          <w:b/>
-          <w:bCs/>
-          <w:sz w:val="24"/>
-          <w:szCs w:val="24"/>
-        </w:rPr>
-        <w:t xml:space="preserve">опытного нанесения системы АКЗ </w:t>
-      </w:r>
-      <w:r>
-        <w:rPr>
-          <w:rFonts w:cs="Verdana" w:ascii="Arial" w:hAnsi="Arial"/>
-          <w:b/>
-          <w:bCs/>
-          <w:sz w:val="24"/>
-          <w:szCs w:val="24"/>
-          <w:lang w:val="en-US"/>
-        </w:rPr>
-        <w:t>LITUM</w:t>
-      </w:r>
-    </w:p>
-    <w:p>
-      <w:pPr>
-        <w:pStyle w:val="BodyText"/>
-        <w:ind w:firstLine="709" w:right="0"/>
-        <w:jc w:val="center"/>
-        <w:rPr>
-          <w:rFonts w:ascii="Arial" w:hAnsi="Arial"/>
-          <w:sz w:val="24"/>
-          <w:szCs w:val="24"/>
-        </w:rPr>
-      </w:pPr>
-      <w:r>
-        <w:rPr>
-          <w:rFonts w:ascii="Arial" w:hAnsi="Arial"/>
-          <w:sz w:val="24"/>
-          <w:szCs w:val="24"/>
+          <w:rFonts w:asciiTheme="minorHAnsi" w:hAnsiTheme="minorHAnsi" w:cstheme="minorHAnsi"/>
+        </w:rPr>
+      </w:pPr>
+      <w:r>
+        <w:rPr>
+          <w:rFonts w:asciiTheme="minorHAnsi" w:hAnsiTheme="minorHAnsi" w:cstheme="minorHAnsi"/>
         </w:rPr>
         <w:t xml:space="preserve"> </w:t>
       </w:r>
     </w:p>
     <w:tbl>
       <w:tblPr>
-        <w:tblW w:w="9790" w:type="dxa"/>
-        <w:jc w:val="left"/>
+        <w:tblW w:w="10178" w:type="dxa"/>
         <w:tblInd w:w="108" w:type="dxa"/>
         <w:tblLayout w:type="fixed"/>
         <w:tblCellMar>
@@ -112,60 +103,64 @@
           <w:bottom w:w="80" w:type="dxa"/>
           <w:right w:w="80" w:type="dxa"/>
         </w:tblCellMar>
+        <w:tblLook w:val="0000" w:firstRow="0" w:lastRow="0" w:firstColumn="0" w:lastColumn="0" w:noHBand="0" w:noVBand="0"/>
       </w:tblPr>
       <w:tblGrid>
         <w:gridCol w:w="6146"/>
         <w:gridCol w:w="1822"/>
-        <w:gridCol w:w="1822"/>
+        <w:gridCol w:w="2210"/>
       </w:tblGrid>
       <w:tr>
         <w:trPr>
-          <w:trHeight w:val="462" w:hRule="atLeast"/>
+          <w:trHeight w:val="462"/>
         </w:trPr>
         <w:tc>
           <w:tcPr>
             <w:tcW w:w="6146" w:type="dxa"/>
-            <w:tcBorders/>
-          </w:tcPr>
-          <w:p>
-            <w:pPr>
-              <w:pStyle w:val="Normal"/>
-              <w:rPr>
-                <w:rFonts w:ascii="Arial" w:hAnsi="Arial"/>
-                <w:sz w:val="24"/>
-                <w:szCs w:val="24"/>
-              </w:rPr>
-            </w:pPr>
-            <w:r>
-              <w:rPr>
-                <w:rFonts w:ascii="Arial" w:hAnsi="Arial"/>
-                <w:sz w:val="24"/>
-                <w:szCs w:val="24"/>
-              </w:rPr>
-              <w:t>{{address?}}</w:t>
+          </w:tcPr>
+          <w:p>
+            <w:pPr>
+              <w:rPr>
+                <w:rFonts w:asciiTheme="minorHAnsi" w:hAnsiTheme="minorHAnsi" w:cstheme="minorHAnsi"/>
+              </w:rPr>
+            </w:pPr>
+            <w:r>
+              <w:rPr>
+                <w:rFonts w:asciiTheme="minorHAnsi" w:hAnsiTheme="minorHAnsi" w:cstheme="minorHAnsi"/>
+              </w:rPr>
+              <w:t>{{</w:t>
+            </w:r>
+            <w:proofErr w:type="spellStart"/>
+            <w:r>
+              <w:rPr>
+                <w:rFonts w:asciiTheme="minorHAnsi" w:hAnsiTheme="minorHAnsi" w:cstheme="minorHAnsi"/>
+              </w:rPr>
+              <w:t>address</w:t>
+            </w:r>
+            <w:proofErr w:type="spellEnd"/>
+            <w:r>
+              <w:rPr>
+                <w:rFonts w:asciiTheme="minorHAnsi" w:hAnsiTheme="minorHAnsi" w:cstheme="minorHAnsi"/>
+              </w:rPr>
+              <w:t>?}}</w:t>
             </w:r>
           </w:p>
         </w:tc>
         <w:tc>
           <w:tcPr>
             <w:tcW w:w="1822" w:type="dxa"/>
-            <w:tcBorders/>
-          </w:tcPr>
-          <w:p>
-            <w:pPr>
-              <w:pStyle w:val="BodyText"/>
+          </w:tcPr>
+          <w:p>
+            <w:pPr>
+              <w:pStyle w:val="a0"/>
               <w:jc w:val="right"/>
               <w:rPr>
-                <w:rFonts w:ascii="Arial" w:hAnsi="Arial"/>
-                <w:sz w:val="24"/>
-                <w:szCs w:val="24"/>
-              </w:rPr>
-            </w:pPr>
-            <w:r>
-              <w:rPr>
-                <w:rFonts w:cs="Verdana" w:ascii="Arial" w:hAnsi="Arial"/>
-                <w:sz w:val="24"/>
-                <w:szCs w:val="24"/>
+                <w:rFonts w:asciiTheme="minorHAnsi" w:hAnsiTheme="minorHAnsi" w:cstheme="minorHAnsi"/>
+              </w:rPr>
+            </w:pPr>
+            <w:r>
+              <w:rPr>
+                <w:rFonts w:asciiTheme="minorHAnsi" w:hAnsiTheme="minorHAnsi" w:cstheme="minorHAnsi"/>
               </w:rPr>
               <w:t>Дата:</w:t>
             </w:r>
@@ -173,55 +168,71 @@
         </w:tc>
         <w:tc>
           <w:tcPr>
-            <w:tcW w:w="1822" w:type="dxa"/>
-            <w:tcBorders/>
-          </w:tcPr>
-          <w:p>
-            <w:pPr>
-              <w:pStyle w:val="Normal"/>
-              <w:rPr>
-                <w:rFonts w:ascii="Arial" w:hAnsi="Arial"/>
-                <w:sz w:val="24"/>
-                <w:szCs w:val="24"/>
-              </w:rPr>
-            </w:pPr>
-            <w:r>
-              <w:rPr>
-                <w:rFonts w:ascii="Arial" w:hAnsi="Arial"/>
-                <w:sz w:val="24"/>
-                <w:szCs w:val="24"/>
-              </w:rPr>
-              <w:t>{{report_date}} г.</w:t>
+            <w:tcW w:w="2210" w:type="dxa"/>
+          </w:tcPr>
+          <w:p>
+            <w:pPr>
+              <w:rPr>
+                <w:rFonts w:asciiTheme="minorHAnsi" w:hAnsiTheme="minorHAnsi" w:cstheme="minorHAnsi"/>
+              </w:rPr>
+            </w:pPr>
+            <w:r>
+              <w:rPr>
+                <w:rFonts w:asciiTheme="minorHAnsi" w:hAnsiTheme="minorHAnsi" w:cstheme="minorHAnsi"/>
+              </w:rPr>
+              <w:t>{{</w:t>
+            </w:r>
+            <w:proofErr w:type="spellStart"/>
+            <w:r>
+              <w:rPr>
+                <w:rFonts w:asciiTheme="minorHAnsi" w:hAnsiTheme="minorHAnsi" w:cstheme="minorHAnsi"/>
+              </w:rPr>
+              <w:t>report_date</w:t>
+            </w:r>
+            <w:proofErr w:type="spellEnd"/>
+            <w:r>
+              <w:rPr>
+                <w:rFonts w:asciiTheme="minorHAnsi" w:hAnsiTheme="minorHAnsi" w:cstheme="minorHAnsi"/>
+              </w:rPr>
+              <w:t>}} г.</w:t>
             </w:r>
           </w:p>
         </w:tc>
       </w:tr>
       <w:tr>
         <w:trPr>
-          <w:trHeight w:val="530" w:hRule="atLeast"/>
+          <w:trHeight w:val="530"/>
         </w:trPr>
         <w:tc>
           <w:tcPr>
-            <w:tcW w:w="9790" w:type="dxa"/>
+            <w:tcW w:w="10178" w:type="dxa"/>
             <w:gridSpan w:val="3"/>
-            <w:tcBorders/>
-          </w:tcPr>
-          <w:p>
-            <w:pPr>
-              <w:pStyle w:val="Normal"/>
-              <w:rPr>
-                <w:rFonts w:ascii="Arial" w:hAnsi="Arial"/>
-                <w:sz w:val="24"/>
-                <w:szCs w:val="24"/>
-              </w:rPr>
-            </w:pPr>
-            <w:r>
-              <w:rPr>
-                <w:rFonts w:ascii="Arial" w:hAnsi="Arial"/>
-                <w:sz w:val="24"/>
-                <w:szCs w:val="24"/>
-              </w:rPr>
-              <w:t>Проект: {{project_title}}</w:t>
+          </w:tcPr>
+          <w:p>
+            <w:pPr>
+              <w:rPr>
+                <w:rFonts w:asciiTheme="minorHAnsi" w:hAnsiTheme="minorHAnsi" w:cstheme="minorHAnsi"/>
+              </w:rPr>
+            </w:pPr>
+            <w:r>
+              <w:rPr>
+                <w:rFonts w:asciiTheme="minorHAnsi" w:hAnsiTheme="minorHAnsi" w:cstheme="minorHAnsi"/>
+              </w:rPr>
+              <w:t>Проект: {{</w:t>
+            </w:r>
+            <w:proofErr w:type="spellStart"/>
+            <w:r>
+              <w:rPr>
+                <w:rFonts w:asciiTheme="minorHAnsi" w:hAnsiTheme="minorHAnsi" w:cstheme="minorHAnsi"/>
+              </w:rPr>
+              <w:t>project_title</w:t>
+            </w:r>
+            <w:proofErr w:type="spellEnd"/>
+            <w:r>
+              <w:rPr>
+                <w:rFonts w:asciiTheme="minorHAnsi" w:hAnsiTheme="minorHAnsi" w:cstheme="minorHAnsi"/>
+              </w:rPr>
+              <w:t>}}</w:t>
             </w:r>
           </w:p>
         </w:tc>
@@ -229,41 +240,26 @@
     </w:tbl>
     <w:p>
       <w:pPr>
-        <w:pStyle w:val="BodyText"/>
-        <w:widowControl w:val="false"/>
-        <w:rPr>
-          <w:rFonts w:ascii="Arial" w:hAnsi="Arial"/>
+        <w:pStyle w:val="a0"/>
+        <w:widowControl w:val="0"/>
+        <w:rPr>
+          <w:rFonts w:asciiTheme="minorHAnsi" w:hAnsiTheme="minorHAnsi" w:cstheme="minorHAnsi"/>
           <w:b/>
           <w:bCs/>
-          <w:sz w:val="24"/>
-          <w:szCs w:val="24"/>
-        </w:rPr>
-      </w:pPr>
-      <w:r>
-        <w:rPr>
-          <w:rFonts w:ascii="Arial" w:hAnsi="Arial"/>
-          <w:b/>
-          <w:bCs/>
-          <w:sz w:val="24"/>
-          <w:szCs w:val="24"/>
-        </w:rPr>
-      </w:r>
+        </w:rPr>
+      </w:pPr>
     </w:p>
     <w:p>
       <w:pPr>
-        <w:pStyle w:val="BodyText"/>
-        <w:spacing w:before="120" w:after="0"/>
-        <w:rPr>
-          <w:rFonts w:ascii="Arial" w:hAnsi="Arial"/>
-          <w:sz w:val="24"/>
-          <w:szCs w:val="24"/>
-        </w:rPr>
-      </w:pPr>
-      <w:r>
-        <w:rPr>
-          <w:rFonts w:cs="Verdana" w:ascii="Arial" w:hAnsi="Arial"/>
-          <w:sz w:val="24"/>
-          <w:szCs w:val="24"/>
+        <w:pStyle w:val="a0"/>
+        <w:spacing w:before="120"/>
+        <w:rPr>
+          <w:rFonts w:asciiTheme="minorHAnsi" w:hAnsiTheme="minorHAnsi" w:cstheme="minorHAnsi"/>
+        </w:rPr>
+      </w:pPr>
+      <w:r>
+        <w:rPr>
+          <w:rFonts w:asciiTheme="minorHAnsi" w:hAnsiTheme="minorHAnsi" w:cstheme="minorHAnsi"/>
         </w:rPr>
         <w:t>Комиссия в составе:</w:t>
       </w:r>
@@ -271,7 +267,6 @@
     <w:tbl>
       <w:tblPr>
         <w:tblW w:w="5000" w:type="pct"/>
-        <w:jc w:val="left"/>
         <w:tblInd w:w="55" w:type="dxa"/>
         <w:tblLayout w:type="fixed"/>
         <w:tblCellMar>
@@ -280,77 +275,106 @@
           <w:bottom w:w="55" w:type="dxa"/>
           <w:right w:w="55" w:type="dxa"/>
         </w:tblCellMar>
+        <w:tblLook w:val="0000" w:firstRow="0" w:lastRow="0" w:firstColumn="0" w:lastColumn="0" w:noHBand="0" w:noVBand="0"/>
       </w:tblPr>
       <w:tblGrid>
         <w:gridCol w:w="4897"/>
         <w:gridCol w:w="4899"/>
       </w:tblGrid>
       <w:tr>
-        <w:trPr/>
         <w:tc>
           <w:tcPr>
             <w:tcW w:w="4897" w:type="dxa"/>
-            <w:tcBorders/>
           </w:tcPr>
           <w:p>
             <w:pPr>
               <w:pStyle w:val="TableContents"/>
-              <w:jc w:val="left"/>
-              <w:rPr>
-                <w:rFonts w:ascii="Arial" w:hAnsi="Arial"/>
-                <w:sz w:val="24"/>
-                <w:szCs w:val="24"/>
-              </w:rPr>
-            </w:pPr>
-            <w:r>
-              <w:rPr>
-                <w:rFonts w:ascii="Arial" w:hAnsi="Arial"/>
-                <w:sz w:val="24"/>
-                <w:szCs w:val="24"/>
-              </w:rPr>
-              <w:t>От {{commission.organization}}</w:t>
+              <w:rPr>
+                <w:rFonts w:asciiTheme="minorHAnsi" w:hAnsiTheme="minorHAnsi" w:cstheme="minorHAnsi"/>
+                <w:lang w:val="en-US"/>
+              </w:rPr>
+            </w:pPr>
+            <w:r>
+              <w:rPr>
+                <w:rFonts w:asciiTheme="minorHAnsi" w:hAnsiTheme="minorHAnsi" w:cstheme="minorHAnsi"/>
+              </w:rPr>
+              <w:t>От</w:t>
+            </w:r>
+            <w:r>
+              <w:rPr>
+                <w:rFonts w:asciiTheme="minorHAnsi" w:hAnsiTheme="minorHAnsi" w:cstheme="minorHAnsi"/>
+                <w:lang w:val="en-US"/>
+              </w:rPr>
+              <w:t xml:space="preserve"> {{</w:t>
+            </w:r>
+            <w:proofErr w:type="spellStart"/>
+            <w:proofErr w:type="gramStart"/>
+            <w:r>
+              <w:rPr>
+                <w:rFonts w:asciiTheme="minorHAnsi" w:hAnsiTheme="minorHAnsi" w:cstheme="minorHAnsi"/>
+                <w:lang w:val="en-US"/>
+              </w:rPr>
+              <w:t>commission.organization</w:t>
+            </w:r>
+            <w:proofErr w:type="spellEnd"/>
+            <w:proofErr w:type="gramEnd"/>
+            <w:r>
+              <w:rPr>
+                <w:rFonts w:asciiTheme="minorHAnsi" w:hAnsiTheme="minorHAnsi" w:cstheme="minorHAnsi"/>
+                <w:lang w:val="en-US"/>
+              </w:rPr>
+              <w:t>}}</w:t>
+            </w:r>
+            <w:r>
+              <w:rPr>
+                <w:rFonts w:asciiTheme="minorHAnsi" w:hAnsiTheme="minorHAnsi" w:cstheme="minorHAnsi"/>
+                <w:lang w:val="en-US"/>
+              </w:rPr>
               <w:br/>
-              <w:t>- {{commission.position}}</w:t>
+              <w:t>- {{</w:t>
+            </w:r>
+            <w:proofErr w:type="spellStart"/>
+            <w:r>
+              <w:rPr>
+                <w:rFonts w:asciiTheme="minorHAnsi" w:hAnsiTheme="minorHAnsi" w:cstheme="minorHAnsi"/>
+                <w:lang w:val="en-US"/>
+              </w:rPr>
+              <w:t>commission.position</w:t>
+            </w:r>
+            <w:proofErr w:type="spellEnd"/>
+            <w:r>
+              <w:rPr>
+                <w:rFonts w:asciiTheme="minorHAnsi" w:hAnsiTheme="minorHAnsi" w:cstheme="minorHAnsi"/>
+                <w:lang w:val="en-US"/>
+              </w:rPr>
+              <w:t>}}</w:t>
             </w:r>
           </w:p>
         </w:tc>
         <w:tc>
           <w:tcPr>
             <w:tcW w:w="4899" w:type="dxa"/>
-            <w:tcBorders/>
           </w:tcPr>
           <w:p>
             <w:pPr>
               <w:pStyle w:val="TableContents"/>
               <w:rPr>
-                <w:rFonts w:ascii="Arial" w:hAnsi="Arial"/>
-                <w:sz w:val="24"/>
-                <w:szCs w:val="24"/>
-              </w:rPr>
-            </w:pPr>
-            <w:r>
-              <w:rPr>
-                <w:rFonts w:ascii="Arial" w:hAnsi="Arial"/>
-                <w:sz w:val="24"/>
-                <w:szCs w:val="24"/>
-              </w:rPr>
-            </w:r>
+                <w:rFonts w:asciiTheme="minorHAnsi" w:hAnsiTheme="minorHAnsi" w:cstheme="minorHAnsi"/>
+                <w:lang w:val="en-US"/>
+              </w:rPr>
+            </w:pPr>
           </w:p>
           <w:p>
             <w:pPr>
               <w:pStyle w:val="TableContents"/>
               <w:jc w:val="right"/>
               <w:rPr>
-                <w:rFonts w:ascii="Arial" w:hAnsi="Arial"/>
-                <w:sz w:val="24"/>
-                <w:szCs w:val="24"/>
-              </w:rPr>
-            </w:pPr>
-            <w:r>
-              <w:rPr>
-                <w:rFonts w:ascii="Arial" w:hAnsi="Arial"/>
-                <w:sz w:val="24"/>
-                <w:szCs w:val="24"/>
+                <w:rFonts w:asciiTheme="minorHAnsi" w:hAnsiTheme="minorHAnsi" w:cstheme="minorHAnsi"/>
+              </w:rPr>
+            </w:pPr>
+            <w:r>
+              <w:rPr>
+                <w:rFonts w:asciiTheme="minorHAnsi" w:hAnsiTheme="minorHAnsi" w:cstheme="minorHAnsi"/>
               </w:rPr>
               <w:t>{{commission.name}}</w:t>
             </w:r>
@@ -360,556 +384,507 @@
     </w:tbl>
     <w:p>
       <w:pPr>
-        <w:pStyle w:val="BodyText"/>
-        <w:spacing w:before="120" w:after="0"/>
-        <w:rPr>
-          <w:rFonts w:ascii="Arial" w:hAnsi="Arial" w:cs="Verdana"/>
-          <w:sz w:val="24"/>
-          <w:szCs w:val="24"/>
-        </w:rPr>
-      </w:pPr>
-      <w:r>
-        <w:rPr>
-          <w:rFonts w:cs="Verdana" w:ascii="Arial" w:hAnsi="Arial"/>
-          <w:sz w:val="24"/>
-          <w:szCs w:val="24"/>
-        </w:rPr>
-      </w:r>
+        <w:pStyle w:val="a0"/>
+        <w:spacing w:before="120"/>
+        <w:rPr>
+          <w:rFonts w:asciiTheme="minorHAnsi" w:hAnsiTheme="minorHAnsi" w:cstheme="minorHAnsi"/>
+        </w:rPr>
+      </w:pPr>
     </w:p>
     <w:p>
       <w:pPr>
-        <w:pStyle w:val="BodyText"/>
-        <w:spacing w:before="120" w:after="0"/>
-        <w:rPr>
-          <w:rFonts w:ascii="Arial" w:hAnsi="Arial" w:cs="Verdana"/>
-          <w:sz w:val="24"/>
-          <w:szCs w:val="24"/>
-        </w:rPr>
-      </w:pPr>
-      <w:r>
-        <w:rPr>
-          <w:rFonts w:cs="Verdana" w:ascii="Arial" w:hAnsi="Arial"/>
-          <w:sz w:val="24"/>
-          <w:szCs w:val="24"/>
-        </w:rPr>
-      </w:r>
+        <w:pStyle w:val="a0"/>
+        <w:spacing w:after="120"/>
+        <w:rPr>
+          <w:rFonts w:asciiTheme="minorHAnsi" w:eastAsia="Verdana" w:hAnsiTheme="minorHAnsi" w:cstheme="minorHAnsi"/>
+          <w:lang w:val="en-US"/>
+        </w:rPr>
+      </w:pPr>
     </w:p>
     <w:p>
       <w:pPr>
-        <w:pStyle w:val="BodyText"/>
-        <w:rPr>
-          <w:rFonts w:ascii="Arial" w:hAnsi="Arial" w:cs="Verdana"/>
-          <w:color w:val="000000"/>
-          <w:sz w:val="24"/>
-          <w:szCs w:val="24"/>
-        </w:rPr>
-      </w:pPr>
-      <w:r>
-        <w:rPr>
-          <w:rFonts w:cs="Verdana" w:ascii="Arial" w:hAnsi="Arial"/>
-          <w:color w:val="000000"/>
-          <w:sz w:val="24"/>
-          <w:szCs w:val="24"/>
-        </w:rPr>
+        <w:pStyle w:val="a0"/>
+        <w:spacing w:after="120"/>
+        <w:jc w:val="both"/>
+        <w:rPr>
+          <w:rFonts w:asciiTheme="minorHAnsi" w:hAnsiTheme="minorHAnsi" w:cstheme="minorHAnsi"/>
+        </w:rPr>
+      </w:pPr>
+      <w:r>
+        <w:rPr>
+          <w:rFonts w:asciiTheme="minorHAnsi" w:hAnsiTheme="minorHAnsi" w:cstheme="minorHAnsi"/>
+        </w:rPr>
+        <w:t>В период {{</w:t>
+      </w:r>
+      <w:proofErr w:type="spellStart"/>
+      <w:r>
+        <w:rPr>
+          <w:rFonts w:asciiTheme="minorHAnsi" w:hAnsiTheme="minorHAnsi" w:cstheme="minorHAnsi"/>
+        </w:rPr>
+        <w:t>work_period</w:t>
+      </w:r>
+      <w:proofErr w:type="spellEnd"/>
+      <w:r>
+        <w:rPr>
+          <w:rFonts w:asciiTheme="minorHAnsi" w:hAnsiTheme="minorHAnsi" w:cstheme="minorHAnsi"/>
+        </w:rPr>
+        <w:t>?}} на территории предприятия {{</w:t>
+      </w:r>
+      <w:proofErr w:type="spellStart"/>
+      <w:r>
+        <w:rPr>
+          <w:rFonts w:asciiTheme="minorHAnsi" w:hAnsiTheme="minorHAnsi" w:cstheme="minorHAnsi"/>
+        </w:rPr>
+        <w:t>contractor_title</w:t>
+      </w:r>
+      <w:proofErr w:type="spellEnd"/>
+      <w:r>
+        <w:rPr>
+          <w:rFonts w:asciiTheme="minorHAnsi" w:hAnsiTheme="minorHAnsi" w:cstheme="minorHAnsi"/>
+        </w:rPr>
+        <w:t>?}} выполнен комплекс работ по опытному нанесению антикоррозионных материалов Litum на металлические поверхности с целью:</w:t>
       </w:r>
     </w:p>
     <w:p>
       <w:pPr>
-        <w:pStyle w:val="BodyText"/>
-        <w:rPr>
-          <w:rFonts w:ascii="Arial" w:hAnsi="Arial" w:cs="Verdana"/>
-          <w:color w:val="000000"/>
-          <w:sz w:val="24"/>
-          <w:szCs w:val="24"/>
-        </w:rPr>
-      </w:pPr>
-      <w:r>
-        <w:rPr>
-          <w:rFonts w:cs="Verdana" w:ascii="Arial" w:hAnsi="Arial"/>
-          <w:color w:val="000000"/>
-          <w:sz w:val="24"/>
-          <w:szCs w:val="24"/>
-        </w:rPr>
-      </w:r>
-    </w:p>
-    <w:p>
-      <w:pPr>
-        <w:pStyle w:val="BodyText"/>
-        <w:rPr>
-          <w:rFonts w:ascii="Arial" w:hAnsi="Arial" w:cs="Verdana"/>
-          <w:color w:val="000000"/>
-          <w:sz w:val="24"/>
-          <w:szCs w:val="24"/>
-        </w:rPr>
-      </w:pPr>
-      <w:r>
-        <w:rPr>
-          <w:rFonts w:cs="Verdana" w:ascii="Arial" w:hAnsi="Arial"/>
-          <w:color w:val="000000"/>
-          <w:sz w:val="24"/>
-          <w:szCs w:val="24"/>
-        </w:rPr>
-      </w:r>
-    </w:p>
-    <w:p>
-      <w:pPr>
-        <w:pStyle w:val="BodyText"/>
-        <w:rPr>
-          <w:rFonts w:ascii="Arial" w:hAnsi="Arial" w:cs="Verdana"/>
-          <w:sz w:val="24"/>
-          <w:szCs w:val="24"/>
-        </w:rPr>
-      </w:pPr>
-      <w:r>
-        <w:rPr>
-          <w:rFonts w:cs="Verdana" w:ascii="Arial" w:hAnsi="Arial"/>
-          <w:sz w:val="24"/>
-          <w:szCs w:val="24"/>
-        </w:rPr>
-      </w:r>
-    </w:p>
-    <w:p>
-      <w:pPr>
-        <w:pStyle w:val="BodyText"/>
-        <w:rPr>
-          <w:rFonts w:ascii="Arial" w:hAnsi="Arial" w:cs="Verdana"/>
-          <w:color w:val="000000"/>
-          <w:sz w:val="24"/>
-          <w:szCs w:val="24"/>
-        </w:rPr>
-      </w:pPr>
-      <w:r>
-        <w:rPr>
-          <w:rFonts w:cs="Verdana" w:ascii="Arial" w:hAnsi="Arial"/>
-          <w:color w:val="000000"/>
-          <w:sz w:val="24"/>
-          <w:szCs w:val="24"/>
-        </w:rPr>
-      </w:r>
-    </w:p>
-    <w:p>
-      <w:pPr>
-        <w:pStyle w:val="BodyText"/>
-        <w:rPr>
-          <w:rFonts w:ascii="Arial" w:hAnsi="Arial" w:eastAsia="Verdana" w:cs="Verdana"/>
-          <w:sz w:val="24"/>
-          <w:szCs w:val="24"/>
-        </w:rPr>
-      </w:pPr>
-      <w:r>
-        <w:rPr>
-          <w:rFonts w:eastAsia="Verdana" w:cs="Verdana" w:ascii="Arial" w:hAnsi="Arial"/>
-          <w:sz w:val="24"/>
-          <w:szCs w:val="24"/>
-        </w:rPr>
-      </w:r>
-    </w:p>
-    <w:p>
-      <w:pPr>
-        <w:pStyle w:val="BodyText"/>
-        <w:spacing w:before="0" w:after="120"/>
-        <w:rPr>
-          <w:rFonts w:ascii="Arial" w:hAnsi="Arial" w:eastAsia="Verdana" w:cs="Verdana"/>
-          <w:sz w:val="24"/>
-          <w:szCs w:val="24"/>
-        </w:rPr>
-      </w:pPr>
-      <w:r>
-        <w:rPr>
-          <w:rFonts w:eastAsia="Verdana" w:cs="Verdana" w:ascii="Arial" w:hAnsi="Arial"/>
-          <w:sz w:val="24"/>
-          <w:szCs w:val="24"/>
-        </w:rPr>
-      </w:r>
-    </w:p>
-    <w:p>
-      <w:pPr>
-        <w:pStyle w:val="BodyText"/>
-        <w:spacing w:before="0" w:after="120"/>
-        <w:jc w:val="both"/>
-        <w:rPr>
-          <w:rFonts w:ascii="Arial" w:hAnsi="Arial"/>
-          <w:sz w:val="24"/>
-          <w:szCs w:val="24"/>
-        </w:rPr>
-      </w:pPr>
-      <w:r>
-        <w:rPr>
-          <w:rFonts w:cs="Verdana" w:ascii="Arial" w:hAnsi="Arial"/>
-          <w:sz w:val="24"/>
-          <w:szCs w:val="24"/>
-        </w:rPr>
-        <w:t>В период {{work_period?}} на территории предприятия {{contractor_title?}} выполнен комплекс работ по опытному нанесению антикоррозионных материалов Litum на металлические поверхности с целью:</w:t>
-      </w:r>
-    </w:p>
-    <w:p>
-      <w:pPr>
-        <w:pStyle w:val="BodyText"/>
+        <w:pStyle w:val="a0"/>
         <w:numPr>
           <w:ilvl w:val="0"/>
           <w:numId w:val="2"/>
         </w:numPr>
         <w:tabs>
-          <w:tab w:val="clear" w:pos="709"/>
-          <w:tab w:val="left" w:pos="284" w:leader="none"/>
+          <w:tab w:val="left" w:pos="284"/>
         </w:tabs>
-        <w:spacing w:before="0" w:after="120"/>
-        <w:ind w:hanging="0" w:left="0" w:right="0"/>
+        <w:spacing w:after="120"/>
+        <w:ind w:left="0" w:firstLine="0"/>
         <w:jc w:val="both"/>
         <w:rPr>
-          <w:rFonts w:ascii="Arial" w:hAnsi="Arial"/>
-          <w:sz w:val="24"/>
-          <w:szCs w:val="24"/>
-        </w:rPr>
-      </w:pPr>
-      <w:r>
-        <w:rPr>
-          <w:rFonts w:cs="Verdana" w:ascii="Arial" w:hAnsi="Arial"/>
-          <w:sz w:val="24"/>
-          <w:szCs w:val="24"/>
-        </w:rPr>
-        <w:t>Проверки соответствия материалов производства ООО «Литум» техническим характеристикам, заявленным производителем</w:t>
-      </w:r>
-      <w:r>
-        <w:rPr>
-          <w:rFonts w:cs="Verdana" w:ascii="Arial" w:hAnsi="Arial"/>
-          <w:sz w:val="24"/>
-          <w:szCs w:val="24"/>
-        </w:rPr>
-        <w:t>.</w:t>
+          <w:rFonts w:asciiTheme="minorHAnsi" w:hAnsiTheme="minorHAnsi" w:cstheme="minorHAnsi"/>
+        </w:rPr>
+      </w:pPr>
+      <w:r>
+        <w:rPr>
+          <w:rFonts w:asciiTheme="minorHAnsi" w:hAnsiTheme="minorHAnsi" w:cstheme="minorHAnsi"/>
+        </w:rPr>
+        <w:t>Проверки соответствия материалов производства ООО «Литум» техническим характеристикам, заявленным производителем.</w:t>
       </w:r>
     </w:p>
     <w:p>
       <w:pPr>
-        <w:pStyle w:val="BodyText"/>
+        <w:pStyle w:val="a0"/>
         <w:numPr>
           <w:ilvl w:val="0"/>
           <w:numId w:val="2"/>
         </w:numPr>
         <w:tabs>
-          <w:tab w:val="clear" w:pos="709"/>
-          <w:tab w:val="left" w:pos="284" w:leader="none"/>
+          <w:tab w:val="left" w:pos="284"/>
         </w:tabs>
-        <w:spacing w:before="0" w:after="120"/>
-        <w:ind w:hanging="0" w:left="0" w:right="0"/>
+        <w:spacing w:after="120"/>
+        <w:ind w:left="0" w:firstLine="0"/>
         <w:jc w:val="both"/>
         <w:rPr>
-          <w:rFonts w:ascii="Arial" w:hAnsi="Arial"/>
-          <w:sz w:val="24"/>
-          <w:szCs w:val="24"/>
-        </w:rPr>
-      </w:pPr>
-      <w:r>
-        <w:rPr>
-          <w:rFonts w:cs="Verdana" w:ascii="Arial" w:hAnsi="Arial"/>
-          <w:sz w:val="24"/>
-          <w:szCs w:val="24"/>
-        </w:rPr>
-        <w:t xml:space="preserve">Контроля качества выполнения работ по антикоррозионной защите металлоконструкций персоналом {{contractor_title?}} </w:t>
+          <w:rFonts w:asciiTheme="minorHAnsi" w:hAnsiTheme="minorHAnsi" w:cstheme="minorHAnsi"/>
+        </w:rPr>
+      </w:pPr>
+      <w:r>
+        <w:rPr>
+          <w:rFonts w:asciiTheme="minorHAnsi" w:hAnsiTheme="minorHAnsi" w:cstheme="minorHAnsi"/>
+        </w:rPr>
+        <w:t>Контроля качества выполнения работ по антикоррозионной защите металлоконструкций персоналом {{</w:t>
+      </w:r>
+      <w:proofErr w:type="spellStart"/>
+      <w:r>
+        <w:rPr>
+          <w:rFonts w:asciiTheme="minorHAnsi" w:hAnsiTheme="minorHAnsi" w:cstheme="minorHAnsi"/>
+        </w:rPr>
+        <w:t>contractor_title</w:t>
+      </w:r>
+      <w:proofErr w:type="spellEnd"/>
+      <w:r>
+        <w:rPr>
+          <w:rFonts w:asciiTheme="minorHAnsi" w:hAnsiTheme="minorHAnsi" w:cstheme="minorHAnsi"/>
+        </w:rPr>
+        <w:t xml:space="preserve">?}} </w:t>
       </w:r>
     </w:p>
     <w:p>
       <w:pPr>
-        <w:pStyle w:val="BodyText"/>
+        <w:pStyle w:val="a0"/>
         <w:jc w:val="both"/>
         <w:rPr>
-          <w:rFonts w:ascii="Arial" w:hAnsi="Arial"/>
-          <w:sz w:val="24"/>
-          <w:szCs w:val="24"/>
-        </w:rPr>
-      </w:pPr>
-      <w:r>
-        <w:rPr>
-          <w:rFonts w:cs="Verdana" w:ascii="Arial" w:hAnsi="Arial"/>
+          <w:rFonts w:asciiTheme="minorHAnsi" w:hAnsiTheme="minorHAnsi" w:cstheme="minorHAnsi"/>
+        </w:rPr>
+      </w:pPr>
+      <w:r>
+        <w:rPr>
+          <w:rFonts w:asciiTheme="minorHAnsi" w:hAnsiTheme="minorHAnsi" w:cstheme="minorHAnsi"/>
           <w:b/>
           <w:bCs/>
-          <w:sz w:val="24"/>
-          <w:szCs w:val="24"/>
         </w:rPr>
         <w:t xml:space="preserve">Тип окрашиваемой поверхности: </w:t>
       </w:r>
     </w:p>
     <w:p>
       <w:pPr>
-        <w:pStyle w:val="BodyText"/>
-        <w:rPr>
-          <w:rFonts w:ascii="Arial" w:hAnsi="Arial"/>
-          <w:sz w:val="24"/>
-          <w:szCs w:val="24"/>
-        </w:rPr>
-      </w:pPr>
-      <w:r>
-        <w:rPr>
-          <w:rFonts w:cs="Verdana" w:ascii="Arial" w:hAnsi="Arial"/>
-          <w:color w:val="000000"/>
-          <w:sz w:val="24"/>
-          <w:szCs w:val="24"/>
-        </w:rPr>
-        <w:t>{{control_area_description}}</w:t>
+        <w:pStyle w:val="a0"/>
+        <w:rPr>
+          <w:rFonts w:asciiTheme="minorHAnsi" w:hAnsiTheme="minorHAnsi" w:cstheme="minorHAnsi"/>
+        </w:rPr>
+      </w:pPr>
+      <w:r>
+        <w:rPr>
+          <w:rFonts w:asciiTheme="minorHAnsi" w:hAnsiTheme="minorHAnsi" w:cstheme="minorHAnsi"/>
+        </w:rPr>
+        <w:t>{{</w:t>
+      </w:r>
+      <w:proofErr w:type="spellStart"/>
+      <w:r>
+        <w:rPr>
+          <w:rFonts w:asciiTheme="minorHAnsi" w:hAnsiTheme="minorHAnsi" w:cstheme="minorHAnsi"/>
+        </w:rPr>
+        <w:t>control_area_description</w:t>
+      </w:r>
+      <w:proofErr w:type="spellEnd"/>
+      <w:r>
+        <w:rPr>
+          <w:rFonts w:asciiTheme="minorHAnsi" w:hAnsiTheme="minorHAnsi" w:cstheme="minorHAnsi"/>
+        </w:rPr>
+        <w:t>}}</w:t>
       </w:r>
     </w:p>
     <w:p>
       <w:pPr>
-        <w:pStyle w:val="BodyText"/>
-        <w:spacing w:before="0" w:after="120"/>
+        <w:pStyle w:val="a0"/>
+        <w:spacing w:after="120"/>
         <w:jc w:val="both"/>
         <w:rPr>
-          <w:rFonts w:ascii="Arial" w:hAnsi="Arial" w:eastAsia="Verdana" w:cs="Verdana"/>
-          <w:color w:val="000000"/>
-          <w:sz w:val="24"/>
-          <w:szCs w:val="24"/>
-        </w:rPr>
-      </w:pPr>
-      <w:r>
-        <w:rPr>
-          <w:rFonts w:eastAsia="Verdana" w:cs="Verdana" w:ascii="Arial" w:hAnsi="Arial"/>
-          <w:color w:val="000000"/>
-          <w:sz w:val="24"/>
-          <w:szCs w:val="24"/>
-        </w:rPr>
-      </w:r>
+          <w:rFonts w:asciiTheme="minorHAnsi" w:eastAsia="Verdana" w:hAnsiTheme="minorHAnsi" w:cstheme="minorHAnsi"/>
+        </w:rPr>
+      </w:pPr>
     </w:p>
     <w:p>
       <w:pPr>
-        <w:pStyle w:val="BodyText"/>
-        <w:spacing w:before="0" w:after="120"/>
+        <w:pStyle w:val="a0"/>
+        <w:spacing w:after="120"/>
         <w:jc w:val="both"/>
         <w:rPr>
-          <w:rFonts w:ascii="Arial" w:hAnsi="Arial"/>
-          <w:sz w:val="24"/>
-          <w:szCs w:val="24"/>
-        </w:rPr>
-      </w:pPr>
-      <w:r>
-        <w:rPr>
-          <w:rFonts w:cs="Verdana" w:ascii="Arial" w:hAnsi="Arial"/>
+          <w:rFonts w:asciiTheme="minorHAnsi" w:hAnsiTheme="minorHAnsi" w:cstheme="minorHAnsi"/>
+        </w:rPr>
+      </w:pPr>
+      <w:r>
+        <w:rPr>
+          <w:rFonts w:asciiTheme="minorHAnsi" w:hAnsiTheme="minorHAnsi" w:cstheme="minorHAnsi"/>
           <w:b/>
           <w:bCs/>
-          <w:sz w:val="24"/>
-          <w:szCs w:val="24"/>
-        </w:rPr>
-        <w:t>Место нанесения покрытия: Территория {{contractor_title?}}, малярный участок.</w:t>
+        </w:rPr>
+        <w:t>Место нанесения покрытия: Территория {{</w:t>
+      </w:r>
+      <w:proofErr w:type="spellStart"/>
+      <w:r>
+        <w:rPr>
+          <w:rFonts w:asciiTheme="minorHAnsi" w:hAnsiTheme="minorHAnsi" w:cstheme="minorHAnsi"/>
+          <w:b/>
+          <w:bCs/>
+        </w:rPr>
+        <w:t>contractor_title</w:t>
+      </w:r>
+      <w:proofErr w:type="spellEnd"/>
+      <w:r>
+        <w:rPr>
+          <w:rFonts w:asciiTheme="minorHAnsi" w:hAnsiTheme="minorHAnsi" w:cstheme="minorHAnsi"/>
+          <w:b/>
+          <w:bCs/>
+        </w:rPr>
+        <w:t>?}}, малярный участок.</w:t>
       </w:r>
     </w:p>
     <w:p>
       <w:pPr>
-        <w:pStyle w:val="BodyText"/>
-        <w:spacing w:before="0" w:after="120"/>
+        <w:pStyle w:val="a0"/>
+        <w:spacing w:after="120"/>
         <w:jc w:val="both"/>
         <w:rPr>
-          <w:rFonts w:ascii="Arial" w:hAnsi="Arial"/>
-          <w:sz w:val="24"/>
-          <w:szCs w:val="24"/>
-        </w:rPr>
-      </w:pPr>
-      <w:r>
-        <w:rPr>
-          <w:rFonts w:cs="Verdana" w:ascii="Arial" w:hAnsi="Arial"/>
+          <w:rFonts w:asciiTheme="minorHAnsi" w:hAnsiTheme="minorHAnsi" w:cstheme="minorHAnsi"/>
+        </w:rPr>
+      </w:pPr>
+      <w:r>
+        <w:rPr>
+          <w:rFonts w:asciiTheme="minorHAnsi" w:hAnsiTheme="minorHAnsi" w:cstheme="minorHAnsi"/>
           <w:b/>
           <w:bCs/>
-          <w:sz w:val="24"/>
-          <w:szCs w:val="24"/>
-        </w:rPr>
-        <w:t>Обезжиривание поверхности:</w:t>
-      </w:r>
-      <w:r>
-        <w:rPr>
-          <w:rFonts w:cs="Verdana" w:ascii="Arial" w:hAnsi="Arial"/>
-          <w:sz w:val="24"/>
-          <w:szCs w:val="24"/>
-        </w:rPr>
-        <w:t xml:space="preserve"> Соответствует степени </w:t>
-      </w:r>
-      <w:r>
-        <w:rPr>
-          <w:rFonts w:cs="Verdana" w:ascii="Arial" w:hAnsi="Arial"/>
-          <w:sz w:val="24"/>
-          <w:szCs w:val="24"/>
+        </w:rPr>
+        <w:t>Обезжиривание поверхности</w:t>
+      </w:r>
+      <w:proofErr w:type="gramStart"/>
+      <w:r>
+        <w:rPr>
+          <w:rFonts w:asciiTheme="minorHAnsi" w:hAnsiTheme="minorHAnsi" w:cstheme="minorHAnsi"/>
+          <w:b/>
+          <w:bCs/>
+        </w:rPr>
+        <w:t>:</w:t>
+      </w:r>
+      <w:r>
+        <w:rPr>
+          <w:rFonts w:asciiTheme="minorHAnsi" w:hAnsiTheme="minorHAnsi" w:cstheme="minorHAnsi"/>
+        </w:rPr>
+        <w:t xml:space="preserve"> Соответствует</w:t>
+      </w:r>
+      <w:proofErr w:type="gramEnd"/>
+      <w:r>
+        <w:rPr>
+          <w:rFonts w:asciiTheme="minorHAnsi" w:hAnsiTheme="minorHAnsi" w:cstheme="minorHAnsi"/>
+        </w:rPr>
+        <w:t xml:space="preserve"> степени </w:t>
+      </w:r>
+      <w:r>
+        <w:rPr>
+          <w:rFonts w:asciiTheme="minorHAnsi" w:hAnsiTheme="minorHAnsi" w:cstheme="minorHAnsi"/>
           <w:lang w:val="en-US"/>
         </w:rPr>
         <w:t>I</w:t>
       </w:r>
       <w:r>
         <w:rPr>
-          <w:rFonts w:cs="Verdana" w:ascii="Arial" w:hAnsi="Arial"/>
-          <w:sz w:val="24"/>
-          <w:szCs w:val="24"/>
+          <w:rFonts w:asciiTheme="minorHAnsi" w:hAnsiTheme="minorHAnsi" w:cstheme="minorHAnsi"/>
         </w:rPr>
         <w:t xml:space="preserve"> согласно ГОСТ 9.402-2004.</w:t>
       </w:r>
     </w:p>
     <w:p>
       <w:pPr>
-        <w:pStyle w:val="BodyText"/>
-        <w:spacing w:before="0" w:after="120"/>
-        <w:rPr>
-          <w:rFonts w:ascii="Arial" w:hAnsi="Arial"/>
-          <w:sz w:val="24"/>
-          <w:szCs w:val="24"/>
-        </w:rPr>
-      </w:pPr>
-      <w:r>
-        <w:rPr>
-          <w:rFonts w:cs="Verdana" w:ascii="Arial" w:hAnsi="Arial"/>
+        <w:pStyle w:val="a0"/>
+        <w:spacing w:after="120"/>
+        <w:rPr>
+          <w:rFonts w:asciiTheme="minorHAnsi" w:hAnsiTheme="minorHAnsi" w:cstheme="minorHAnsi"/>
+        </w:rPr>
+      </w:pPr>
+      <w:r>
+        <w:rPr>
+          <w:rFonts w:asciiTheme="minorHAnsi" w:hAnsiTheme="minorHAnsi" w:cstheme="minorHAnsi"/>
           <w:b/>
           <w:bCs/>
-          <w:sz w:val="24"/>
-          <w:szCs w:val="24"/>
-        </w:rPr>
-        <w:t>Подготовка поверхности: {{surface_prep_prepDegree}}. В качестве абразива использована:</w:t>
+        </w:rPr>
+        <w:t>Подготовка поверхности: {{</w:t>
+      </w:r>
+      <w:proofErr w:type="spellStart"/>
+      <w:r>
+        <w:rPr>
+          <w:rFonts w:asciiTheme="minorHAnsi" w:hAnsiTheme="minorHAnsi" w:cstheme="minorHAnsi"/>
+          <w:b/>
+          <w:bCs/>
+        </w:rPr>
+        <w:t>surface_prep_prepDegree</w:t>
+      </w:r>
+      <w:proofErr w:type="spellEnd"/>
+      <w:r>
+        <w:rPr>
+          <w:rFonts w:asciiTheme="minorHAnsi" w:hAnsiTheme="minorHAnsi" w:cstheme="minorHAnsi"/>
+          <w:b/>
+          <w:bCs/>
+        </w:rPr>
+        <w:t>}}. В качестве абразива использована:</w:t>
       </w:r>
     </w:p>
     <w:p>
       <w:pPr>
-        <w:pStyle w:val="BodyText"/>
-        <w:spacing w:before="0" w:after="120"/>
-        <w:rPr>
-          <w:rFonts w:ascii="Arial" w:hAnsi="Arial"/>
-          <w:sz w:val="24"/>
-          <w:szCs w:val="24"/>
-        </w:rPr>
-      </w:pPr>
-      <w:r>
-        <w:rPr>
-          <w:rFonts w:eastAsia="Verdana" w:cs="Verdana" w:ascii="Arial" w:hAnsi="Arial"/>
-          <w:sz w:val="24"/>
-          <w:szCs w:val="24"/>
-        </w:rPr>
-        <w:t>{{surface_prep_blasting_media?}}</w:t>
+        <w:pStyle w:val="a0"/>
+        <w:spacing w:after="120"/>
+        <w:rPr>
+          <w:rFonts w:asciiTheme="minorHAnsi" w:hAnsiTheme="minorHAnsi" w:cstheme="minorHAnsi"/>
+        </w:rPr>
+      </w:pPr>
+      <w:r>
+        <w:rPr>
+          <w:rFonts w:asciiTheme="minorHAnsi" w:eastAsia="Verdana" w:hAnsiTheme="minorHAnsi" w:cstheme="minorHAnsi"/>
+        </w:rPr>
+        <w:t>{{</w:t>
+      </w:r>
+      <w:proofErr w:type="spellStart"/>
+      <w:r>
+        <w:rPr>
+          <w:rFonts w:asciiTheme="minorHAnsi" w:eastAsia="Verdana" w:hAnsiTheme="minorHAnsi" w:cstheme="minorHAnsi"/>
+        </w:rPr>
+        <w:t>surface_prep_blasting_media</w:t>
+      </w:r>
+      <w:proofErr w:type="spellEnd"/>
+      <w:r>
+        <w:rPr>
+          <w:rFonts w:asciiTheme="minorHAnsi" w:eastAsia="Verdana" w:hAnsiTheme="minorHAnsi" w:cstheme="minorHAnsi"/>
+        </w:rPr>
+        <w:t>?}}</w:t>
       </w:r>
     </w:p>
     <w:p>
       <w:pPr>
-        <w:pStyle w:val="BodyText"/>
+        <w:pStyle w:val="a0"/>
         <w:jc w:val="both"/>
         <w:rPr>
-          <w:rFonts w:ascii="Arial" w:hAnsi="Arial"/>
-          <w:sz w:val="24"/>
-          <w:szCs w:val="24"/>
-        </w:rPr>
-      </w:pPr>
-      <w:r>
-        <w:rPr>
-          <w:rFonts w:cs="Verdana" w:ascii="Arial" w:hAnsi="Arial"/>
+          <w:rFonts w:asciiTheme="minorHAnsi" w:hAnsiTheme="minorHAnsi" w:cstheme="minorHAnsi"/>
+        </w:rPr>
+      </w:pPr>
+      <w:r>
+        <w:rPr>
+          <w:rFonts w:asciiTheme="minorHAnsi" w:hAnsiTheme="minorHAnsi" w:cstheme="minorHAnsi"/>
           <w:b/>
           <w:bCs/>
-          <w:sz w:val="24"/>
-          <w:szCs w:val="24"/>
         </w:rPr>
         <w:t>Шероховатость поверхности:</w:t>
       </w:r>
       <w:r>
         <w:rPr>
-          <w:rFonts w:cs="Verdana" w:ascii="Arial" w:hAnsi="Arial"/>
-          <w:sz w:val="24"/>
-          <w:szCs w:val="24"/>
+          <w:rFonts w:asciiTheme="minorHAnsi" w:hAnsiTheme="minorHAnsi" w:cstheme="minorHAnsi"/>
         </w:rPr>
         <w:t xml:space="preserve"> </w:t>
       </w:r>
     </w:p>
     <w:p>
       <w:pPr>
-        <w:pStyle w:val="BodyText"/>
-        <w:spacing w:before="0" w:after="120"/>
+        <w:pStyle w:val="a0"/>
+        <w:spacing w:after="120"/>
         <w:jc w:val="both"/>
         <w:rPr>
-          <w:rFonts w:ascii="Arial" w:hAnsi="Arial"/>
-          <w:sz w:val="24"/>
-          <w:szCs w:val="24"/>
-        </w:rPr>
-      </w:pPr>
-      <w:r>
-        <w:rPr>
-          <w:rFonts w:cs="Verdana" w:ascii="Arial" w:hAnsi="Arial"/>
-          <w:sz w:val="24"/>
-          <w:szCs w:val="24"/>
-        </w:rPr>
-        <w:t>{{surface_prep_roughness?}}</w:t>
+          <w:rFonts w:asciiTheme="minorHAnsi" w:hAnsiTheme="minorHAnsi" w:cstheme="minorHAnsi"/>
+        </w:rPr>
+      </w:pPr>
+      <w:r>
+        <w:rPr>
+          <w:rFonts w:asciiTheme="minorHAnsi" w:hAnsiTheme="minorHAnsi" w:cstheme="minorHAnsi"/>
+        </w:rPr>
+        <w:t>{{</w:t>
+      </w:r>
+      <w:proofErr w:type="spellStart"/>
+      <w:r>
+        <w:rPr>
+          <w:rFonts w:asciiTheme="minorHAnsi" w:hAnsiTheme="minorHAnsi" w:cstheme="minorHAnsi"/>
+        </w:rPr>
+        <w:t>surface_prep_roughness</w:t>
+      </w:r>
+      <w:proofErr w:type="spellEnd"/>
+      <w:r>
+        <w:rPr>
+          <w:rFonts w:asciiTheme="minorHAnsi" w:hAnsiTheme="minorHAnsi" w:cstheme="minorHAnsi"/>
+        </w:rPr>
+        <w:t>?}}</w:t>
       </w:r>
     </w:p>
     <w:p>
       <w:pPr>
-        <w:pStyle w:val="BodyText"/>
-        <w:spacing w:before="0" w:after="120"/>
+        <w:pStyle w:val="a0"/>
+        <w:spacing w:after="120"/>
         <w:jc w:val="both"/>
         <w:rPr>
-          <w:rFonts w:ascii="Arial" w:hAnsi="Arial"/>
-          <w:sz w:val="24"/>
-          <w:szCs w:val="24"/>
-        </w:rPr>
-      </w:pPr>
-      <w:r>
-        <w:rPr>
-          <w:rFonts w:cs="Verdana" w:ascii="Arial" w:hAnsi="Arial"/>
+          <w:rFonts w:asciiTheme="minorHAnsi" w:hAnsiTheme="minorHAnsi" w:cstheme="minorHAnsi"/>
+        </w:rPr>
+      </w:pPr>
+      <w:r>
+        <w:rPr>
+          <w:rFonts w:asciiTheme="minorHAnsi" w:hAnsiTheme="minorHAnsi" w:cstheme="minorHAnsi"/>
           <w:b/>
           <w:bCs/>
-          <w:sz w:val="24"/>
-          <w:szCs w:val="24"/>
-        </w:rPr>
-        <w:t>Обеспыливание поверхности: {{surface_prep_dedusting?}}</w:t>
+        </w:rPr>
+        <w:t>Обеспыливание поверхности: {{</w:t>
+      </w:r>
+      <w:proofErr w:type="spellStart"/>
+      <w:r>
+        <w:rPr>
+          <w:rFonts w:asciiTheme="minorHAnsi" w:hAnsiTheme="minorHAnsi" w:cstheme="minorHAnsi"/>
+          <w:b/>
+          <w:bCs/>
+        </w:rPr>
+        <w:t>surface_prep_dedusting</w:t>
+      </w:r>
+      <w:proofErr w:type="spellEnd"/>
+      <w:r>
+        <w:rPr>
+          <w:rFonts w:asciiTheme="minorHAnsi" w:hAnsiTheme="minorHAnsi" w:cstheme="minorHAnsi"/>
+          <w:b/>
+          <w:bCs/>
+        </w:rPr>
+        <w:t>?}}</w:t>
       </w:r>
     </w:p>
     <w:p>
       <w:pPr>
-        <w:pStyle w:val="BodyText"/>
-        <w:spacing w:before="0" w:after="120"/>
+        <w:pStyle w:val="a0"/>
+        <w:spacing w:after="120"/>
         <w:jc w:val="both"/>
         <w:rPr>
-          <w:rFonts w:ascii="Arial" w:hAnsi="Arial"/>
-          <w:sz w:val="24"/>
-          <w:szCs w:val="24"/>
-        </w:rPr>
-      </w:pPr>
-      <w:r>
-        <w:rPr>
-          <w:rFonts w:cs="Verdana" w:ascii="Arial" w:hAnsi="Arial"/>
+          <w:rFonts w:asciiTheme="minorHAnsi" w:hAnsiTheme="minorHAnsi" w:cstheme="minorHAnsi"/>
+        </w:rPr>
+      </w:pPr>
+      <w:r>
+        <w:rPr>
+          <w:rFonts w:asciiTheme="minorHAnsi" w:hAnsiTheme="minorHAnsi" w:cstheme="minorHAnsi"/>
           <w:b/>
           <w:bCs/>
-          <w:sz w:val="24"/>
-          <w:szCs w:val="24"/>
-        </w:rPr>
-        <w:t>Метод нанесения материала: {{application_method?}}</w:t>
+        </w:rPr>
+        <w:t>Метод нанесения материала: {{</w:t>
+      </w:r>
+      <w:proofErr w:type="spellStart"/>
+      <w:r>
+        <w:rPr>
+          <w:rFonts w:asciiTheme="minorHAnsi" w:hAnsiTheme="minorHAnsi" w:cstheme="minorHAnsi"/>
+          <w:b/>
+          <w:bCs/>
+        </w:rPr>
+        <w:t>application_method</w:t>
+      </w:r>
+      <w:proofErr w:type="spellEnd"/>
+      <w:r>
+        <w:rPr>
+          <w:rFonts w:asciiTheme="minorHAnsi" w:hAnsiTheme="minorHAnsi" w:cstheme="minorHAnsi"/>
+          <w:b/>
+          <w:bCs/>
+        </w:rPr>
+        <w:t>?}}</w:t>
       </w:r>
     </w:p>
     <w:p>
       <w:pPr>
-        <w:pStyle w:val="BodyText"/>
-        <w:spacing w:before="0" w:after="120"/>
+        <w:pStyle w:val="a0"/>
+        <w:spacing w:after="120"/>
         <w:jc w:val="both"/>
         <w:rPr>
-          <w:rFonts w:ascii="Arial" w:hAnsi="Arial"/>
-          <w:sz w:val="24"/>
-          <w:szCs w:val="24"/>
-        </w:rPr>
-      </w:pPr>
-      <w:r>
-        <w:rPr>
-          <w:rFonts w:cs="Verdana" w:ascii="Arial" w:hAnsi="Arial"/>
-          <w:sz w:val="24"/>
-          <w:szCs w:val="24"/>
-        </w:rPr>
-        <w:t>Аппарат / насосная система: {{application_pump_system?}}</w:t>
+          <w:rFonts w:asciiTheme="minorHAnsi" w:hAnsiTheme="minorHAnsi" w:cstheme="minorHAnsi"/>
+        </w:rPr>
+      </w:pPr>
+      <w:r>
+        <w:rPr>
+          <w:rFonts w:asciiTheme="minorHAnsi" w:hAnsiTheme="minorHAnsi" w:cstheme="minorHAnsi"/>
+        </w:rPr>
+        <w:t>Аппарат / насосная система: {{</w:t>
+      </w:r>
+      <w:proofErr w:type="spellStart"/>
+      <w:r>
+        <w:rPr>
+          <w:rFonts w:asciiTheme="minorHAnsi" w:hAnsiTheme="minorHAnsi" w:cstheme="minorHAnsi"/>
+        </w:rPr>
+        <w:t>application_pump_system</w:t>
+      </w:r>
+      <w:proofErr w:type="spellEnd"/>
+      <w:r>
+        <w:rPr>
+          <w:rFonts w:asciiTheme="minorHAnsi" w:hAnsiTheme="minorHAnsi" w:cstheme="minorHAnsi"/>
+        </w:rPr>
+        <w:t>?}}</w:t>
       </w:r>
     </w:p>
     <w:p>
       <w:pPr>
-        <w:pStyle w:val="BodyText"/>
+        <w:pStyle w:val="a0"/>
         <w:jc w:val="both"/>
         <w:rPr>
-          <w:rFonts w:ascii="Arial" w:hAnsi="Arial" w:cs="Verdana"/>
+          <w:rFonts w:asciiTheme="minorHAnsi" w:hAnsiTheme="minorHAnsi" w:cstheme="minorHAnsi"/>
           <w:b/>
           <w:bCs/>
-          <w:sz w:val="24"/>
-          <w:szCs w:val="24"/>
-        </w:rPr>
-      </w:pPr>
-      <w:r>
-        <w:rPr>
-          <w:rFonts w:cs="Verdana" w:ascii="Arial" w:hAnsi="Arial"/>
+        </w:rPr>
+      </w:pPr>
+      <w:r>
+        <w:rPr>
+          <w:rFonts w:asciiTheme="minorHAnsi" w:hAnsiTheme="minorHAnsi" w:cstheme="minorHAnsi"/>
           <w:b/>
           <w:bCs/>
-          <w:sz w:val="24"/>
-          <w:szCs w:val="24"/>
         </w:rPr>
         <w:t>Инспекционные приборы и оборудование:</w:t>
       </w:r>
@@ -917,7 +892,6 @@
     <w:tbl>
       <w:tblPr>
         <w:tblW w:w="9751" w:type="dxa"/>
-        <w:jc w:val="left"/>
         <w:tblInd w:w="94" w:type="dxa"/>
         <w:tblLayout w:type="fixed"/>
         <w:tblCellMar>
@@ -926,139 +900,109 @@
           <w:bottom w:w="55" w:type="dxa"/>
           <w:right w:w="55" w:type="dxa"/>
         </w:tblCellMar>
+        <w:tblLook w:val="0000" w:firstRow="0" w:lastRow="0" w:firstColumn="0" w:lastColumn="0" w:noHBand="0" w:noVBand="0"/>
       </w:tblPr>
       <w:tblGrid>
         <w:gridCol w:w="9751"/>
       </w:tblGrid>
       <w:tr>
-        <w:trPr/>
         <w:tc>
           <w:tcPr>
             <w:tcW w:w="9751" w:type="dxa"/>
-            <w:tcBorders/>
           </w:tcPr>
           <w:p>
             <w:pPr>
               <w:pStyle w:val="Standard"/>
               <w:jc w:val="both"/>
               <w:rPr>
-                <w:rFonts w:ascii="Arial" w:hAnsi="Arial"/>
-                <w:sz w:val="24"/>
-                <w:szCs w:val="24"/>
-              </w:rPr>
-            </w:pPr>
-            <w:r>
-              <w:rPr>
-                <w:rFonts w:cs="Verdana" w:ascii="Arial" w:hAnsi="Arial"/>
-                <w:sz w:val="24"/>
-                <w:szCs w:val="24"/>
+                <w:rFonts w:asciiTheme="minorHAnsi" w:hAnsiTheme="minorHAnsi" w:cstheme="minorHAnsi"/>
+              </w:rPr>
+            </w:pPr>
+            <w:r>
+              <w:rPr>
+                <w:rFonts w:asciiTheme="minorHAnsi" w:hAnsiTheme="minorHAnsi" w:cstheme="minorHAnsi"/>
+              </w:rPr>
+              <w:t>{{</w:t>
+            </w:r>
+            <w:r>
+              <w:rPr>
+                <w:rFonts w:asciiTheme="minorHAnsi" w:hAnsiTheme="minorHAnsi" w:cstheme="minorHAnsi"/>
                 <w:lang w:val="en-US"/>
               </w:rPr>
-              <w:t>{{instruments.</w:t>
-            </w:r>
-            <w:r>
-              <w:rPr>
-                <w:rFonts w:cs="Verdana" w:ascii="Arial" w:hAnsi="Arial"/>
-                <w:sz w:val="24"/>
-                <w:szCs w:val="24"/>
+              <w:t>instruments</w:t>
+            </w:r>
+            <w:r>
+              <w:rPr>
+                <w:rFonts w:asciiTheme="minorHAnsi" w:hAnsiTheme="minorHAnsi" w:cstheme="minorHAnsi"/>
+              </w:rPr>
+              <w:t>.</w:t>
+            </w:r>
+            <w:r>
+              <w:rPr>
+                <w:rFonts w:asciiTheme="minorHAnsi" w:hAnsiTheme="minorHAnsi" w:cstheme="minorHAnsi"/>
                 <w:lang w:val="en-US"/>
               </w:rPr>
               <w:t>name</w:t>
             </w:r>
             <w:r>
               <w:rPr>
-                <w:rFonts w:cs="Verdana" w:ascii="Arial" w:hAnsi="Arial"/>
-                <w:sz w:val="24"/>
-                <w:szCs w:val="24"/>
+                <w:rFonts w:asciiTheme="minorHAnsi" w:hAnsiTheme="minorHAnsi" w:cstheme="minorHAnsi"/>
+              </w:rPr>
+              <w:t>}}, серийный №{{</w:t>
+            </w:r>
+            <w:proofErr w:type="gramStart"/>
+            <w:r>
+              <w:rPr>
+                <w:rFonts w:asciiTheme="minorHAnsi" w:hAnsiTheme="minorHAnsi" w:cstheme="minorHAnsi"/>
                 <w:lang w:val="en-US"/>
               </w:rPr>
-              <w:t>}}</w:t>
-            </w:r>
-            <w:r>
-              <w:rPr>
-                <w:rFonts w:cs="Verdana" w:ascii="Arial" w:hAnsi="Arial"/>
-                <w:sz w:val="24"/>
-                <w:szCs w:val="24"/>
-              </w:rPr>
-              <w:t xml:space="preserve">, </w:t>
-            </w:r>
-            <w:r>
-              <w:rPr>
-                <w:rFonts w:cs="Verdana" w:ascii="Arial" w:hAnsi="Arial"/>
-                <w:sz w:val="24"/>
-                <w:szCs w:val="24"/>
-              </w:rPr>
-              <w:t>серийный №</w:t>
-            </w:r>
-            <w:r>
-              <w:rPr>
-                <w:rFonts w:cs="Verdana" w:ascii="Arial" w:hAnsi="Arial"/>
-                <w:sz w:val="24"/>
-                <w:szCs w:val="24"/>
+              <w:t>instruments</w:t>
+            </w:r>
+            <w:r>
+              <w:rPr>
+                <w:rFonts w:asciiTheme="minorHAnsi" w:hAnsiTheme="minorHAnsi" w:cstheme="minorHAnsi"/>
+              </w:rPr>
+              <w:t>.</w:t>
+            </w:r>
+            <w:r>
+              <w:rPr>
+                <w:rFonts w:asciiTheme="minorHAnsi" w:hAnsiTheme="minorHAnsi" w:cstheme="minorHAnsi"/>
                 <w:lang w:val="en-US"/>
               </w:rPr>
-              <w:t>{{instruments.</w:t>
-            </w:r>
-            <w:r>
-              <w:rPr>
-                <w:rFonts w:cs="Verdana" w:ascii="Arial" w:hAnsi="Arial"/>
-                <w:sz w:val="24"/>
-                <w:szCs w:val="24"/>
+              <w:t>serial</w:t>
+            </w:r>
+            <w:proofErr w:type="gramEnd"/>
+            <w:r>
+              <w:rPr>
+                <w:rFonts w:asciiTheme="minorHAnsi" w:hAnsiTheme="minorHAnsi" w:cstheme="minorHAnsi"/>
+              </w:rPr>
+              <w:t>}}, датчик {{</w:t>
+            </w:r>
+            <w:r>
+              <w:rPr>
+                <w:rFonts w:asciiTheme="minorHAnsi" w:hAnsiTheme="minorHAnsi" w:cstheme="minorHAnsi"/>
                 <w:lang w:val="en-US"/>
               </w:rPr>
-              <w:t>serial</w:t>
-            </w:r>
-            <w:r>
-              <w:rPr>
-                <w:rFonts w:cs="Verdana" w:ascii="Arial" w:hAnsi="Arial"/>
-                <w:sz w:val="24"/>
-                <w:szCs w:val="24"/>
+              <w:t>instruments</w:t>
+            </w:r>
+            <w:r>
+              <w:rPr>
+                <w:rFonts w:asciiTheme="minorHAnsi" w:hAnsiTheme="minorHAnsi" w:cstheme="minorHAnsi"/>
+              </w:rPr>
+              <w:t>.</w:t>
+            </w:r>
+            <w:r>
+              <w:rPr>
+                <w:rFonts w:asciiTheme="minorHAnsi" w:hAnsiTheme="minorHAnsi" w:cstheme="minorHAnsi"/>
                 <w:lang w:val="en-US"/>
               </w:rPr>
-              <w:t>}}</w:t>
-            </w:r>
-            <w:r>
-              <w:rPr>
-                <w:rFonts w:cs="Verdana" w:ascii="Arial" w:hAnsi="Arial"/>
-                <w:sz w:val="24"/>
-                <w:szCs w:val="24"/>
-              </w:rPr>
-              <w:t xml:space="preserve">, датчик </w:t>
-            </w:r>
-            <w:r>
-              <w:rPr>
-                <w:rFonts w:cs="Verdana" w:ascii="Arial" w:hAnsi="Arial"/>
-                <w:sz w:val="24"/>
-                <w:szCs w:val="24"/>
-                <w:lang w:val="en-US"/>
-              </w:rPr>
-              <w:t>{{instruments.</w:t>
-            </w:r>
-            <w:r>
-              <w:rPr>
-                <w:rFonts w:cs="Verdana" w:ascii="Arial" w:hAnsi="Arial"/>
-                <w:sz w:val="24"/>
-                <w:szCs w:val="24"/>
-                <w:lang w:val="en-US"/>
-              </w:rPr>
               <w:t>sensor</w:t>
             </w:r>
             <w:r>
               <w:rPr>
-                <w:rFonts w:cs="Verdana" w:ascii="Arial" w:hAnsi="Arial"/>
-                <w:sz w:val="24"/>
-                <w:szCs w:val="24"/>
-                <w:lang w:val="en-US"/>
-              </w:rPr>
-              <w:t>}}</w:t>
-            </w:r>
-            <w:r>
-              <w:rPr>
-                <w:rFonts w:cs="Verdana" w:ascii="Arial" w:hAnsi="Arial"/>
-                <w:sz w:val="24"/>
-                <w:szCs w:val="24"/>
-              </w:rPr>
-              <w:t>;</w:t>
+                <w:rFonts w:asciiTheme="minorHAnsi" w:hAnsiTheme="minorHAnsi" w:cstheme="minorHAnsi"/>
+              </w:rPr>
+              <w:t>}};</w:t>
             </w:r>
           </w:p>
         </w:tc>
@@ -1066,128 +1010,22 @@
     </w:tbl>
     <w:p>
       <w:pPr>
-        <w:pStyle w:val="BodyText"/>
+        <w:pStyle w:val="Standard"/>
+        <w:tabs>
+          <w:tab w:val="left" w:pos="1110"/>
+        </w:tabs>
+        <w:spacing w:after="120"/>
         <w:jc w:val="both"/>
         <w:rPr>
-          <w:rFonts w:ascii="Arial" w:hAnsi="Arial" w:cs="Verdana"/>
-          <w:b/>
-          <w:bCs/>
-          <w:sz w:val="24"/>
-          <w:szCs w:val="24"/>
-        </w:rPr>
-      </w:pPr>
-      <w:r>
-        <w:rPr>
-          <w:rFonts w:cs="Verdana" w:ascii="Arial" w:hAnsi="Arial"/>
-          <w:b/>
-          <w:bCs/>
-          <w:sz w:val="24"/>
-          <w:szCs w:val="24"/>
-        </w:rPr>
-      </w:r>
-    </w:p>
-    <w:p>
-      <w:pPr>
-        <w:pStyle w:val="Standard"/>
-        <w:jc w:val="both"/>
-        <w:rPr>
-          <w:rFonts w:cs="Verdana"/>
-        </w:rPr>
-      </w:pPr>
-      <w:r>
-        <w:rPr>
-          <w:rFonts w:ascii="Arial" w:hAnsi="Arial"/>
-          <w:sz w:val="24"/>
-          <w:szCs w:val="24"/>
-        </w:rPr>
-      </w:r>
-    </w:p>
-    <w:p>
-      <w:pPr>
-        <w:pStyle w:val="Standard"/>
-        <w:jc w:val="both"/>
-        <w:rPr>
-          <w:rFonts w:ascii="Arial" w:hAnsi="Arial" w:eastAsia="Verdana" w:cs="Verdana"/>
-          <w:sz w:val="24"/>
-          <w:szCs w:val="24"/>
-        </w:rPr>
-      </w:pPr>
-      <w:r>
-        <w:rPr>
-          <w:rFonts w:eastAsia="Verdana" w:cs="Verdana" w:ascii="Arial" w:hAnsi="Arial"/>
-          <w:sz w:val="24"/>
-          <w:szCs w:val="24"/>
-        </w:rPr>
-      </w:r>
-    </w:p>
-    <w:p>
-      <w:pPr>
-        <w:pStyle w:val="Standard"/>
-        <w:jc w:val="both"/>
-        <w:rPr>
-          <w:rFonts w:ascii="Arial" w:hAnsi="Arial" w:eastAsia="Verdana" w:cs="Verdana"/>
-          <w:sz w:val="24"/>
-          <w:szCs w:val="24"/>
-        </w:rPr>
-      </w:pPr>
-      <w:r>
-        <w:rPr>
-          <w:rFonts w:eastAsia="Verdana" w:cs="Verdana" w:ascii="Arial" w:hAnsi="Arial"/>
-          <w:sz w:val="24"/>
-          <w:szCs w:val="24"/>
-        </w:rPr>
-      </w:r>
+          <w:rFonts w:asciiTheme="minorHAnsi" w:eastAsia="Verdana" w:hAnsiTheme="minorHAnsi" w:cstheme="minorHAnsi"/>
+        </w:rPr>
+      </w:pPr>
       <w:bookmarkStart w:id="0" w:name="_Hlk43716788"/>
       <w:bookmarkEnd w:id="0"/>
-    </w:p>
-    <w:p>
-      <w:pPr>
-        <w:pStyle w:val="Standard"/>
-        <w:spacing w:before="0" w:after="120"/>
-        <w:jc w:val="both"/>
-        <w:rPr>
-          <w:rFonts w:ascii="Arial" w:hAnsi="Arial" w:eastAsia="Verdana" w:cs="Verdana"/>
-          <w:sz w:val="24"/>
-          <w:szCs w:val="24"/>
-        </w:rPr>
-      </w:pPr>
-      <w:r>
-        <w:rPr>
-          <w:rFonts w:eastAsia="Verdana" w:cs="Verdana" w:ascii="Arial" w:hAnsi="Arial"/>
-          <w:sz w:val="24"/>
-          <w:szCs w:val="24"/>
-        </w:rPr>
-      </w:r>
-    </w:p>
-    <w:p>
-      <w:pPr>
-        <w:pStyle w:val="Standard"/>
-        <w:tabs>
-          <w:tab w:val="clear" w:pos="709"/>
-          <w:tab w:val="left" w:pos="1110" w:leader="none"/>
-        </w:tabs>
-        <w:spacing w:before="0" w:after="120"/>
-        <w:jc w:val="both"/>
-        <w:rPr>
-          <w:rFonts w:ascii="Arial" w:hAnsi="Arial" w:eastAsia="Verdana" w:cs="Verdana"/>
-          <w:sz w:val="24"/>
-          <w:szCs w:val="24"/>
-          <w:lang w:val="en-US"/>
-        </w:rPr>
-      </w:pPr>
-      <w:r>
-        <w:rPr>
-          <w:rFonts w:eastAsia="Verdana" w:cs="Verdana" w:ascii="Arial" w:hAnsi="Arial"/>
-          <w:sz w:val="24"/>
-          <w:szCs w:val="24"/>
-          <w:lang w:val="en-US"/>
-        </w:rPr>
-      </w:r>
     </w:p>
     <w:tbl>
       <w:tblPr>
         <w:tblW w:w="10065" w:type="dxa"/>
-        <w:jc w:val="left"/>
         <w:tblInd w:w="-62" w:type="dxa"/>
         <w:tblLayout w:type="fixed"/>
         <w:tblCellMar>
@@ -1196,13 +1034,14 @@
           <w:bottom w:w="80" w:type="dxa"/>
           <w:right w:w="80" w:type="dxa"/>
         </w:tblCellMar>
+        <w:tblLook w:val="0000" w:firstRow="0" w:lastRow="0" w:firstColumn="0" w:lastColumn="0" w:noHBand="0" w:noVBand="0"/>
       </w:tblPr>
       <w:tblGrid>
         <w:gridCol w:w="10065"/>
       </w:tblGrid>
       <w:tr>
         <w:trPr>
-          <w:trHeight w:val="250" w:hRule="atLeast"/>
+          <w:trHeight w:val="250"/>
         </w:trPr>
         <w:tc>
           <w:tcPr>
@@ -1216,51 +1055,26 @@
           </w:tcPr>
           <w:p>
             <w:pPr>
-              <w:pStyle w:val="BodyText"/>
-              <w:jc w:val="center"/>
-              <w:rPr>
-                <w:rFonts w:ascii="Arial" w:hAnsi="Arial"/>
-                <w:sz w:val="24"/>
-                <w:szCs w:val="24"/>
-              </w:rPr>
-            </w:pPr>
-            <w:r>
-              <w:rPr>
-                <w:rFonts w:cs="Verdana" w:ascii="Arial" w:hAnsi="Arial"/>
+              <w:pStyle w:val="a0"/>
+              <w:jc w:val="center"/>
+              <w:rPr>
+                <w:rFonts w:asciiTheme="minorHAnsi" w:hAnsiTheme="minorHAnsi" w:cstheme="minorHAnsi"/>
+              </w:rPr>
+            </w:pPr>
+            <w:r>
+              <w:rPr>
+                <w:rFonts w:asciiTheme="minorHAnsi" w:hAnsiTheme="minorHAnsi" w:cstheme="minorHAnsi"/>
                 <w:b/>
                 <w:bCs/>
-                <w:sz w:val="24"/>
-                <w:szCs w:val="24"/>
-              </w:rPr>
-              <w:t xml:space="preserve">Система АКЗ для среды </w:t>
-            </w:r>
-            <w:r>
-              <w:rPr>
-                <w:rFonts w:cs="Verdana" w:ascii="Arial" w:hAnsi="Arial"/>
-                <w:b/>
-                <w:bCs/>
-                <w:sz w:val="24"/>
-                <w:szCs w:val="24"/>
-                <w:lang w:val="en-US"/>
-              </w:rPr>
-              <w:t>C</w:t>
-            </w:r>
-            <w:r>
-              <w:rPr>
-                <w:rFonts w:cs="Verdana" w:ascii="Arial" w:hAnsi="Arial"/>
-                <w:b/>
-                <w:bCs/>
-                <w:sz w:val="24"/>
-                <w:szCs w:val="24"/>
-              </w:rPr>
-              <w:t>5:</w:t>
+              </w:rPr>
+              <w:t>Система АКЗ:</w:t>
             </w:r>
           </w:p>
         </w:tc>
       </w:tr>
       <w:tr>
         <w:trPr>
-          <w:trHeight w:val="676" w:hRule="atLeast"/>
+          <w:trHeight w:val="676"/>
         </w:trPr>
         <w:tc>
           <w:tcPr>
@@ -1275,73 +1089,85 @@
           </w:tcPr>
           <w:p>
             <w:pPr>
-              <w:pStyle w:val="BodyText"/>
-              <w:rPr>
-                <w:rFonts w:ascii="Arial" w:hAnsi="Arial"/>
-                <w:sz w:val="24"/>
-                <w:szCs w:val="24"/>
-              </w:rPr>
-            </w:pPr>
-            <w:r>
-              <w:rPr>
-                <w:rFonts w:cs="Verdana" w:ascii="Arial" w:hAnsi="Arial"/>
-                <w:sz w:val="24"/>
-                <w:szCs w:val="24"/>
+              <w:pStyle w:val="a0"/>
+              <w:rPr>
+                <w:rFonts w:asciiTheme="minorHAnsi" w:hAnsiTheme="minorHAnsi" w:cstheme="minorHAnsi"/>
+              </w:rPr>
+            </w:pPr>
+            <w:r>
+              <w:rPr>
+                <w:rFonts w:asciiTheme="minorHAnsi" w:hAnsiTheme="minorHAnsi" w:cstheme="minorHAnsi"/>
               </w:rPr>
               <w:t>1 слой: {{system_layer1_material}} – {{system_layer1_dft_nominal?}} мкм;</w:t>
             </w:r>
           </w:p>
           <w:p>
             <w:pPr>
-              <w:pStyle w:val="BodyText"/>
-              <w:rPr>
-                <w:rFonts w:ascii="Arial" w:hAnsi="Arial"/>
-                <w:sz w:val="24"/>
-                <w:szCs w:val="24"/>
-              </w:rPr>
-            </w:pPr>
-            <w:r>
-              <w:rPr>
-                <w:rFonts w:cs="Verdana" w:ascii="Arial" w:hAnsi="Arial"/>
-                <w:sz w:val="24"/>
-                <w:szCs w:val="24"/>
+              <w:pStyle w:val="a0"/>
+              <w:rPr>
+                <w:rFonts w:asciiTheme="minorHAnsi" w:hAnsiTheme="minorHAnsi" w:cstheme="minorHAnsi"/>
+              </w:rPr>
+            </w:pPr>
+            <w:r>
+              <w:rPr>
+                <w:rFonts w:asciiTheme="minorHAnsi" w:hAnsiTheme="minorHAnsi" w:cstheme="minorHAnsi"/>
               </w:rPr>
               <w:t>2 слой: {{system_layer2_material}} – {{system_layer2_dft_nominal?}} мкм;</w:t>
             </w:r>
           </w:p>
           <w:p>
             <w:pPr>
-              <w:pStyle w:val="BodyText"/>
-              <w:rPr>
-                <w:rFonts w:ascii="Arial" w:hAnsi="Arial"/>
-                <w:sz w:val="24"/>
-                <w:szCs w:val="24"/>
-              </w:rPr>
-            </w:pPr>
-            <w:r>
-              <w:rPr>
-                <w:rFonts w:cs="Verdana" w:ascii="Arial" w:hAnsi="Arial"/>
-                <w:sz w:val="24"/>
-                <w:szCs w:val="24"/>
-              </w:rPr>
-              <w:t>3 слой: {{system_layer3_material}} {{system_layer3_color?}} – {{system_layer3_dft_nominal?}} мкм.</w:t>
-            </w:r>
-          </w:p>
-          <w:p>
-            <w:pPr>
-              <w:pStyle w:val="BodyText"/>
-              <w:spacing w:before="0" w:after="120"/>
-              <w:rPr>
-                <w:rFonts w:ascii="Arial" w:hAnsi="Arial"/>
-                <w:sz w:val="24"/>
-                <w:szCs w:val="24"/>
-              </w:rPr>
-            </w:pPr>
-            <w:r>
-              <w:rPr>
-                <w:rFonts w:cs="Verdana" w:ascii="Arial" w:hAnsi="Arial"/>
-                <w:sz w:val="24"/>
-                <w:szCs w:val="24"/>
+              <w:pStyle w:val="a0"/>
+              <w:rPr>
+                <w:rFonts w:asciiTheme="minorHAnsi" w:hAnsiTheme="minorHAnsi" w:cstheme="minorHAnsi"/>
+                <w:lang w:val="en-US"/>
+              </w:rPr>
+            </w:pPr>
+            <w:r>
+              <w:rPr>
+                <w:rFonts w:asciiTheme="minorHAnsi" w:hAnsiTheme="minorHAnsi" w:cstheme="minorHAnsi"/>
+                <w:lang w:val="en-US"/>
+              </w:rPr>
+              <w:t xml:space="preserve">3 </w:t>
+            </w:r>
+            <w:r>
+              <w:rPr>
+                <w:rFonts w:asciiTheme="minorHAnsi" w:hAnsiTheme="minorHAnsi" w:cstheme="minorHAnsi"/>
+              </w:rPr>
+              <w:t>слой</w:t>
+            </w:r>
+            <w:r>
+              <w:rPr>
+                <w:rFonts w:asciiTheme="minorHAnsi" w:hAnsiTheme="minorHAnsi" w:cstheme="minorHAnsi"/>
+                <w:lang w:val="en-US"/>
+              </w:rPr>
+              <w:t xml:space="preserve">: {{system_layer3_material}} {{system_layer3_color?}} – {{system_layer3_dft_nominal?}} </w:t>
+            </w:r>
+            <w:r>
+              <w:rPr>
+                <w:rFonts w:asciiTheme="minorHAnsi" w:hAnsiTheme="minorHAnsi" w:cstheme="minorHAnsi"/>
+              </w:rPr>
+              <w:t>мкм</w:t>
+            </w:r>
+            <w:r>
+              <w:rPr>
+                <w:rFonts w:asciiTheme="minorHAnsi" w:hAnsiTheme="minorHAnsi" w:cstheme="minorHAnsi"/>
+                <w:lang w:val="en-US"/>
+              </w:rPr>
+              <w:t>.</w:t>
+            </w:r>
+          </w:p>
+          <w:p>
+            <w:pPr>
+              <w:pStyle w:val="a0"/>
+              <w:spacing w:after="120"/>
+              <w:rPr>
+                <w:rFonts w:asciiTheme="minorHAnsi" w:hAnsiTheme="minorHAnsi" w:cstheme="minorHAnsi"/>
+              </w:rPr>
+            </w:pPr>
+            <w:r>
+              <w:rPr>
+                <w:rFonts w:asciiTheme="minorHAnsi" w:hAnsiTheme="minorHAnsi" w:cstheme="minorHAnsi"/>
               </w:rPr>
               <w:t>Номинальная ТСП покрытия — сумма номиналов слоёв.</w:t>
             </w:r>
@@ -1351,71 +1177,45 @@
     </w:tbl>
     <w:p>
       <w:pPr>
-        <w:pStyle w:val="BodyText"/>
-        <w:rPr>
-          <w:rFonts w:ascii="Arial" w:hAnsi="Arial" w:eastAsia="Verdana" w:cs="Verdana"/>
+        <w:pStyle w:val="a0"/>
+        <w:rPr>
+          <w:rFonts w:asciiTheme="minorHAnsi" w:eastAsia="Verdana" w:hAnsiTheme="minorHAnsi" w:cstheme="minorHAnsi"/>
           <w:b/>
           <w:bCs/>
-          <w:sz w:val="24"/>
-          <w:szCs w:val="24"/>
-        </w:rPr>
-      </w:pPr>
-      <w:r>
-        <w:rPr>
-          <w:rFonts w:eastAsia="Verdana" w:cs="Verdana" w:ascii="Arial" w:hAnsi="Arial"/>
+        </w:rPr>
+      </w:pPr>
+    </w:p>
+    <w:p>
+      <w:pPr>
+        <w:pStyle w:val="a0"/>
+        <w:rPr>
+          <w:rFonts w:asciiTheme="minorHAnsi" w:hAnsiTheme="minorHAnsi" w:cstheme="minorHAnsi"/>
+        </w:rPr>
+      </w:pPr>
+      <w:r>
+        <w:rPr>
+          <w:rFonts w:asciiTheme="minorHAnsi" w:hAnsiTheme="minorHAnsi" w:cstheme="minorHAnsi"/>
           <w:b/>
           <w:bCs/>
-          <w:sz w:val="24"/>
-          <w:szCs w:val="24"/>
-        </w:rPr>
+        </w:rPr>
+        <w:lastRenderedPageBreak/>
+        <w:t>Технические параметры нанесения и сушки материала:</w:t>
       </w:r>
     </w:p>
     <w:p>
       <w:pPr>
-        <w:pStyle w:val="BodyText"/>
-        <w:rPr>
-          <w:rFonts w:ascii="Arial" w:hAnsi="Arial"/>
-          <w:sz w:val="24"/>
-          <w:szCs w:val="24"/>
-        </w:rPr>
-      </w:pPr>
-      <w:r>
-        <w:rPr>
-          <w:rFonts w:cs="Verdana" w:ascii="Arial" w:hAnsi="Arial"/>
+        <w:pStyle w:val="a0"/>
+        <w:rPr>
+          <w:rFonts w:asciiTheme="minorHAnsi" w:eastAsia="Verdana" w:hAnsiTheme="minorHAnsi" w:cstheme="minorHAnsi"/>
           <w:b/>
           <w:bCs/>
-          <w:sz w:val="24"/>
-          <w:szCs w:val="24"/>
-        </w:rPr>
-        <w:t>Технические параметры нанесения и сушки материала:</w:t>
-      </w:r>
-    </w:p>
-    <w:p>
-      <w:pPr>
-        <w:pStyle w:val="BodyText"/>
-        <w:rPr>
-          <w:rFonts w:ascii="Arial" w:hAnsi="Arial" w:eastAsia="Verdana" w:cs="Verdana"/>
-          <w:b/>
-          <w:bCs/>
-          <w:sz w:val="24"/>
-          <w:szCs w:val="24"/>
-        </w:rPr>
-      </w:pPr>
-      <w:r>
-        <w:rPr>
-          <w:rFonts w:eastAsia="Verdana" w:cs="Verdana" w:ascii="Arial" w:hAnsi="Arial"/>
-          <w:b/>
-          <w:bCs/>
-          <w:sz w:val="24"/>
-          <w:szCs w:val="24"/>
-        </w:rPr>
-      </w:r>
+        </w:rPr>
+      </w:pPr>
     </w:p>
     <w:tbl>
       <w:tblPr>
         <w:tblW w:w="10047" w:type="dxa"/>
         <w:jc w:val="center"/>
-        <w:tblInd w:w="0" w:type="dxa"/>
         <w:tblLayout w:type="fixed"/>
         <w:tblCellMar>
           <w:top w:w="80" w:type="dxa"/>
@@ -1423,6 +1223,7 @@
           <w:bottom w:w="80" w:type="dxa"/>
           <w:right w:w="80" w:type="dxa"/>
         </w:tblCellMar>
+        <w:tblLook w:val="0000" w:firstRow="0" w:lastRow="0" w:firstColumn="0" w:lastColumn="0" w:noHBand="0" w:noVBand="0"/>
       </w:tblPr>
       <w:tblGrid>
         <w:gridCol w:w="560"/>
@@ -1433,8 +1234,9 @@
       </w:tblGrid>
       <w:tr>
         <w:trPr>
-          <w:tblHeader w:val="true"/>
-          <w:trHeight w:val="490" w:hRule="atLeast"/>
+          <w:trHeight w:val="490"/>
+          <w:tblHeader/>
+          <w:jc w:val="center"/>
         </w:trPr>
         <w:tc>
           <w:tcPr>
@@ -1449,29 +1251,17 @@
           </w:tcPr>
           <w:p>
             <w:pPr>
-              <w:pStyle w:val="BodyText"/>
-              <w:jc w:val="center"/>
-              <w:rPr>
-                <w:rFonts w:ascii="Arial" w:hAnsi="Arial"/>
-                <w:sz w:val="24"/>
-                <w:szCs w:val="24"/>
-              </w:rPr>
-            </w:pPr>
-            <w:r>
-              <w:rPr>
-                <w:rFonts w:cs="Verdana" w:ascii="Arial" w:hAnsi="Arial"/>
-                <w:sz w:val="24"/>
-                <w:szCs w:val="24"/>
-              </w:rPr>
-              <w:t xml:space="preserve">№ </w:t>
-            </w:r>
-            <w:r>
-              <w:rPr>
-                <w:rFonts w:cs="Verdana" w:ascii="Arial" w:hAnsi="Arial"/>
-                <w:sz w:val="24"/>
-                <w:szCs w:val="24"/>
-              </w:rPr>
-              <w:t>п/п</w:t>
+              <w:pStyle w:val="a0"/>
+              <w:jc w:val="center"/>
+              <w:rPr>
+                <w:rFonts w:asciiTheme="minorHAnsi" w:hAnsiTheme="minorHAnsi" w:cstheme="minorHAnsi"/>
+              </w:rPr>
+            </w:pPr>
+            <w:r>
+              <w:rPr>
+                <w:rFonts w:asciiTheme="minorHAnsi" w:hAnsiTheme="minorHAnsi" w:cstheme="minorHAnsi"/>
+              </w:rPr>
+              <w:t>№ п/п</w:t>
             </w:r>
           </w:p>
         </w:tc>
@@ -1488,29 +1278,17 @@
           </w:tcPr>
           <w:p>
             <w:pPr>
-              <w:pStyle w:val="BodyText"/>
-              <w:jc w:val="center"/>
-              <w:rPr>
-                <w:rFonts w:ascii="Arial" w:hAnsi="Arial"/>
-                <w:sz w:val="24"/>
-                <w:szCs w:val="24"/>
-              </w:rPr>
-            </w:pPr>
-            <w:r>
-              <w:rPr>
-                <w:rFonts w:cs="Verdana" w:ascii="Arial" w:hAnsi="Arial"/>
-                <w:sz w:val="24"/>
-                <w:szCs w:val="24"/>
-              </w:rPr>
-              <w:t xml:space="preserve">№ </w:t>
-            </w:r>
-            <w:r>
-              <w:rPr>
-                <w:rFonts w:cs="Verdana" w:ascii="Arial" w:hAnsi="Arial"/>
-                <w:sz w:val="24"/>
-                <w:szCs w:val="24"/>
-              </w:rPr>
-              <w:t>слоя:</w:t>
+              <w:pStyle w:val="a0"/>
+              <w:jc w:val="center"/>
+              <w:rPr>
+                <w:rFonts w:asciiTheme="minorHAnsi" w:hAnsiTheme="minorHAnsi" w:cstheme="minorHAnsi"/>
+              </w:rPr>
+            </w:pPr>
+            <w:r>
+              <w:rPr>
+                <w:rFonts w:asciiTheme="minorHAnsi" w:hAnsiTheme="minorHAnsi" w:cstheme="minorHAnsi"/>
+              </w:rPr>
+              <w:t>№ слоя:</w:t>
             </w:r>
           </w:p>
         </w:tc>
@@ -1527,19 +1305,15 @@
           </w:tcPr>
           <w:p>
             <w:pPr>
-              <w:pStyle w:val="BodyText"/>
-              <w:jc w:val="center"/>
-              <w:rPr>
-                <w:rFonts w:ascii="Arial" w:hAnsi="Arial"/>
-                <w:sz w:val="24"/>
-                <w:szCs w:val="24"/>
-              </w:rPr>
-            </w:pPr>
-            <w:r>
-              <w:rPr>
-                <w:rFonts w:cs="Verdana" w:ascii="Arial" w:hAnsi="Arial"/>
-                <w:sz w:val="24"/>
-                <w:szCs w:val="24"/>
+              <w:pStyle w:val="a0"/>
+              <w:jc w:val="center"/>
+              <w:rPr>
+                <w:rFonts w:asciiTheme="minorHAnsi" w:hAnsiTheme="minorHAnsi" w:cstheme="minorHAnsi"/>
+              </w:rPr>
+            </w:pPr>
+            <w:r>
+              <w:rPr>
+                <w:rFonts w:asciiTheme="minorHAnsi" w:hAnsiTheme="minorHAnsi" w:cstheme="minorHAnsi"/>
               </w:rPr>
               <w:t>1</w:t>
             </w:r>
@@ -1564,19 +1338,15 @@
           </w:tcPr>
           <w:p>
             <w:pPr>
-              <w:pStyle w:val="BodyText"/>
-              <w:jc w:val="center"/>
-              <w:rPr>
-                <w:rFonts w:ascii="Arial" w:hAnsi="Arial"/>
-                <w:sz w:val="24"/>
-                <w:szCs w:val="24"/>
-              </w:rPr>
-            </w:pPr>
-            <w:r>
-              <w:rPr>
-                <w:rFonts w:ascii="Arial" w:hAnsi="Arial"/>
-                <w:sz w:val="24"/>
-                <w:szCs w:val="24"/>
+              <w:pStyle w:val="a0"/>
+              <w:jc w:val="center"/>
+              <w:rPr>
+                <w:rFonts w:asciiTheme="minorHAnsi" w:hAnsiTheme="minorHAnsi" w:cstheme="minorHAnsi"/>
+              </w:rPr>
+            </w:pPr>
+            <w:r>
+              <w:rPr>
+                <w:rFonts w:asciiTheme="minorHAnsi" w:hAnsiTheme="minorHAnsi" w:cstheme="minorHAnsi"/>
                 <w:lang w:val="en-US"/>
               </w:rPr>
               <w:t>2</w:t>
@@ -1596,19 +1366,15 @@
           </w:tcPr>
           <w:p>
             <w:pPr>
-              <w:pStyle w:val="BodyText"/>
-              <w:jc w:val="center"/>
-              <w:rPr>
-                <w:rFonts w:ascii="Arial" w:hAnsi="Arial"/>
-                <w:sz w:val="24"/>
-                <w:szCs w:val="24"/>
-              </w:rPr>
-            </w:pPr>
-            <w:r>
-              <w:rPr>
-                <w:rFonts w:cs="Verdana" w:ascii="Arial" w:hAnsi="Arial"/>
-                <w:sz w:val="24"/>
-                <w:szCs w:val="24"/>
+              <w:pStyle w:val="a0"/>
+              <w:jc w:val="center"/>
+              <w:rPr>
+                <w:rFonts w:asciiTheme="minorHAnsi" w:hAnsiTheme="minorHAnsi" w:cstheme="minorHAnsi"/>
+              </w:rPr>
+            </w:pPr>
+            <w:r>
+              <w:rPr>
+                <w:rFonts w:asciiTheme="minorHAnsi" w:hAnsiTheme="minorHAnsi" w:cstheme="minorHAnsi"/>
                 <w:lang w:val="en-US"/>
               </w:rPr>
               <w:t>3</w:t>
@@ -1618,7 +1384,8 @@
       </w:tr>
       <w:tr>
         <w:trPr>
-          <w:trHeight w:val="490" w:hRule="atLeast"/>
+          <w:trHeight w:val="490"/>
+          <w:jc w:val="center"/>
         </w:trPr>
         <w:tc>
           <w:tcPr>
@@ -1629,22 +1396,19 @@
               <w:bottom w:val="single" w:sz="4" w:space="0" w:color="000000"/>
               <w:right w:val="single" w:sz="4" w:space="0" w:color="000000"/>
             </w:tcBorders>
-          </w:tcPr>
-          <w:p>
-            <w:pPr>
-              <w:pStyle w:val="BodyText"/>
-              <w:jc w:val="center"/>
-              <w:rPr>
-                <w:rFonts w:ascii="Arial" w:hAnsi="Arial"/>
-                <w:sz w:val="24"/>
-                <w:szCs w:val="24"/>
-              </w:rPr>
-            </w:pPr>
-            <w:r>
-              <w:rPr>
-                <w:rFonts w:cs="Verdana" w:ascii="Arial" w:hAnsi="Arial"/>
-                <w:sz w:val="24"/>
-                <w:szCs w:val="24"/>
+            <w:vAlign w:val="center"/>
+          </w:tcPr>
+          <w:p>
+            <w:pPr>
+              <w:pStyle w:val="a0"/>
+              <w:jc w:val="center"/>
+              <w:rPr>
+                <w:rFonts w:asciiTheme="minorHAnsi" w:hAnsiTheme="minorHAnsi" w:cstheme="minorHAnsi"/>
+              </w:rPr>
+            </w:pPr>
+            <w:r>
+              <w:rPr>
+                <w:rFonts w:asciiTheme="minorHAnsi" w:hAnsiTheme="minorHAnsi" w:cstheme="minorHAnsi"/>
               </w:rPr>
               <w:t>1.</w:t>
             </w:r>
@@ -1663,20 +1427,16 @@
           </w:tcPr>
           <w:p>
             <w:pPr>
-              <w:pStyle w:val="BodyText"/>
+              <w:pStyle w:val="a0"/>
               <w:spacing w:before="60" w:after="60"/>
               <w:jc w:val="center"/>
               <w:rPr>
-                <w:rFonts w:ascii="Arial" w:hAnsi="Arial"/>
-                <w:sz w:val="24"/>
-                <w:szCs w:val="24"/>
-              </w:rPr>
-            </w:pPr>
-            <w:r>
-              <w:rPr>
-                <w:rFonts w:cs="Verdana" w:ascii="Arial" w:hAnsi="Arial"/>
-                <w:sz w:val="24"/>
-                <w:szCs w:val="24"/>
+                <w:rFonts w:asciiTheme="minorHAnsi" w:hAnsiTheme="minorHAnsi" w:cstheme="minorHAnsi"/>
+              </w:rPr>
+            </w:pPr>
+            <w:r>
+              <w:rPr>
+                <w:rFonts w:asciiTheme="minorHAnsi" w:hAnsiTheme="minorHAnsi" w:cstheme="minorHAnsi"/>
               </w:rPr>
               <w:t>Дата нанесения ЛКМ</w:t>
             </w:r>
@@ -1698,19 +1458,14 @@
           </w:tcPr>
           <w:p>
             <w:pPr>
-              <w:pStyle w:val="Normal"/>
-              <w:jc w:val="center"/>
-              <w:rPr>
-                <w:rFonts w:ascii="Arial" w:hAnsi="Arial"/>
-                <w:sz w:val="24"/>
-                <w:szCs w:val="24"/>
-              </w:rPr>
-            </w:pPr>
-            <w:r>
-              <w:rPr>
-                <w:rFonts w:ascii="Arial" w:hAnsi="Arial"/>
-                <w:sz w:val="24"/>
-                <w:szCs w:val="24"/>
+              <w:jc w:val="center"/>
+              <w:rPr>
+                <w:rFonts w:asciiTheme="minorHAnsi" w:hAnsiTheme="minorHAnsi" w:cstheme="minorHAnsi"/>
+              </w:rPr>
+            </w:pPr>
+            <w:r>
+              <w:rPr>
+                <w:rFonts w:asciiTheme="minorHAnsi" w:hAnsiTheme="minorHAnsi" w:cstheme="minorHAnsi"/>
               </w:rPr>
               <w:t>{{application_layer1_date?}}</w:t>
             </w:r>
@@ -1732,19 +1487,14 @@
           </w:tcPr>
           <w:p>
             <w:pPr>
-              <w:pStyle w:val="Normal"/>
-              <w:jc w:val="center"/>
-              <w:rPr>
-                <w:rFonts w:ascii="Arial" w:hAnsi="Arial"/>
-                <w:sz w:val="24"/>
-                <w:szCs w:val="24"/>
-              </w:rPr>
-            </w:pPr>
-            <w:r>
-              <w:rPr>
-                <w:rFonts w:ascii="Arial" w:hAnsi="Arial"/>
-                <w:sz w:val="24"/>
-                <w:szCs w:val="24"/>
+              <w:jc w:val="center"/>
+              <w:rPr>
+                <w:rFonts w:asciiTheme="minorHAnsi" w:hAnsiTheme="minorHAnsi" w:cstheme="minorHAnsi"/>
+              </w:rPr>
+            </w:pPr>
+            <w:r>
+              <w:rPr>
+                <w:rFonts w:asciiTheme="minorHAnsi" w:hAnsiTheme="minorHAnsi" w:cstheme="minorHAnsi"/>
               </w:rPr>
               <w:t>{{application_layer2_date?}}</w:t>
             </w:r>
@@ -1763,19 +1513,14 @@
           </w:tcPr>
           <w:p>
             <w:pPr>
-              <w:pStyle w:val="Normal"/>
-              <w:jc w:val="center"/>
-              <w:rPr>
-                <w:rFonts w:ascii="Arial" w:hAnsi="Arial"/>
-                <w:sz w:val="24"/>
-                <w:szCs w:val="24"/>
-              </w:rPr>
-            </w:pPr>
-            <w:r>
-              <w:rPr>
-                <w:rFonts w:ascii="Arial" w:hAnsi="Arial"/>
-                <w:sz w:val="24"/>
-                <w:szCs w:val="24"/>
+              <w:jc w:val="center"/>
+              <w:rPr>
+                <w:rFonts w:asciiTheme="minorHAnsi" w:hAnsiTheme="minorHAnsi" w:cstheme="minorHAnsi"/>
+              </w:rPr>
+            </w:pPr>
+            <w:r>
+              <w:rPr>
+                <w:rFonts w:asciiTheme="minorHAnsi" w:hAnsiTheme="minorHAnsi" w:cstheme="minorHAnsi"/>
               </w:rPr>
               <w:t>{{application_layer3_date?}}</w:t>
             </w:r>
@@ -1784,7 +1529,8 @@
       </w:tr>
       <w:tr>
         <w:trPr>
-          <w:trHeight w:val="490" w:hRule="atLeast"/>
+          <w:trHeight w:val="490"/>
+          <w:jc w:val="center"/>
         </w:trPr>
         <w:tc>
           <w:tcPr>
@@ -1795,22 +1541,19 @@
               <w:bottom w:val="single" w:sz="4" w:space="0" w:color="000000"/>
               <w:right w:val="single" w:sz="4" w:space="0" w:color="000000"/>
             </w:tcBorders>
-          </w:tcPr>
-          <w:p>
-            <w:pPr>
-              <w:pStyle w:val="BodyText"/>
-              <w:jc w:val="center"/>
-              <w:rPr>
-                <w:rFonts w:ascii="Arial" w:hAnsi="Arial"/>
-                <w:sz w:val="24"/>
-                <w:szCs w:val="24"/>
-              </w:rPr>
-            </w:pPr>
-            <w:r>
-              <w:rPr>
-                <w:rFonts w:cs="Verdana" w:ascii="Arial" w:hAnsi="Arial"/>
-                <w:sz w:val="24"/>
-                <w:szCs w:val="24"/>
+            <w:vAlign w:val="center"/>
+          </w:tcPr>
+          <w:p>
+            <w:pPr>
+              <w:pStyle w:val="a0"/>
+              <w:jc w:val="center"/>
+              <w:rPr>
+                <w:rFonts w:asciiTheme="minorHAnsi" w:hAnsiTheme="minorHAnsi" w:cstheme="minorHAnsi"/>
+              </w:rPr>
+            </w:pPr>
+            <w:r>
+              <w:rPr>
+                <w:rFonts w:asciiTheme="minorHAnsi" w:hAnsiTheme="minorHAnsi" w:cstheme="minorHAnsi"/>
               </w:rPr>
               <w:t>2.</w:t>
             </w:r>
@@ -1829,20 +1572,16 @@
           </w:tcPr>
           <w:p>
             <w:pPr>
-              <w:pStyle w:val="BodyText"/>
+              <w:pStyle w:val="a0"/>
               <w:spacing w:before="60" w:after="60"/>
               <w:jc w:val="center"/>
               <w:rPr>
-                <w:rFonts w:ascii="Arial" w:hAnsi="Arial"/>
-                <w:sz w:val="24"/>
-                <w:szCs w:val="24"/>
-              </w:rPr>
-            </w:pPr>
-            <w:r>
-              <w:rPr>
-                <w:rFonts w:cs="Verdana" w:ascii="Arial" w:hAnsi="Arial"/>
-                <w:sz w:val="24"/>
-                <w:szCs w:val="24"/>
+                <w:rFonts w:asciiTheme="minorHAnsi" w:hAnsiTheme="minorHAnsi" w:cstheme="minorHAnsi"/>
+              </w:rPr>
+            </w:pPr>
+            <w:r>
+              <w:rPr>
+                <w:rFonts w:asciiTheme="minorHAnsi" w:hAnsiTheme="minorHAnsi" w:cstheme="minorHAnsi"/>
               </w:rPr>
               <w:t>Время нанесения ЛКМ</w:t>
             </w:r>
@@ -1864,19 +1603,14 @@
           </w:tcPr>
           <w:p>
             <w:pPr>
-              <w:pStyle w:val="Normal"/>
-              <w:jc w:val="center"/>
-              <w:rPr>
-                <w:rFonts w:ascii="Arial" w:hAnsi="Arial"/>
-                <w:sz w:val="24"/>
-                <w:szCs w:val="24"/>
-              </w:rPr>
-            </w:pPr>
-            <w:r>
-              <w:rPr>
-                <w:rFonts w:ascii="Arial" w:hAnsi="Arial"/>
-                <w:sz w:val="24"/>
-                <w:szCs w:val="24"/>
+              <w:jc w:val="center"/>
+              <w:rPr>
+                <w:rFonts w:asciiTheme="minorHAnsi" w:hAnsiTheme="minorHAnsi" w:cstheme="minorHAnsi"/>
+              </w:rPr>
+            </w:pPr>
+            <w:r>
+              <w:rPr>
+                <w:rFonts w:asciiTheme="minorHAnsi" w:hAnsiTheme="minorHAnsi" w:cstheme="minorHAnsi"/>
               </w:rPr>
               <w:t>{{application_layer1_time?}}</w:t>
             </w:r>
@@ -1898,19 +1632,14 @@
           </w:tcPr>
           <w:p>
             <w:pPr>
-              <w:pStyle w:val="Normal"/>
-              <w:jc w:val="center"/>
-              <w:rPr>
-                <w:rFonts w:ascii="Arial" w:hAnsi="Arial"/>
-                <w:sz w:val="24"/>
-                <w:szCs w:val="24"/>
-              </w:rPr>
-            </w:pPr>
-            <w:r>
-              <w:rPr>
-                <w:rFonts w:ascii="Arial" w:hAnsi="Arial"/>
-                <w:sz w:val="24"/>
-                <w:szCs w:val="24"/>
+              <w:jc w:val="center"/>
+              <w:rPr>
+                <w:rFonts w:asciiTheme="minorHAnsi" w:hAnsiTheme="minorHAnsi" w:cstheme="minorHAnsi"/>
+              </w:rPr>
+            </w:pPr>
+            <w:r>
+              <w:rPr>
+                <w:rFonts w:asciiTheme="minorHAnsi" w:hAnsiTheme="minorHAnsi" w:cstheme="minorHAnsi"/>
               </w:rPr>
               <w:t>{{application_layer2_time?}}</w:t>
             </w:r>
@@ -1929,19 +1658,14 @@
           </w:tcPr>
           <w:p>
             <w:pPr>
-              <w:pStyle w:val="Normal"/>
-              <w:jc w:val="center"/>
-              <w:rPr>
-                <w:rFonts w:ascii="Arial" w:hAnsi="Arial"/>
-                <w:sz w:val="24"/>
-                <w:szCs w:val="24"/>
-              </w:rPr>
-            </w:pPr>
-            <w:r>
-              <w:rPr>
-                <w:rFonts w:ascii="Arial" w:hAnsi="Arial"/>
-                <w:sz w:val="24"/>
-                <w:szCs w:val="24"/>
+              <w:jc w:val="center"/>
+              <w:rPr>
+                <w:rFonts w:asciiTheme="minorHAnsi" w:hAnsiTheme="minorHAnsi" w:cstheme="minorHAnsi"/>
+              </w:rPr>
+            </w:pPr>
+            <w:r>
+              <w:rPr>
+                <w:rFonts w:asciiTheme="minorHAnsi" w:hAnsiTheme="minorHAnsi" w:cstheme="minorHAnsi"/>
               </w:rPr>
               <w:t>{{application_layer3_time?}}</w:t>
             </w:r>
@@ -1950,7 +1674,8 @@
       </w:tr>
       <w:tr>
         <w:trPr>
-          <w:trHeight w:val="490" w:hRule="atLeast"/>
+          <w:trHeight w:val="490"/>
+          <w:jc w:val="center"/>
         </w:trPr>
         <w:tc>
           <w:tcPr>
@@ -1961,22 +1686,19 @@
               <w:bottom w:val="single" w:sz="4" w:space="0" w:color="000000"/>
               <w:right w:val="single" w:sz="4" w:space="0" w:color="000000"/>
             </w:tcBorders>
-          </w:tcPr>
-          <w:p>
-            <w:pPr>
-              <w:pStyle w:val="BodyText"/>
-              <w:jc w:val="center"/>
-              <w:rPr>
-                <w:rFonts w:ascii="Arial" w:hAnsi="Arial"/>
-                <w:sz w:val="24"/>
-                <w:szCs w:val="24"/>
-              </w:rPr>
-            </w:pPr>
-            <w:r>
-              <w:rPr>
-                <w:rFonts w:cs="Verdana" w:ascii="Arial" w:hAnsi="Arial"/>
-                <w:sz w:val="24"/>
-                <w:szCs w:val="24"/>
+            <w:vAlign w:val="center"/>
+          </w:tcPr>
+          <w:p>
+            <w:pPr>
+              <w:pStyle w:val="a0"/>
+              <w:jc w:val="center"/>
+              <w:rPr>
+                <w:rFonts w:asciiTheme="minorHAnsi" w:hAnsiTheme="minorHAnsi" w:cstheme="minorHAnsi"/>
+              </w:rPr>
+            </w:pPr>
+            <w:r>
+              <w:rPr>
+                <w:rFonts w:asciiTheme="minorHAnsi" w:hAnsiTheme="minorHAnsi" w:cstheme="minorHAnsi"/>
               </w:rPr>
               <w:t>3.</w:t>
             </w:r>
@@ -1991,23 +1713,20 @@
               <w:bottom w:val="single" w:sz="4" w:space="0" w:color="000000"/>
               <w:right w:val="single" w:sz="4" w:space="0" w:color="000000"/>
             </w:tcBorders>
-          </w:tcPr>
-          <w:p>
-            <w:pPr>
-              <w:pStyle w:val="BodyText"/>
+            <w:vAlign w:val="center"/>
+          </w:tcPr>
+          <w:p>
+            <w:pPr>
+              <w:pStyle w:val="a0"/>
               <w:spacing w:before="60" w:after="60"/>
               <w:jc w:val="center"/>
               <w:rPr>
-                <w:rFonts w:ascii="Arial" w:hAnsi="Arial"/>
-                <w:sz w:val="24"/>
-                <w:szCs w:val="24"/>
-              </w:rPr>
-            </w:pPr>
-            <w:r>
-              <w:rPr>
-                <w:rFonts w:cs="Verdana" w:ascii="Arial" w:hAnsi="Arial"/>
-                <w:sz w:val="24"/>
-                <w:szCs w:val="24"/>
+                <w:rFonts w:asciiTheme="minorHAnsi" w:hAnsiTheme="minorHAnsi" w:cstheme="minorHAnsi"/>
+              </w:rPr>
+            </w:pPr>
+            <w:r>
+              <w:rPr>
+                <w:rFonts w:asciiTheme="minorHAnsi" w:hAnsiTheme="minorHAnsi" w:cstheme="minorHAnsi"/>
               </w:rPr>
               <w:t>Материал</w:t>
             </w:r>
@@ -2029,19 +1748,14 @@
           </w:tcPr>
           <w:p>
             <w:pPr>
-              <w:pStyle w:val="Normal"/>
-              <w:jc w:val="center"/>
-              <w:rPr>
-                <w:rFonts w:ascii="Arial" w:hAnsi="Arial"/>
-                <w:sz w:val="24"/>
-                <w:szCs w:val="24"/>
-              </w:rPr>
-            </w:pPr>
-            <w:r>
-              <w:rPr>
-                <w:rFonts w:ascii="Arial" w:hAnsi="Arial"/>
-                <w:sz w:val="24"/>
-                <w:szCs w:val="24"/>
+              <w:jc w:val="center"/>
+              <w:rPr>
+                <w:rFonts w:asciiTheme="minorHAnsi" w:hAnsiTheme="minorHAnsi" w:cstheme="minorHAnsi"/>
+              </w:rPr>
+            </w:pPr>
+            <w:r>
+              <w:rPr>
+                <w:rFonts w:asciiTheme="minorHAnsi" w:hAnsiTheme="minorHAnsi" w:cstheme="minorHAnsi"/>
               </w:rPr>
               <w:t>{{application_layer1_material}}</w:t>
             </w:r>
@@ -2063,19 +1777,14 @@
           </w:tcPr>
           <w:p>
             <w:pPr>
-              <w:pStyle w:val="Normal"/>
-              <w:jc w:val="center"/>
-              <w:rPr>
-                <w:rFonts w:ascii="Arial" w:hAnsi="Arial"/>
-                <w:sz w:val="24"/>
-                <w:szCs w:val="24"/>
-              </w:rPr>
-            </w:pPr>
-            <w:r>
-              <w:rPr>
-                <w:rFonts w:ascii="Arial" w:hAnsi="Arial"/>
-                <w:sz w:val="24"/>
-                <w:szCs w:val="24"/>
+              <w:jc w:val="center"/>
+              <w:rPr>
+                <w:rFonts w:asciiTheme="minorHAnsi" w:hAnsiTheme="minorHAnsi" w:cstheme="minorHAnsi"/>
+              </w:rPr>
+            </w:pPr>
+            <w:r>
+              <w:rPr>
+                <w:rFonts w:asciiTheme="minorHAnsi" w:hAnsiTheme="minorHAnsi" w:cstheme="minorHAnsi"/>
               </w:rPr>
               <w:t>{{application_layer2_material}}</w:t>
             </w:r>
@@ -2094,19 +1803,14 @@
           </w:tcPr>
           <w:p>
             <w:pPr>
-              <w:pStyle w:val="Normal"/>
-              <w:jc w:val="center"/>
-              <w:rPr>
-                <w:rFonts w:ascii="Arial" w:hAnsi="Arial"/>
-                <w:sz w:val="24"/>
-                <w:szCs w:val="24"/>
-              </w:rPr>
-            </w:pPr>
-            <w:r>
-              <w:rPr>
-                <w:rFonts w:ascii="Arial" w:hAnsi="Arial"/>
-                <w:sz w:val="24"/>
-                <w:szCs w:val="24"/>
+              <w:jc w:val="center"/>
+              <w:rPr>
+                <w:rFonts w:asciiTheme="minorHAnsi" w:hAnsiTheme="minorHAnsi" w:cstheme="minorHAnsi"/>
+              </w:rPr>
+            </w:pPr>
+            <w:r>
+              <w:rPr>
+                <w:rFonts w:asciiTheme="minorHAnsi" w:hAnsiTheme="minorHAnsi" w:cstheme="minorHAnsi"/>
               </w:rPr>
               <w:t>{{application_layer3_material}}</w:t>
             </w:r>
@@ -2115,7 +1819,8 @@
       </w:tr>
       <w:tr>
         <w:trPr>
-          <w:trHeight w:val="250" w:hRule="atLeast"/>
+          <w:trHeight w:val="250"/>
+          <w:jc w:val="center"/>
         </w:trPr>
         <w:tc>
           <w:tcPr>
@@ -2126,22 +1831,19 @@
               <w:bottom w:val="single" w:sz="4" w:space="0" w:color="000000"/>
               <w:right w:val="single" w:sz="4" w:space="0" w:color="000000"/>
             </w:tcBorders>
-          </w:tcPr>
-          <w:p>
-            <w:pPr>
-              <w:pStyle w:val="BodyText"/>
-              <w:jc w:val="center"/>
-              <w:rPr>
-                <w:rFonts w:ascii="Arial" w:hAnsi="Arial"/>
-                <w:sz w:val="24"/>
-                <w:szCs w:val="24"/>
-              </w:rPr>
-            </w:pPr>
-            <w:r>
-              <w:rPr>
-                <w:rFonts w:cs="Verdana" w:ascii="Arial" w:hAnsi="Arial"/>
-                <w:sz w:val="24"/>
-                <w:szCs w:val="24"/>
+            <w:vAlign w:val="center"/>
+          </w:tcPr>
+          <w:p>
+            <w:pPr>
+              <w:pStyle w:val="a0"/>
+              <w:jc w:val="center"/>
+              <w:rPr>
+                <w:rFonts w:asciiTheme="minorHAnsi" w:hAnsiTheme="minorHAnsi" w:cstheme="minorHAnsi"/>
+              </w:rPr>
+            </w:pPr>
+            <w:r>
+              <w:rPr>
+                <w:rFonts w:asciiTheme="minorHAnsi" w:hAnsiTheme="minorHAnsi" w:cstheme="minorHAnsi"/>
               </w:rPr>
               <w:t>4.</w:t>
             </w:r>
@@ -2156,23 +1858,20 @@
               <w:bottom w:val="single" w:sz="4" w:space="0" w:color="000000"/>
               <w:right w:val="single" w:sz="4" w:space="0" w:color="000000"/>
             </w:tcBorders>
-          </w:tcPr>
-          <w:p>
-            <w:pPr>
-              <w:pStyle w:val="BodyText"/>
+            <w:vAlign w:val="center"/>
+          </w:tcPr>
+          <w:p>
+            <w:pPr>
+              <w:pStyle w:val="a0"/>
               <w:spacing w:before="60" w:after="60"/>
               <w:jc w:val="center"/>
               <w:rPr>
-                <w:rFonts w:ascii="Arial" w:hAnsi="Arial"/>
-                <w:sz w:val="24"/>
-                <w:szCs w:val="24"/>
-              </w:rPr>
-            </w:pPr>
-            <w:r>
-              <w:rPr>
-                <w:rFonts w:cs="Verdana" w:ascii="Arial" w:hAnsi="Arial"/>
-                <w:sz w:val="24"/>
-                <w:szCs w:val="24"/>
+                <w:rFonts w:asciiTheme="minorHAnsi" w:hAnsiTheme="minorHAnsi" w:cstheme="minorHAnsi"/>
+              </w:rPr>
+            </w:pPr>
+            <w:r>
+              <w:rPr>
+                <w:rFonts w:asciiTheme="minorHAnsi" w:hAnsiTheme="minorHAnsi" w:cstheme="minorHAnsi"/>
               </w:rPr>
               <w:t>Цвет</w:t>
             </w:r>
@@ -2194,19 +1893,14 @@
           </w:tcPr>
           <w:p>
             <w:pPr>
-              <w:pStyle w:val="Normal"/>
-              <w:jc w:val="center"/>
-              <w:rPr>
-                <w:rFonts w:ascii="Arial" w:hAnsi="Arial"/>
-                <w:sz w:val="24"/>
-                <w:szCs w:val="24"/>
-              </w:rPr>
-            </w:pPr>
-            <w:r>
-              <w:rPr>
-                <w:rFonts w:ascii="Arial" w:hAnsi="Arial"/>
-                <w:sz w:val="24"/>
-                <w:szCs w:val="24"/>
+              <w:jc w:val="center"/>
+              <w:rPr>
+                <w:rFonts w:asciiTheme="minorHAnsi" w:hAnsiTheme="minorHAnsi" w:cstheme="minorHAnsi"/>
+              </w:rPr>
+            </w:pPr>
+            <w:r>
+              <w:rPr>
+                <w:rFonts w:asciiTheme="minorHAnsi" w:hAnsiTheme="minorHAnsi" w:cstheme="minorHAnsi"/>
               </w:rPr>
               <w:t>{{application_layer1_color?}}</w:t>
             </w:r>
@@ -2228,19 +1922,14 @@
           </w:tcPr>
           <w:p>
             <w:pPr>
-              <w:pStyle w:val="Normal"/>
-              <w:jc w:val="center"/>
-              <w:rPr>
-                <w:rFonts w:ascii="Arial" w:hAnsi="Arial"/>
-                <w:sz w:val="24"/>
-                <w:szCs w:val="24"/>
-              </w:rPr>
-            </w:pPr>
-            <w:r>
-              <w:rPr>
-                <w:rFonts w:ascii="Arial" w:hAnsi="Arial"/>
-                <w:sz w:val="24"/>
-                <w:szCs w:val="24"/>
+              <w:jc w:val="center"/>
+              <w:rPr>
+                <w:rFonts w:asciiTheme="minorHAnsi" w:hAnsiTheme="minorHAnsi" w:cstheme="minorHAnsi"/>
+              </w:rPr>
+            </w:pPr>
+            <w:r>
+              <w:rPr>
+                <w:rFonts w:asciiTheme="minorHAnsi" w:hAnsiTheme="minorHAnsi" w:cstheme="minorHAnsi"/>
               </w:rPr>
               <w:t>{{application_layer2_color?}}</w:t>
             </w:r>
@@ -2259,19 +1948,14 @@
           </w:tcPr>
           <w:p>
             <w:pPr>
-              <w:pStyle w:val="Normal"/>
-              <w:jc w:val="center"/>
-              <w:rPr>
-                <w:rFonts w:ascii="Arial" w:hAnsi="Arial"/>
-                <w:sz w:val="24"/>
-                <w:szCs w:val="24"/>
-              </w:rPr>
-            </w:pPr>
-            <w:r>
-              <w:rPr>
-                <w:rFonts w:ascii="Arial" w:hAnsi="Arial"/>
-                <w:sz w:val="24"/>
-                <w:szCs w:val="24"/>
+              <w:jc w:val="center"/>
+              <w:rPr>
+                <w:rFonts w:asciiTheme="minorHAnsi" w:hAnsiTheme="minorHAnsi" w:cstheme="minorHAnsi"/>
+              </w:rPr>
+            </w:pPr>
+            <w:r>
+              <w:rPr>
+                <w:rFonts w:asciiTheme="minorHAnsi" w:hAnsiTheme="minorHAnsi" w:cstheme="minorHAnsi"/>
               </w:rPr>
               <w:t>{{application_layer3_color?}}</w:t>
             </w:r>
@@ -2280,7 +1964,8 @@
       </w:tr>
       <w:tr>
         <w:trPr>
-          <w:trHeight w:val="550" w:hRule="atLeast"/>
+          <w:trHeight w:val="550"/>
+          <w:jc w:val="center"/>
         </w:trPr>
         <w:tc>
           <w:tcPr>
@@ -2291,22 +1976,19 @@
               <w:bottom w:val="single" w:sz="4" w:space="0" w:color="000000"/>
               <w:right w:val="single" w:sz="4" w:space="0" w:color="000000"/>
             </w:tcBorders>
-          </w:tcPr>
-          <w:p>
-            <w:pPr>
-              <w:pStyle w:val="BodyText"/>
-              <w:jc w:val="center"/>
-              <w:rPr>
-                <w:rFonts w:ascii="Arial" w:hAnsi="Arial"/>
-                <w:sz w:val="24"/>
-                <w:szCs w:val="24"/>
-              </w:rPr>
-            </w:pPr>
-            <w:r>
-              <w:rPr>
-                <w:rFonts w:cs="Verdana" w:ascii="Arial" w:hAnsi="Arial"/>
-                <w:sz w:val="24"/>
-                <w:szCs w:val="24"/>
+            <w:vAlign w:val="center"/>
+          </w:tcPr>
+          <w:p>
+            <w:pPr>
+              <w:pStyle w:val="a0"/>
+              <w:jc w:val="center"/>
+              <w:rPr>
+                <w:rFonts w:asciiTheme="minorHAnsi" w:hAnsiTheme="minorHAnsi" w:cstheme="minorHAnsi"/>
+              </w:rPr>
+            </w:pPr>
+            <w:r>
+              <w:rPr>
+                <w:rFonts w:asciiTheme="minorHAnsi" w:hAnsiTheme="minorHAnsi" w:cstheme="minorHAnsi"/>
               </w:rPr>
               <w:t>5.</w:t>
             </w:r>
@@ -2321,39 +2003,26 @@
               <w:bottom w:val="single" w:sz="4" w:space="0" w:color="000000"/>
               <w:right w:val="single" w:sz="4" w:space="0" w:color="000000"/>
             </w:tcBorders>
-          </w:tcPr>
-          <w:p>
-            <w:pPr>
-              <w:pStyle w:val="BodyText"/>
+            <w:vAlign w:val="center"/>
+          </w:tcPr>
+          <w:p>
+            <w:pPr>
+              <w:pStyle w:val="a0"/>
               <w:spacing w:before="60" w:after="60"/>
               <w:jc w:val="center"/>
               <w:rPr>
-                <w:rFonts w:ascii="Arial" w:hAnsi="Arial"/>
-                <w:sz w:val="24"/>
-                <w:szCs w:val="24"/>
-              </w:rPr>
-            </w:pPr>
-            <w:r>
-              <w:rPr>
-                <w:rFonts w:cs="Verdana" w:ascii="Arial" w:hAnsi="Arial"/>
-                <w:sz w:val="24"/>
-                <w:szCs w:val="24"/>
-              </w:rPr>
-              <w:t xml:space="preserve">№ </w:t>
-            </w:r>
-            <w:r>
-              <w:rPr>
-                <w:rFonts w:cs="Verdana" w:ascii="Arial" w:hAnsi="Arial"/>
-                <w:sz w:val="24"/>
-                <w:szCs w:val="24"/>
-              </w:rPr>
-              <w:t xml:space="preserve">партии комп. </w:t>
-            </w:r>
-            <w:r>
-              <w:rPr>
-                <w:rFonts w:cs="Verdana" w:ascii="Arial" w:hAnsi="Arial"/>
-                <w:sz w:val="24"/>
-                <w:szCs w:val="24"/>
+                <w:rFonts w:asciiTheme="minorHAnsi" w:hAnsiTheme="minorHAnsi" w:cstheme="minorHAnsi"/>
+              </w:rPr>
+            </w:pPr>
+            <w:r>
+              <w:rPr>
+                <w:rFonts w:asciiTheme="minorHAnsi" w:hAnsiTheme="minorHAnsi" w:cstheme="minorHAnsi"/>
+              </w:rPr>
+              <w:t xml:space="preserve">№ партии комп. </w:t>
+            </w:r>
+            <w:r>
+              <w:rPr>
+                <w:rFonts w:asciiTheme="minorHAnsi" w:hAnsiTheme="minorHAnsi" w:cstheme="minorHAnsi"/>
                 <w:lang w:val="en-US"/>
               </w:rPr>
               <w:t>A</w:t>
@@ -2361,30 +2030,18 @@
           </w:p>
           <w:p>
             <w:pPr>
-              <w:pStyle w:val="BodyText"/>
+              <w:pStyle w:val="a0"/>
               <w:spacing w:before="60" w:after="60"/>
               <w:jc w:val="center"/>
               <w:rPr>
-                <w:rFonts w:ascii="Arial" w:hAnsi="Arial"/>
-                <w:sz w:val="24"/>
-                <w:szCs w:val="24"/>
-              </w:rPr>
-            </w:pPr>
-            <w:r>
-              <w:rPr>
-                <w:rFonts w:cs="Verdana" w:ascii="Arial" w:hAnsi="Arial"/>
-                <w:sz w:val="24"/>
-                <w:szCs w:val="24"/>
-              </w:rPr>
-              <w:t xml:space="preserve">№ </w:t>
-            </w:r>
-            <w:r>
-              <w:rPr>
-                <w:rFonts w:cs="Verdana" w:ascii="Arial" w:hAnsi="Arial"/>
-                <w:sz w:val="24"/>
-                <w:szCs w:val="24"/>
-              </w:rPr>
-              <w:t>партии комп. Б</w:t>
+                <w:rFonts w:asciiTheme="minorHAnsi" w:hAnsiTheme="minorHAnsi" w:cstheme="minorHAnsi"/>
+              </w:rPr>
+            </w:pPr>
+            <w:r>
+              <w:rPr>
+                <w:rFonts w:asciiTheme="minorHAnsi" w:hAnsiTheme="minorHAnsi" w:cstheme="minorHAnsi"/>
+              </w:rPr>
+              <w:t>№ партии комп. Б</w:t>
             </w:r>
           </w:p>
         </w:tc>
@@ -2404,19 +2061,16 @@
           </w:tcPr>
           <w:p>
             <w:pPr>
-              <w:pStyle w:val="Normal"/>
-              <w:jc w:val="center"/>
-              <w:rPr>
-                <w:rFonts w:ascii="Arial" w:hAnsi="Arial"/>
-                <w:sz w:val="24"/>
-                <w:szCs w:val="24"/>
-              </w:rPr>
-            </w:pPr>
-            <w:r>
-              <w:rPr>
-                <w:rFonts w:ascii="Arial" w:hAnsi="Arial"/>
-                <w:sz w:val="24"/>
-                <w:szCs w:val="24"/>
+              <w:jc w:val="center"/>
+              <w:rPr>
+                <w:rFonts w:asciiTheme="minorHAnsi" w:hAnsiTheme="minorHAnsi" w:cstheme="minorHAnsi"/>
+                <w:lang w:val="en-US"/>
+              </w:rPr>
+            </w:pPr>
+            <w:r>
+              <w:rPr>
+                <w:rFonts w:asciiTheme="minorHAnsi" w:hAnsiTheme="minorHAnsi" w:cstheme="minorHAnsi"/>
+                <w:lang w:val="en-US"/>
               </w:rPr>
               <w:t>{{application_layer1_batch_a?}} {{application_layer1_batch_b?}}</w:t>
             </w:r>
@@ -2438,19 +2092,16 @@
           </w:tcPr>
           <w:p>
             <w:pPr>
-              <w:pStyle w:val="Normal"/>
-              <w:jc w:val="center"/>
-              <w:rPr>
-                <w:rFonts w:ascii="Arial" w:hAnsi="Arial"/>
-                <w:sz w:val="24"/>
-                <w:szCs w:val="24"/>
-              </w:rPr>
-            </w:pPr>
-            <w:r>
-              <w:rPr>
-                <w:rFonts w:ascii="Arial" w:hAnsi="Arial"/>
-                <w:sz w:val="24"/>
-                <w:szCs w:val="24"/>
+              <w:jc w:val="center"/>
+              <w:rPr>
+                <w:rFonts w:asciiTheme="minorHAnsi" w:hAnsiTheme="minorHAnsi" w:cstheme="minorHAnsi"/>
+                <w:lang w:val="en-US"/>
+              </w:rPr>
+            </w:pPr>
+            <w:r>
+              <w:rPr>
+                <w:rFonts w:asciiTheme="minorHAnsi" w:hAnsiTheme="minorHAnsi" w:cstheme="minorHAnsi"/>
+                <w:lang w:val="en-US"/>
               </w:rPr>
               <w:t>{{application_layer2_batch_a?}} {{application_layer2_batch_b?}}</w:t>
             </w:r>
@@ -2472,19 +2123,16 @@
           </w:tcPr>
           <w:p>
             <w:pPr>
-              <w:pStyle w:val="Normal"/>
-              <w:jc w:val="center"/>
-              <w:rPr>
-                <w:rFonts w:ascii="Arial" w:hAnsi="Arial"/>
-                <w:sz w:val="24"/>
-                <w:szCs w:val="24"/>
-              </w:rPr>
-            </w:pPr>
-            <w:r>
-              <w:rPr>
-                <w:rFonts w:ascii="Arial" w:hAnsi="Arial"/>
-                <w:sz w:val="24"/>
-                <w:szCs w:val="24"/>
+              <w:jc w:val="center"/>
+              <w:rPr>
+                <w:rFonts w:asciiTheme="minorHAnsi" w:hAnsiTheme="minorHAnsi" w:cstheme="minorHAnsi"/>
+                <w:lang w:val="en-US"/>
+              </w:rPr>
+            </w:pPr>
+            <w:r>
+              <w:rPr>
+                <w:rFonts w:asciiTheme="minorHAnsi" w:hAnsiTheme="minorHAnsi" w:cstheme="minorHAnsi"/>
+                <w:lang w:val="en-US"/>
               </w:rPr>
               <w:t>{{application_layer3_batch_a?}} {{application_layer3_batch_b?}}</w:t>
             </w:r>
@@ -2493,7 +2141,8 @@
       </w:tr>
       <w:tr>
         <w:trPr>
-          <w:trHeight w:val="1450" w:hRule="atLeast"/>
+          <w:trHeight w:val="1450"/>
+          <w:jc w:val="center"/>
         </w:trPr>
         <w:tc>
           <w:tcPr>
@@ -2504,22 +2153,19 @@
               <w:bottom w:val="single" w:sz="4" w:space="0" w:color="000000"/>
               <w:right w:val="single" w:sz="4" w:space="0" w:color="000000"/>
             </w:tcBorders>
-          </w:tcPr>
-          <w:p>
-            <w:pPr>
-              <w:pStyle w:val="BodyText"/>
-              <w:jc w:val="center"/>
-              <w:rPr>
-                <w:rFonts w:ascii="Arial" w:hAnsi="Arial"/>
-                <w:sz w:val="24"/>
-                <w:szCs w:val="24"/>
-              </w:rPr>
-            </w:pPr>
-            <w:r>
-              <w:rPr>
-                <w:rFonts w:cs="Verdana" w:ascii="Arial" w:hAnsi="Arial"/>
-                <w:sz w:val="24"/>
-                <w:szCs w:val="24"/>
+            <w:vAlign w:val="center"/>
+          </w:tcPr>
+          <w:p>
+            <w:pPr>
+              <w:pStyle w:val="a0"/>
+              <w:jc w:val="center"/>
+              <w:rPr>
+                <w:rFonts w:asciiTheme="minorHAnsi" w:hAnsiTheme="minorHAnsi" w:cstheme="minorHAnsi"/>
+              </w:rPr>
+            </w:pPr>
+            <w:r>
+              <w:rPr>
+                <w:rFonts w:asciiTheme="minorHAnsi" w:hAnsiTheme="minorHAnsi" w:cstheme="minorHAnsi"/>
               </w:rPr>
               <w:t>6.</w:t>
             </w:r>
@@ -2538,20 +2184,16 @@
           </w:tcPr>
           <w:p>
             <w:pPr>
-              <w:pStyle w:val="BodyText"/>
+              <w:pStyle w:val="a0"/>
               <w:spacing w:before="60" w:after="60"/>
               <w:jc w:val="center"/>
               <w:rPr>
-                <w:rFonts w:ascii="Arial" w:hAnsi="Arial"/>
-                <w:sz w:val="24"/>
-                <w:szCs w:val="24"/>
-              </w:rPr>
-            </w:pPr>
-            <w:r>
-              <w:rPr>
-                <w:rFonts w:cs="Verdana" w:ascii="Arial" w:hAnsi="Arial"/>
-                <w:sz w:val="24"/>
-                <w:szCs w:val="24"/>
+                <w:rFonts w:asciiTheme="minorHAnsi" w:hAnsiTheme="minorHAnsi" w:cstheme="minorHAnsi"/>
+              </w:rPr>
+            </w:pPr>
+            <w:r>
+              <w:rPr>
+                <w:rFonts w:asciiTheme="minorHAnsi" w:hAnsiTheme="minorHAnsi" w:cstheme="minorHAnsi"/>
               </w:rPr>
               <w:t>Подготовка материала</w:t>
             </w:r>
@@ -2570,19 +2212,14 @@
           </w:tcPr>
           <w:p>
             <w:pPr>
-              <w:pStyle w:val="Normal"/>
-              <w:jc w:val="center"/>
-              <w:rPr>
-                <w:rFonts w:ascii="Arial" w:hAnsi="Arial"/>
-                <w:sz w:val="24"/>
-                <w:szCs w:val="24"/>
-              </w:rPr>
-            </w:pPr>
-            <w:r>
-              <w:rPr>
-                <w:rFonts w:ascii="Arial" w:hAnsi="Arial"/>
-                <w:sz w:val="24"/>
-                <w:szCs w:val="24"/>
+              <w:jc w:val="center"/>
+              <w:rPr>
+                <w:rFonts w:asciiTheme="minorHAnsi" w:hAnsiTheme="minorHAnsi" w:cstheme="minorHAnsi"/>
+              </w:rPr>
+            </w:pPr>
+            <w:r>
+              <w:rPr>
+                <w:rFonts w:asciiTheme="minorHAnsi" w:hAnsiTheme="minorHAnsi" w:cstheme="minorHAnsi"/>
               </w:rPr>
               <w:t>{{application_layer1_thinner?}}</w:t>
             </w:r>
@@ -2601,19 +2238,14 @@
           </w:tcPr>
           <w:p>
             <w:pPr>
-              <w:pStyle w:val="Normal"/>
-              <w:jc w:val="center"/>
-              <w:rPr>
-                <w:rFonts w:ascii="Arial" w:hAnsi="Arial"/>
-                <w:sz w:val="24"/>
-                <w:szCs w:val="24"/>
-              </w:rPr>
-            </w:pPr>
-            <w:r>
-              <w:rPr>
-                <w:rFonts w:ascii="Arial" w:hAnsi="Arial"/>
-                <w:sz w:val="24"/>
-                <w:szCs w:val="24"/>
+              <w:jc w:val="center"/>
+              <w:rPr>
+                <w:rFonts w:asciiTheme="minorHAnsi" w:hAnsiTheme="minorHAnsi" w:cstheme="minorHAnsi"/>
+              </w:rPr>
+            </w:pPr>
+            <w:r>
+              <w:rPr>
+                <w:rFonts w:asciiTheme="minorHAnsi" w:hAnsiTheme="minorHAnsi" w:cstheme="minorHAnsi"/>
               </w:rPr>
               <w:t>{{application_layer2_thinner?}}</w:t>
             </w:r>
@@ -2632,19 +2264,14 @@
           </w:tcPr>
           <w:p>
             <w:pPr>
-              <w:pStyle w:val="Normal"/>
-              <w:jc w:val="center"/>
-              <w:rPr>
-                <w:rFonts w:ascii="Arial" w:hAnsi="Arial"/>
-                <w:sz w:val="24"/>
-                <w:szCs w:val="24"/>
-              </w:rPr>
-            </w:pPr>
-            <w:r>
-              <w:rPr>
-                <w:rFonts w:ascii="Arial" w:hAnsi="Arial"/>
-                <w:sz w:val="24"/>
-                <w:szCs w:val="24"/>
+              <w:jc w:val="center"/>
+              <w:rPr>
+                <w:rFonts w:asciiTheme="minorHAnsi" w:hAnsiTheme="minorHAnsi" w:cstheme="minorHAnsi"/>
+              </w:rPr>
+            </w:pPr>
+            <w:r>
+              <w:rPr>
+                <w:rFonts w:asciiTheme="minorHAnsi" w:hAnsiTheme="minorHAnsi" w:cstheme="minorHAnsi"/>
               </w:rPr>
               <w:t>{{application_layer3_thinner?}}</w:t>
             </w:r>
@@ -2653,7 +2280,8 @@
       </w:tr>
       <w:tr>
         <w:trPr>
-          <w:trHeight w:val="490" w:hRule="atLeast"/>
+          <w:trHeight w:val="490"/>
+          <w:jc w:val="center"/>
         </w:trPr>
         <w:tc>
           <w:tcPr>
@@ -2664,22 +2292,19 @@
               <w:bottom w:val="single" w:sz="4" w:space="0" w:color="000000"/>
               <w:right w:val="single" w:sz="4" w:space="0" w:color="000000"/>
             </w:tcBorders>
-          </w:tcPr>
-          <w:p>
-            <w:pPr>
-              <w:pStyle w:val="BodyText"/>
-              <w:jc w:val="center"/>
-              <w:rPr>
-                <w:rFonts w:ascii="Arial" w:hAnsi="Arial"/>
-                <w:sz w:val="24"/>
-                <w:szCs w:val="24"/>
-              </w:rPr>
-            </w:pPr>
-            <w:r>
-              <w:rPr>
-                <w:rFonts w:cs="Verdana" w:ascii="Arial" w:hAnsi="Arial"/>
-                <w:sz w:val="24"/>
-                <w:szCs w:val="24"/>
+            <w:vAlign w:val="center"/>
+          </w:tcPr>
+          <w:p>
+            <w:pPr>
+              <w:pStyle w:val="a0"/>
+              <w:jc w:val="center"/>
+              <w:rPr>
+                <w:rFonts w:asciiTheme="minorHAnsi" w:hAnsiTheme="minorHAnsi" w:cstheme="minorHAnsi"/>
+              </w:rPr>
+            </w:pPr>
+            <w:r>
+              <w:rPr>
+                <w:rFonts w:asciiTheme="minorHAnsi" w:hAnsiTheme="minorHAnsi" w:cstheme="minorHAnsi"/>
               </w:rPr>
               <w:t>7.</w:t>
             </w:r>
@@ -2698,20 +2323,16 @@
           </w:tcPr>
           <w:p>
             <w:pPr>
-              <w:pStyle w:val="BodyText"/>
+              <w:pStyle w:val="a0"/>
               <w:spacing w:before="60" w:after="60"/>
               <w:jc w:val="center"/>
               <w:rPr>
-                <w:rFonts w:ascii="Arial" w:hAnsi="Arial"/>
-                <w:sz w:val="24"/>
-                <w:szCs w:val="24"/>
-              </w:rPr>
-            </w:pPr>
-            <w:r>
-              <w:rPr>
-                <w:rFonts w:cs="Verdana" w:ascii="Arial" w:hAnsi="Arial"/>
-                <w:sz w:val="24"/>
-                <w:szCs w:val="24"/>
+                <w:rFonts w:asciiTheme="minorHAnsi" w:hAnsiTheme="minorHAnsi" w:cstheme="minorHAnsi"/>
+              </w:rPr>
+            </w:pPr>
+            <w:r>
+              <w:rPr>
+                <w:rFonts w:asciiTheme="minorHAnsi" w:hAnsiTheme="minorHAnsi" w:cstheme="minorHAnsi"/>
               </w:rPr>
               <w:t>Типоразмер окрасочного сопла</w:t>
             </w:r>
@@ -2730,19 +2351,14 @@
           </w:tcPr>
           <w:p>
             <w:pPr>
-              <w:pStyle w:val="Normal"/>
-              <w:jc w:val="center"/>
-              <w:rPr>
-                <w:rFonts w:ascii="Arial" w:hAnsi="Arial"/>
-                <w:sz w:val="24"/>
-                <w:szCs w:val="24"/>
-              </w:rPr>
-            </w:pPr>
-            <w:r>
-              <w:rPr>
-                <w:rFonts w:ascii="Arial" w:hAnsi="Arial"/>
-                <w:sz w:val="24"/>
-                <w:szCs w:val="24"/>
+              <w:jc w:val="center"/>
+              <w:rPr>
+                <w:rFonts w:asciiTheme="minorHAnsi" w:hAnsiTheme="minorHAnsi" w:cstheme="minorHAnsi"/>
+              </w:rPr>
+            </w:pPr>
+            <w:r>
+              <w:rPr>
+                <w:rFonts w:asciiTheme="minorHAnsi" w:hAnsiTheme="minorHAnsi" w:cstheme="minorHAnsi"/>
               </w:rPr>
               <w:t>{{application_layer1_nozzle?}}</w:t>
             </w:r>
@@ -2761,19 +2377,14 @@
           </w:tcPr>
           <w:p>
             <w:pPr>
-              <w:pStyle w:val="Normal"/>
-              <w:jc w:val="center"/>
-              <w:rPr>
-                <w:rFonts w:ascii="Arial" w:hAnsi="Arial"/>
-                <w:sz w:val="24"/>
-                <w:szCs w:val="24"/>
-              </w:rPr>
-            </w:pPr>
-            <w:r>
-              <w:rPr>
-                <w:rFonts w:ascii="Arial" w:hAnsi="Arial"/>
-                <w:sz w:val="24"/>
-                <w:szCs w:val="24"/>
+              <w:jc w:val="center"/>
+              <w:rPr>
+                <w:rFonts w:asciiTheme="minorHAnsi" w:hAnsiTheme="minorHAnsi" w:cstheme="minorHAnsi"/>
+              </w:rPr>
+            </w:pPr>
+            <w:r>
+              <w:rPr>
+                <w:rFonts w:asciiTheme="minorHAnsi" w:hAnsiTheme="minorHAnsi" w:cstheme="minorHAnsi"/>
               </w:rPr>
               <w:t>{{application_layer2_nozzle?}}</w:t>
             </w:r>
@@ -2792,19 +2403,14 @@
           </w:tcPr>
           <w:p>
             <w:pPr>
-              <w:pStyle w:val="Normal"/>
-              <w:jc w:val="center"/>
-              <w:rPr>
-                <w:rFonts w:ascii="Arial" w:hAnsi="Arial"/>
-                <w:sz w:val="24"/>
-                <w:szCs w:val="24"/>
-              </w:rPr>
-            </w:pPr>
-            <w:r>
-              <w:rPr>
-                <w:rFonts w:ascii="Arial" w:hAnsi="Arial"/>
-                <w:sz w:val="24"/>
-                <w:szCs w:val="24"/>
+              <w:jc w:val="center"/>
+              <w:rPr>
+                <w:rFonts w:asciiTheme="minorHAnsi" w:hAnsiTheme="minorHAnsi" w:cstheme="minorHAnsi"/>
+              </w:rPr>
+            </w:pPr>
+            <w:r>
+              <w:rPr>
+                <w:rFonts w:asciiTheme="minorHAnsi" w:hAnsiTheme="minorHAnsi" w:cstheme="minorHAnsi"/>
               </w:rPr>
               <w:t>{{application_layer3_nozzle?}}</w:t>
             </w:r>
@@ -2813,7 +2419,8 @@
       </w:tr>
       <w:tr>
         <w:trPr>
-          <w:trHeight w:val="490" w:hRule="atLeast"/>
+          <w:trHeight w:val="490"/>
+          <w:jc w:val="center"/>
         </w:trPr>
         <w:tc>
           <w:tcPr>
@@ -2824,22 +2431,19 @@
               <w:bottom w:val="single" w:sz="4" w:space="0" w:color="000000"/>
               <w:right w:val="single" w:sz="4" w:space="0" w:color="000000"/>
             </w:tcBorders>
-          </w:tcPr>
-          <w:p>
-            <w:pPr>
-              <w:pStyle w:val="BodyText"/>
-              <w:jc w:val="center"/>
-              <w:rPr>
-                <w:rFonts w:ascii="Arial" w:hAnsi="Arial"/>
-                <w:sz w:val="24"/>
-                <w:szCs w:val="24"/>
-              </w:rPr>
-            </w:pPr>
-            <w:r>
-              <w:rPr>
-                <w:rFonts w:cs="Verdana" w:ascii="Arial" w:hAnsi="Arial"/>
-                <w:sz w:val="24"/>
-                <w:szCs w:val="24"/>
+            <w:vAlign w:val="center"/>
+          </w:tcPr>
+          <w:p>
+            <w:pPr>
+              <w:pStyle w:val="a0"/>
+              <w:jc w:val="center"/>
+              <w:rPr>
+                <w:rFonts w:asciiTheme="minorHAnsi" w:hAnsiTheme="minorHAnsi" w:cstheme="minorHAnsi"/>
+              </w:rPr>
+            </w:pPr>
+            <w:r>
+              <w:rPr>
+                <w:rFonts w:asciiTheme="minorHAnsi" w:hAnsiTheme="minorHAnsi" w:cstheme="minorHAnsi"/>
               </w:rPr>
               <w:t>8.</w:t>
             </w:r>
@@ -2858,20 +2462,16 @@
           </w:tcPr>
           <w:p>
             <w:pPr>
-              <w:pStyle w:val="BodyText"/>
+              <w:pStyle w:val="a0"/>
               <w:spacing w:before="60" w:after="60"/>
               <w:jc w:val="center"/>
               <w:rPr>
-                <w:rFonts w:ascii="Arial" w:hAnsi="Arial"/>
-                <w:sz w:val="24"/>
-                <w:szCs w:val="24"/>
-              </w:rPr>
-            </w:pPr>
-            <w:r>
-              <w:rPr>
-                <w:rFonts w:cs="Verdana" w:ascii="Arial" w:hAnsi="Arial"/>
-                <w:sz w:val="24"/>
-                <w:szCs w:val="24"/>
+                <w:rFonts w:asciiTheme="minorHAnsi" w:hAnsiTheme="minorHAnsi" w:cstheme="minorHAnsi"/>
+              </w:rPr>
+            </w:pPr>
+            <w:r>
+              <w:rPr>
+                <w:rFonts w:asciiTheme="minorHAnsi" w:hAnsiTheme="minorHAnsi" w:cstheme="minorHAnsi"/>
               </w:rPr>
               <w:t>Относительная влажность, %</w:t>
             </w:r>
@@ -2890,19 +2490,14 @@
           </w:tcPr>
           <w:p>
             <w:pPr>
-              <w:pStyle w:val="Normal"/>
-              <w:jc w:val="center"/>
-              <w:rPr>
-                <w:rFonts w:ascii="Arial" w:hAnsi="Arial"/>
-                <w:sz w:val="24"/>
-                <w:szCs w:val="24"/>
-              </w:rPr>
-            </w:pPr>
-            <w:r>
-              <w:rPr>
-                <w:rFonts w:ascii="Arial" w:hAnsi="Arial"/>
-                <w:sz w:val="24"/>
-                <w:szCs w:val="24"/>
+              <w:jc w:val="center"/>
+              <w:rPr>
+                <w:rFonts w:asciiTheme="minorHAnsi" w:hAnsiTheme="minorHAnsi" w:cstheme="minorHAnsi"/>
+              </w:rPr>
+            </w:pPr>
+            <w:r>
+              <w:rPr>
+                <w:rFonts w:asciiTheme="minorHAnsi" w:hAnsiTheme="minorHAnsi" w:cstheme="minorHAnsi"/>
               </w:rPr>
               <w:t>{{application_layer1_humidity?}}</w:t>
             </w:r>
@@ -2921,19 +2516,14 @@
           </w:tcPr>
           <w:p>
             <w:pPr>
-              <w:pStyle w:val="Normal"/>
-              <w:jc w:val="center"/>
-              <w:rPr>
-                <w:rFonts w:ascii="Arial" w:hAnsi="Arial"/>
-                <w:sz w:val="24"/>
-                <w:szCs w:val="24"/>
-              </w:rPr>
-            </w:pPr>
-            <w:r>
-              <w:rPr>
-                <w:rFonts w:ascii="Arial" w:hAnsi="Arial"/>
-                <w:sz w:val="24"/>
-                <w:szCs w:val="24"/>
+              <w:jc w:val="center"/>
+              <w:rPr>
+                <w:rFonts w:asciiTheme="minorHAnsi" w:hAnsiTheme="minorHAnsi" w:cstheme="minorHAnsi"/>
+              </w:rPr>
+            </w:pPr>
+            <w:r>
+              <w:rPr>
+                <w:rFonts w:asciiTheme="minorHAnsi" w:hAnsiTheme="minorHAnsi" w:cstheme="minorHAnsi"/>
               </w:rPr>
               <w:t>{{application_layer2_humidity?}}</w:t>
             </w:r>
@@ -2952,19 +2542,14 @@
           </w:tcPr>
           <w:p>
             <w:pPr>
-              <w:pStyle w:val="Normal"/>
-              <w:jc w:val="center"/>
-              <w:rPr>
-                <w:rFonts w:ascii="Arial" w:hAnsi="Arial"/>
-                <w:sz w:val="24"/>
-                <w:szCs w:val="24"/>
-              </w:rPr>
-            </w:pPr>
-            <w:r>
-              <w:rPr>
-                <w:rFonts w:ascii="Arial" w:hAnsi="Arial"/>
-                <w:sz w:val="24"/>
-                <w:szCs w:val="24"/>
+              <w:jc w:val="center"/>
+              <w:rPr>
+                <w:rFonts w:asciiTheme="minorHAnsi" w:hAnsiTheme="minorHAnsi" w:cstheme="minorHAnsi"/>
+              </w:rPr>
+            </w:pPr>
+            <w:r>
+              <w:rPr>
+                <w:rFonts w:asciiTheme="minorHAnsi" w:hAnsiTheme="minorHAnsi" w:cstheme="minorHAnsi"/>
               </w:rPr>
               <w:t>{{application_layer3_humidity?}}</w:t>
             </w:r>
@@ -2973,7 +2558,8 @@
       </w:tr>
       <w:tr>
         <w:trPr>
-          <w:trHeight w:val="490" w:hRule="atLeast"/>
+          <w:trHeight w:val="490"/>
+          <w:jc w:val="center"/>
         </w:trPr>
         <w:tc>
           <w:tcPr>
@@ -2984,22 +2570,19 @@
               <w:bottom w:val="single" w:sz="4" w:space="0" w:color="000000"/>
               <w:right w:val="single" w:sz="4" w:space="0" w:color="000000"/>
             </w:tcBorders>
-          </w:tcPr>
-          <w:p>
-            <w:pPr>
-              <w:pStyle w:val="BodyText"/>
-              <w:jc w:val="center"/>
-              <w:rPr>
-                <w:rFonts w:ascii="Arial" w:hAnsi="Arial"/>
-                <w:sz w:val="24"/>
-                <w:szCs w:val="24"/>
-              </w:rPr>
-            </w:pPr>
-            <w:r>
-              <w:rPr>
-                <w:rFonts w:cs="Verdana" w:ascii="Arial" w:hAnsi="Arial"/>
-                <w:sz w:val="24"/>
-                <w:szCs w:val="24"/>
+            <w:vAlign w:val="center"/>
+          </w:tcPr>
+          <w:p>
+            <w:pPr>
+              <w:pStyle w:val="a0"/>
+              <w:jc w:val="center"/>
+              <w:rPr>
+                <w:rFonts w:asciiTheme="minorHAnsi" w:hAnsiTheme="minorHAnsi" w:cstheme="minorHAnsi"/>
+              </w:rPr>
+            </w:pPr>
+            <w:r>
+              <w:rPr>
+                <w:rFonts w:asciiTheme="minorHAnsi" w:hAnsiTheme="minorHAnsi" w:cstheme="minorHAnsi"/>
               </w:rPr>
               <w:t>9.</w:t>
             </w:r>
@@ -3018,20 +2601,16 @@
           </w:tcPr>
           <w:p>
             <w:pPr>
-              <w:pStyle w:val="BodyText"/>
+              <w:pStyle w:val="a0"/>
               <w:spacing w:before="60" w:after="60"/>
               <w:jc w:val="center"/>
               <w:rPr>
-                <w:rFonts w:ascii="Arial" w:hAnsi="Arial"/>
-                <w:sz w:val="24"/>
-                <w:szCs w:val="24"/>
-              </w:rPr>
-            </w:pPr>
-            <w:r>
-              <w:rPr>
-                <w:rFonts w:cs="Verdana" w:ascii="Arial" w:hAnsi="Arial"/>
-                <w:sz w:val="24"/>
-                <w:szCs w:val="24"/>
+                <w:rFonts w:asciiTheme="minorHAnsi" w:hAnsiTheme="minorHAnsi" w:cstheme="minorHAnsi"/>
+              </w:rPr>
+            </w:pPr>
+            <w:r>
+              <w:rPr>
+                <w:rFonts w:asciiTheme="minorHAnsi" w:hAnsiTheme="minorHAnsi" w:cstheme="minorHAnsi"/>
               </w:rPr>
               <w:t>Температура воздуха, °С</w:t>
             </w:r>
@@ -3050,19 +2629,14 @@
           </w:tcPr>
           <w:p>
             <w:pPr>
-              <w:pStyle w:val="Normal"/>
-              <w:jc w:val="center"/>
-              <w:rPr>
-                <w:rFonts w:ascii="Arial" w:hAnsi="Arial"/>
-                <w:sz w:val="24"/>
-                <w:szCs w:val="24"/>
-              </w:rPr>
-            </w:pPr>
-            <w:r>
-              <w:rPr>
-                <w:rFonts w:ascii="Arial" w:hAnsi="Arial"/>
-                <w:sz w:val="24"/>
-                <w:szCs w:val="24"/>
+              <w:jc w:val="center"/>
+              <w:rPr>
+                <w:rFonts w:asciiTheme="minorHAnsi" w:hAnsiTheme="minorHAnsi" w:cstheme="minorHAnsi"/>
+              </w:rPr>
+            </w:pPr>
+            <w:r>
+              <w:rPr>
+                <w:rFonts w:asciiTheme="minorHAnsi" w:hAnsiTheme="minorHAnsi" w:cstheme="minorHAnsi"/>
               </w:rPr>
               <w:t>{{application_layer1_air_temp?}}</w:t>
             </w:r>
@@ -3081,19 +2655,14 @@
           </w:tcPr>
           <w:p>
             <w:pPr>
-              <w:pStyle w:val="Normal"/>
-              <w:jc w:val="center"/>
-              <w:rPr>
-                <w:rFonts w:ascii="Arial" w:hAnsi="Arial"/>
-                <w:sz w:val="24"/>
-                <w:szCs w:val="24"/>
-              </w:rPr>
-            </w:pPr>
-            <w:r>
-              <w:rPr>
-                <w:rFonts w:ascii="Arial" w:hAnsi="Arial"/>
-                <w:sz w:val="24"/>
-                <w:szCs w:val="24"/>
+              <w:jc w:val="center"/>
+              <w:rPr>
+                <w:rFonts w:asciiTheme="minorHAnsi" w:hAnsiTheme="minorHAnsi" w:cstheme="minorHAnsi"/>
+              </w:rPr>
+            </w:pPr>
+            <w:r>
+              <w:rPr>
+                <w:rFonts w:asciiTheme="minorHAnsi" w:hAnsiTheme="minorHAnsi" w:cstheme="minorHAnsi"/>
               </w:rPr>
               <w:t>{{application_layer2_air_temp?}}</w:t>
             </w:r>
@@ -3112,19 +2681,14 @@
           </w:tcPr>
           <w:p>
             <w:pPr>
-              <w:pStyle w:val="Normal"/>
-              <w:jc w:val="center"/>
-              <w:rPr>
-                <w:rFonts w:ascii="Arial" w:hAnsi="Arial"/>
-                <w:sz w:val="24"/>
-                <w:szCs w:val="24"/>
-              </w:rPr>
-            </w:pPr>
-            <w:r>
-              <w:rPr>
-                <w:rFonts w:ascii="Arial" w:hAnsi="Arial"/>
-                <w:sz w:val="24"/>
-                <w:szCs w:val="24"/>
+              <w:jc w:val="center"/>
+              <w:rPr>
+                <w:rFonts w:asciiTheme="minorHAnsi" w:hAnsiTheme="minorHAnsi" w:cstheme="minorHAnsi"/>
+              </w:rPr>
+            </w:pPr>
+            <w:r>
+              <w:rPr>
+                <w:rFonts w:asciiTheme="minorHAnsi" w:hAnsiTheme="minorHAnsi" w:cstheme="minorHAnsi"/>
               </w:rPr>
               <w:t>{{application_layer3_air_temp?}}</w:t>
             </w:r>
@@ -3133,7 +2697,8 @@
       </w:tr>
       <w:tr>
         <w:trPr>
-          <w:trHeight w:val="490" w:hRule="atLeast"/>
+          <w:trHeight w:val="490"/>
+          <w:jc w:val="center"/>
         </w:trPr>
         <w:tc>
           <w:tcPr>
@@ -3144,22 +2709,19 @@
               <w:bottom w:val="single" w:sz="4" w:space="0" w:color="000000"/>
               <w:right w:val="single" w:sz="4" w:space="0" w:color="000000"/>
             </w:tcBorders>
-          </w:tcPr>
-          <w:p>
-            <w:pPr>
-              <w:pStyle w:val="BodyText"/>
-              <w:jc w:val="center"/>
-              <w:rPr>
-                <w:rFonts w:ascii="Arial" w:hAnsi="Arial"/>
-                <w:sz w:val="24"/>
-                <w:szCs w:val="24"/>
-              </w:rPr>
-            </w:pPr>
-            <w:r>
-              <w:rPr>
-                <w:rFonts w:cs="Verdana" w:ascii="Arial" w:hAnsi="Arial"/>
-                <w:sz w:val="24"/>
-                <w:szCs w:val="24"/>
+            <w:vAlign w:val="center"/>
+          </w:tcPr>
+          <w:p>
+            <w:pPr>
+              <w:pStyle w:val="a0"/>
+              <w:jc w:val="center"/>
+              <w:rPr>
+                <w:rFonts w:asciiTheme="minorHAnsi" w:hAnsiTheme="minorHAnsi" w:cstheme="minorHAnsi"/>
+              </w:rPr>
+            </w:pPr>
+            <w:r>
+              <w:rPr>
+                <w:rFonts w:asciiTheme="minorHAnsi" w:hAnsiTheme="minorHAnsi" w:cstheme="minorHAnsi"/>
               </w:rPr>
               <w:t>10.</w:t>
             </w:r>
@@ -3178,20 +2740,16 @@
           </w:tcPr>
           <w:p>
             <w:pPr>
-              <w:pStyle w:val="BodyText"/>
+              <w:pStyle w:val="a0"/>
               <w:spacing w:before="60" w:after="60"/>
               <w:jc w:val="center"/>
               <w:rPr>
-                <w:rFonts w:ascii="Arial" w:hAnsi="Arial"/>
-                <w:sz w:val="24"/>
-                <w:szCs w:val="24"/>
-              </w:rPr>
-            </w:pPr>
-            <w:r>
-              <w:rPr>
-                <w:rFonts w:cs="Verdana" w:ascii="Arial" w:hAnsi="Arial"/>
-                <w:sz w:val="24"/>
-                <w:szCs w:val="24"/>
+                <w:rFonts w:asciiTheme="minorHAnsi" w:hAnsiTheme="minorHAnsi" w:cstheme="minorHAnsi"/>
+              </w:rPr>
+            </w:pPr>
+            <w:r>
+              <w:rPr>
+                <w:rFonts w:asciiTheme="minorHAnsi" w:hAnsiTheme="minorHAnsi" w:cstheme="minorHAnsi"/>
               </w:rPr>
               <w:t>Температура поверхности, °С</w:t>
             </w:r>
@@ -3210,19 +2768,14 @@
           </w:tcPr>
           <w:p>
             <w:pPr>
-              <w:pStyle w:val="Normal"/>
-              <w:jc w:val="center"/>
-              <w:rPr>
-                <w:rFonts w:ascii="Arial" w:hAnsi="Arial"/>
-                <w:sz w:val="24"/>
-                <w:szCs w:val="24"/>
-              </w:rPr>
-            </w:pPr>
-            <w:r>
-              <w:rPr>
-                <w:rFonts w:ascii="Arial" w:hAnsi="Arial"/>
-                <w:sz w:val="24"/>
-                <w:szCs w:val="24"/>
+              <w:jc w:val="center"/>
+              <w:rPr>
+                <w:rFonts w:asciiTheme="minorHAnsi" w:hAnsiTheme="minorHAnsi" w:cstheme="minorHAnsi"/>
+              </w:rPr>
+            </w:pPr>
+            <w:r>
+              <w:rPr>
+                <w:rFonts w:asciiTheme="minorHAnsi" w:hAnsiTheme="minorHAnsi" w:cstheme="minorHAnsi"/>
               </w:rPr>
               <w:t>{{application_layer1_surface_temp?}}</w:t>
             </w:r>
@@ -3241,19 +2794,14 @@
           </w:tcPr>
           <w:p>
             <w:pPr>
-              <w:pStyle w:val="Normal"/>
-              <w:jc w:val="center"/>
-              <w:rPr>
-                <w:rFonts w:ascii="Arial" w:hAnsi="Arial"/>
-                <w:sz w:val="24"/>
-                <w:szCs w:val="24"/>
-              </w:rPr>
-            </w:pPr>
-            <w:r>
-              <w:rPr>
-                <w:rFonts w:ascii="Arial" w:hAnsi="Arial"/>
-                <w:sz w:val="24"/>
-                <w:szCs w:val="24"/>
+              <w:jc w:val="center"/>
+              <w:rPr>
+                <w:rFonts w:asciiTheme="minorHAnsi" w:hAnsiTheme="minorHAnsi" w:cstheme="minorHAnsi"/>
+              </w:rPr>
+            </w:pPr>
+            <w:r>
+              <w:rPr>
+                <w:rFonts w:asciiTheme="minorHAnsi" w:hAnsiTheme="minorHAnsi" w:cstheme="minorHAnsi"/>
               </w:rPr>
               <w:t>{{application_layer2_surface_temp?}}</w:t>
             </w:r>
@@ -3272,19 +2820,14 @@
           </w:tcPr>
           <w:p>
             <w:pPr>
-              <w:pStyle w:val="Normal"/>
-              <w:jc w:val="center"/>
-              <w:rPr>
-                <w:rFonts w:ascii="Arial" w:hAnsi="Arial"/>
-                <w:sz w:val="24"/>
-                <w:szCs w:val="24"/>
-              </w:rPr>
-            </w:pPr>
-            <w:r>
-              <w:rPr>
-                <w:rFonts w:ascii="Arial" w:hAnsi="Arial"/>
-                <w:sz w:val="24"/>
-                <w:szCs w:val="24"/>
+              <w:jc w:val="center"/>
+              <w:rPr>
+                <w:rFonts w:asciiTheme="minorHAnsi" w:hAnsiTheme="minorHAnsi" w:cstheme="minorHAnsi"/>
+              </w:rPr>
+            </w:pPr>
+            <w:r>
+              <w:rPr>
+                <w:rFonts w:asciiTheme="minorHAnsi" w:hAnsiTheme="minorHAnsi" w:cstheme="minorHAnsi"/>
               </w:rPr>
               <w:t>{{application_layer3_surface_temp?}}</w:t>
             </w:r>
@@ -3293,7 +2836,8 @@
       </w:tr>
       <w:tr>
         <w:trPr>
-          <w:trHeight w:val="358" w:hRule="atLeast"/>
+          <w:trHeight w:val="358"/>
+          <w:jc w:val="center"/>
         </w:trPr>
         <w:tc>
           <w:tcPr>
@@ -3304,22 +2848,19 @@
               <w:bottom w:val="single" w:sz="4" w:space="0" w:color="000000"/>
               <w:right w:val="single" w:sz="4" w:space="0" w:color="000000"/>
             </w:tcBorders>
-          </w:tcPr>
-          <w:p>
-            <w:pPr>
-              <w:pStyle w:val="BodyText"/>
-              <w:jc w:val="center"/>
-              <w:rPr>
-                <w:rFonts w:ascii="Arial" w:hAnsi="Arial"/>
-                <w:sz w:val="24"/>
-                <w:szCs w:val="24"/>
-              </w:rPr>
-            </w:pPr>
-            <w:r>
-              <w:rPr>
-                <w:rFonts w:cs="Verdana" w:ascii="Arial" w:hAnsi="Arial"/>
-                <w:sz w:val="24"/>
-                <w:szCs w:val="24"/>
+            <w:vAlign w:val="center"/>
+          </w:tcPr>
+          <w:p>
+            <w:pPr>
+              <w:pStyle w:val="a0"/>
+              <w:jc w:val="center"/>
+              <w:rPr>
+                <w:rFonts w:asciiTheme="minorHAnsi" w:hAnsiTheme="minorHAnsi" w:cstheme="minorHAnsi"/>
+              </w:rPr>
+            </w:pPr>
+            <w:r>
+              <w:rPr>
+                <w:rFonts w:asciiTheme="minorHAnsi" w:hAnsiTheme="minorHAnsi" w:cstheme="minorHAnsi"/>
               </w:rPr>
               <w:t>11.</w:t>
             </w:r>
@@ -3338,20 +2879,16 @@
           </w:tcPr>
           <w:p>
             <w:pPr>
-              <w:pStyle w:val="BodyText"/>
+              <w:pStyle w:val="a0"/>
               <w:spacing w:before="60" w:after="60"/>
               <w:jc w:val="center"/>
               <w:rPr>
-                <w:rFonts w:ascii="Arial" w:hAnsi="Arial"/>
-                <w:sz w:val="24"/>
-                <w:szCs w:val="24"/>
-              </w:rPr>
-            </w:pPr>
-            <w:r>
-              <w:rPr>
-                <w:rFonts w:cs="Verdana" w:ascii="Arial" w:hAnsi="Arial"/>
-                <w:sz w:val="24"/>
-                <w:szCs w:val="24"/>
+                <w:rFonts w:asciiTheme="minorHAnsi" w:hAnsiTheme="minorHAnsi" w:cstheme="minorHAnsi"/>
+              </w:rPr>
+            </w:pPr>
+            <w:r>
+              <w:rPr>
+                <w:rFonts w:asciiTheme="minorHAnsi" w:hAnsiTheme="minorHAnsi" w:cstheme="minorHAnsi"/>
               </w:rPr>
               <w:t>Точка росы, °С</w:t>
             </w:r>
@@ -3370,19 +2907,14 @@
           </w:tcPr>
           <w:p>
             <w:pPr>
-              <w:pStyle w:val="Normal"/>
-              <w:jc w:val="center"/>
-              <w:rPr>
-                <w:rFonts w:ascii="Arial" w:hAnsi="Arial"/>
-                <w:sz w:val="24"/>
-                <w:szCs w:val="24"/>
-              </w:rPr>
-            </w:pPr>
-            <w:r>
-              <w:rPr>
-                <w:rFonts w:ascii="Arial" w:hAnsi="Arial"/>
-                <w:sz w:val="24"/>
-                <w:szCs w:val="24"/>
+              <w:jc w:val="center"/>
+              <w:rPr>
+                <w:rFonts w:asciiTheme="minorHAnsi" w:hAnsiTheme="minorHAnsi" w:cstheme="minorHAnsi"/>
+              </w:rPr>
+            </w:pPr>
+            <w:r>
+              <w:rPr>
+                <w:rFonts w:asciiTheme="minorHAnsi" w:hAnsiTheme="minorHAnsi" w:cstheme="minorHAnsi"/>
               </w:rPr>
               <w:t>{{application_layer1_dew_point?}}</w:t>
             </w:r>
@@ -3401,19 +2933,14 @@
           </w:tcPr>
           <w:p>
             <w:pPr>
-              <w:pStyle w:val="Normal"/>
-              <w:jc w:val="center"/>
-              <w:rPr>
-                <w:rFonts w:ascii="Arial" w:hAnsi="Arial"/>
-                <w:sz w:val="24"/>
-                <w:szCs w:val="24"/>
-              </w:rPr>
-            </w:pPr>
-            <w:r>
-              <w:rPr>
-                <w:rFonts w:ascii="Arial" w:hAnsi="Arial"/>
-                <w:sz w:val="24"/>
-                <w:szCs w:val="24"/>
+              <w:jc w:val="center"/>
+              <w:rPr>
+                <w:rFonts w:asciiTheme="minorHAnsi" w:hAnsiTheme="minorHAnsi" w:cstheme="minorHAnsi"/>
+              </w:rPr>
+            </w:pPr>
+            <w:r>
+              <w:rPr>
+                <w:rFonts w:asciiTheme="minorHAnsi" w:hAnsiTheme="minorHAnsi" w:cstheme="minorHAnsi"/>
               </w:rPr>
               <w:t>{{application_layer2_dew_point?}}</w:t>
             </w:r>
@@ -3432,19 +2959,14 @@
           </w:tcPr>
           <w:p>
             <w:pPr>
-              <w:pStyle w:val="Normal"/>
-              <w:jc w:val="center"/>
-              <w:rPr>
-                <w:rFonts w:ascii="Arial" w:hAnsi="Arial"/>
-                <w:sz w:val="24"/>
-                <w:szCs w:val="24"/>
-              </w:rPr>
-            </w:pPr>
-            <w:r>
-              <w:rPr>
-                <w:rFonts w:ascii="Arial" w:hAnsi="Arial"/>
-                <w:sz w:val="24"/>
-                <w:szCs w:val="24"/>
+              <w:jc w:val="center"/>
+              <w:rPr>
+                <w:rFonts w:asciiTheme="minorHAnsi" w:hAnsiTheme="minorHAnsi" w:cstheme="minorHAnsi"/>
+              </w:rPr>
+            </w:pPr>
+            <w:r>
+              <w:rPr>
+                <w:rFonts w:asciiTheme="minorHAnsi" w:hAnsiTheme="minorHAnsi" w:cstheme="minorHAnsi"/>
               </w:rPr>
               <w:t>{{application_layer3_dew_point?}}</w:t>
             </w:r>
@@ -3453,7 +2975,8 @@
       </w:tr>
       <w:tr>
         <w:trPr>
-          <w:trHeight w:val="537" w:hRule="atLeast"/>
+          <w:trHeight w:val="537"/>
+          <w:jc w:val="center"/>
         </w:trPr>
         <w:tc>
           <w:tcPr>
@@ -3464,22 +2987,19 @@
               <w:bottom w:val="single" w:sz="4" w:space="0" w:color="000000"/>
               <w:right w:val="single" w:sz="4" w:space="0" w:color="000000"/>
             </w:tcBorders>
-          </w:tcPr>
-          <w:p>
-            <w:pPr>
-              <w:pStyle w:val="BodyText"/>
-              <w:jc w:val="center"/>
-              <w:rPr>
-                <w:rFonts w:ascii="Arial" w:hAnsi="Arial"/>
-                <w:sz w:val="24"/>
-                <w:szCs w:val="24"/>
-              </w:rPr>
-            </w:pPr>
-            <w:r>
-              <w:rPr>
-                <w:rFonts w:cs="Verdana" w:ascii="Arial" w:hAnsi="Arial"/>
-                <w:sz w:val="24"/>
-                <w:szCs w:val="24"/>
+            <w:vAlign w:val="center"/>
+          </w:tcPr>
+          <w:p>
+            <w:pPr>
+              <w:pStyle w:val="a0"/>
+              <w:jc w:val="center"/>
+              <w:rPr>
+                <w:rFonts w:asciiTheme="minorHAnsi" w:hAnsiTheme="minorHAnsi" w:cstheme="minorHAnsi"/>
+              </w:rPr>
+            </w:pPr>
+            <w:r>
+              <w:rPr>
+                <w:rFonts w:asciiTheme="minorHAnsi" w:hAnsiTheme="minorHAnsi" w:cstheme="minorHAnsi"/>
               </w:rPr>
               <w:t>12.</w:t>
             </w:r>
@@ -3498,20 +3018,16 @@
           </w:tcPr>
           <w:p>
             <w:pPr>
-              <w:pStyle w:val="BodyText"/>
+              <w:pStyle w:val="a0"/>
               <w:spacing w:before="60" w:after="60"/>
               <w:jc w:val="center"/>
               <w:rPr>
-                <w:rFonts w:ascii="Arial" w:hAnsi="Arial"/>
-                <w:sz w:val="24"/>
-                <w:szCs w:val="24"/>
-              </w:rPr>
-            </w:pPr>
-            <w:r>
-              <w:rPr>
-                <w:rFonts w:cs="Verdana" w:ascii="Arial" w:hAnsi="Arial"/>
-                <w:sz w:val="24"/>
-                <w:szCs w:val="24"/>
+                <w:rFonts w:asciiTheme="minorHAnsi" w:hAnsiTheme="minorHAnsi" w:cstheme="minorHAnsi"/>
+              </w:rPr>
+            </w:pPr>
+            <w:r>
+              <w:rPr>
+                <w:rFonts w:asciiTheme="minorHAnsi" w:hAnsiTheme="minorHAnsi" w:cstheme="minorHAnsi"/>
               </w:rPr>
               <w:t>Толщина мокрого слоя, мкм</w:t>
             </w:r>
@@ -3530,19 +3046,16 @@
           </w:tcPr>
           <w:p>
             <w:pPr>
-              <w:pStyle w:val="Normal"/>
-              <w:jc w:val="center"/>
-              <w:rPr>
-                <w:rFonts w:ascii="Arial" w:hAnsi="Arial"/>
-                <w:sz w:val="24"/>
-                <w:szCs w:val="24"/>
-              </w:rPr>
-            </w:pPr>
-            <w:r>
-              <w:rPr>
-                <w:rFonts w:ascii="Arial" w:hAnsi="Arial"/>
-                <w:sz w:val="24"/>
-                <w:szCs w:val="24"/>
+              <w:jc w:val="center"/>
+              <w:rPr>
+                <w:rFonts w:asciiTheme="minorHAnsi" w:hAnsiTheme="minorHAnsi" w:cstheme="minorHAnsi"/>
+                <w:lang w:val="en-US"/>
+              </w:rPr>
+            </w:pPr>
+            <w:r>
+              <w:rPr>
+                <w:rFonts w:asciiTheme="minorHAnsi" w:hAnsiTheme="minorHAnsi" w:cstheme="minorHAnsi"/>
+                <w:lang w:val="en-US"/>
               </w:rPr>
               <w:t>{{application_layer1_wet_film_range?}}</w:t>
             </w:r>
@@ -3561,19 +3074,16 @@
           </w:tcPr>
           <w:p>
             <w:pPr>
-              <w:pStyle w:val="Normal"/>
-              <w:jc w:val="center"/>
-              <w:rPr>
-                <w:rFonts w:ascii="Arial" w:hAnsi="Arial"/>
-                <w:sz w:val="24"/>
-                <w:szCs w:val="24"/>
-              </w:rPr>
-            </w:pPr>
-            <w:r>
-              <w:rPr>
-                <w:rFonts w:ascii="Arial" w:hAnsi="Arial"/>
-                <w:sz w:val="24"/>
-                <w:szCs w:val="24"/>
+              <w:jc w:val="center"/>
+              <w:rPr>
+                <w:rFonts w:asciiTheme="minorHAnsi" w:hAnsiTheme="minorHAnsi" w:cstheme="minorHAnsi"/>
+                <w:lang w:val="en-US"/>
+              </w:rPr>
+            </w:pPr>
+            <w:r>
+              <w:rPr>
+                <w:rFonts w:asciiTheme="minorHAnsi" w:hAnsiTheme="minorHAnsi" w:cstheme="minorHAnsi"/>
+                <w:lang w:val="en-US"/>
               </w:rPr>
               <w:t>{{application_layer2_wet_film_range?}}</w:t>
             </w:r>
@@ -3592,19 +3102,16 @@
           </w:tcPr>
           <w:p>
             <w:pPr>
-              <w:pStyle w:val="Normal"/>
-              <w:jc w:val="center"/>
-              <w:rPr>
-                <w:rFonts w:ascii="Arial" w:hAnsi="Arial"/>
-                <w:sz w:val="24"/>
-                <w:szCs w:val="24"/>
-              </w:rPr>
-            </w:pPr>
-            <w:r>
-              <w:rPr>
-                <w:rFonts w:ascii="Arial" w:hAnsi="Arial"/>
-                <w:sz w:val="24"/>
-                <w:szCs w:val="24"/>
+              <w:jc w:val="center"/>
+              <w:rPr>
+                <w:rFonts w:asciiTheme="minorHAnsi" w:hAnsiTheme="minorHAnsi" w:cstheme="minorHAnsi"/>
+                <w:lang w:val="en-US"/>
+              </w:rPr>
+            </w:pPr>
+            <w:r>
+              <w:rPr>
+                <w:rFonts w:asciiTheme="minorHAnsi" w:hAnsiTheme="minorHAnsi" w:cstheme="minorHAnsi"/>
+                <w:lang w:val="en-US"/>
               </w:rPr>
               <w:t>{{application_layer3_wet_film_range?}}</w:t>
             </w:r>
@@ -3613,7 +3120,8 @@
       </w:tr>
       <w:tr>
         <w:trPr>
-          <w:trHeight w:val="537" w:hRule="atLeast"/>
+          <w:trHeight w:val="537"/>
+          <w:jc w:val="center"/>
         </w:trPr>
         <w:tc>
           <w:tcPr>
@@ -3624,21 +3132,17 @@
               <w:bottom w:val="single" w:sz="4" w:space="0" w:color="000000"/>
               <w:right w:val="single" w:sz="4" w:space="0" w:color="000000"/>
             </w:tcBorders>
-          </w:tcPr>
-          <w:p>
-            <w:pPr>
-              <w:pStyle w:val="Normal"/>
-              <w:rPr>
-                <w:rFonts w:ascii="Arial" w:hAnsi="Arial"/>
-                <w:sz w:val="24"/>
-                <w:szCs w:val="24"/>
-              </w:rPr>
-            </w:pPr>
-            <w:r>
-              <w:rPr>
-                <w:rFonts w:eastAsia="Arial Unicode MS" w:cs="Verdana" w:ascii="Arial" w:hAnsi="Arial"/>
-                <w:sz w:val="24"/>
-                <w:szCs w:val="24"/>
+            <w:vAlign w:val="center"/>
+          </w:tcPr>
+          <w:p>
+            <w:pPr>
+              <w:rPr>
+                <w:rFonts w:asciiTheme="minorHAnsi" w:hAnsiTheme="minorHAnsi" w:cstheme="minorHAnsi"/>
+              </w:rPr>
+            </w:pPr>
+            <w:r>
+              <w:rPr>
+                <w:rFonts w:asciiTheme="minorHAnsi" w:eastAsia="Arial Unicode MS" w:hAnsiTheme="minorHAnsi" w:cstheme="minorHAnsi"/>
               </w:rPr>
               <w:t>13.</w:t>
             </w:r>
@@ -3657,20 +3161,16 @@
           </w:tcPr>
           <w:p>
             <w:pPr>
-              <w:pStyle w:val="BodyText"/>
+              <w:pStyle w:val="a0"/>
               <w:spacing w:before="60" w:after="60"/>
               <w:jc w:val="center"/>
               <w:rPr>
-                <w:rFonts w:ascii="Arial" w:hAnsi="Arial"/>
-                <w:sz w:val="24"/>
-                <w:szCs w:val="24"/>
-              </w:rPr>
-            </w:pPr>
-            <w:r>
-              <w:rPr>
-                <w:rFonts w:cs="Verdana" w:ascii="Arial" w:hAnsi="Arial"/>
-                <w:sz w:val="24"/>
-                <w:szCs w:val="24"/>
+                <w:rFonts w:asciiTheme="minorHAnsi" w:hAnsiTheme="minorHAnsi" w:cstheme="minorHAnsi"/>
+              </w:rPr>
+            </w:pPr>
+            <w:r>
+              <w:rPr>
+                <w:rFonts w:asciiTheme="minorHAnsi" w:hAnsiTheme="minorHAnsi" w:cstheme="minorHAnsi"/>
               </w:rPr>
               <w:t>Диапазон толщин сухого слоя, мкм</w:t>
             </w:r>
@@ -3689,19 +3189,16 @@
           </w:tcPr>
           <w:p>
             <w:pPr>
-              <w:pStyle w:val="Normal"/>
-              <w:jc w:val="center"/>
-              <w:rPr>
-                <w:rFonts w:ascii="Arial" w:hAnsi="Arial"/>
-                <w:sz w:val="24"/>
-                <w:szCs w:val="24"/>
-              </w:rPr>
-            </w:pPr>
-            <w:r>
-              <w:rPr>
-                <w:rFonts w:ascii="Arial" w:hAnsi="Arial"/>
-                <w:sz w:val="24"/>
-                <w:szCs w:val="24"/>
+              <w:jc w:val="center"/>
+              <w:rPr>
+                <w:rFonts w:asciiTheme="minorHAnsi" w:hAnsiTheme="minorHAnsi" w:cstheme="minorHAnsi"/>
+                <w:lang w:val="en-US"/>
+              </w:rPr>
+            </w:pPr>
+            <w:r>
+              <w:rPr>
+                <w:rFonts w:asciiTheme="minorHAnsi" w:hAnsiTheme="minorHAnsi" w:cstheme="minorHAnsi"/>
+                <w:lang w:val="en-US"/>
               </w:rPr>
               <w:t>{{application_layer1_dry_film_range?}}</w:t>
             </w:r>
@@ -3720,19 +3217,16 @@
           </w:tcPr>
           <w:p>
             <w:pPr>
-              <w:pStyle w:val="Normal"/>
-              <w:jc w:val="center"/>
-              <w:rPr>
-                <w:rFonts w:ascii="Arial" w:hAnsi="Arial"/>
-                <w:sz w:val="24"/>
-                <w:szCs w:val="24"/>
-              </w:rPr>
-            </w:pPr>
-            <w:r>
-              <w:rPr>
-                <w:rFonts w:ascii="Arial" w:hAnsi="Arial"/>
-                <w:sz w:val="24"/>
-                <w:szCs w:val="24"/>
+              <w:jc w:val="center"/>
+              <w:rPr>
+                <w:rFonts w:asciiTheme="minorHAnsi" w:hAnsiTheme="minorHAnsi" w:cstheme="minorHAnsi"/>
+                <w:lang w:val="en-US"/>
+              </w:rPr>
+            </w:pPr>
+            <w:r>
+              <w:rPr>
+                <w:rFonts w:asciiTheme="minorHAnsi" w:hAnsiTheme="minorHAnsi" w:cstheme="minorHAnsi"/>
+                <w:lang w:val="en-US"/>
               </w:rPr>
               <w:t>{{application_layer2_dry_film_range?}}</w:t>
             </w:r>
@@ -3751,19 +3245,16 @@
           </w:tcPr>
           <w:p>
             <w:pPr>
-              <w:pStyle w:val="Normal"/>
-              <w:jc w:val="center"/>
-              <w:rPr>
-                <w:rFonts w:ascii="Arial" w:hAnsi="Arial"/>
-                <w:sz w:val="24"/>
-                <w:szCs w:val="24"/>
-              </w:rPr>
-            </w:pPr>
-            <w:r>
-              <w:rPr>
-                <w:rFonts w:ascii="Arial" w:hAnsi="Arial"/>
-                <w:sz w:val="24"/>
-                <w:szCs w:val="24"/>
+              <w:jc w:val="center"/>
+              <w:rPr>
+                <w:rFonts w:asciiTheme="minorHAnsi" w:hAnsiTheme="minorHAnsi" w:cstheme="minorHAnsi"/>
+                <w:lang w:val="en-US"/>
+              </w:rPr>
+            </w:pPr>
+            <w:r>
+              <w:rPr>
+                <w:rFonts w:asciiTheme="minorHAnsi" w:hAnsiTheme="minorHAnsi" w:cstheme="minorHAnsi"/>
+                <w:lang w:val="en-US"/>
               </w:rPr>
               <w:t>{{application_layer3_dry_film_range?}}</w:t>
             </w:r>
@@ -3772,7 +3263,8 @@
       </w:tr>
       <w:tr>
         <w:trPr>
-          <w:trHeight w:val="1210" w:hRule="atLeast"/>
+          <w:trHeight w:val="1210"/>
+          <w:jc w:val="center"/>
         </w:trPr>
         <w:tc>
           <w:tcPr>
@@ -3783,31 +3275,26 @@
               <w:bottom w:val="single" w:sz="4" w:space="0" w:color="000000"/>
               <w:right w:val="single" w:sz="4" w:space="0" w:color="000000"/>
             </w:tcBorders>
-          </w:tcPr>
-          <w:p>
-            <w:pPr>
-              <w:pStyle w:val="BodyText"/>
-              <w:jc w:val="center"/>
-              <w:rPr>
-                <w:rFonts w:ascii="Arial" w:hAnsi="Arial"/>
-                <w:sz w:val="24"/>
-                <w:szCs w:val="24"/>
-              </w:rPr>
-            </w:pPr>
-            <w:r>
-              <w:rPr>
-                <w:rFonts w:cs="Verdana" w:ascii="Arial" w:hAnsi="Arial"/>
-                <w:sz w:val="24"/>
-                <w:szCs w:val="24"/>
+            <w:vAlign w:val="center"/>
+          </w:tcPr>
+          <w:p>
+            <w:pPr>
+              <w:pStyle w:val="a0"/>
+              <w:jc w:val="center"/>
+              <w:rPr>
+                <w:rFonts w:asciiTheme="minorHAnsi" w:hAnsiTheme="minorHAnsi" w:cstheme="minorHAnsi"/>
+              </w:rPr>
+            </w:pPr>
+            <w:r>
+              <w:rPr>
+                <w:rFonts w:asciiTheme="minorHAnsi" w:hAnsiTheme="minorHAnsi" w:cstheme="minorHAnsi"/>
                 <w:lang w:val="en-US"/>
               </w:rPr>
               <w:t>1</w:t>
             </w:r>
             <w:r>
               <w:rPr>
-                <w:rFonts w:cs="Verdana" w:ascii="Arial" w:hAnsi="Arial"/>
-                <w:sz w:val="24"/>
-                <w:szCs w:val="24"/>
+                <w:rFonts w:asciiTheme="minorHAnsi" w:hAnsiTheme="minorHAnsi" w:cstheme="minorHAnsi"/>
               </w:rPr>
               <w:t>4.</w:t>
             </w:r>
@@ -3826,20 +3313,16 @@
           </w:tcPr>
           <w:p>
             <w:pPr>
-              <w:pStyle w:val="BodyText"/>
+              <w:pStyle w:val="a0"/>
               <w:spacing w:before="60" w:after="60"/>
               <w:jc w:val="center"/>
               <w:rPr>
-                <w:rFonts w:ascii="Arial" w:hAnsi="Arial"/>
-                <w:sz w:val="24"/>
-                <w:szCs w:val="24"/>
-              </w:rPr>
-            </w:pPr>
-            <w:r>
-              <w:rPr>
-                <w:rFonts w:cs="Verdana" w:ascii="Arial" w:hAnsi="Arial"/>
-                <w:sz w:val="24"/>
-                <w:szCs w:val="24"/>
+                <w:rFonts w:asciiTheme="minorHAnsi" w:hAnsiTheme="minorHAnsi" w:cstheme="minorHAnsi"/>
+              </w:rPr>
+            </w:pPr>
+            <w:r>
+              <w:rPr>
+                <w:rFonts w:asciiTheme="minorHAnsi" w:hAnsiTheme="minorHAnsi" w:cstheme="minorHAnsi"/>
               </w:rPr>
               <w:t>Толщина сухого слоя, мкм среднее значение</w:t>
             </w:r>
@@ -3858,19 +3341,16 @@
           </w:tcPr>
           <w:p>
             <w:pPr>
-              <w:pStyle w:val="Normal"/>
-              <w:jc w:val="center"/>
-              <w:rPr>
-                <w:rFonts w:ascii="Arial" w:hAnsi="Arial"/>
-                <w:sz w:val="24"/>
-                <w:szCs w:val="24"/>
-              </w:rPr>
-            </w:pPr>
-            <w:r>
-              <w:rPr>
-                <w:rFonts w:ascii="Arial" w:hAnsi="Arial"/>
-                <w:sz w:val="24"/>
-                <w:szCs w:val="24"/>
+              <w:jc w:val="center"/>
+              <w:rPr>
+                <w:rFonts w:asciiTheme="minorHAnsi" w:hAnsiTheme="minorHAnsi" w:cstheme="minorHAnsi"/>
+                <w:lang w:val="en-US"/>
+              </w:rPr>
+            </w:pPr>
+            <w:r>
+              <w:rPr>
+                <w:rFonts w:asciiTheme="minorHAnsi" w:hAnsiTheme="minorHAnsi" w:cstheme="minorHAnsi"/>
+                <w:lang w:val="en-US"/>
               </w:rPr>
               <w:t>{{application_layer1_dry_film_mean?}}</w:t>
             </w:r>
@@ -3889,19 +3369,16 @@
           </w:tcPr>
           <w:p>
             <w:pPr>
-              <w:pStyle w:val="Normal"/>
-              <w:jc w:val="center"/>
-              <w:rPr>
-                <w:rFonts w:ascii="Arial" w:hAnsi="Arial"/>
-                <w:sz w:val="24"/>
-                <w:szCs w:val="24"/>
-              </w:rPr>
-            </w:pPr>
-            <w:r>
-              <w:rPr>
-                <w:rFonts w:ascii="Arial" w:hAnsi="Arial"/>
-                <w:sz w:val="24"/>
-                <w:szCs w:val="24"/>
+              <w:jc w:val="center"/>
+              <w:rPr>
+                <w:rFonts w:asciiTheme="minorHAnsi" w:hAnsiTheme="minorHAnsi" w:cstheme="minorHAnsi"/>
+                <w:lang w:val="en-US"/>
+              </w:rPr>
+            </w:pPr>
+            <w:r>
+              <w:rPr>
+                <w:rFonts w:asciiTheme="minorHAnsi" w:hAnsiTheme="minorHAnsi" w:cstheme="minorHAnsi"/>
+                <w:lang w:val="en-US"/>
               </w:rPr>
               <w:t>{{application_layer2_dry_film_mean?}}</w:t>
             </w:r>
@@ -3920,19 +3397,16 @@
           </w:tcPr>
           <w:p>
             <w:pPr>
-              <w:pStyle w:val="Normal"/>
-              <w:jc w:val="center"/>
-              <w:rPr>
-                <w:rFonts w:ascii="Arial" w:hAnsi="Arial"/>
-                <w:sz w:val="24"/>
-                <w:szCs w:val="24"/>
-              </w:rPr>
-            </w:pPr>
-            <w:r>
-              <w:rPr>
-                <w:rFonts w:ascii="Arial" w:hAnsi="Arial"/>
-                <w:sz w:val="24"/>
-                <w:szCs w:val="24"/>
+              <w:jc w:val="center"/>
+              <w:rPr>
+                <w:rFonts w:asciiTheme="minorHAnsi" w:hAnsiTheme="minorHAnsi" w:cstheme="minorHAnsi"/>
+                <w:lang w:val="en-US"/>
+              </w:rPr>
+            </w:pPr>
+            <w:r>
+              <w:rPr>
+                <w:rFonts w:asciiTheme="minorHAnsi" w:hAnsiTheme="minorHAnsi" w:cstheme="minorHAnsi"/>
+                <w:lang w:val="en-US"/>
               </w:rPr>
               <w:t>{{application_layer3_dry_film_mean?}}</w:t>
             </w:r>
@@ -3941,7 +3415,8 @@
       </w:tr>
       <w:tr>
         <w:trPr>
-          <w:trHeight w:val="1210" w:hRule="atLeast"/>
+          <w:trHeight w:val="1210"/>
+          <w:jc w:val="center"/>
         </w:trPr>
         <w:tc>
           <w:tcPr>
@@ -3952,23 +3427,21 @@
               <w:bottom w:val="single" w:sz="4" w:space="0" w:color="000000"/>
               <w:right w:val="single" w:sz="4" w:space="0" w:color="000000"/>
             </w:tcBorders>
-          </w:tcPr>
-          <w:p>
-            <w:pPr>
-              <w:pStyle w:val="BodyText"/>
-              <w:jc w:val="center"/>
-              <w:rPr>
-                <w:rFonts w:ascii="Arial" w:hAnsi="Arial"/>
-                <w:sz w:val="24"/>
-                <w:szCs w:val="24"/>
-              </w:rPr>
-            </w:pPr>
-            <w:r>
-              <w:rPr>
-                <w:rFonts w:cs="Verdana" w:ascii="Arial" w:hAnsi="Arial"/>
-                <w:sz w:val="24"/>
-                <w:szCs w:val="24"/>
-              </w:rPr>
+            <w:vAlign w:val="center"/>
+          </w:tcPr>
+          <w:p>
+            <w:pPr>
+              <w:pStyle w:val="a0"/>
+              <w:jc w:val="center"/>
+              <w:rPr>
+                <w:rFonts w:asciiTheme="minorHAnsi" w:hAnsiTheme="minorHAnsi" w:cstheme="minorHAnsi"/>
+              </w:rPr>
+            </w:pPr>
+            <w:r>
+              <w:rPr>
+                <w:rFonts w:asciiTheme="minorHAnsi" w:hAnsiTheme="minorHAnsi" w:cstheme="minorHAnsi"/>
+              </w:rPr>
+              <w:lastRenderedPageBreak/>
               <w:t>15.</w:t>
             </w:r>
           </w:p>
@@ -3986,20 +3459,16 @@
           </w:tcPr>
           <w:p>
             <w:pPr>
-              <w:pStyle w:val="BodyText"/>
+              <w:pStyle w:val="a0"/>
               <w:spacing w:before="60" w:after="60"/>
               <w:jc w:val="center"/>
               <w:rPr>
-                <w:rFonts w:ascii="Arial" w:hAnsi="Arial"/>
-                <w:sz w:val="24"/>
-                <w:szCs w:val="24"/>
-              </w:rPr>
-            </w:pPr>
-            <w:r>
-              <w:rPr>
-                <w:rFonts w:cs="Verdana" w:ascii="Arial" w:hAnsi="Arial"/>
-                <w:sz w:val="24"/>
-                <w:szCs w:val="24"/>
+                <w:rFonts w:asciiTheme="minorHAnsi" w:hAnsiTheme="minorHAnsi" w:cstheme="minorHAnsi"/>
+              </w:rPr>
+            </w:pPr>
+            <w:r>
+              <w:rPr>
+                <w:rFonts w:asciiTheme="minorHAnsi" w:hAnsiTheme="minorHAnsi" w:cstheme="minorHAnsi"/>
               </w:rPr>
               <w:t>ВИК</w:t>
             </w:r>
@@ -4018,19 +3487,14 @@
           </w:tcPr>
           <w:p>
             <w:pPr>
-              <w:pStyle w:val="Normal"/>
-              <w:jc w:val="center"/>
-              <w:rPr>
-                <w:rFonts w:ascii="Arial" w:hAnsi="Arial"/>
-                <w:sz w:val="24"/>
-                <w:szCs w:val="24"/>
-              </w:rPr>
-            </w:pPr>
-            <w:r>
-              <w:rPr>
-                <w:rFonts w:ascii="Arial" w:hAnsi="Arial"/>
-                <w:sz w:val="24"/>
-                <w:szCs w:val="24"/>
+              <w:jc w:val="center"/>
+              <w:rPr>
+                <w:rFonts w:asciiTheme="minorHAnsi" w:hAnsiTheme="minorHAnsi" w:cstheme="minorHAnsi"/>
+              </w:rPr>
+            </w:pPr>
+            <w:r>
+              <w:rPr>
+                <w:rFonts w:asciiTheme="minorHAnsi" w:hAnsiTheme="minorHAnsi" w:cstheme="minorHAnsi"/>
               </w:rPr>
               <w:t>{{application_layer1_visual_control?}}</w:t>
             </w:r>
@@ -4049,19 +3513,14 @@
           </w:tcPr>
           <w:p>
             <w:pPr>
-              <w:pStyle w:val="Normal"/>
-              <w:jc w:val="center"/>
-              <w:rPr>
-                <w:rFonts w:ascii="Arial" w:hAnsi="Arial"/>
-                <w:sz w:val="24"/>
-                <w:szCs w:val="24"/>
-              </w:rPr>
-            </w:pPr>
-            <w:r>
-              <w:rPr>
-                <w:rFonts w:ascii="Arial" w:hAnsi="Arial"/>
-                <w:sz w:val="24"/>
-                <w:szCs w:val="24"/>
+              <w:jc w:val="center"/>
+              <w:rPr>
+                <w:rFonts w:asciiTheme="minorHAnsi" w:hAnsiTheme="minorHAnsi" w:cstheme="minorHAnsi"/>
+              </w:rPr>
+            </w:pPr>
+            <w:r>
+              <w:rPr>
+                <w:rFonts w:asciiTheme="minorHAnsi" w:hAnsiTheme="minorHAnsi" w:cstheme="minorHAnsi"/>
               </w:rPr>
               <w:t>{{application_layer2_visual_control?}}</w:t>
             </w:r>
@@ -4080,19 +3539,14 @@
           </w:tcPr>
           <w:p>
             <w:pPr>
-              <w:pStyle w:val="Normal"/>
-              <w:jc w:val="center"/>
-              <w:rPr>
-                <w:rFonts w:ascii="Arial" w:hAnsi="Arial"/>
-                <w:sz w:val="24"/>
-                <w:szCs w:val="24"/>
-              </w:rPr>
-            </w:pPr>
-            <w:r>
-              <w:rPr>
-                <w:rFonts w:ascii="Arial" w:hAnsi="Arial"/>
-                <w:sz w:val="24"/>
-                <w:szCs w:val="24"/>
+              <w:jc w:val="center"/>
+              <w:rPr>
+                <w:rFonts w:asciiTheme="minorHAnsi" w:hAnsiTheme="minorHAnsi" w:cstheme="minorHAnsi"/>
+              </w:rPr>
+            </w:pPr>
+            <w:r>
+              <w:rPr>
+                <w:rFonts w:asciiTheme="minorHAnsi" w:hAnsiTheme="minorHAnsi" w:cstheme="minorHAnsi"/>
               </w:rPr>
               <w:t>{{application_layer3_visual_control?}}</w:t>
             </w:r>
@@ -4101,7 +3555,8 @@
       </w:tr>
       <w:tr>
         <w:trPr>
-          <w:trHeight w:val="970" w:hRule="atLeast"/>
+          <w:trHeight w:val="970"/>
+          <w:jc w:val="center"/>
         </w:trPr>
         <w:tc>
           <w:tcPr>
@@ -4112,22 +3567,19 @@
               <w:bottom w:val="single" w:sz="4" w:space="0" w:color="000000"/>
               <w:right w:val="single" w:sz="4" w:space="0" w:color="000000"/>
             </w:tcBorders>
-          </w:tcPr>
-          <w:p>
-            <w:pPr>
-              <w:pStyle w:val="BodyText"/>
-              <w:jc w:val="center"/>
-              <w:rPr>
-                <w:rFonts w:ascii="Arial" w:hAnsi="Arial"/>
-                <w:sz w:val="24"/>
-                <w:szCs w:val="24"/>
-              </w:rPr>
-            </w:pPr>
-            <w:r>
-              <w:rPr>
-                <w:rFonts w:cs="Verdana" w:ascii="Arial" w:hAnsi="Arial"/>
-                <w:sz w:val="24"/>
-                <w:szCs w:val="24"/>
+            <w:vAlign w:val="center"/>
+          </w:tcPr>
+          <w:p>
+            <w:pPr>
+              <w:pStyle w:val="a0"/>
+              <w:jc w:val="center"/>
+              <w:rPr>
+                <w:rFonts w:asciiTheme="minorHAnsi" w:hAnsiTheme="minorHAnsi" w:cstheme="minorHAnsi"/>
+              </w:rPr>
+            </w:pPr>
+            <w:r>
+              <w:rPr>
+                <w:rFonts w:asciiTheme="minorHAnsi" w:hAnsiTheme="minorHAnsi" w:cstheme="minorHAnsi"/>
               </w:rPr>
               <w:t>16.</w:t>
             </w:r>
@@ -4146,20 +3598,16 @@
           </w:tcPr>
           <w:p>
             <w:pPr>
-              <w:pStyle w:val="BodyText"/>
+              <w:pStyle w:val="a0"/>
               <w:spacing w:before="60" w:after="60"/>
               <w:jc w:val="center"/>
               <w:rPr>
-                <w:rFonts w:ascii="Arial" w:hAnsi="Arial"/>
-                <w:sz w:val="24"/>
-                <w:szCs w:val="24"/>
-              </w:rPr>
-            </w:pPr>
-            <w:r>
-              <w:rPr>
-                <w:rFonts w:cs="Verdana" w:ascii="Arial" w:hAnsi="Arial"/>
-                <w:sz w:val="24"/>
-                <w:szCs w:val="24"/>
+                <w:rFonts w:asciiTheme="minorHAnsi" w:hAnsiTheme="minorHAnsi" w:cstheme="minorHAnsi"/>
+              </w:rPr>
+            </w:pPr>
+            <w:r>
+              <w:rPr>
+                <w:rFonts w:asciiTheme="minorHAnsi" w:hAnsiTheme="minorHAnsi" w:cstheme="minorHAnsi"/>
               </w:rPr>
               <w:t>Примечание</w:t>
             </w:r>
@@ -4179,20 +3627,22 @@
           </w:tcPr>
           <w:p>
             <w:pPr>
-              <w:pStyle w:val="Normal"/>
-              <w:rPr>
-                <w:rFonts w:ascii="Arial" w:hAnsi="Arial"/>
-                <w:sz w:val="24"/>
-                <w:szCs w:val="24"/>
-              </w:rPr>
-            </w:pPr>
-            <w:r>
-              <w:rPr>
-                <w:rFonts w:ascii="Arial" w:hAnsi="Arial"/>
-                <w:sz w:val="24"/>
-                <w:szCs w:val="24"/>
-              </w:rPr>
-              <w:t>{{application_layer1_note?}} {{application_layer2_note?}} {{application_layer3_note?}}</w:t>
+              <w:rPr>
+                <w:rFonts w:asciiTheme="minorHAnsi" w:hAnsiTheme="minorHAnsi" w:cstheme="minorHAnsi"/>
+              </w:rPr>
+            </w:pPr>
+            <w:r>
+              <w:rPr>
+                <w:rFonts w:asciiTheme="minorHAnsi" w:hAnsiTheme="minorHAnsi" w:cstheme="minorHAnsi"/>
+                <w:lang w:val="en-US"/>
+              </w:rPr>
+              <w:t xml:space="preserve">{{application_layer1_note?}} {{application_layer2_note?}} </w:t>
+            </w:r>
+            <w:r>
+              <w:rPr>
+                <w:rFonts w:asciiTheme="minorHAnsi" w:hAnsiTheme="minorHAnsi" w:cstheme="minorHAnsi"/>
+              </w:rPr>
+              <w:t>{{application_layer3_note?}}</w:t>
             </w:r>
           </w:p>
         </w:tc>
@@ -4200,411 +3650,467 @@
     </w:tbl>
     <w:p>
       <w:pPr>
-        <w:pStyle w:val="BodyText"/>
+        <w:pStyle w:val="a0"/>
         <w:spacing w:before="120" w:after="120"/>
         <w:jc w:val="both"/>
         <w:rPr>
-          <w:rFonts w:ascii="Arial" w:hAnsi="Arial"/>
-          <w:sz w:val="24"/>
-          <w:szCs w:val="24"/>
-        </w:rPr>
-      </w:pPr>
-      <w:r>
-        <w:rPr>
-          <w:rFonts w:ascii="Arial" w:hAnsi="Arial"/>
-          <w:sz w:val="24"/>
-          <w:szCs w:val="24"/>
-        </w:rPr>
-      </w:r>
+          <w:rFonts w:asciiTheme="minorHAnsi" w:hAnsiTheme="minorHAnsi" w:cstheme="minorHAnsi"/>
+        </w:rPr>
+      </w:pPr>
     </w:p>
     <w:p>
       <w:pPr>
-        <w:pStyle w:val="BodyText"/>
+        <w:pStyle w:val="a0"/>
         <w:spacing w:before="120" w:after="120"/>
         <w:jc w:val="both"/>
         <w:rPr>
-          <w:rFonts w:ascii="Arial" w:hAnsi="Arial" w:cs="Verdana"/>
+          <w:rFonts w:asciiTheme="minorHAnsi" w:hAnsiTheme="minorHAnsi" w:cstheme="minorHAnsi"/>
           <w:b/>
           <w:bCs/>
-          <w:sz w:val="24"/>
-          <w:szCs w:val="24"/>
-        </w:rPr>
-      </w:pPr>
-      <w:r>
-        <w:rPr>
-          <w:rFonts w:cs="Verdana" w:ascii="Arial" w:hAnsi="Arial"/>
+        </w:rPr>
+      </w:pPr>
+      <w:r>
+        <w:rPr>
+          <w:rFonts w:asciiTheme="minorHAnsi" w:hAnsiTheme="minorHAnsi" w:cstheme="minorHAnsi"/>
           <w:b/>
           <w:bCs/>
-          <w:sz w:val="24"/>
-          <w:szCs w:val="24"/>
         </w:rPr>
         <w:t>Процесс выполнения работ:</w:t>
       </w:r>
     </w:p>
     <w:p>
       <w:pPr>
-        <w:pStyle w:val="BodyText"/>
-        <w:numPr>
-          <w:ilvl w:val="0"/>
-          <w:numId w:val="0"/>
-        </w:numPr>
+        <w:pStyle w:val="a0"/>
         <w:spacing w:before="120" w:after="120"/>
-        <w:ind w:hanging="0" w:left="0" w:right="0"/>
         <w:jc w:val="both"/>
-        <w:rPr/>
-      </w:pPr>
-      <w:r>
-        <w:rPr>
-          <w:rStyle w:val="PageNumber"/>
-          <w:rFonts w:ascii="Arial" w:hAnsi="Arial"/>
-          <w:b w:val="false"/>
-          <w:bCs w:val="false"/>
-          <w:sz w:val="24"/>
-          <w:szCs w:val="24"/>
-        </w:rPr>
-        <w:t>{{process}}</w:t>
+        <w:rPr>
+          <w:rFonts w:asciiTheme="minorHAnsi" w:hAnsiTheme="minorHAnsi" w:cstheme="minorHAnsi"/>
+        </w:rPr>
+      </w:pPr>
+      <w:r>
+        <w:rPr>
+          <w:rStyle w:val="a7"/>
+          <w:rFonts w:asciiTheme="minorHAnsi" w:hAnsiTheme="minorHAnsi" w:cstheme="minorHAnsi"/>
+        </w:rPr>
+        <w:t>{{</w:t>
+      </w:r>
+      <w:proofErr w:type="spellStart"/>
+      <w:r>
+        <w:rPr>
+          <w:rStyle w:val="a7"/>
+          <w:rFonts w:asciiTheme="minorHAnsi" w:hAnsiTheme="minorHAnsi" w:cstheme="minorHAnsi"/>
+        </w:rPr>
+        <w:t>process</w:t>
+      </w:r>
+      <w:proofErr w:type="spellEnd"/>
+      <w:r>
+        <w:rPr>
+          <w:rStyle w:val="a7"/>
+          <w:rFonts w:asciiTheme="minorHAnsi" w:hAnsiTheme="minorHAnsi" w:cstheme="minorHAnsi"/>
+        </w:rPr>
+        <w:t>}}</w:t>
       </w:r>
     </w:p>
     <w:p>
       <w:pPr>
-        <w:pStyle w:val="BodyText"/>
+        <w:pStyle w:val="a0"/>
         <w:numPr>
           <w:ilvl w:val="0"/>
           <w:numId w:val="3"/>
         </w:numPr>
         <w:spacing w:before="120" w:after="120"/>
-        <w:ind w:hanging="0" w:left="0" w:right="0"/>
+        <w:ind w:left="0" w:firstLine="0"/>
         <w:jc w:val="both"/>
-        <w:rPr/>
-      </w:pPr>
-      <w:r>
-        <w:rPr>
-          <w:rStyle w:val="PageNumber"/>
-          <w:rFonts w:cs="Verdana" w:ascii="Arial" w:hAnsi="Arial"/>
-          <w:b w:val="false"/>
-          <w:bCs w:val="false"/>
-          <w:sz w:val="24"/>
-          <w:szCs w:val="24"/>
-        </w:rPr>
-        <w:t>{{process.description}}</w:t>
+        <w:rPr>
+          <w:rFonts w:asciiTheme="minorHAnsi" w:hAnsiTheme="minorHAnsi" w:cstheme="minorHAnsi"/>
+        </w:rPr>
+      </w:pPr>
+      <w:r>
+        <w:rPr>
+          <w:rStyle w:val="a7"/>
+          <w:rFonts w:asciiTheme="minorHAnsi" w:hAnsiTheme="minorHAnsi" w:cstheme="minorHAnsi"/>
+        </w:rPr>
+        <w:t>{{</w:t>
+      </w:r>
+      <w:proofErr w:type="spellStart"/>
+      <w:proofErr w:type="gramStart"/>
+      <w:r>
+        <w:rPr>
+          <w:rStyle w:val="a7"/>
+          <w:rFonts w:asciiTheme="minorHAnsi" w:hAnsiTheme="minorHAnsi" w:cstheme="minorHAnsi"/>
+        </w:rPr>
+        <w:t>process.description</w:t>
+      </w:r>
+      <w:proofErr w:type="spellEnd"/>
+      <w:proofErr w:type="gramEnd"/>
+      <w:r>
+        <w:rPr>
+          <w:rStyle w:val="a7"/>
+          <w:rFonts w:asciiTheme="minorHAnsi" w:hAnsiTheme="minorHAnsi" w:cstheme="minorHAnsi"/>
+        </w:rPr>
+        <w:t>}}</w:t>
       </w:r>
     </w:p>
     <w:p>
       <w:pPr>
-        <w:pStyle w:val="BodyText"/>
-        <w:numPr>
-          <w:ilvl w:val="0"/>
-          <w:numId w:val="0"/>
-        </w:numPr>
+        <w:pStyle w:val="a0"/>
         <w:spacing w:before="120" w:after="120"/>
-        <w:ind w:hanging="0" w:left="0" w:right="0"/>
         <w:jc w:val="both"/>
-        <w:rPr/>
-      </w:pPr>
-      <w:r>
-        <w:rPr>
-          <w:rStyle w:val="PageNumber"/>
-          <w:rFonts w:cs="Verdana" w:ascii="Arial" w:hAnsi="Arial"/>
+        <w:rPr>
+          <w:rStyle w:val="a7"/>
+          <w:rFonts w:asciiTheme="minorHAnsi" w:hAnsiTheme="minorHAnsi" w:cstheme="minorHAnsi"/>
+          <w:lang w:val="en-US"/>
+        </w:rPr>
+      </w:pPr>
+      <w:r>
+        <w:rPr>
+          <w:rStyle w:val="a7"/>
+          <w:rFonts w:asciiTheme="minorHAnsi" w:hAnsiTheme="minorHAnsi" w:cstheme="minorHAnsi"/>
           <w:b/>
           <w:bCs/>
-          <w:sz w:val="24"/>
-          <w:szCs w:val="24"/>
         </w:rPr>
         <w:t xml:space="preserve">Корректирующее действие: </w:t>
       </w:r>
       <w:r>
         <w:rPr>
-          <w:rStyle w:val="PageNumber"/>
-          <w:rFonts w:cs="Verdana" w:ascii="Arial" w:hAnsi="Arial"/>
-          <w:b w:val="false"/>
-          <w:bCs w:val="false"/>
-          <w:sz w:val="24"/>
-          <w:szCs w:val="24"/>
-        </w:rPr>
-        <w:t>{{process.action}}</w:t>
-      </w:r>
-      <w:r>
-        <w:rPr>
-          <w:rStyle w:val="PageNumber"/>
-          <w:rFonts w:ascii="Arial" w:hAnsi="Arial"/>
-          <w:b w:val="false"/>
-          <w:bCs w:val="false"/>
-          <w:sz w:val="24"/>
-          <w:szCs w:val="24"/>
-        </w:rPr>
-        <w:br/>
-        <w:t>{{/process}}</w:t>
+          <w:rStyle w:val="a7"/>
+          <w:rFonts w:asciiTheme="minorHAnsi" w:hAnsiTheme="minorHAnsi" w:cstheme="minorHAnsi"/>
+        </w:rPr>
+        <w:t>{{</w:t>
+      </w:r>
+      <w:proofErr w:type="spellStart"/>
+      <w:proofErr w:type="gramStart"/>
+      <w:r>
+        <w:rPr>
+          <w:rStyle w:val="a7"/>
+          <w:rFonts w:asciiTheme="minorHAnsi" w:hAnsiTheme="minorHAnsi" w:cstheme="minorHAnsi"/>
+        </w:rPr>
+        <w:t>process.action</w:t>
+      </w:r>
+      <w:proofErr w:type="spellEnd"/>
+      <w:proofErr w:type="gramEnd"/>
+      <w:r>
+        <w:rPr>
+          <w:rStyle w:val="a7"/>
+          <w:rFonts w:asciiTheme="minorHAnsi" w:hAnsiTheme="minorHAnsi" w:cstheme="minorHAnsi"/>
+        </w:rPr>
+        <w:t>}}</w:t>
       </w:r>
     </w:p>
     <w:p>
       <w:pPr>
-        <w:pStyle w:val="BodyText"/>
-        <w:spacing w:before="0" w:after="120"/>
+        <w:pStyle w:val="a0"/>
+        <w:spacing w:before="120" w:after="120"/>
         <w:jc w:val="both"/>
         <w:rPr>
-          <w:rFonts w:ascii="Arial" w:hAnsi="Arial" w:eastAsia="Verdana" w:cs="Verdana"/>
-          <w:sz w:val="24"/>
-          <w:szCs w:val="24"/>
-        </w:rPr>
-      </w:pPr>
-      <w:r>
-        <w:rPr>
-          <w:rFonts w:eastAsia="Verdana" w:cs="Verdana" w:ascii="Arial" w:hAnsi="Arial"/>
-          <w:sz w:val="24"/>
-          <w:szCs w:val="24"/>
-        </w:rPr>
+          <w:rFonts w:asciiTheme="minorHAnsi" w:hAnsiTheme="minorHAnsi" w:cstheme="minorHAnsi"/>
+        </w:rPr>
+      </w:pPr>
+      <w:r>
+        <w:rPr>
+          <w:rStyle w:val="a7"/>
+          <w:rFonts w:asciiTheme="minorHAnsi" w:hAnsiTheme="minorHAnsi" w:cstheme="minorHAnsi"/>
+        </w:rPr>
+        <w:t>{{/</w:t>
+      </w:r>
+      <w:proofErr w:type="spellStart"/>
+      <w:r>
+        <w:rPr>
+          <w:rStyle w:val="a7"/>
+          <w:rFonts w:asciiTheme="minorHAnsi" w:hAnsiTheme="minorHAnsi" w:cstheme="minorHAnsi"/>
+        </w:rPr>
+        <w:t>process</w:t>
+      </w:r>
+      <w:proofErr w:type="spellEnd"/>
+      <w:r>
+        <w:rPr>
+          <w:rStyle w:val="a7"/>
+          <w:rFonts w:asciiTheme="minorHAnsi" w:hAnsiTheme="minorHAnsi" w:cstheme="minorHAnsi"/>
+        </w:rPr>
+        <w:t>}}</w:t>
       </w:r>
     </w:p>
     <w:p>
       <w:pPr>
-        <w:pStyle w:val="BodyText"/>
+        <w:pStyle w:val="a0"/>
+        <w:spacing w:after="120"/>
+        <w:jc w:val="both"/>
+        <w:rPr>
+          <w:rFonts w:asciiTheme="minorHAnsi" w:eastAsia="Verdana" w:hAnsiTheme="minorHAnsi" w:cstheme="minorHAnsi"/>
+        </w:rPr>
+      </w:pPr>
+    </w:p>
+    <w:p>
+      <w:pPr>
+        <w:pStyle w:val="a0"/>
         <w:spacing w:before="240" w:after="120"/>
         <w:jc w:val="both"/>
         <w:rPr>
-          <w:rFonts w:ascii="Arial" w:hAnsi="Arial" w:cs="Verdana"/>
+          <w:rFonts w:asciiTheme="minorHAnsi" w:hAnsiTheme="minorHAnsi" w:cstheme="minorHAnsi"/>
           <w:b/>
           <w:bCs/>
-          <w:sz w:val="24"/>
-          <w:szCs w:val="24"/>
-        </w:rPr>
-      </w:pPr>
-      <w:r>
-        <w:rPr>
-          <w:rFonts w:cs="Verdana" w:ascii="Arial" w:hAnsi="Arial"/>
+        </w:rPr>
+      </w:pPr>
+      <w:r>
+        <w:rPr>
+          <w:rFonts w:asciiTheme="minorHAnsi" w:hAnsiTheme="minorHAnsi" w:cstheme="minorHAnsi"/>
           <w:b/>
           <w:bCs/>
-          <w:sz w:val="24"/>
-          <w:szCs w:val="24"/>
         </w:rPr>
         <w:t>Рекомендации:</w:t>
       </w:r>
     </w:p>
     <w:p>
       <w:pPr>
-        <w:pStyle w:val="BodyText"/>
+        <w:pStyle w:val="a0"/>
         <w:spacing w:before="120" w:after="120"/>
         <w:jc w:val="both"/>
         <w:rPr>
-          <w:rFonts w:ascii="Arial" w:hAnsi="Arial" w:cs="Verdana"/>
-          <w:sz w:val="24"/>
-          <w:szCs w:val="24"/>
-        </w:rPr>
-      </w:pPr>
-      <w:r>
-        <w:rPr>
-          <w:rFonts w:cs="Verdana" w:ascii="Arial" w:hAnsi="Arial"/>
-          <w:sz w:val="24"/>
-          <w:szCs w:val="24"/>
+          <w:rFonts w:asciiTheme="minorHAnsi" w:hAnsiTheme="minorHAnsi" w:cstheme="minorHAnsi"/>
+        </w:rPr>
+      </w:pPr>
+      <w:r>
+        <w:rPr>
+          <w:rFonts w:asciiTheme="minorHAnsi" w:hAnsiTheme="minorHAnsi" w:cstheme="minorHAnsi"/>
         </w:rPr>
         <w:t>С целью повышения качества выполнения работ по антикоррозионной защите и стабильности результата рекомендуется рассмотреть следующие мероприятия:</w:t>
       </w:r>
     </w:p>
     <w:p>
       <w:pPr>
-        <w:pStyle w:val="BodyText"/>
+        <w:pStyle w:val="a0"/>
         <w:spacing w:before="120" w:after="120"/>
         <w:jc w:val="both"/>
         <w:rPr>
-          <w:rFonts w:ascii="Arial" w:hAnsi="Arial" w:cs="Verdana"/>
-          <w:sz w:val="24"/>
-          <w:szCs w:val="24"/>
-        </w:rPr>
-      </w:pPr>
-      <w:r>
-        <w:rPr>
-          <w:rFonts w:cs="Verdana" w:ascii="Arial" w:hAnsi="Arial"/>
-          <w:sz w:val="24"/>
-          <w:szCs w:val="24"/>
-        </w:rPr>
-        <w:t>{{recommendations}}</w:t>
+          <w:rFonts w:asciiTheme="minorHAnsi" w:hAnsiTheme="minorHAnsi" w:cstheme="minorHAnsi"/>
+        </w:rPr>
+      </w:pPr>
+      <w:r>
+        <w:rPr>
+          <w:rFonts w:asciiTheme="minorHAnsi" w:hAnsiTheme="minorHAnsi" w:cstheme="minorHAnsi"/>
+        </w:rPr>
+        <w:t>{{</w:t>
+      </w:r>
+      <w:proofErr w:type="spellStart"/>
+      <w:r>
+        <w:rPr>
+          <w:rFonts w:asciiTheme="minorHAnsi" w:hAnsiTheme="minorHAnsi" w:cstheme="minorHAnsi"/>
+        </w:rPr>
+        <w:t>recommendations</w:t>
+      </w:r>
+      <w:proofErr w:type="spellEnd"/>
+      <w:r>
+        <w:rPr>
+          <w:rFonts w:asciiTheme="minorHAnsi" w:hAnsiTheme="minorHAnsi" w:cstheme="minorHAnsi"/>
+        </w:rPr>
+        <w:t>}}</w:t>
       </w:r>
     </w:p>
     <w:p>
       <w:pPr>
-        <w:pStyle w:val="BodyText"/>
-        <w:widowControl/>
+        <w:pStyle w:val="a0"/>
         <w:numPr>
           <w:ilvl w:val="0"/>
           <w:numId w:val="4"/>
         </w:numPr>
-        <w:suppressAutoHyphens w:val="true"/>
-        <w:bidi w:val="0"/>
         <w:spacing w:before="120" w:after="120"/>
-        <w:ind w:hanging="567" w:left="567" w:right="0"/>
+        <w:ind w:left="567" w:hanging="567"/>
         <w:jc w:val="both"/>
         <w:rPr>
-          <w:rFonts w:ascii="Arial" w:hAnsi="Arial" w:cs="Verdana"/>
-          <w:sz w:val="24"/>
-          <w:szCs w:val="24"/>
-        </w:rPr>
-      </w:pPr>
-      <w:r>
-        <w:rPr>
-          <w:rFonts w:cs="Verdana" w:ascii="Arial" w:hAnsi="Arial"/>
-          <w:sz w:val="24"/>
-          <w:szCs w:val="24"/>
-        </w:rPr>
-        <w:t>{{recommendations.text}}</w:t>
+          <w:rFonts w:asciiTheme="minorHAnsi" w:hAnsiTheme="minorHAnsi" w:cstheme="minorHAnsi"/>
+        </w:rPr>
+      </w:pPr>
+      <w:r>
+        <w:rPr>
+          <w:rFonts w:asciiTheme="minorHAnsi" w:hAnsiTheme="minorHAnsi" w:cstheme="minorHAnsi"/>
+        </w:rPr>
+        <w:t>{{</w:t>
+      </w:r>
+      <w:proofErr w:type="spellStart"/>
+      <w:r>
+        <w:rPr>
+          <w:rFonts w:asciiTheme="minorHAnsi" w:hAnsiTheme="minorHAnsi" w:cstheme="minorHAnsi"/>
+        </w:rPr>
+        <w:t>recommendations.text</w:t>
+      </w:r>
+      <w:proofErr w:type="spellEnd"/>
+      <w:r>
+        <w:rPr>
+          <w:rFonts w:asciiTheme="minorHAnsi" w:hAnsiTheme="minorHAnsi" w:cstheme="minorHAnsi"/>
+        </w:rPr>
+        <w:t>}}</w:t>
       </w:r>
     </w:p>
     <w:p>
       <w:pPr>
-        <w:pStyle w:val="BodyText"/>
+        <w:pStyle w:val="a0"/>
         <w:spacing w:before="120" w:after="120"/>
         <w:jc w:val="both"/>
         <w:rPr>
-          <w:rFonts w:ascii="Arial" w:hAnsi="Arial" w:cs="Verdana"/>
-          <w:sz w:val="24"/>
-          <w:szCs w:val="24"/>
-        </w:rPr>
-      </w:pPr>
-      <w:r>
-        <w:rPr>
-          <w:rFonts w:cs="Verdana" w:ascii="Arial" w:hAnsi="Arial"/>
-          <w:sz w:val="24"/>
-          <w:szCs w:val="24"/>
-        </w:rPr>
-        <w:t>{{/recommendations}}</w:t>
+          <w:rFonts w:asciiTheme="minorHAnsi" w:hAnsiTheme="minorHAnsi" w:cstheme="minorHAnsi"/>
+        </w:rPr>
+      </w:pPr>
+      <w:r>
+        <w:rPr>
+          <w:rFonts w:asciiTheme="minorHAnsi" w:hAnsiTheme="minorHAnsi" w:cstheme="minorHAnsi"/>
+        </w:rPr>
+        <w:t>{{/</w:t>
+      </w:r>
+      <w:proofErr w:type="spellStart"/>
+      <w:r>
+        <w:rPr>
+          <w:rFonts w:asciiTheme="minorHAnsi" w:hAnsiTheme="minorHAnsi" w:cstheme="minorHAnsi"/>
+        </w:rPr>
+        <w:t>recommendations</w:t>
+      </w:r>
+      <w:proofErr w:type="spellEnd"/>
+      <w:r>
+        <w:rPr>
+          <w:rFonts w:asciiTheme="minorHAnsi" w:hAnsiTheme="minorHAnsi" w:cstheme="minorHAnsi"/>
+        </w:rPr>
+        <w:t>}}</w:t>
       </w:r>
     </w:p>
     <w:p>
       <w:pPr>
-        <w:pStyle w:val="BodyText"/>
-        <w:spacing w:before="0" w:after="120"/>
+        <w:pStyle w:val="a0"/>
+        <w:spacing w:after="120"/>
         <w:jc w:val="both"/>
         <w:rPr>
-          <w:rFonts w:ascii="Arial" w:hAnsi="Arial" w:eastAsia="Verdana" w:cs="Verdana"/>
-          <w:sz w:val="24"/>
-          <w:szCs w:val="24"/>
-        </w:rPr>
-      </w:pPr>
-      <w:r>
-        <w:rPr>
-          <w:rFonts w:eastAsia="Verdana" w:cs="Verdana" w:ascii="Arial" w:hAnsi="Arial"/>
-          <w:sz w:val="24"/>
-          <w:szCs w:val="24"/>
-        </w:rPr>
-      </w:r>
+          <w:rFonts w:asciiTheme="minorHAnsi" w:eastAsia="Verdana" w:hAnsiTheme="minorHAnsi" w:cstheme="minorHAnsi"/>
+        </w:rPr>
+      </w:pPr>
     </w:p>
     <w:p>
       <w:pPr>
-        <w:pStyle w:val="BodyText"/>
+        <w:pStyle w:val="a0"/>
         <w:spacing w:before="120" w:after="120"/>
         <w:jc w:val="both"/>
         <w:rPr>
-          <w:rFonts w:ascii="Arial" w:hAnsi="Arial" w:cs="Verdana"/>
+          <w:rFonts w:asciiTheme="minorHAnsi" w:hAnsiTheme="minorHAnsi" w:cstheme="minorHAnsi"/>
           <w:b/>
           <w:bCs/>
-          <w:sz w:val="24"/>
-          <w:szCs w:val="24"/>
-        </w:rPr>
-      </w:pPr>
-      <w:r>
-        <w:rPr>
-          <w:rFonts w:cs="Verdana" w:ascii="Arial" w:hAnsi="Arial"/>
+        </w:rPr>
+      </w:pPr>
+      <w:r>
+        <w:rPr>
+          <w:rFonts w:asciiTheme="minorHAnsi" w:hAnsiTheme="minorHAnsi" w:cstheme="minorHAnsi"/>
           <w:b/>
           <w:bCs/>
-          <w:sz w:val="24"/>
-          <w:szCs w:val="24"/>
         </w:rPr>
         <w:t>Выводы и заключение комиссии:</w:t>
       </w:r>
     </w:p>
     <w:p>
       <w:pPr>
-        <w:pStyle w:val="BodyText"/>
+        <w:pStyle w:val="a0"/>
         <w:spacing w:before="120" w:after="120"/>
         <w:jc w:val="both"/>
         <w:rPr>
-          <w:rFonts w:ascii="Arial" w:hAnsi="Arial" w:cs="Verdana"/>
-          <w:sz w:val="24"/>
-          <w:szCs w:val="24"/>
-        </w:rPr>
-      </w:pPr>
-      <w:r>
-        <w:rPr>
-          <w:rFonts w:cs="Verdana" w:ascii="Arial" w:hAnsi="Arial"/>
-          <w:sz w:val="24"/>
-          <w:szCs w:val="24"/>
-        </w:rPr>
-        <w:t>{{conclusion}}</w:t>
+          <w:rFonts w:asciiTheme="minorHAnsi" w:hAnsiTheme="minorHAnsi" w:cstheme="minorHAnsi"/>
+        </w:rPr>
+      </w:pPr>
+      <w:r>
+        <w:rPr>
+          <w:rFonts w:asciiTheme="minorHAnsi" w:hAnsiTheme="minorHAnsi" w:cstheme="minorHAnsi"/>
+        </w:rPr>
+        <w:t>{{</w:t>
+      </w:r>
+      <w:proofErr w:type="spellStart"/>
+      <w:r>
+        <w:rPr>
+          <w:rFonts w:asciiTheme="minorHAnsi" w:hAnsiTheme="minorHAnsi" w:cstheme="minorHAnsi"/>
+        </w:rPr>
+        <w:t>conclusion</w:t>
+      </w:r>
+      <w:proofErr w:type="spellEnd"/>
+      <w:r>
+        <w:rPr>
+          <w:rFonts w:asciiTheme="minorHAnsi" w:hAnsiTheme="minorHAnsi" w:cstheme="minorHAnsi"/>
+        </w:rPr>
+        <w:t>}}</w:t>
       </w:r>
     </w:p>
     <w:p>
       <w:pPr>
-        <w:pStyle w:val="BodyText"/>
-        <w:widowControl/>
+        <w:pStyle w:val="a0"/>
         <w:numPr>
           <w:ilvl w:val="0"/>
           <w:numId w:val="5"/>
         </w:numPr>
-        <w:suppressAutoHyphens w:val="true"/>
-        <w:bidi w:val="0"/>
         <w:spacing w:before="120" w:after="120"/>
-        <w:ind w:hanging="567" w:left="567" w:right="0"/>
+        <w:ind w:left="567" w:hanging="567"/>
         <w:jc w:val="both"/>
         <w:rPr>
-          <w:rFonts w:ascii="Arial" w:hAnsi="Arial"/>
-          <w:sz w:val="24"/>
-          <w:szCs w:val="24"/>
-        </w:rPr>
-      </w:pPr>
-      <w:r>
-        <w:rPr>
-          <w:rFonts w:cs="Verdana" w:ascii="Arial" w:hAnsi="Arial"/>
-          <w:sz w:val="24"/>
-          <w:szCs w:val="24"/>
-        </w:rPr>
-        <w:t>{{conclusion.text}}</w:t>
+          <w:rFonts w:asciiTheme="minorHAnsi" w:hAnsiTheme="minorHAnsi" w:cstheme="minorHAnsi"/>
+        </w:rPr>
+      </w:pPr>
+      <w:r>
+        <w:rPr>
+          <w:rFonts w:asciiTheme="minorHAnsi" w:hAnsiTheme="minorHAnsi" w:cstheme="minorHAnsi"/>
+        </w:rPr>
+        <w:t>{{</w:t>
+      </w:r>
+      <w:proofErr w:type="spellStart"/>
+      <w:r>
+        <w:rPr>
+          <w:rFonts w:asciiTheme="minorHAnsi" w:hAnsiTheme="minorHAnsi" w:cstheme="minorHAnsi"/>
+        </w:rPr>
+        <w:t>conclusion.text</w:t>
+      </w:r>
+      <w:proofErr w:type="spellEnd"/>
+      <w:r>
+        <w:rPr>
+          <w:rFonts w:asciiTheme="minorHAnsi" w:hAnsiTheme="minorHAnsi" w:cstheme="minorHAnsi"/>
+        </w:rPr>
+        <w:t>}}</w:t>
       </w:r>
     </w:p>
     <w:p>
       <w:pPr>
-        <w:pStyle w:val="BodyText"/>
+        <w:pStyle w:val="a0"/>
         <w:spacing w:before="120" w:after="120"/>
         <w:jc w:val="both"/>
         <w:rPr>
-          <w:rFonts w:ascii="Arial" w:hAnsi="Arial" w:cs="Verdana"/>
-          <w:sz w:val="24"/>
-          <w:szCs w:val="24"/>
-        </w:rPr>
-      </w:pPr>
-      <w:r>
-        <w:rPr>
-          <w:rFonts w:cs="Verdana" w:ascii="Arial" w:hAnsi="Arial"/>
-          <w:sz w:val="24"/>
-          <w:szCs w:val="24"/>
-        </w:rPr>
-        <w:t>{{/conclusion}}</w:t>
+          <w:rFonts w:asciiTheme="minorHAnsi" w:hAnsiTheme="minorHAnsi" w:cstheme="minorHAnsi"/>
+        </w:rPr>
+      </w:pPr>
+      <w:r>
+        <w:rPr>
+          <w:rFonts w:asciiTheme="minorHAnsi" w:hAnsiTheme="minorHAnsi" w:cstheme="minorHAnsi"/>
+        </w:rPr>
+        <w:t>{{/</w:t>
+      </w:r>
+      <w:proofErr w:type="spellStart"/>
+      <w:r>
+        <w:rPr>
+          <w:rFonts w:asciiTheme="minorHAnsi" w:hAnsiTheme="minorHAnsi" w:cstheme="minorHAnsi"/>
+        </w:rPr>
+        <w:t>conclusion</w:t>
+      </w:r>
+      <w:proofErr w:type="spellEnd"/>
+      <w:r>
+        <w:rPr>
+          <w:rFonts w:asciiTheme="minorHAnsi" w:hAnsiTheme="minorHAnsi" w:cstheme="minorHAnsi"/>
+        </w:rPr>
+        <w:t>}}</w:t>
       </w:r>
     </w:p>
     <w:p>
       <w:pPr>
-        <w:pStyle w:val="BodyText"/>
+        <w:pStyle w:val="a0"/>
         <w:spacing w:before="120" w:after="120"/>
         <w:jc w:val="both"/>
         <w:rPr>
-          <w:rFonts w:ascii="Arial" w:hAnsi="Arial" w:cs="Verdana"/>
+          <w:rFonts w:asciiTheme="minorHAnsi" w:hAnsiTheme="minorHAnsi" w:cstheme="minorHAnsi"/>
           <w:b/>
           <w:bCs/>
-          <w:sz w:val="24"/>
-          <w:szCs w:val="24"/>
-        </w:rPr>
-      </w:pPr>
-      <w:r>
-        <w:rPr>
-          <w:rFonts w:cs="Verdana" w:ascii="Arial" w:hAnsi="Arial"/>
-          <w:b/>
-          <w:bCs/>
-          <w:sz w:val="24"/>
-          <w:szCs w:val="24"/>
-        </w:rPr>
-      </w:r>
+        </w:rPr>
+      </w:pPr>
     </w:p>
     <w:tbl>
       <w:tblPr>
         <w:tblW w:w="5000" w:type="pct"/>
-        <w:jc w:val="left"/>
         <w:tblInd w:w="55" w:type="dxa"/>
         <w:tblLayout w:type="fixed"/>
         <w:tblCellMar>
@@ -4613,77 +4119,106 @@
           <w:bottom w:w="55" w:type="dxa"/>
           <w:right w:w="55" w:type="dxa"/>
         </w:tblCellMar>
+        <w:tblLook w:val="0000" w:firstRow="0" w:lastRow="0" w:firstColumn="0" w:lastColumn="0" w:noHBand="0" w:noVBand="0"/>
       </w:tblPr>
       <w:tblGrid>
         <w:gridCol w:w="4897"/>
         <w:gridCol w:w="4899"/>
       </w:tblGrid>
       <w:tr>
-        <w:trPr/>
         <w:tc>
           <w:tcPr>
             <w:tcW w:w="4897" w:type="dxa"/>
-            <w:tcBorders/>
           </w:tcPr>
           <w:p>
             <w:pPr>
               <w:pStyle w:val="TableContents"/>
-              <w:jc w:val="left"/>
-              <w:rPr>
-                <w:rFonts w:ascii="Arial" w:hAnsi="Arial"/>
-                <w:sz w:val="24"/>
-                <w:szCs w:val="24"/>
-              </w:rPr>
-            </w:pPr>
-            <w:r>
-              <w:rPr>
-                <w:rFonts w:ascii="Arial" w:hAnsi="Arial"/>
-                <w:sz w:val="24"/>
-                <w:szCs w:val="24"/>
-              </w:rPr>
-              <w:t>От {{commission.organization}}</w:t>
+              <w:rPr>
+                <w:rFonts w:asciiTheme="minorHAnsi" w:hAnsiTheme="minorHAnsi" w:cstheme="minorHAnsi"/>
+                <w:lang w:val="en-US"/>
+              </w:rPr>
+            </w:pPr>
+            <w:r>
+              <w:rPr>
+                <w:rFonts w:asciiTheme="minorHAnsi" w:hAnsiTheme="minorHAnsi" w:cstheme="minorHAnsi"/>
+              </w:rPr>
+              <w:t>От</w:t>
+            </w:r>
+            <w:r>
+              <w:rPr>
+                <w:rFonts w:asciiTheme="minorHAnsi" w:hAnsiTheme="minorHAnsi" w:cstheme="minorHAnsi"/>
+                <w:lang w:val="en-US"/>
+              </w:rPr>
+              <w:t xml:space="preserve"> {{</w:t>
+            </w:r>
+            <w:proofErr w:type="spellStart"/>
+            <w:proofErr w:type="gramStart"/>
+            <w:r>
+              <w:rPr>
+                <w:rFonts w:asciiTheme="minorHAnsi" w:hAnsiTheme="minorHAnsi" w:cstheme="minorHAnsi"/>
+                <w:lang w:val="en-US"/>
+              </w:rPr>
+              <w:t>commission.organization</w:t>
+            </w:r>
+            <w:proofErr w:type="spellEnd"/>
+            <w:proofErr w:type="gramEnd"/>
+            <w:r>
+              <w:rPr>
+                <w:rFonts w:asciiTheme="minorHAnsi" w:hAnsiTheme="minorHAnsi" w:cstheme="minorHAnsi"/>
+                <w:lang w:val="en-US"/>
+              </w:rPr>
+              <w:t>}}</w:t>
+            </w:r>
+            <w:r>
+              <w:rPr>
+                <w:rFonts w:asciiTheme="minorHAnsi" w:hAnsiTheme="minorHAnsi" w:cstheme="minorHAnsi"/>
+                <w:lang w:val="en-US"/>
+              </w:rPr>
               <w:br/>
-              <w:t>- {{commission.position}}</w:t>
+              <w:t>- {{</w:t>
+            </w:r>
+            <w:proofErr w:type="spellStart"/>
+            <w:r>
+              <w:rPr>
+                <w:rFonts w:asciiTheme="minorHAnsi" w:hAnsiTheme="minorHAnsi" w:cstheme="minorHAnsi"/>
+                <w:lang w:val="en-US"/>
+              </w:rPr>
+              <w:t>commission.position</w:t>
+            </w:r>
+            <w:proofErr w:type="spellEnd"/>
+            <w:r>
+              <w:rPr>
+                <w:rFonts w:asciiTheme="minorHAnsi" w:hAnsiTheme="minorHAnsi" w:cstheme="minorHAnsi"/>
+                <w:lang w:val="en-US"/>
+              </w:rPr>
+              <w:t>}}</w:t>
             </w:r>
           </w:p>
         </w:tc>
         <w:tc>
           <w:tcPr>
             <w:tcW w:w="4899" w:type="dxa"/>
-            <w:tcBorders/>
           </w:tcPr>
           <w:p>
             <w:pPr>
               <w:pStyle w:val="TableContents"/>
               <w:rPr>
-                <w:rFonts w:ascii="Arial" w:hAnsi="Arial"/>
-                <w:sz w:val="24"/>
-                <w:szCs w:val="24"/>
-              </w:rPr>
-            </w:pPr>
-            <w:r>
-              <w:rPr>
-                <w:rFonts w:ascii="Arial" w:hAnsi="Arial"/>
-                <w:sz w:val="24"/>
-                <w:szCs w:val="24"/>
-              </w:rPr>
-            </w:r>
+                <w:rFonts w:asciiTheme="minorHAnsi" w:hAnsiTheme="minorHAnsi" w:cstheme="minorHAnsi"/>
+                <w:lang w:val="en-US"/>
+              </w:rPr>
+            </w:pPr>
           </w:p>
           <w:p>
             <w:pPr>
               <w:pStyle w:val="TableContents"/>
               <w:jc w:val="right"/>
               <w:rPr>
-                <w:rFonts w:ascii="Arial" w:hAnsi="Arial"/>
-                <w:sz w:val="24"/>
-                <w:szCs w:val="24"/>
-              </w:rPr>
-            </w:pPr>
-            <w:r>
-              <w:rPr>
-                <w:rFonts w:ascii="Arial" w:hAnsi="Arial"/>
-                <w:sz w:val="24"/>
-                <w:szCs w:val="24"/>
+                <w:rFonts w:asciiTheme="minorHAnsi" w:hAnsiTheme="minorHAnsi" w:cstheme="minorHAnsi"/>
+              </w:rPr>
+            </w:pPr>
+            <w:r>
+              <w:rPr>
+                <w:rFonts w:asciiTheme="minorHAnsi" w:hAnsiTheme="minorHAnsi" w:cstheme="minorHAnsi"/>
               </w:rPr>
               <w:t>{{commission.name}}</w:t>
             </w:r>
@@ -4693,60 +4228,63 @@
     </w:tbl>
     <w:p>
       <w:pPr>
-        <w:pStyle w:val="Normal"/>
-        <w:spacing w:before="120" w:after="0"/>
-        <w:rPr>
-          <w:rFonts w:ascii="Arial" w:hAnsi="Arial" w:cs="Verdana"/>
-          <w:sz w:val="24"/>
-          <w:szCs w:val="24"/>
-        </w:rPr>
-      </w:pPr>
-      <w:r>
-        <w:rPr>
-          <w:rFonts w:cs="Verdana" w:ascii="Arial" w:hAnsi="Arial"/>
-          <w:sz w:val="24"/>
-          <w:szCs w:val="24"/>
-        </w:rPr>
-      </w:r>
+        <w:spacing w:before="120"/>
+        <w:rPr>
+          <w:rFonts w:asciiTheme="minorHAnsi" w:hAnsiTheme="minorHAnsi" w:cstheme="minorHAnsi"/>
+        </w:rPr>
+      </w:pPr>
     </w:p>
     <w:sectPr>
-      <w:headerReference w:type="even" r:id="rId2"/>
-      <w:headerReference w:type="default" r:id="rId3"/>
-      <w:headerReference w:type="first" r:id="rId4"/>
-      <w:footerReference w:type="even" r:id="rId5"/>
-      <w:footerReference w:type="default" r:id="rId6"/>
-      <w:footerReference w:type="first" r:id="rId7"/>
-      <w:type w:val="nextPage"/>
+      <w:headerReference w:type="even" r:id="rId7"/>
+      <w:headerReference w:type="default" r:id="rId8"/>
+      <w:footerReference w:type="even" r:id="rId9"/>
+      <w:footerReference w:type="default" r:id="rId10"/>
+      <w:headerReference w:type="first" r:id="rId11"/>
+      <w:footerReference w:type="first" r:id="rId12"/>
       <w:pgSz w:w="11906" w:h="16838"/>
-      <w:pgMar w:left="1260" w:right="850" w:gutter="0" w:header="454" w:top="1121" w:footer="187" w:bottom="284"/>
-      <w:pgNumType w:fmt="decimal"/>
-      <w:formProt w:val="false"/>
-      <w:textDirection w:val="lrTb"/>
-      <w:docGrid w:type="default" w:linePitch="360" w:charSpace="0"/>
+      <w:pgMar w:top="1121" w:right="850" w:bottom="284" w:left="1260" w:header="454" w:footer="187" w:gutter="0"/>
+      <w:cols w:space="720"/>
+      <w:formProt w:val="0"/>
+      <w:docGrid w:linePitch="360"/>
     </w:sectPr>
   </w:body>
 </w:document>
 </file>
 
+<file path=word/endnotes.xml><?xml version="1.0" encoding="utf-8"?>
+<w:endnotes xmlns:wpc="http://schemas.microsoft.com/office/word/2010/wordprocessingCanvas" xmlns:cx="http://schemas.microsoft.com/office/drawing/2014/chartex" xmlns:cx1="http://schemas.microsoft.com/office/drawing/2015/9/8/chartex" xmlns:cx2="http://schemas.microsoft.com/office/drawing/2015/10/21/chartex" xmlns:cx3="http://schemas.microsoft.com/office/drawing/2016/5/9/chartex" xmlns:cx4="http://schemas.microsoft.com/office/drawing/2016/5/10/chartex" xmlns:cx5="http://schemas.microsoft.com/office/drawing/2016/5/11/chartex" xmlns:cx6="http://schemas.microsoft.com/office/drawing/2016/5/12/chartex" xmlns:cx7="http://schemas.microsoft.com/office/drawing/2016/5/13/chartex" xmlns:cx8="http://schemas.microsoft.com/office/drawing/2016/5/14/chartex" xmlns:mc="http://schemas.openxmlformats.org/markup-compatibility/2006" xmlns:aink="http://schemas.microsoft.com/office/drawing/2016/ink" xmlns:am3d="http://schemas.microsoft.com/office/drawing/2017/model3d" xmlns:o="urn:schemas-microsoft-com:office:office" xmlns:oel="http://schemas.microsoft.com/office/2019/extlst" xmlns:r="http://schemas.openxmlformats.org/officeDocument/2006/relationships" xmlns:m="http://schemas.openxmlformats.org/officeDocument/2006/math" xmlns:v="urn:schemas-microsoft-com:vml" xmlns:wp14="http://schemas.microsoft.com/office/word/2010/wordprocessingDrawing" xmlns:wp="http://schemas.openxmlformats.org/drawingml/2006/wordprocessingDrawing" xmlns:w10="urn:schemas-microsoft-com:office:word" xmlns:w="http://schemas.openxmlformats.org/wordprocessingml/2006/main" xmlns:w14="http://schemas.microsoft.com/office/word/2010/wordml" xmlns:w15="http://schemas.microsoft.com/office/word/2012/wordml" xmlns:w16cex="http://schemas.microsoft.com/office/word/2018/wordml/cex" xmlns:w16cid="http://schemas.microsoft.com/office/word/2016/wordml/cid" xmlns:w16="http://schemas.microsoft.com/office/word/2018/wordml" xmlns:w16sdtdh="http://schemas.microsoft.com/office/word/2020/wordml/sdtdatahash" xmlns:w16se="http://schemas.microsoft.com/office/word/2015/wordml/symex" xmlns:wpg="http://schemas.microsoft.com/office/word/2010/wordprocessingGroup" xmlns:wpi="http://schemas.microsoft.com/office/word/2010/wordprocessingInk" xmlns:wne="http://schemas.microsoft.com/office/word/2006/wordml" xmlns:wps="http://schemas.microsoft.com/office/word/2010/wordprocessingShape" mc:Ignorable="w14 w15 w16se w16cid w16 w16cex w16sdtdh wp14">
+  <w:endnote w:type="separator" w:id="-1">
+    <w:p>
+      <w:r>
+        <w:separator/>
+      </w:r>
+    </w:p>
+  </w:endnote>
+  <w:endnote w:type="continuationSeparator" w:id="0">
+    <w:p>
+      <w:r>
+        <w:continuationSeparator/>
+      </w:r>
+    </w:p>
+  </w:endnote>
+</w:endnotes>
+</file>
+
 <file path=word/footer1.xml><?xml version="1.0" encoding="utf-8"?>
-<w:ftr xmlns:o="urn:schemas-microsoft-com:office:office" xmlns:r="http://schemas.openxmlformats.org/officeDocument/2006/relationships" xmlns:v="urn:schemas-microsoft-com:vml" xmlns:w="http://schemas.openxmlformats.org/wordprocessingml/2006/main" xmlns:w10="urn:schemas-microsoft-com:office:word" xmlns:wp="http://schemas.openxmlformats.org/drawingml/2006/wordprocessingDrawing" xmlns:pic="http://schemas.openxmlformats.org/drawingml/2006/picture" xmlns:wps="http://schemas.microsoft.com/office/word/2010/wordprocessingShape" xmlns:wpg="http://schemas.microsoft.com/office/word/2010/wordprocessingGroup" xmlns:mc="http://schemas.openxmlformats.org/markup-compatibility/2006" xmlns:wp14="http://schemas.microsoft.com/office/word/2010/wordprocessingDrawing" xmlns:w14="http://schemas.microsoft.com/office/word/2010/wordml" xmlns:w15="http://schemas.microsoft.com/office/word/2012/wordml" mc:Ignorable="w14 wp14 w15">
+<w:ftr xmlns:wpc="http://schemas.microsoft.com/office/word/2010/wordprocessingCanvas" xmlns:cx="http://schemas.microsoft.com/office/drawing/2014/chartex" xmlns:cx1="http://schemas.microsoft.com/office/drawing/2015/9/8/chartex" xmlns:cx2="http://schemas.microsoft.com/office/drawing/2015/10/21/chartex" xmlns:cx3="http://schemas.microsoft.com/office/drawing/2016/5/9/chartex" xmlns:cx4="http://schemas.microsoft.com/office/drawing/2016/5/10/chartex" xmlns:cx5="http://schemas.microsoft.com/office/drawing/2016/5/11/chartex" xmlns:cx6="http://schemas.microsoft.com/office/drawing/2016/5/12/chartex" xmlns:cx7="http://schemas.microsoft.com/office/drawing/2016/5/13/chartex" xmlns:cx8="http://schemas.microsoft.com/office/drawing/2016/5/14/chartex" xmlns:mc="http://schemas.openxmlformats.org/markup-compatibility/2006" xmlns:aink="http://schemas.microsoft.com/office/drawing/2016/ink" xmlns:am3d="http://schemas.microsoft.com/office/drawing/2017/model3d" xmlns:o="urn:schemas-microsoft-com:office:office" xmlns:oel="http://schemas.microsoft.com/office/2019/extlst" xmlns:r="http://schemas.openxmlformats.org/officeDocument/2006/relationships" xmlns:m="http://schemas.openxmlformats.org/officeDocument/2006/math" xmlns:v="urn:schemas-microsoft-com:vml" xmlns:wp14="http://schemas.microsoft.com/office/word/2010/wordprocessingDrawing" xmlns:wp="http://schemas.openxmlformats.org/drawingml/2006/wordprocessingDrawing" xmlns:w10="urn:schemas-microsoft-com:office:word" xmlns:w="http://schemas.openxmlformats.org/wordprocessingml/2006/main" xmlns:w14="http://schemas.microsoft.com/office/word/2010/wordml" xmlns:w15="http://schemas.microsoft.com/office/word/2012/wordml" xmlns:w16cex="http://schemas.microsoft.com/office/word/2018/wordml/cex" xmlns:w16cid="http://schemas.microsoft.com/office/word/2016/wordml/cid" xmlns:w16="http://schemas.microsoft.com/office/word/2018/wordml" xmlns:w16sdtdh="http://schemas.microsoft.com/office/word/2020/wordml/sdtdatahash" xmlns:w16se="http://schemas.microsoft.com/office/word/2015/wordml/symex" xmlns:wpg="http://schemas.microsoft.com/office/word/2010/wordprocessingGroup" xmlns:wpi="http://schemas.microsoft.com/office/word/2010/wordprocessingInk" xmlns:wne="http://schemas.microsoft.com/office/word/2006/wordml" xmlns:wps="http://schemas.microsoft.com/office/word/2010/wordprocessingShape" mc:Ignorable="w14 w15 w16se w16cid w16 w16cex w16sdtdh wp14">
   <w:p>
     <w:pPr>
-      <w:pStyle w:val="Footer"/>
-      <w:rPr/>
+      <w:pStyle w:val="ac"/>
     </w:pPr>
-    <w:r>
-      <w:rPr/>
-    </w:r>
   </w:p>
 </w:ftr>
 </file>
 
 <file path=word/footer2.xml><?xml version="1.0" encoding="utf-8"?>
-<w:ftr xmlns:o="urn:schemas-microsoft-com:office:office" xmlns:r="http://schemas.openxmlformats.org/officeDocument/2006/relationships" xmlns:v="urn:schemas-microsoft-com:vml" xmlns:w="http://schemas.openxmlformats.org/wordprocessingml/2006/main" xmlns:w10="urn:schemas-microsoft-com:office:word" xmlns:wp="http://schemas.openxmlformats.org/drawingml/2006/wordprocessingDrawing" xmlns:pic="http://schemas.openxmlformats.org/drawingml/2006/picture" xmlns:wps="http://schemas.microsoft.com/office/word/2010/wordprocessingShape" xmlns:wpg="http://schemas.microsoft.com/office/word/2010/wordprocessingGroup" xmlns:mc="http://schemas.openxmlformats.org/markup-compatibility/2006" xmlns:wp14="http://schemas.microsoft.com/office/word/2010/wordprocessingDrawing" xmlns:w14="http://schemas.microsoft.com/office/word/2010/wordml" xmlns:w15="http://schemas.microsoft.com/office/word/2012/wordml" mc:Ignorable="w14 wp14 w15">
+<w:ftr xmlns:wpc="http://schemas.microsoft.com/office/word/2010/wordprocessingCanvas" xmlns:cx="http://schemas.microsoft.com/office/drawing/2014/chartex" xmlns:cx1="http://schemas.microsoft.com/office/drawing/2015/9/8/chartex" xmlns:cx2="http://schemas.microsoft.com/office/drawing/2015/10/21/chartex" xmlns:cx3="http://schemas.microsoft.com/office/drawing/2016/5/9/chartex" xmlns:cx4="http://schemas.microsoft.com/office/drawing/2016/5/10/chartex" xmlns:cx5="http://schemas.microsoft.com/office/drawing/2016/5/11/chartex" xmlns:cx6="http://schemas.microsoft.com/office/drawing/2016/5/12/chartex" xmlns:cx7="http://schemas.microsoft.com/office/drawing/2016/5/13/chartex" xmlns:cx8="http://schemas.microsoft.com/office/drawing/2016/5/14/chartex" xmlns:mc="http://schemas.openxmlformats.org/markup-compatibility/2006" xmlns:aink="http://schemas.microsoft.com/office/drawing/2016/ink" xmlns:am3d="http://schemas.microsoft.com/office/drawing/2017/model3d" xmlns:o="urn:schemas-microsoft-com:office:office" xmlns:oel="http://schemas.microsoft.com/office/2019/extlst" xmlns:r="http://schemas.openxmlformats.org/officeDocument/2006/relationships" xmlns:m="http://schemas.openxmlformats.org/officeDocument/2006/math" xmlns:v="urn:schemas-microsoft-com:vml" xmlns:wp14="http://schemas.microsoft.com/office/word/2010/wordprocessingDrawing" xmlns:wp="http://schemas.openxmlformats.org/drawingml/2006/wordprocessingDrawing" xmlns:w10="urn:schemas-microsoft-com:office:word" xmlns:w="http://schemas.openxmlformats.org/wordprocessingml/2006/main" xmlns:w14="http://schemas.microsoft.com/office/word/2010/wordml" xmlns:w15="http://schemas.microsoft.com/office/word/2012/wordml" xmlns:w16cex="http://schemas.microsoft.com/office/word/2018/wordml/cex" xmlns:w16cid="http://schemas.microsoft.com/office/word/2016/wordml/cid" xmlns:w16="http://schemas.microsoft.com/office/word/2018/wordml" xmlns:w16sdtdh="http://schemas.microsoft.com/office/word/2020/wordml/sdtdatahash" xmlns:w16se="http://schemas.microsoft.com/office/word/2015/wordml/symex" xmlns:wpg="http://schemas.microsoft.com/office/word/2010/wordprocessingGroup" xmlns:wpi="http://schemas.microsoft.com/office/word/2010/wordprocessingInk" xmlns:wne="http://schemas.microsoft.com/office/word/2006/wordml" xmlns:wps="http://schemas.microsoft.com/office/word/2010/wordprocessingShape" mc:Ignorable="w14 w15 w16se w16cid w16 w16cex w16sdtdh wp14">
   <w:p>
     <w:pPr>
-      <w:pStyle w:val="Footer"/>
+      <w:pStyle w:val="ac"/>
       <w:rPr>
         <w:rFonts w:ascii="Verdana" w:hAnsi="Verdana" w:cs="Verdana"/>
         <w:sz w:val="18"/>
@@ -4754,10 +4292,13 @@
       </w:rPr>
     </w:pPr>
     <w:r>
+      <w:rPr>
+        <w:noProof/>
+      </w:rPr>
       <mc:AlternateContent>
         <mc:Choice Requires="wps">
           <w:drawing>
-            <wp:anchor distT="8255" distB="8255" distL="0" distR="0" simplePos="0" relativeHeight="9" behindDoc="1" locked="0" layoutInCell="1" allowOverlap="1">
+            <wp:anchor distT="8255" distB="8255" distL="0" distR="0" simplePos="0" relativeHeight="251658240" behindDoc="1" locked="0" layoutInCell="1" allowOverlap="1" wp14:anchorId="0D5B4059" wp14:editId="00C05460">
               <wp:simplePos x="0" y="0"/>
               <wp:positionH relativeFrom="column">
                 <wp:posOffset>0</wp:posOffset>
@@ -4769,10 +4310,11 @@
               <wp:effectExtent l="0" t="8255" r="0" b="8255"/>
               <wp:wrapNone/>
               <wp:docPr id="3" name="Прямая соединительная линия 3"/>
+              <wp:cNvGraphicFramePr/>
               <a:graphic xmlns:a="http://schemas.openxmlformats.org/drawingml/2006/main">
                 <a:graphicData uri="http://schemas.microsoft.com/office/word/2010/wordprocessingShape">
                   <wps:wsp>
-                    <wps:cNvSpPr/>
+                    <wps:cNvCnPr/>
                     <wps:spPr>
                       <a:xfrm>
                         <a:off x="0" y="0"/>
@@ -4791,9 +4333,15 @@
                       </a:ln>
                     </wps:spPr>
                     <wps:style>
-                      <a:lnRef idx="0"/>
-                      <a:fillRef idx="0"/>
-                      <a:effectRef idx="0"/>
+                      <a:lnRef idx="0">
+                        <a:scrgbClr r="0" g="0" b="0"/>
+                      </a:lnRef>
+                      <a:fillRef idx="0">
+                        <a:scrgbClr r="0" g="0" b="0"/>
+                      </a:fillRef>
+                      <a:effectRef idx="0">
+                        <a:scrgbClr r="0" g="0" b="0"/>
+                      </a:effectRef>
                       <a:fontRef idx="minor"/>
                     </wps:style>
                     <wps:bodyPr/>
@@ -4805,10 +4353,8 @@
         </mc:Choice>
         <mc:Fallback>
           <w:pict>
-            <v:line id="shape_0" from="0pt,0.05pt" to="488.35pt,0.05pt" stroked="t" o:allowincell="f" style="position:absolute">
-              <v:stroke color="#144260" weight="15840" joinstyle="miter" endcap="flat"/>
-              <v:fill o:detectmouseclick="t" on="false"/>
-              <w10:wrap type="none"/>
+            <v:line w14:anchorId="48587B76" id="Прямая соединительная линия 3" o:spid="_x0000_s1026" style="position:absolute;z-index:-251658240;visibility:visible;mso-wrap-style:square;mso-wrap-distance-left:0;mso-wrap-distance-top:.65pt;mso-wrap-distance-right:0;mso-wrap-distance-bottom:.65pt;mso-position-horizontal:absolute;mso-position-horizontal-relative:text;mso-position-vertical:absolute;mso-position-vertical-relative:text" from="0,.05pt" to="488.4pt,.1pt" o:gfxdata="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" strokecolor="#144260" strokeweight=".44mm">
+              <v:stroke opacity="39321f" joinstyle="miter"/>
             </v:line>
           </w:pict>
         </mc:Fallback>
@@ -4816,18 +4362,50 @@
     </w:r>
     <w:r>
       <w:rPr>
-        <w:rFonts w:cs="Arial" w:ascii="Verdana" w:hAnsi="Verdana"/>
+        <w:rFonts w:ascii="Verdana" w:hAnsi="Verdana" w:cs="Arial"/>
         <w:sz w:val="18"/>
         <w:szCs w:val="18"/>
       </w:rPr>
-      <w:t>АКТ № {{act_number}}</w:t>
+      <w:t>АКТ № {{</w:t>
+    </w:r>
+    <w:proofErr w:type="spellStart"/>
+    <w:r>
+      <w:rPr>
+        <w:rFonts w:ascii="Verdana" w:hAnsi="Verdana" w:cs="Arial"/>
+        <w:sz w:val="18"/>
+        <w:szCs w:val="18"/>
+      </w:rPr>
+      <w:t>act_number</w:t>
+    </w:r>
+    <w:proofErr w:type="spellEnd"/>
+    <w:r>
+      <w:rPr>
+        <w:rFonts w:ascii="Verdana" w:hAnsi="Verdana" w:cs="Arial"/>
+        <w:sz w:val="18"/>
+        <w:szCs w:val="18"/>
+      </w:rPr>
+      <w:t>}}</w:t>
+    </w:r>
+    <w:r>
+      <w:rPr>
+        <w:rFonts w:ascii="Verdana" w:hAnsi="Verdana" w:cs="Arial"/>
+        <w:sz w:val="18"/>
+        <w:szCs w:val="18"/>
+      </w:rPr>
       <w:tab/>
+    </w:r>
+    <w:r>
+      <w:rPr>
+        <w:rFonts w:ascii="Verdana" w:hAnsi="Verdana" w:cs="Arial"/>
+        <w:sz w:val="18"/>
+        <w:szCs w:val="18"/>
+      </w:rPr>
       <w:tab/>
       <w:t xml:space="preserve">Стр. </w:t>
     </w:r>
     <w:r>
       <w:rPr>
-        <w:rFonts w:cs="Arial" w:ascii="Verdana" w:hAnsi="Verdana"/>
+        <w:rFonts w:ascii="Verdana" w:hAnsi="Verdana" w:cs="Arial"/>
         <w:sz w:val="18"/>
         <w:szCs w:val="18"/>
       </w:rPr>
@@ -4835,7 +4413,7 @@
     </w:r>
     <w:r>
       <w:rPr>
-        <w:rFonts w:cs="Arial" w:ascii="Verdana" w:hAnsi="Verdana"/>
+        <w:rFonts w:ascii="Verdana" w:hAnsi="Verdana" w:cs="Arial"/>
         <w:sz w:val="18"/>
         <w:szCs w:val="18"/>
       </w:rPr>
@@ -4843,7 +4421,7 @@
     </w:r>
     <w:r>
       <w:rPr>
-        <w:rFonts w:cs="Arial" w:ascii="Verdana" w:hAnsi="Verdana"/>
+        <w:rFonts w:ascii="Verdana" w:hAnsi="Verdana" w:cs="Arial"/>
         <w:sz w:val="18"/>
         <w:szCs w:val="18"/>
       </w:rPr>
@@ -4851,7 +4429,7 @@
     </w:r>
     <w:r>
       <w:rPr>
-        <w:rFonts w:cs="Arial" w:ascii="Verdana" w:hAnsi="Verdana"/>
+        <w:rFonts w:ascii="Verdana" w:hAnsi="Verdana" w:cs="Arial"/>
         <w:sz w:val="18"/>
         <w:szCs w:val="18"/>
       </w:rPr>
@@ -4859,7 +4437,7 @@
     </w:r>
     <w:r>
       <w:rPr>
-        <w:rFonts w:cs="Arial" w:ascii="Verdana" w:hAnsi="Verdana"/>
+        <w:rFonts w:ascii="Verdana" w:hAnsi="Verdana" w:cs="Arial"/>
         <w:sz w:val="18"/>
         <w:szCs w:val="18"/>
       </w:rPr>
@@ -4867,7 +4445,7 @@
     </w:r>
     <w:r>
       <w:rPr>
-        <w:rFonts w:cs="Arial" w:ascii="Verdana" w:hAnsi="Verdana"/>
+        <w:rFonts w:ascii="Verdana" w:hAnsi="Verdana" w:cs="Arial"/>
         <w:sz w:val="18"/>
         <w:szCs w:val="18"/>
       </w:rPr>
@@ -4875,53 +4453,68 @@
     </w:r>
     <w:r>
       <w:rPr>
-        <w:rFonts w:cs="Arial" w:ascii="Verdana" w:hAnsi="Verdana"/>
+        <w:rFonts w:ascii="Verdana" w:hAnsi="Verdana" w:cs="Arial"/>
         <w:sz w:val="18"/>
         <w:szCs w:val="18"/>
-        <w:lang w:val="ru-RU" w:eastAsia="ru-RU"/>
+        <w:lang w:eastAsia="ru-RU"/>
       </w:rPr>
       <w:fldChar w:fldCharType="begin"/>
     </w:r>
     <w:r>
       <w:rPr>
-        <w:rFonts w:cs="Arial" w:ascii="Verdana" w:hAnsi="Verdana"/>
+        <w:rFonts w:ascii="Verdana" w:hAnsi="Verdana" w:cs="Arial"/>
         <w:sz w:val="18"/>
         <w:szCs w:val="18"/>
-        <w:lang w:val="ru-RU" w:eastAsia="ru-RU"/>
+        <w:lang w:eastAsia="ru-RU"/>
       </w:rPr>
       <w:instrText xml:space="preserve"> NUMPAGES </w:instrText>
     </w:r>
     <w:r>
       <w:rPr>
-        <w:rFonts w:cs="Arial" w:ascii="Verdana" w:hAnsi="Verdana"/>
+        <w:rFonts w:ascii="Verdana" w:hAnsi="Verdana" w:cs="Arial"/>
         <w:sz w:val="18"/>
         <w:szCs w:val="18"/>
-        <w:lang w:val="ru-RU" w:eastAsia="ru-RU"/>
+        <w:lang w:eastAsia="ru-RU"/>
       </w:rPr>
       <w:fldChar w:fldCharType="separate"/>
     </w:r>
     <w:r>
       <w:rPr>
-        <w:rFonts w:cs="Arial" w:ascii="Verdana" w:hAnsi="Verdana"/>
+        <w:rFonts w:ascii="Verdana" w:hAnsi="Verdana" w:cs="Arial"/>
         <w:sz w:val="18"/>
         <w:szCs w:val="18"/>
-        <w:lang w:val="ru-RU" w:eastAsia="ru-RU"/>
+        <w:lang w:eastAsia="ru-RU"/>
       </w:rPr>
       <w:t>4</w:t>
     </w:r>
     <w:r>
       <w:rPr>
-        <w:rFonts w:cs="Arial" w:ascii="Verdana" w:hAnsi="Verdana"/>
+        <w:rFonts w:ascii="Verdana" w:hAnsi="Verdana" w:cs="Arial"/>
         <w:sz w:val="18"/>
         <w:szCs w:val="18"/>
-        <w:lang w:val="ru-RU" w:eastAsia="ru-RU"/>
+        <w:lang w:eastAsia="ru-RU"/>
       </w:rPr>
       <w:fldChar w:fldCharType="end"/>
     </w:r>
   </w:p>
   <w:p>
     <w:pPr>
-      <w:pStyle w:val="Footer"/>
+      <w:pStyle w:val="ac"/>
+      <w:rPr>
+        <w:rFonts w:ascii="Verdana" w:hAnsi="Verdana" w:cs="Verdana"/>
+        <w:sz w:val="18"/>
+        <w:szCs w:val="18"/>
+      </w:rPr>
+    </w:pPr>
+  </w:p>
+</w:ftr>
+</file>
+
+<file path=word/footer3.xml><?xml version="1.0" encoding="utf-8"?>
+<w:ftr xmlns:wpc="http://schemas.microsoft.com/office/word/2010/wordprocessingCanvas" xmlns:cx="http://schemas.microsoft.com/office/drawing/2014/chartex" xmlns:cx1="http://schemas.microsoft.com/office/drawing/2015/9/8/chartex" xmlns:cx2="http://schemas.microsoft.com/office/drawing/2015/10/21/chartex" xmlns:cx3="http://schemas.microsoft.com/office/drawing/2016/5/9/chartex" xmlns:cx4="http://schemas.microsoft.com/office/drawing/2016/5/10/chartex" xmlns:cx5="http://schemas.microsoft.com/office/drawing/2016/5/11/chartex" xmlns:cx6="http://schemas.microsoft.com/office/drawing/2016/5/12/chartex" xmlns:cx7="http://schemas.microsoft.com/office/drawing/2016/5/13/chartex" xmlns:cx8="http://schemas.microsoft.com/office/drawing/2016/5/14/chartex" xmlns:mc="http://schemas.openxmlformats.org/markup-compatibility/2006" xmlns:aink="http://schemas.microsoft.com/office/drawing/2016/ink" xmlns:am3d="http://schemas.microsoft.com/office/drawing/2017/model3d" xmlns:o="urn:schemas-microsoft-com:office:office" xmlns:oel="http://schemas.microsoft.com/office/2019/extlst" xmlns:r="http://schemas.openxmlformats.org/officeDocument/2006/relationships" xmlns:m="http://schemas.openxmlformats.org/officeDocument/2006/math" xmlns:v="urn:schemas-microsoft-com:vml" xmlns:wp14="http://schemas.microsoft.com/office/word/2010/wordprocessingDrawing" xmlns:wp="http://schemas.openxmlformats.org/drawingml/2006/wordprocessingDrawing" xmlns:w10="urn:schemas-microsoft-com:office:word" xmlns:w="http://schemas.openxmlformats.org/wordprocessingml/2006/main" xmlns:w14="http://schemas.microsoft.com/office/word/2010/wordml" xmlns:w15="http://schemas.microsoft.com/office/word/2012/wordml" xmlns:w16cex="http://schemas.microsoft.com/office/word/2018/wordml/cex" xmlns:w16cid="http://schemas.microsoft.com/office/word/2016/wordml/cid" xmlns:w16="http://schemas.microsoft.com/office/word/2018/wordml" xmlns:w16sdtdh="http://schemas.microsoft.com/office/word/2020/wordml/sdtdatahash" xmlns:w16se="http://schemas.microsoft.com/office/word/2015/wordml/symex" xmlns:wpg="http://schemas.microsoft.com/office/word/2010/wordprocessingGroup" xmlns:wpi="http://schemas.microsoft.com/office/word/2010/wordprocessingInk" xmlns:wne="http://schemas.microsoft.com/office/word/2006/wordml" xmlns:wps="http://schemas.microsoft.com/office/word/2010/wordprocessingShape" mc:Ignorable="w14 w15 w16se w16cid w16 w16cex w16sdtdh wp14">
+  <w:p>
+    <w:pPr>
+      <w:pStyle w:val="ac"/>
       <w:rPr>
         <w:rFonts w:ascii="Verdana" w:hAnsi="Verdana" w:cs="Verdana"/>
         <w:sz w:val="18"/>
@@ -4930,31 +4523,12 @@
     </w:pPr>
     <w:r>
       <w:rPr>
-        <w:rFonts w:cs="Verdana" w:ascii="Verdana" w:hAnsi="Verdana"/>
-        <w:sz w:val="18"/>
-        <w:szCs w:val="18"/>
+        <w:noProof/>
       </w:rPr>
-    </w:r>
-  </w:p>
-</w:ftr>
-</file>
-
-<file path=word/footer3.xml><?xml version="1.0" encoding="utf-8"?>
-<w:ftr xmlns:o="urn:schemas-microsoft-com:office:office" xmlns:r="http://schemas.openxmlformats.org/officeDocument/2006/relationships" xmlns:v="urn:schemas-microsoft-com:vml" xmlns:w="http://schemas.openxmlformats.org/wordprocessingml/2006/main" xmlns:w10="urn:schemas-microsoft-com:office:word" xmlns:wp="http://schemas.openxmlformats.org/drawingml/2006/wordprocessingDrawing" xmlns:pic="http://schemas.openxmlformats.org/drawingml/2006/picture" xmlns:wps="http://schemas.microsoft.com/office/word/2010/wordprocessingShape" xmlns:wpg="http://schemas.microsoft.com/office/word/2010/wordprocessingGroup" xmlns:mc="http://schemas.openxmlformats.org/markup-compatibility/2006" xmlns:wp14="http://schemas.microsoft.com/office/word/2010/wordprocessingDrawing" xmlns:w14="http://schemas.microsoft.com/office/word/2010/wordml" xmlns:w15="http://schemas.microsoft.com/office/word/2012/wordml" mc:Ignorable="w14 wp14 w15">
-  <w:p>
-    <w:pPr>
-      <w:pStyle w:val="Footer"/>
-      <w:rPr>
-        <w:rFonts w:ascii="Verdana" w:hAnsi="Verdana" w:cs="Verdana"/>
-        <w:sz w:val="18"/>
-        <w:szCs w:val="18"/>
-      </w:rPr>
-    </w:pPr>
-    <w:r>
       <mc:AlternateContent>
         <mc:Choice Requires="wps">
           <w:drawing>
-            <wp:anchor distT="8255" distB="8255" distL="0" distR="0" simplePos="0" relativeHeight="9" behindDoc="1" locked="0" layoutInCell="1" allowOverlap="1">
+            <wp:anchor distT="8255" distB="8255" distL="0" distR="0" simplePos="0" relativeHeight="251659264" behindDoc="1" locked="0" layoutInCell="1" allowOverlap="1" wp14:anchorId="6E3D9CC5" wp14:editId="4CB424CE">
               <wp:simplePos x="0" y="0"/>
               <wp:positionH relativeFrom="column">
                 <wp:posOffset>0</wp:posOffset>
@@ -4966,10 +4540,11 @@
               <wp:effectExtent l="0" t="8255" r="0" b="8255"/>
               <wp:wrapNone/>
               <wp:docPr id="4" name="Прямая соединительная линия 3"/>
+              <wp:cNvGraphicFramePr/>
               <a:graphic xmlns:a="http://schemas.openxmlformats.org/drawingml/2006/main">
                 <a:graphicData uri="http://schemas.microsoft.com/office/word/2010/wordprocessingShape">
                   <wps:wsp>
-                    <wps:cNvSpPr/>
+                    <wps:cNvCnPr/>
                     <wps:spPr>
                       <a:xfrm>
                         <a:off x="0" y="0"/>
@@ -4988,9 +4563,15 @@
                       </a:ln>
                     </wps:spPr>
                     <wps:style>
-                      <a:lnRef idx="0"/>
-                      <a:fillRef idx="0"/>
-                      <a:effectRef idx="0"/>
+                      <a:lnRef idx="0">
+                        <a:scrgbClr r="0" g="0" b="0"/>
+                      </a:lnRef>
+                      <a:fillRef idx="0">
+                        <a:scrgbClr r="0" g="0" b="0"/>
+                      </a:fillRef>
+                      <a:effectRef idx="0">
+                        <a:scrgbClr r="0" g="0" b="0"/>
+                      </a:effectRef>
                       <a:fontRef idx="minor"/>
                     </wps:style>
                     <wps:bodyPr/>
@@ -5002,10 +4583,8 @@
         </mc:Choice>
         <mc:Fallback>
           <w:pict>
-            <v:line id="shape_0" from="0pt,0.05pt" to="488.35pt,0.05pt" stroked="t" o:allowincell="f" style="position:absolute">
-              <v:stroke color="#144260" weight="15840" joinstyle="miter" endcap="flat"/>
-              <v:fill o:detectmouseclick="t" on="false"/>
-              <w10:wrap type="none"/>
+            <v:line w14:anchorId="5BD913C0" id="Прямая соединительная линия 3" o:spid="_x0000_s1026" style="position:absolute;z-index:-251657216;visibility:visible;mso-wrap-style:square;mso-wrap-distance-left:0;mso-wrap-distance-top:.65pt;mso-wrap-distance-right:0;mso-wrap-distance-bottom:.65pt;mso-position-horizontal:absolute;mso-position-horizontal-relative:text;mso-position-vertical:absolute;mso-position-vertical-relative:text" from="0,.05pt" to="488.4pt,.1pt" o:gfxdata="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" strokecolor="#144260" strokeweight=".44mm">
+              <v:stroke opacity="39321f" joinstyle="miter"/>
             </v:line>
           </w:pict>
         </mc:Fallback>
@@ -5013,18 +4592,50 @@
     </w:r>
     <w:r>
       <w:rPr>
-        <w:rFonts w:cs="Arial" w:ascii="Verdana" w:hAnsi="Verdana"/>
+        <w:rFonts w:ascii="Verdana" w:hAnsi="Verdana" w:cs="Arial"/>
         <w:sz w:val="18"/>
         <w:szCs w:val="18"/>
       </w:rPr>
-      <w:t>АКТ № {{act_number}}</w:t>
+      <w:t>АКТ № {{</w:t>
+    </w:r>
+    <w:proofErr w:type="spellStart"/>
+    <w:r>
+      <w:rPr>
+        <w:rFonts w:ascii="Verdana" w:hAnsi="Verdana" w:cs="Arial"/>
+        <w:sz w:val="18"/>
+        <w:szCs w:val="18"/>
+      </w:rPr>
+      <w:t>act_number</w:t>
+    </w:r>
+    <w:proofErr w:type="spellEnd"/>
+    <w:r>
+      <w:rPr>
+        <w:rFonts w:ascii="Verdana" w:hAnsi="Verdana" w:cs="Arial"/>
+        <w:sz w:val="18"/>
+        <w:szCs w:val="18"/>
+      </w:rPr>
+      <w:t>}}</w:t>
+    </w:r>
+    <w:r>
+      <w:rPr>
+        <w:rFonts w:ascii="Verdana" w:hAnsi="Verdana" w:cs="Arial"/>
+        <w:sz w:val="18"/>
+        <w:szCs w:val="18"/>
+      </w:rPr>
       <w:tab/>
+    </w:r>
+    <w:r>
+      <w:rPr>
+        <w:rFonts w:ascii="Verdana" w:hAnsi="Verdana" w:cs="Arial"/>
+        <w:sz w:val="18"/>
+        <w:szCs w:val="18"/>
+      </w:rPr>
       <w:tab/>
       <w:t xml:space="preserve">Стр. </w:t>
     </w:r>
     <w:r>
       <w:rPr>
-        <w:rFonts w:cs="Arial" w:ascii="Verdana" w:hAnsi="Verdana"/>
+        <w:rFonts w:ascii="Verdana" w:hAnsi="Verdana" w:cs="Arial"/>
         <w:sz w:val="18"/>
         <w:szCs w:val="18"/>
       </w:rPr>
@@ -5032,7 +4643,7 @@
     </w:r>
     <w:r>
       <w:rPr>
-        <w:rFonts w:cs="Arial" w:ascii="Verdana" w:hAnsi="Verdana"/>
+        <w:rFonts w:ascii="Verdana" w:hAnsi="Verdana" w:cs="Arial"/>
         <w:sz w:val="18"/>
         <w:szCs w:val="18"/>
       </w:rPr>
@@ -5040,7 +4651,7 @@
     </w:r>
     <w:r>
       <w:rPr>
-        <w:rFonts w:cs="Arial" w:ascii="Verdana" w:hAnsi="Verdana"/>
+        <w:rFonts w:ascii="Verdana" w:hAnsi="Verdana" w:cs="Arial"/>
         <w:sz w:val="18"/>
         <w:szCs w:val="18"/>
       </w:rPr>
@@ -5048,7 +4659,7 @@
     </w:r>
     <w:r>
       <w:rPr>
-        <w:rFonts w:cs="Arial" w:ascii="Verdana" w:hAnsi="Verdana"/>
+        <w:rFonts w:ascii="Verdana" w:hAnsi="Verdana" w:cs="Arial"/>
         <w:sz w:val="18"/>
         <w:szCs w:val="18"/>
       </w:rPr>
@@ -5056,7 +4667,7 @@
     </w:r>
     <w:r>
       <w:rPr>
-        <w:rFonts w:cs="Arial" w:ascii="Verdana" w:hAnsi="Verdana"/>
+        <w:rFonts w:ascii="Verdana" w:hAnsi="Verdana" w:cs="Arial"/>
         <w:sz w:val="18"/>
         <w:szCs w:val="18"/>
       </w:rPr>
@@ -5064,7 +4675,7 @@
     </w:r>
     <w:r>
       <w:rPr>
-        <w:rFonts w:cs="Arial" w:ascii="Verdana" w:hAnsi="Verdana"/>
+        <w:rFonts w:ascii="Verdana" w:hAnsi="Verdana" w:cs="Arial"/>
         <w:sz w:val="18"/>
         <w:szCs w:val="18"/>
       </w:rPr>
@@ -5072,100 +4683,108 @@
     </w:r>
     <w:r>
       <w:rPr>
-        <w:rFonts w:cs="Arial" w:ascii="Verdana" w:hAnsi="Verdana"/>
+        <w:rFonts w:ascii="Verdana" w:hAnsi="Verdana" w:cs="Arial"/>
         <w:sz w:val="18"/>
         <w:szCs w:val="18"/>
-        <w:lang w:val="ru-RU" w:eastAsia="ru-RU"/>
+        <w:lang w:eastAsia="ru-RU"/>
       </w:rPr>
       <w:fldChar w:fldCharType="begin"/>
     </w:r>
     <w:r>
       <w:rPr>
-        <w:rFonts w:cs="Arial" w:ascii="Verdana" w:hAnsi="Verdana"/>
+        <w:rFonts w:ascii="Verdana" w:hAnsi="Verdana" w:cs="Arial"/>
         <w:sz w:val="18"/>
         <w:szCs w:val="18"/>
-        <w:lang w:val="ru-RU" w:eastAsia="ru-RU"/>
+        <w:lang w:eastAsia="ru-RU"/>
       </w:rPr>
       <w:instrText xml:space="preserve"> NUMPAGES </w:instrText>
     </w:r>
     <w:r>
       <w:rPr>
-        <w:rFonts w:cs="Arial" w:ascii="Verdana" w:hAnsi="Verdana"/>
+        <w:rFonts w:ascii="Verdana" w:hAnsi="Verdana" w:cs="Arial"/>
         <w:sz w:val="18"/>
         <w:szCs w:val="18"/>
-        <w:lang w:val="ru-RU" w:eastAsia="ru-RU"/>
+        <w:lang w:eastAsia="ru-RU"/>
       </w:rPr>
       <w:fldChar w:fldCharType="separate"/>
     </w:r>
     <w:r>
       <w:rPr>
-        <w:rFonts w:cs="Arial" w:ascii="Verdana" w:hAnsi="Verdana"/>
+        <w:rFonts w:ascii="Verdana" w:hAnsi="Verdana" w:cs="Arial"/>
         <w:sz w:val="18"/>
         <w:szCs w:val="18"/>
-        <w:lang w:val="ru-RU" w:eastAsia="ru-RU"/>
+        <w:lang w:eastAsia="ru-RU"/>
       </w:rPr>
       <w:t>4</w:t>
     </w:r>
     <w:r>
       <w:rPr>
-        <w:rFonts w:cs="Arial" w:ascii="Verdana" w:hAnsi="Verdana"/>
+        <w:rFonts w:ascii="Verdana" w:hAnsi="Verdana" w:cs="Arial"/>
         <w:sz w:val="18"/>
         <w:szCs w:val="18"/>
-        <w:lang w:val="ru-RU" w:eastAsia="ru-RU"/>
+        <w:lang w:eastAsia="ru-RU"/>
       </w:rPr>
       <w:fldChar w:fldCharType="end"/>
     </w:r>
   </w:p>
   <w:p>
     <w:pPr>
-      <w:pStyle w:val="Footer"/>
+      <w:pStyle w:val="ac"/>
       <w:rPr>
         <w:rFonts w:ascii="Verdana" w:hAnsi="Verdana" w:cs="Verdana"/>
         <w:sz w:val="18"/>
         <w:szCs w:val="18"/>
       </w:rPr>
     </w:pPr>
-    <w:r>
-      <w:rPr>
-        <w:rFonts w:cs="Verdana" w:ascii="Verdana" w:hAnsi="Verdana"/>
-        <w:sz w:val="18"/>
-        <w:szCs w:val="18"/>
-      </w:rPr>
-    </w:r>
   </w:p>
 </w:ftr>
 </file>
 
+<file path=word/footnotes.xml><?xml version="1.0" encoding="utf-8"?>
+<w:footnotes xmlns:wpc="http://schemas.microsoft.com/office/word/2010/wordprocessingCanvas" xmlns:cx="http://schemas.microsoft.com/office/drawing/2014/chartex" xmlns:cx1="http://schemas.microsoft.com/office/drawing/2015/9/8/chartex" xmlns:cx2="http://schemas.microsoft.com/office/drawing/2015/10/21/chartex" xmlns:cx3="http://schemas.microsoft.com/office/drawing/2016/5/9/chartex" xmlns:cx4="http://schemas.microsoft.com/office/drawing/2016/5/10/chartex" xmlns:cx5="http://schemas.microsoft.com/office/drawing/2016/5/11/chartex" xmlns:cx6="http://schemas.microsoft.com/office/drawing/2016/5/12/chartex" xmlns:cx7="http://schemas.microsoft.com/office/drawing/2016/5/13/chartex" xmlns:cx8="http://schemas.microsoft.com/office/drawing/2016/5/14/chartex" xmlns:mc="http://schemas.openxmlformats.org/markup-compatibility/2006" xmlns:aink="http://schemas.microsoft.com/office/drawing/2016/ink" xmlns:am3d="http://schemas.microsoft.com/office/drawing/2017/model3d" xmlns:o="urn:schemas-microsoft-com:office:office" xmlns:oel="http://schemas.microsoft.com/office/2019/extlst" xmlns:r="http://schemas.openxmlformats.org/officeDocument/2006/relationships" xmlns:m="http://schemas.openxmlformats.org/officeDocument/2006/math" xmlns:v="urn:schemas-microsoft-com:vml" xmlns:wp14="http://schemas.microsoft.com/office/word/2010/wordprocessingDrawing" xmlns:wp="http://schemas.openxmlformats.org/drawingml/2006/wordprocessingDrawing" xmlns:w10="urn:schemas-microsoft-com:office:word" xmlns:w="http://schemas.openxmlformats.org/wordprocessingml/2006/main" xmlns:w14="http://schemas.microsoft.com/office/word/2010/wordml" xmlns:w15="http://schemas.microsoft.com/office/word/2012/wordml" xmlns:w16cex="http://schemas.microsoft.com/office/word/2018/wordml/cex" xmlns:w16cid="http://schemas.microsoft.com/office/word/2016/wordml/cid" xmlns:w16="http://schemas.microsoft.com/office/word/2018/wordml" xmlns:w16sdtdh="http://schemas.microsoft.com/office/word/2020/wordml/sdtdatahash" xmlns:w16se="http://schemas.microsoft.com/office/word/2015/wordml/symex" xmlns:wpg="http://schemas.microsoft.com/office/word/2010/wordprocessingGroup" xmlns:wpi="http://schemas.microsoft.com/office/word/2010/wordprocessingInk" xmlns:wne="http://schemas.microsoft.com/office/word/2006/wordml" xmlns:wps="http://schemas.microsoft.com/office/word/2010/wordprocessingShape" mc:Ignorable="w14 w15 w16se w16cid w16 w16cex w16sdtdh wp14">
+  <w:footnote w:type="separator" w:id="-1">
+    <w:p>
+      <w:r>
+        <w:separator/>
+      </w:r>
+    </w:p>
+  </w:footnote>
+  <w:footnote w:type="continuationSeparator" w:id="0">
+    <w:p>
+      <w:r>
+        <w:continuationSeparator/>
+      </w:r>
+    </w:p>
+  </w:footnote>
+</w:footnotes>
+</file>
+
 <file path=word/header1.xml><?xml version="1.0" encoding="utf-8"?>
-<w:hdr xmlns:o="urn:schemas-microsoft-com:office:office" xmlns:r="http://schemas.openxmlformats.org/officeDocument/2006/relationships" xmlns:v="urn:schemas-microsoft-com:vml" xmlns:w="http://schemas.openxmlformats.org/wordprocessingml/2006/main" xmlns:w10="urn:schemas-microsoft-com:office:word" xmlns:wp="http://schemas.openxmlformats.org/drawingml/2006/wordprocessingDrawing" xmlns:pic="http://schemas.openxmlformats.org/drawingml/2006/picture" xmlns:wps="http://schemas.microsoft.com/office/word/2010/wordprocessingShape" xmlns:wpg="http://schemas.microsoft.com/office/word/2010/wordprocessingGroup" xmlns:mc="http://schemas.openxmlformats.org/markup-compatibility/2006" xmlns:wp14="http://schemas.microsoft.com/office/word/2010/wordprocessingDrawing" xmlns:w14="http://schemas.microsoft.com/office/word/2010/wordml" xmlns:w15="http://schemas.microsoft.com/office/word/2012/wordml" mc:Ignorable="w14 wp14 w15">
+<w:hdr xmlns:wpc="http://schemas.microsoft.com/office/word/2010/wordprocessingCanvas" xmlns:cx="http://schemas.microsoft.com/office/drawing/2014/chartex" xmlns:cx1="http://schemas.microsoft.com/office/drawing/2015/9/8/chartex" xmlns:cx2="http://schemas.microsoft.com/office/drawing/2015/10/21/chartex" xmlns:cx3="http://schemas.microsoft.com/office/drawing/2016/5/9/chartex" xmlns:cx4="http://schemas.microsoft.com/office/drawing/2016/5/10/chartex" xmlns:cx5="http://schemas.microsoft.com/office/drawing/2016/5/11/chartex" xmlns:cx6="http://schemas.microsoft.com/office/drawing/2016/5/12/chartex" xmlns:cx7="http://schemas.microsoft.com/office/drawing/2016/5/13/chartex" xmlns:cx8="http://schemas.microsoft.com/office/drawing/2016/5/14/chartex" xmlns:mc="http://schemas.openxmlformats.org/markup-compatibility/2006" xmlns:aink="http://schemas.microsoft.com/office/drawing/2016/ink" xmlns:am3d="http://schemas.microsoft.com/office/drawing/2017/model3d" xmlns:o="urn:schemas-microsoft-com:office:office" xmlns:oel="http://schemas.microsoft.com/office/2019/extlst" xmlns:r="http://schemas.openxmlformats.org/officeDocument/2006/relationships" xmlns:m="http://schemas.openxmlformats.org/officeDocument/2006/math" xmlns:v="urn:schemas-microsoft-com:vml" xmlns:wp14="http://schemas.microsoft.com/office/word/2010/wordprocessingDrawing" xmlns:wp="http://schemas.openxmlformats.org/drawingml/2006/wordprocessingDrawing" xmlns:w10="urn:schemas-microsoft-com:office:word" xmlns:w="http://schemas.openxmlformats.org/wordprocessingml/2006/main" xmlns:w14="http://schemas.microsoft.com/office/word/2010/wordml" xmlns:w15="http://schemas.microsoft.com/office/word/2012/wordml" xmlns:w16cex="http://schemas.microsoft.com/office/word/2018/wordml/cex" xmlns:w16cid="http://schemas.microsoft.com/office/word/2016/wordml/cid" xmlns:w16="http://schemas.microsoft.com/office/word/2018/wordml" xmlns:w16sdtdh="http://schemas.microsoft.com/office/word/2020/wordml/sdtdatahash" xmlns:w16se="http://schemas.microsoft.com/office/word/2015/wordml/symex" xmlns:wpg="http://schemas.microsoft.com/office/word/2010/wordprocessingGroup" xmlns:wpi="http://schemas.microsoft.com/office/word/2010/wordprocessingInk" xmlns:wne="http://schemas.microsoft.com/office/word/2006/wordml" xmlns:wps="http://schemas.microsoft.com/office/word/2010/wordprocessingShape" mc:Ignorable="w14 w15 w16se w16cid w16 w16cex w16sdtdh wp14">
   <w:p>
     <w:pPr>
-      <w:pStyle w:val="Header"/>
-      <w:rPr/>
+      <w:pStyle w:val="ab"/>
     </w:pPr>
-    <w:r>
-      <w:rPr/>
-    </w:r>
   </w:p>
 </w:hdr>
 </file>
 
 <file path=word/header2.xml><?xml version="1.0" encoding="utf-8"?>
-<w:hdr xmlns:o="urn:schemas-microsoft-com:office:office" xmlns:r="http://schemas.openxmlformats.org/officeDocument/2006/relationships" xmlns:v="urn:schemas-microsoft-com:vml" xmlns:w="http://schemas.openxmlformats.org/wordprocessingml/2006/main" xmlns:w10="urn:schemas-microsoft-com:office:word" xmlns:wp="http://schemas.openxmlformats.org/drawingml/2006/wordprocessingDrawing" xmlns:pic="http://schemas.openxmlformats.org/drawingml/2006/picture" xmlns:wps="http://schemas.microsoft.com/office/word/2010/wordprocessingShape" xmlns:wpg="http://schemas.microsoft.com/office/word/2010/wordprocessingGroup" xmlns:mc="http://schemas.openxmlformats.org/markup-compatibility/2006" xmlns:wp14="http://schemas.microsoft.com/office/word/2010/wordprocessingDrawing" xmlns:w14="http://schemas.microsoft.com/office/word/2010/wordml" xmlns:w15="http://schemas.microsoft.com/office/word/2012/wordml" mc:Ignorable="w14 wp14 w15">
+<w:hdr xmlns:wpc="http://schemas.microsoft.com/office/word/2010/wordprocessingCanvas" xmlns:cx="http://schemas.microsoft.com/office/drawing/2014/chartex" xmlns:cx1="http://schemas.microsoft.com/office/drawing/2015/9/8/chartex" xmlns:cx2="http://schemas.microsoft.com/office/drawing/2015/10/21/chartex" xmlns:cx3="http://schemas.microsoft.com/office/drawing/2016/5/9/chartex" xmlns:cx4="http://schemas.microsoft.com/office/drawing/2016/5/10/chartex" xmlns:cx5="http://schemas.microsoft.com/office/drawing/2016/5/11/chartex" xmlns:cx6="http://schemas.microsoft.com/office/drawing/2016/5/12/chartex" xmlns:cx7="http://schemas.microsoft.com/office/drawing/2016/5/13/chartex" xmlns:cx8="http://schemas.microsoft.com/office/drawing/2016/5/14/chartex" xmlns:mc="http://schemas.openxmlformats.org/markup-compatibility/2006" xmlns:aink="http://schemas.microsoft.com/office/drawing/2016/ink" xmlns:am3d="http://schemas.microsoft.com/office/drawing/2017/model3d" xmlns:o="urn:schemas-microsoft-com:office:office" xmlns:oel="http://schemas.microsoft.com/office/2019/extlst" xmlns:r="http://schemas.openxmlformats.org/officeDocument/2006/relationships" xmlns:m="http://schemas.openxmlformats.org/officeDocument/2006/math" xmlns:v="urn:schemas-microsoft-com:vml" xmlns:wp14="http://schemas.microsoft.com/office/word/2010/wordprocessingDrawing" xmlns:wp="http://schemas.openxmlformats.org/drawingml/2006/wordprocessingDrawing" xmlns:w10="urn:schemas-microsoft-com:office:word" xmlns:w="http://schemas.openxmlformats.org/wordprocessingml/2006/main" xmlns:w14="http://schemas.microsoft.com/office/word/2010/wordml" xmlns:w15="http://schemas.microsoft.com/office/word/2012/wordml" xmlns:w16cex="http://schemas.microsoft.com/office/word/2018/wordml/cex" xmlns:w16cid="http://schemas.microsoft.com/office/word/2016/wordml/cid" xmlns:w16="http://schemas.microsoft.com/office/word/2018/wordml" xmlns:w16sdtdh="http://schemas.microsoft.com/office/word/2020/wordml/sdtdatahash" xmlns:w16se="http://schemas.microsoft.com/office/word/2015/wordml/symex" xmlns:wpg="http://schemas.microsoft.com/office/word/2010/wordprocessingGroup" xmlns:wpi="http://schemas.microsoft.com/office/word/2010/wordprocessingInk" xmlns:wne="http://schemas.microsoft.com/office/word/2006/wordml" xmlns:wps="http://schemas.microsoft.com/office/word/2010/wordprocessingShape" mc:Ignorable="w14 w15 w16se w16cid w16 w16cex w16sdtdh wp14">
   <w:p>
     <w:pPr>
-      <w:pStyle w:val="Normal"/>
-      <w:ind w:firstLine="1260" w:left="-1260" w:right="-552"/>
+      <w:ind w:left="-1260" w:right="-552" w:firstLine="1260"/>
       <w:rPr>
-        <w:lang w:val="ru-RU" w:eastAsia="ru-RU"/>
+        <w:lang w:eastAsia="ru-RU"/>
       </w:rPr>
     </w:pPr>
     <w:r>
       <w:rPr>
-        <w:lang w:val="ru-RU" w:eastAsia="ru-RU"/>
+        <w:noProof/>
+        <w:lang w:eastAsia="ru-RU"/>
       </w:rPr>
       <w:drawing>
-        <wp:anchor distT="0" distB="0" distL="0" distR="0" simplePos="0" relativeHeight="5" behindDoc="1" locked="0" layoutInCell="1" allowOverlap="1">
+        <wp:anchor distT="0" distB="0" distL="0" distR="0" simplePos="0" relativeHeight="251656192" behindDoc="1" locked="0" layoutInCell="1" allowOverlap="1" wp14:anchorId="7E3F137E" wp14:editId="54DBBFD5">
           <wp:simplePos x="0" y="0"/>
           <wp:positionH relativeFrom="column">
             <wp:posOffset>4614545</wp:posOffset>
@@ -5215,37 +4834,33 @@
   </w:p>
   <w:p>
     <w:pPr>
-      <w:pStyle w:val="Header"/>
+      <w:pStyle w:val="ab"/>
       <w:tabs>
         <w:tab w:val="clear" w:pos="4677"/>
         <w:tab w:val="clear" w:pos="9355"/>
-        <w:tab w:val="left" w:pos="7511" w:leader="none"/>
+        <w:tab w:val="left" w:pos="7511"/>
       </w:tabs>
-      <w:rPr/>
     </w:pPr>
-    <w:r>
-      <w:rPr/>
-    </w:r>
   </w:p>
 </w:hdr>
 </file>
 
 <file path=word/header3.xml><?xml version="1.0" encoding="utf-8"?>
-<w:hdr xmlns:o="urn:schemas-microsoft-com:office:office" xmlns:r="http://schemas.openxmlformats.org/officeDocument/2006/relationships" xmlns:v="urn:schemas-microsoft-com:vml" xmlns:w="http://schemas.openxmlformats.org/wordprocessingml/2006/main" xmlns:w10="urn:schemas-microsoft-com:office:word" xmlns:wp="http://schemas.openxmlformats.org/drawingml/2006/wordprocessingDrawing" xmlns:pic="http://schemas.openxmlformats.org/drawingml/2006/picture" xmlns:wps="http://schemas.microsoft.com/office/word/2010/wordprocessingShape" xmlns:wpg="http://schemas.microsoft.com/office/word/2010/wordprocessingGroup" xmlns:mc="http://schemas.openxmlformats.org/markup-compatibility/2006" xmlns:wp14="http://schemas.microsoft.com/office/word/2010/wordprocessingDrawing" xmlns:w14="http://schemas.microsoft.com/office/word/2010/wordml" xmlns:w15="http://schemas.microsoft.com/office/word/2012/wordml" mc:Ignorable="w14 wp14 w15">
+<w:hdr xmlns:wpc="http://schemas.microsoft.com/office/word/2010/wordprocessingCanvas" xmlns:cx="http://schemas.microsoft.com/office/drawing/2014/chartex" xmlns:cx1="http://schemas.microsoft.com/office/drawing/2015/9/8/chartex" xmlns:cx2="http://schemas.microsoft.com/office/drawing/2015/10/21/chartex" xmlns:cx3="http://schemas.microsoft.com/office/drawing/2016/5/9/chartex" xmlns:cx4="http://schemas.microsoft.com/office/drawing/2016/5/10/chartex" xmlns:cx5="http://schemas.microsoft.com/office/drawing/2016/5/11/chartex" xmlns:cx6="http://schemas.microsoft.com/office/drawing/2016/5/12/chartex" xmlns:cx7="http://schemas.microsoft.com/office/drawing/2016/5/13/chartex" xmlns:cx8="http://schemas.microsoft.com/office/drawing/2016/5/14/chartex" xmlns:mc="http://schemas.openxmlformats.org/markup-compatibility/2006" xmlns:aink="http://schemas.microsoft.com/office/drawing/2016/ink" xmlns:am3d="http://schemas.microsoft.com/office/drawing/2017/model3d" xmlns:o="urn:schemas-microsoft-com:office:office" xmlns:oel="http://schemas.microsoft.com/office/2019/extlst" xmlns:r="http://schemas.openxmlformats.org/officeDocument/2006/relationships" xmlns:m="http://schemas.openxmlformats.org/officeDocument/2006/math" xmlns:v="urn:schemas-microsoft-com:vml" xmlns:wp14="http://schemas.microsoft.com/office/word/2010/wordprocessingDrawing" xmlns:wp="http://schemas.openxmlformats.org/drawingml/2006/wordprocessingDrawing" xmlns:w10="urn:schemas-microsoft-com:office:word" xmlns:w="http://schemas.openxmlformats.org/wordprocessingml/2006/main" xmlns:w14="http://schemas.microsoft.com/office/word/2010/wordml" xmlns:w15="http://schemas.microsoft.com/office/word/2012/wordml" xmlns:w16cex="http://schemas.microsoft.com/office/word/2018/wordml/cex" xmlns:w16cid="http://schemas.microsoft.com/office/word/2016/wordml/cid" xmlns:w16="http://schemas.microsoft.com/office/word/2018/wordml" xmlns:w16sdtdh="http://schemas.microsoft.com/office/word/2020/wordml/sdtdatahash" xmlns:w16se="http://schemas.microsoft.com/office/word/2015/wordml/symex" xmlns:wpg="http://schemas.microsoft.com/office/word/2010/wordprocessingGroup" xmlns:wpi="http://schemas.microsoft.com/office/word/2010/wordprocessingInk" xmlns:wne="http://schemas.microsoft.com/office/word/2006/wordml" xmlns:wps="http://schemas.microsoft.com/office/word/2010/wordprocessingShape" mc:Ignorable="w14 w15 w16se w16cid w16 w16cex w16sdtdh wp14">
   <w:p>
     <w:pPr>
-      <w:pStyle w:val="Normal"/>
-      <w:ind w:firstLine="1260" w:left="-1260" w:right="-552"/>
+      <w:ind w:left="-1260" w:right="-552" w:firstLine="1260"/>
       <w:rPr>
-        <w:lang w:val="ru-RU" w:eastAsia="ru-RU"/>
+        <w:lang w:eastAsia="ru-RU"/>
       </w:rPr>
     </w:pPr>
     <w:r>
       <w:rPr>
-        <w:lang w:val="ru-RU" w:eastAsia="ru-RU"/>
+        <w:noProof/>
+        <w:lang w:eastAsia="ru-RU"/>
       </w:rPr>
       <w:drawing>
-        <wp:anchor distT="0" distB="0" distL="0" distR="0" simplePos="0" relativeHeight="5" behindDoc="1" locked="0" layoutInCell="1" allowOverlap="1">
+        <wp:anchor distT="0" distB="0" distL="0" distR="0" simplePos="0" relativeHeight="251657216" behindDoc="1" locked="0" layoutInCell="1" allowOverlap="1" wp14:anchorId="6D71A9A2" wp14:editId="3C85A5FD">
           <wp:simplePos x="0" y="0"/>
           <wp:positionH relativeFrom="column">
             <wp:posOffset>4614545</wp:posOffset>
@@ -5295,27 +4910,27 @@
   </w:p>
   <w:p>
     <w:pPr>
-      <w:pStyle w:val="Header"/>
+      <w:pStyle w:val="ab"/>
       <w:tabs>
         <w:tab w:val="clear" w:pos="4677"/>
         <w:tab w:val="clear" w:pos="9355"/>
-        <w:tab w:val="left" w:pos="7511" w:leader="none"/>
+        <w:tab w:val="left" w:pos="7511"/>
       </w:tabs>
-      <w:rPr/>
     </w:pPr>
-    <w:r>
-      <w:rPr/>
-    </w:r>
   </w:p>
 </w:hdr>
 </file>
 
 <file path=word/numbering.xml><?xml version="1.0" encoding="utf-8"?>
-<w:numbering xmlns:w="http://schemas.openxmlformats.org/wordprocessingml/2006/main" xmlns:o="urn:schemas-microsoft-com:office:office" xmlns:r="http://schemas.openxmlformats.org/officeDocument/2006/relationships" xmlns:v="urn:schemas-microsoft-com:vml" xmlns:mc="http://schemas.openxmlformats.org/markup-compatibility/2006" xmlns:w14="http://schemas.microsoft.com/office/word/2010/wordml" mc:Ignorable="w14">
-  <w:abstractNum w:abstractNumId="1">
+<w:numbering xmlns:wpc="http://schemas.microsoft.com/office/word/2010/wordprocessingCanvas" xmlns:cx="http://schemas.microsoft.com/office/drawing/2014/chartex" xmlns:cx1="http://schemas.microsoft.com/office/drawing/2015/9/8/chartex" xmlns:cx2="http://schemas.microsoft.com/office/drawing/2015/10/21/chartex" xmlns:cx3="http://schemas.microsoft.com/office/drawing/2016/5/9/chartex" xmlns:cx4="http://schemas.microsoft.com/office/drawing/2016/5/10/chartex" xmlns:cx5="http://schemas.microsoft.com/office/drawing/2016/5/11/chartex" xmlns:cx6="http://schemas.microsoft.com/office/drawing/2016/5/12/chartex" xmlns:cx7="http://schemas.microsoft.com/office/drawing/2016/5/13/chartex" xmlns:cx8="http://schemas.microsoft.com/office/drawing/2016/5/14/chartex" xmlns:mc="http://schemas.openxmlformats.org/markup-compatibility/2006" xmlns:aink="http://schemas.microsoft.com/office/drawing/2016/ink" xmlns:am3d="http://schemas.microsoft.com/office/drawing/2017/model3d" xmlns:o="urn:schemas-microsoft-com:office:office" xmlns:oel="http://schemas.microsoft.com/office/2019/extlst" xmlns:r="http://schemas.openxmlformats.org/officeDocument/2006/relationships" xmlns:m="http://schemas.openxmlformats.org/officeDocument/2006/math" xmlns:v="urn:schemas-microsoft-com:vml" xmlns:wp14="http://schemas.microsoft.com/office/word/2010/wordprocessingDrawing" xmlns:wp="http://schemas.openxmlformats.org/drawingml/2006/wordprocessingDrawing" xmlns:w10="urn:schemas-microsoft-com:office:word" xmlns:w="http://schemas.openxmlformats.org/wordprocessingml/2006/main" xmlns:w14="http://schemas.microsoft.com/office/word/2010/wordml" xmlns:w15="http://schemas.microsoft.com/office/word/2012/wordml" xmlns:w16cex="http://schemas.microsoft.com/office/word/2018/wordml/cex" xmlns:w16cid="http://schemas.microsoft.com/office/word/2016/wordml/cid" xmlns:w16="http://schemas.microsoft.com/office/word/2018/wordml" xmlns:w16sdtdh="http://schemas.microsoft.com/office/word/2020/wordml/sdtdatahash" xmlns:w16se="http://schemas.microsoft.com/office/word/2015/wordml/symex" xmlns:wpg="http://schemas.microsoft.com/office/word/2010/wordprocessingGroup" xmlns:wpi="http://schemas.microsoft.com/office/word/2010/wordprocessingInk" xmlns:wne="http://schemas.microsoft.com/office/word/2006/wordml" xmlns:wps="http://schemas.microsoft.com/office/word/2010/wordprocessingShape" mc:Ignorable="w14 w15 w16se w16cid w16 w16cex w16sdtdh wp14">
+  <w:abstractNum w:abstractNumId="0" w15:restartNumberingAfterBreak="0">
+    <w:nsid w:val="12270A7F"/>
+    <w:multiLevelType w:val="multilevel"/>
+    <w:tmpl w:val="B7D860A6"/>
     <w:lvl w:ilvl="0">
       <w:start w:val="1"/>
       <w:numFmt w:val="none"/>
+      <w:pStyle w:val="1"/>
       <w:suff w:val="nothing"/>
       <w:lvlText w:val=""/>
       <w:lvlJc w:val="left"/>
@@ -5323,9 +4938,8 @@
         <w:tabs>
           <w:tab w:val="num" w:pos="0"/>
         </w:tabs>
-        <w:ind w:left="0" w:hanging="0"/>
-      </w:pPr>
-      <w:rPr/>
+        <w:ind w:left="0" w:firstLine="0"/>
+      </w:pPr>
     </w:lvl>
     <w:lvl w:ilvl="1">
       <w:start w:val="1"/>
@@ -5337,9 +4951,8 @@
         <w:tabs>
           <w:tab w:val="num" w:pos="0"/>
         </w:tabs>
-        <w:ind w:left="0" w:hanging="0"/>
-      </w:pPr>
-      <w:rPr/>
+        <w:ind w:left="0" w:firstLine="0"/>
+      </w:pPr>
     </w:lvl>
     <w:lvl w:ilvl="2">
       <w:start w:val="1"/>
@@ -5351,9 +4964,8 @@
         <w:tabs>
           <w:tab w:val="num" w:pos="0"/>
         </w:tabs>
-        <w:ind w:left="0" w:hanging="0"/>
-      </w:pPr>
-      <w:rPr/>
+        <w:ind w:left="0" w:firstLine="0"/>
+      </w:pPr>
     </w:lvl>
     <w:lvl w:ilvl="3">
       <w:start w:val="1"/>
@@ -5365,9 +4977,8 @@
         <w:tabs>
           <w:tab w:val="num" w:pos="0"/>
         </w:tabs>
-        <w:ind w:left="0" w:hanging="0"/>
-      </w:pPr>
-      <w:rPr/>
+        <w:ind w:left="0" w:firstLine="0"/>
+      </w:pPr>
     </w:lvl>
     <w:lvl w:ilvl="4">
       <w:start w:val="1"/>
@@ -5379,9 +4990,8 @@
         <w:tabs>
           <w:tab w:val="num" w:pos="0"/>
         </w:tabs>
-        <w:ind w:left="0" w:hanging="0"/>
-      </w:pPr>
-      <w:rPr/>
+        <w:ind w:left="0" w:firstLine="0"/>
+      </w:pPr>
     </w:lvl>
     <w:lvl w:ilvl="5">
       <w:start w:val="1"/>
@@ -5393,9 +5003,8 @@
         <w:tabs>
           <w:tab w:val="num" w:pos="0"/>
         </w:tabs>
-        <w:ind w:left="0" w:hanging="0"/>
-      </w:pPr>
-      <w:rPr/>
+        <w:ind w:left="0" w:firstLine="0"/>
+      </w:pPr>
     </w:lvl>
     <w:lvl w:ilvl="6">
       <w:start w:val="1"/>
@@ -5407,9 +5016,8 @@
         <w:tabs>
           <w:tab w:val="num" w:pos="0"/>
         </w:tabs>
-        <w:ind w:left="0" w:hanging="0"/>
-      </w:pPr>
-      <w:rPr/>
+        <w:ind w:left="0" w:firstLine="0"/>
+      </w:pPr>
     </w:lvl>
     <w:lvl w:ilvl="7">
       <w:start w:val="1"/>
@@ -5421,9 +5029,8 @@
         <w:tabs>
           <w:tab w:val="num" w:pos="0"/>
         </w:tabs>
-        <w:ind w:left="0" w:hanging="0"/>
-      </w:pPr>
-      <w:rPr/>
+        <w:ind w:left="0" w:firstLine="0"/>
+      </w:pPr>
     </w:lvl>
     <w:lvl w:ilvl="8">
       <w:start w:val="1"/>
@@ -5435,12 +5042,14 @@
         <w:tabs>
           <w:tab w:val="num" w:pos="0"/>
         </w:tabs>
-        <w:ind w:left="0" w:hanging="0"/>
-      </w:pPr>
-      <w:rPr/>
+        <w:ind w:left="0" w:firstLine="0"/>
+      </w:pPr>
     </w:lvl>
   </w:abstractNum>
-  <w:abstractNum w:abstractNumId="2">
+  <w:abstractNum w:abstractNumId="1" w15:restartNumberingAfterBreak="0">
+    <w:nsid w:val="29EA37DA"/>
+    <w:multiLevelType w:val="multilevel"/>
+    <w:tmpl w:val="A65CB2E6"/>
     <w:lvl w:ilvl="0">
       <w:start w:val="1"/>
       <w:numFmt w:val="bullet"/>
@@ -5467,7 +5076,6 @@
         </w:tabs>
         <w:ind w:left="1080" w:hanging="360"/>
       </w:pPr>
-      <w:rPr/>
     </w:lvl>
     <w:lvl w:ilvl="2">
       <w:start w:val="1"/>
@@ -5480,7 +5088,6 @@
         </w:tabs>
         <w:ind w:left="1440" w:hanging="360"/>
       </w:pPr>
-      <w:rPr/>
     </w:lvl>
     <w:lvl w:ilvl="3">
       <w:start w:val="1"/>
@@ -5493,7 +5100,6 @@
         </w:tabs>
         <w:ind w:left="1800" w:hanging="360"/>
       </w:pPr>
-      <w:rPr/>
     </w:lvl>
     <w:lvl w:ilvl="4">
       <w:start w:val="1"/>
@@ -5506,7 +5112,6 @@
         </w:tabs>
         <w:ind w:left="2160" w:hanging="360"/>
       </w:pPr>
-      <w:rPr/>
     </w:lvl>
     <w:lvl w:ilvl="5">
       <w:start w:val="1"/>
@@ -5519,7 +5124,6 @@
         </w:tabs>
         <w:ind w:left="2520" w:hanging="360"/>
       </w:pPr>
-      <w:rPr/>
     </w:lvl>
     <w:lvl w:ilvl="6">
       <w:start w:val="1"/>
@@ -5532,7 +5136,6 @@
         </w:tabs>
         <w:ind w:left="2880" w:hanging="360"/>
       </w:pPr>
-      <w:rPr/>
     </w:lvl>
     <w:lvl w:ilvl="7">
       <w:start w:val="1"/>
@@ -5545,7 +5148,6 @@
         </w:tabs>
         <w:ind w:left="3240" w:hanging="360"/>
       </w:pPr>
-      <w:rPr/>
     </w:lvl>
     <w:lvl w:ilvl="8">
       <w:start w:val="1"/>
@@ -5558,10 +5160,12 @@
         </w:tabs>
         <w:ind w:left="3600" w:hanging="360"/>
       </w:pPr>
-      <w:rPr/>
     </w:lvl>
   </w:abstractNum>
-  <w:abstractNum w:abstractNumId="3">
+  <w:abstractNum w:abstractNumId="2" w15:restartNumberingAfterBreak="0">
+    <w:nsid w:val="4F9C49A0"/>
+    <w:multiLevelType w:val="multilevel"/>
+    <w:tmpl w:val="96DE2628"/>
     <w:lvl w:ilvl="0">
       <w:start w:val="1"/>
       <w:numFmt w:val="decimal"/>
@@ -5573,7 +5177,6 @@
         </w:tabs>
         <w:ind w:left="720" w:hanging="360"/>
       </w:pPr>
-      <w:rPr/>
     </w:lvl>
     <w:lvl w:ilvl="1">
       <w:start w:val="1"/>
@@ -5586,7 +5189,6 @@
         </w:tabs>
         <w:ind w:left="1080" w:hanging="360"/>
       </w:pPr>
-      <w:rPr/>
     </w:lvl>
     <w:lvl w:ilvl="2">
       <w:start w:val="1"/>
@@ -5599,7 +5201,6 @@
         </w:tabs>
         <w:ind w:left="1440" w:hanging="360"/>
       </w:pPr>
-      <w:rPr/>
     </w:lvl>
     <w:lvl w:ilvl="3">
       <w:start w:val="1"/>
@@ -5612,7 +5213,6 @@
         </w:tabs>
         <w:ind w:left="1800" w:hanging="360"/>
       </w:pPr>
-      <w:rPr/>
     </w:lvl>
     <w:lvl w:ilvl="4">
       <w:start w:val="1"/>
@@ -5625,7 +5225,6 @@
         </w:tabs>
         <w:ind w:left="2160" w:hanging="360"/>
       </w:pPr>
-      <w:rPr/>
     </w:lvl>
     <w:lvl w:ilvl="5">
       <w:start w:val="1"/>
@@ -5638,7 +5237,6 @@
         </w:tabs>
         <w:ind w:left="2520" w:hanging="360"/>
       </w:pPr>
-      <w:rPr/>
     </w:lvl>
     <w:lvl w:ilvl="6">
       <w:start w:val="1"/>
@@ -5651,7 +5249,6 @@
         </w:tabs>
         <w:ind w:left="2880" w:hanging="360"/>
       </w:pPr>
-      <w:rPr/>
     </w:lvl>
     <w:lvl w:ilvl="7">
       <w:start w:val="1"/>
@@ -5664,7 +5261,6 @@
         </w:tabs>
         <w:ind w:left="3240" w:hanging="360"/>
       </w:pPr>
-      <w:rPr/>
     </w:lvl>
     <w:lvl w:ilvl="8">
       <w:start w:val="1"/>
@@ -5677,10 +5273,12 @@
         </w:tabs>
         <w:ind w:left="3600" w:hanging="360"/>
       </w:pPr>
-      <w:rPr/>
     </w:lvl>
   </w:abstractNum>
-  <w:abstractNum w:abstractNumId="4">
+  <w:abstractNum w:abstractNumId="3" w15:restartNumberingAfterBreak="0">
+    <w:nsid w:val="67D3602E"/>
+    <w:multiLevelType w:val="multilevel"/>
+    <w:tmpl w:val="FA74FC90"/>
     <w:lvl w:ilvl="0">
       <w:start w:val="1"/>
       <w:numFmt w:val="decimal"/>
@@ -5692,7 +5290,6 @@
         </w:tabs>
         <w:ind w:left="720" w:hanging="360"/>
       </w:pPr>
-      <w:rPr/>
     </w:lvl>
     <w:lvl w:ilvl="1">
       <w:start w:val="1"/>
@@ -5705,7 +5302,6 @@
         </w:tabs>
         <w:ind w:left="1080" w:hanging="360"/>
       </w:pPr>
-      <w:rPr/>
     </w:lvl>
     <w:lvl w:ilvl="2">
       <w:start w:val="1"/>
@@ -5718,7 +5314,6 @@
         </w:tabs>
         <w:ind w:left="1440" w:hanging="360"/>
       </w:pPr>
-      <w:rPr/>
     </w:lvl>
     <w:lvl w:ilvl="3">
       <w:start w:val="1"/>
@@ -5731,7 +5326,6 @@
         </w:tabs>
         <w:ind w:left="1800" w:hanging="360"/>
       </w:pPr>
-      <w:rPr/>
     </w:lvl>
     <w:lvl w:ilvl="4">
       <w:start w:val="1"/>
@@ -5744,7 +5338,6 @@
         </w:tabs>
         <w:ind w:left="2160" w:hanging="360"/>
       </w:pPr>
-      <w:rPr/>
     </w:lvl>
     <w:lvl w:ilvl="5">
       <w:start w:val="1"/>
@@ -5757,7 +5350,6 @@
         </w:tabs>
         <w:ind w:left="2520" w:hanging="360"/>
       </w:pPr>
-      <w:rPr/>
     </w:lvl>
     <w:lvl w:ilvl="6">
       <w:start w:val="1"/>
@@ -5770,7 +5362,6 @@
         </w:tabs>
         <w:ind w:left="2880" w:hanging="360"/>
       </w:pPr>
-      <w:rPr/>
     </w:lvl>
     <w:lvl w:ilvl="7">
       <w:start w:val="1"/>
@@ -5783,7 +5374,6 @@
         </w:tabs>
         <w:ind w:left="3240" w:hanging="360"/>
       </w:pPr>
-      <w:rPr/>
     </w:lvl>
     <w:lvl w:ilvl="8">
       <w:start w:val="1"/>
@@ -5796,129 +5386,12 @@
         </w:tabs>
         <w:ind w:left="3600" w:hanging="360"/>
       </w:pPr>
-      <w:rPr/>
     </w:lvl>
   </w:abstractNum>
-  <w:abstractNum w:abstractNumId="5">
-    <w:lvl w:ilvl="0">
-      <w:start w:val="1"/>
-      <w:numFmt w:val="decimal"/>
-      <w:lvlText w:val="%1."/>
-      <w:lvlJc w:val="left"/>
-      <w:pPr>
-        <w:tabs>
-          <w:tab w:val="num" w:pos="720"/>
-        </w:tabs>
-        <w:ind w:left="720" w:hanging="360"/>
-      </w:pPr>
-      <w:rPr/>
-    </w:lvl>
-    <w:lvl w:ilvl="1">
-      <w:start w:val="1"/>
-      <w:numFmt w:val="decimal"/>
-      <w:lvlText w:val="%2."/>
-      <w:lvlJc w:val="left"/>
-      <w:pPr>
-        <w:tabs>
-          <w:tab w:val="num" w:pos="1080"/>
-        </w:tabs>
-        <w:ind w:left="1080" w:hanging="360"/>
-      </w:pPr>
-      <w:rPr/>
-    </w:lvl>
-    <w:lvl w:ilvl="2">
-      <w:start w:val="1"/>
-      <w:numFmt w:val="decimal"/>
-      <w:lvlText w:val="%3."/>
-      <w:lvlJc w:val="left"/>
-      <w:pPr>
-        <w:tabs>
-          <w:tab w:val="num" w:pos="1440"/>
-        </w:tabs>
-        <w:ind w:left="1440" w:hanging="360"/>
-      </w:pPr>
-      <w:rPr/>
-    </w:lvl>
-    <w:lvl w:ilvl="3">
-      <w:start w:val="1"/>
-      <w:numFmt w:val="decimal"/>
-      <w:lvlText w:val="%4."/>
-      <w:lvlJc w:val="left"/>
-      <w:pPr>
-        <w:tabs>
-          <w:tab w:val="num" w:pos="1800"/>
-        </w:tabs>
-        <w:ind w:left="1800" w:hanging="360"/>
-      </w:pPr>
-      <w:rPr/>
-    </w:lvl>
-    <w:lvl w:ilvl="4">
-      <w:start w:val="1"/>
-      <w:numFmt w:val="decimal"/>
-      <w:lvlText w:val="%5."/>
-      <w:lvlJc w:val="left"/>
-      <w:pPr>
-        <w:tabs>
-          <w:tab w:val="num" w:pos="2160"/>
-        </w:tabs>
-        <w:ind w:left="2160" w:hanging="360"/>
-      </w:pPr>
-      <w:rPr/>
-    </w:lvl>
-    <w:lvl w:ilvl="5">
-      <w:start w:val="1"/>
-      <w:numFmt w:val="decimal"/>
-      <w:lvlText w:val="%6."/>
-      <w:lvlJc w:val="left"/>
-      <w:pPr>
-        <w:tabs>
-          <w:tab w:val="num" w:pos="2520"/>
-        </w:tabs>
-        <w:ind w:left="2520" w:hanging="360"/>
-      </w:pPr>
-      <w:rPr/>
-    </w:lvl>
-    <w:lvl w:ilvl="6">
-      <w:start w:val="1"/>
-      <w:numFmt w:val="decimal"/>
-      <w:lvlText w:val="%7."/>
-      <w:lvlJc w:val="left"/>
-      <w:pPr>
-        <w:tabs>
-          <w:tab w:val="num" w:pos="2880"/>
-        </w:tabs>
-        <w:ind w:left="2880" w:hanging="360"/>
-      </w:pPr>
-      <w:rPr/>
-    </w:lvl>
-    <w:lvl w:ilvl="7">
-      <w:start w:val="1"/>
-      <w:numFmt w:val="decimal"/>
-      <w:lvlText w:val="%8."/>
-      <w:lvlJc w:val="left"/>
-      <w:pPr>
-        <w:tabs>
-          <w:tab w:val="num" w:pos="3240"/>
-        </w:tabs>
-        <w:ind w:left="3240" w:hanging="360"/>
-      </w:pPr>
-      <w:rPr/>
-    </w:lvl>
-    <w:lvl w:ilvl="8">
-      <w:start w:val="1"/>
-      <w:numFmt w:val="decimal"/>
-      <w:lvlText w:val="%9."/>
-      <w:lvlJc w:val="left"/>
-      <w:pPr>
-        <w:tabs>
-          <w:tab w:val="num" w:pos="3600"/>
-        </w:tabs>
-        <w:ind w:left="3600" w:hanging="360"/>
-      </w:pPr>
-      <w:rPr/>
-    </w:lvl>
-  </w:abstractNum>
-  <w:abstractNum w:abstractNumId="6">
+  <w:abstractNum w:abstractNumId="4" w15:restartNumberingAfterBreak="0">
+    <w:nsid w:val="6A120831"/>
+    <w:multiLevelType w:val="multilevel"/>
+    <w:tmpl w:val="D08C0128"/>
     <w:lvl w:ilvl="0">
       <w:start w:val="1"/>
       <w:numFmt w:val="none"/>
@@ -5929,7 +5402,7 @@
         <w:tabs>
           <w:tab w:val="num" w:pos="0"/>
         </w:tabs>
-        <w:ind w:left="0" w:hanging="0"/>
+        <w:ind w:left="0" w:firstLine="0"/>
       </w:pPr>
     </w:lvl>
     <w:lvl w:ilvl="1">
@@ -5942,7 +5415,7 @@
         <w:tabs>
           <w:tab w:val="num" w:pos="0"/>
         </w:tabs>
-        <w:ind w:left="0" w:hanging="0"/>
+        <w:ind w:left="0" w:firstLine="0"/>
       </w:pPr>
     </w:lvl>
     <w:lvl w:ilvl="2">
@@ -5955,7 +5428,7 @@
         <w:tabs>
           <w:tab w:val="num" w:pos="0"/>
         </w:tabs>
-        <w:ind w:left="0" w:hanging="0"/>
+        <w:ind w:left="0" w:firstLine="0"/>
       </w:pPr>
     </w:lvl>
     <w:lvl w:ilvl="3">
@@ -5968,7 +5441,7 @@
         <w:tabs>
           <w:tab w:val="num" w:pos="0"/>
         </w:tabs>
-        <w:ind w:left="0" w:hanging="0"/>
+        <w:ind w:left="0" w:firstLine="0"/>
       </w:pPr>
     </w:lvl>
     <w:lvl w:ilvl="4">
@@ -5981,7 +5454,7 @@
         <w:tabs>
           <w:tab w:val="num" w:pos="0"/>
         </w:tabs>
-        <w:ind w:left="0" w:hanging="0"/>
+        <w:ind w:left="0" w:firstLine="0"/>
       </w:pPr>
     </w:lvl>
     <w:lvl w:ilvl="5">
@@ -5994,7 +5467,7 @@
         <w:tabs>
           <w:tab w:val="num" w:pos="0"/>
         </w:tabs>
-        <w:ind w:left="0" w:hanging="0"/>
+        <w:ind w:left="0" w:firstLine="0"/>
       </w:pPr>
     </w:lvl>
     <w:lvl w:ilvl="6">
@@ -6007,7 +5480,7 @@
         <w:tabs>
           <w:tab w:val="num" w:pos="0"/>
         </w:tabs>
-        <w:ind w:left="0" w:hanging="0"/>
+        <w:ind w:left="0" w:firstLine="0"/>
       </w:pPr>
     </w:lvl>
     <w:lvl w:ilvl="7">
@@ -6020,7 +5493,7 @@
         <w:tabs>
           <w:tab w:val="num" w:pos="0"/>
         </w:tabs>
-        <w:ind w:left="0" w:hanging="0"/>
+        <w:ind w:left="0" w:firstLine="0"/>
       </w:pPr>
     </w:lvl>
     <w:lvl w:ilvl="8">
@@ -6033,37 +5506,150 @@
         <w:tabs>
           <w:tab w:val="num" w:pos="0"/>
         </w:tabs>
-        <w:ind w:left="0" w:hanging="0"/>
+        <w:ind w:left="0" w:firstLine="0"/>
       </w:pPr>
     </w:lvl>
   </w:abstractNum>
-  <w:num w:numId="1">
+  <w:abstractNum w:abstractNumId="5" w15:restartNumberingAfterBreak="0">
+    <w:nsid w:val="6C7E61F8"/>
+    <w:multiLevelType w:val="multilevel"/>
+    <w:tmpl w:val="550AF798"/>
+    <w:lvl w:ilvl="0">
+      <w:start w:val="1"/>
+      <w:numFmt w:val="decimal"/>
+      <w:lvlText w:val="%1."/>
+      <w:lvlJc w:val="left"/>
+      <w:pPr>
+        <w:tabs>
+          <w:tab w:val="num" w:pos="720"/>
+        </w:tabs>
+        <w:ind w:left="720" w:hanging="360"/>
+      </w:pPr>
+    </w:lvl>
+    <w:lvl w:ilvl="1">
+      <w:start w:val="1"/>
+      <w:numFmt w:val="decimal"/>
+      <w:lvlText w:val="%2."/>
+      <w:lvlJc w:val="left"/>
+      <w:pPr>
+        <w:tabs>
+          <w:tab w:val="num" w:pos="1080"/>
+        </w:tabs>
+        <w:ind w:left="1080" w:hanging="360"/>
+      </w:pPr>
+    </w:lvl>
+    <w:lvl w:ilvl="2">
+      <w:start w:val="1"/>
+      <w:numFmt w:val="decimal"/>
+      <w:lvlText w:val="%3."/>
+      <w:lvlJc w:val="left"/>
+      <w:pPr>
+        <w:tabs>
+          <w:tab w:val="num" w:pos="1440"/>
+        </w:tabs>
+        <w:ind w:left="1440" w:hanging="360"/>
+      </w:pPr>
+    </w:lvl>
+    <w:lvl w:ilvl="3">
+      <w:start w:val="1"/>
+      <w:numFmt w:val="decimal"/>
+      <w:lvlText w:val="%4."/>
+      <w:lvlJc w:val="left"/>
+      <w:pPr>
+        <w:tabs>
+          <w:tab w:val="num" w:pos="1800"/>
+        </w:tabs>
+        <w:ind w:left="1800" w:hanging="360"/>
+      </w:pPr>
+    </w:lvl>
+    <w:lvl w:ilvl="4">
+      <w:start w:val="1"/>
+      <w:numFmt w:val="decimal"/>
+      <w:lvlText w:val="%5."/>
+      <w:lvlJc w:val="left"/>
+      <w:pPr>
+        <w:tabs>
+          <w:tab w:val="num" w:pos="2160"/>
+        </w:tabs>
+        <w:ind w:left="2160" w:hanging="360"/>
+      </w:pPr>
+    </w:lvl>
+    <w:lvl w:ilvl="5">
+      <w:start w:val="1"/>
+      <w:numFmt w:val="decimal"/>
+      <w:lvlText w:val="%6."/>
+      <w:lvlJc w:val="left"/>
+      <w:pPr>
+        <w:tabs>
+          <w:tab w:val="num" w:pos="2520"/>
+        </w:tabs>
+        <w:ind w:left="2520" w:hanging="360"/>
+      </w:pPr>
+    </w:lvl>
+    <w:lvl w:ilvl="6">
+      <w:start w:val="1"/>
+      <w:numFmt w:val="decimal"/>
+      <w:lvlText w:val="%7."/>
+      <w:lvlJc w:val="left"/>
+      <w:pPr>
+        <w:tabs>
+          <w:tab w:val="num" w:pos="2880"/>
+        </w:tabs>
+        <w:ind w:left="2880" w:hanging="360"/>
+      </w:pPr>
+    </w:lvl>
+    <w:lvl w:ilvl="7">
+      <w:start w:val="1"/>
+      <w:numFmt w:val="decimal"/>
+      <w:lvlText w:val="%8."/>
+      <w:lvlJc w:val="left"/>
+      <w:pPr>
+        <w:tabs>
+          <w:tab w:val="num" w:pos="3240"/>
+        </w:tabs>
+        <w:ind w:left="3240" w:hanging="360"/>
+      </w:pPr>
+    </w:lvl>
+    <w:lvl w:ilvl="8">
+      <w:start w:val="1"/>
+      <w:numFmt w:val="decimal"/>
+      <w:lvlText w:val="%9."/>
+      <w:lvlJc w:val="left"/>
+      <w:pPr>
+        <w:tabs>
+          <w:tab w:val="num" w:pos="3600"/>
+        </w:tabs>
+        <w:ind w:left="3600" w:hanging="360"/>
+      </w:pPr>
+    </w:lvl>
+  </w:abstractNum>
+  <w:num w:numId="1" w16cid:durableId="2140954852">
+    <w:abstractNumId w:val="0"/>
+  </w:num>
+  <w:num w:numId="2" w16cid:durableId="519205777">
     <w:abstractNumId w:val="1"/>
   </w:num>
-  <w:num w:numId="2">
+  <w:num w:numId="3" w16cid:durableId="57870515">
+    <w:abstractNumId w:val="3"/>
+  </w:num>
+  <w:num w:numId="4" w16cid:durableId="582880229">
     <w:abstractNumId w:val="2"/>
   </w:num>
-  <w:num w:numId="3">
-    <w:abstractNumId w:val="3"/>
-  </w:num>
-  <w:num w:numId="4">
-    <w:abstractNumId w:val="4"/>
-  </w:num>
-  <w:num w:numId="5">
+  <w:num w:numId="5" w16cid:durableId="569122747">
     <w:abstractNumId w:val="5"/>
   </w:num>
-  <w:num w:numId="6">
-    <w:abstractNumId w:val="6"/>
+  <w:num w:numId="6" w16cid:durableId="527068483">
+    <w:abstractNumId w:val="4"/>
   </w:num>
 </w:numbering>
 </file>
 
 <file path=word/styles.xml><?xml version="1.0" encoding="utf-8"?>
-<w:styles xmlns:w="http://schemas.openxmlformats.org/wordprocessingml/2006/main" xmlns:w14="http://schemas.microsoft.com/office/word/2010/wordml" xmlns:mc="http://schemas.openxmlformats.org/markup-compatibility/2006" mc:Ignorable="w14">
+<w:styles xmlns:mc="http://schemas.openxmlformats.org/markup-compatibility/2006" xmlns:r="http://schemas.openxmlformats.org/officeDocument/2006/relationships" xmlns:w="http://schemas.openxmlformats.org/wordprocessingml/2006/main" xmlns:w14="http://schemas.microsoft.com/office/word/2010/wordml" xmlns:w15="http://schemas.microsoft.com/office/word/2012/wordml" xmlns:w16cex="http://schemas.microsoft.com/office/word/2018/wordml/cex" xmlns:w16cid="http://schemas.microsoft.com/office/word/2016/wordml/cid" xmlns:w16="http://schemas.microsoft.com/office/word/2018/wordml" xmlns:w16sdtdh="http://schemas.microsoft.com/office/word/2020/wordml/sdtdatahash" xmlns:w16se="http://schemas.microsoft.com/office/word/2015/wordml/symex" mc:Ignorable="w14 w15 w16se w16cid w16 w16cex w16sdtdh">
   <w:docDefaults>
     <w:rPrDefault>
       <w:rPr>
-        <w:rFonts w:ascii="Liberation Serif" w:hAnsi="Liberation Serif" w:eastAsia="Songti SC" w:cs="Arial Unicode MS"/>
+        <w:rFonts w:ascii="Liberation Serif" w:eastAsia="Songti SC" w:hAnsi="Liberation Serif" w:cs="Arial Unicode MS"/>
         <w:sz w:val="24"/>
         <w:szCs w:val="24"/>
         <w:lang w:val="ru-RU" w:eastAsia="zh-CN" w:bidi="hi-IN"/>
@@ -6071,37 +5657,404 @@
     </w:rPrDefault>
     <w:pPrDefault>
       <w:pPr>
-        <w:suppressAutoHyphens w:val="true"/>
+        <w:suppressAutoHyphens/>
       </w:pPr>
     </w:pPrDefault>
   </w:docDefaults>
-  <w:style w:type="paragraph" w:styleId="Normal">
+  <w:latentStyles w:defLockedState="0" w:defUIPriority="99" w:defSemiHidden="0" w:defUnhideWhenUsed="0" w:defQFormat="0" w:count="376">
+    <w:lsdException w:name="Normal" w:uiPriority="0" w:qFormat="1"/>
+    <w:lsdException w:name="heading 1" w:uiPriority="9" w:qFormat="1"/>
+    <w:lsdException w:name="heading 2" w:semiHidden="1" w:uiPriority="9" w:unhideWhenUsed="1" w:qFormat="1"/>
+    <w:lsdException w:name="heading 3" w:semiHidden="1" w:uiPriority="9" w:unhideWhenUsed="1" w:qFormat="1"/>
+    <w:lsdException w:name="heading 4" w:semiHidden="1" w:uiPriority="9" w:unhideWhenUsed="1" w:qFormat="1"/>
+    <w:lsdException w:name="heading 5" w:semiHidden="1" w:uiPriority="9" w:unhideWhenUsed="1" w:qFormat="1"/>
+    <w:lsdException w:name="heading 6" w:semiHidden="1" w:uiPriority="9" w:unhideWhenUsed="1" w:qFormat="1"/>
+    <w:lsdException w:name="heading 7" w:semiHidden="1" w:uiPriority="9" w:unhideWhenUsed="1" w:qFormat="1"/>
+    <w:lsdException w:name="heading 8" w:semiHidden="1" w:uiPriority="9" w:unhideWhenUsed="1" w:qFormat="1"/>
+    <w:lsdException w:name="heading 9" w:semiHidden="1" w:uiPriority="9" w:unhideWhenUsed="1" w:qFormat="1"/>
+    <w:lsdException w:name="index 1" w:semiHidden="1" w:unhideWhenUsed="1"/>
+    <w:lsdException w:name="index 2" w:semiHidden="1" w:unhideWhenUsed="1"/>
+    <w:lsdException w:name="index 3" w:semiHidden="1" w:unhideWhenUsed="1"/>
+    <w:lsdException w:name="index 4" w:semiHidden="1" w:unhideWhenUsed="1"/>
+    <w:lsdException w:name="index 5" w:semiHidden="1" w:unhideWhenUsed="1"/>
+    <w:lsdException w:name="index 6" w:semiHidden="1" w:unhideWhenUsed="1"/>
+    <w:lsdException w:name="index 7" w:semiHidden="1" w:unhideWhenUsed="1"/>
+    <w:lsdException w:name="index 8" w:semiHidden="1" w:unhideWhenUsed="1"/>
+    <w:lsdException w:name="index 9" w:semiHidden="1" w:unhideWhenUsed="1"/>
+    <w:lsdException w:name="toc 1" w:semiHidden="1" w:uiPriority="39" w:unhideWhenUsed="1"/>
+    <w:lsdException w:name="toc 2" w:semiHidden="1" w:uiPriority="39" w:unhideWhenUsed="1"/>
+    <w:lsdException w:name="toc 3" w:semiHidden="1" w:uiPriority="39" w:unhideWhenUsed="1"/>
+    <w:lsdException w:name="toc 4" w:semiHidden="1" w:uiPriority="39" w:unhideWhenUsed="1"/>
+    <w:lsdException w:name="toc 5" w:semiHidden="1" w:uiPriority="39" w:unhideWhenUsed="1"/>
+    <w:lsdException w:name="toc 6" w:semiHidden="1" w:uiPriority="39" w:unhideWhenUsed="1"/>
+    <w:lsdException w:name="toc 7" w:semiHidden="1" w:uiPriority="39" w:unhideWhenUsed="1"/>
+    <w:lsdException w:name="toc 8" w:semiHidden="1" w:uiPriority="39" w:unhideWhenUsed="1"/>
+    <w:lsdException w:name="toc 9" w:semiHidden="1" w:uiPriority="39" w:unhideWhenUsed="1"/>
+    <w:lsdException w:name="Normal Indent" w:semiHidden="1" w:unhideWhenUsed="1"/>
+    <w:lsdException w:name="footnote text" w:semiHidden="1" w:unhideWhenUsed="1"/>
+    <w:lsdException w:name="annotation text" w:semiHidden="1" w:unhideWhenUsed="1"/>
+    <w:lsdException w:name="header" w:semiHidden="1" w:unhideWhenUsed="1"/>
+    <w:lsdException w:name="footer" w:semiHidden="1" w:unhideWhenUsed="1"/>
+    <w:lsdException w:name="index heading" w:semiHidden="1" w:unhideWhenUsed="1"/>
+    <w:lsdException w:name="caption" w:semiHidden="1" w:uiPriority="35" w:unhideWhenUsed="1" w:qFormat="1"/>
+    <w:lsdException w:name="table of figures" w:semiHidden="1" w:unhideWhenUsed="1"/>
+    <w:lsdException w:name="envelope address" w:semiHidden="1" w:unhideWhenUsed="1"/>
+    <w:lsdException w:name="envelope return" w:semiHidden="1" w:unhideWhenUsed="1"/>
+    <w:lsdException w:name="footnote reference" w:semiHidden="1" w:unhideWhenUsed="1"/>
+    <w:lsdException w:name="annotation reference" w:semiHidden="1" w:unhideWhenUsed="1"/>
+    <w:lsdException w:name="line number" w:semiHidden="1" w:unhideWhenUsed="1"/>
+    <w:lsdException w:name="page number" w:semiHidden="1" w:unhideWhenUsed="1"/>
+    <w:lsdException w:name="endnote reference" w:semiHidden="1" w:unhideWhenUsed="1"/>
+    <w:lsdException w:name="endnote text" w:semiHidden="1" w:unhideWhenUsed="1"/>
+    <w:lsdException w:name="table of authorities" w:semiHidden="1" w:unhideWhenUsed="1"/>
+    <w:lsdException w:name="macro" w:semiHidden="1" w:unhideWhenUsed="1"/>
+    <w:lsdException w:name="toa heading" w:semiHidden="1" w:unhideWhenUsed="1"/>
+    <w:lsdException w:name="List" w:semiHidden="1" w:unhideWhenUsed="1"/>
+    <w:lsdException w:name="List Bullet" w:semiHidden="1" w:unhideWhenUsed="1"/>
+    <w:lsdException w:name="List Number" w:semiHidden="1" w:unhideWhenUsed="1"/>
+    <w:lsdException w:name="List 2" w:semiHidden="1" w:unhideWhenUsed="1"/>
+    <w:lsdException w:name="List 3" w:semiHidden="1" w:unhideWhenUsed="1"/>
+    <w:lsdException w:name="List 4" w:semiHidden="1" w:unhideWhenUsed="1"/>
+    <w:lsdException w:name="List 5" w:semiHidden="1" w:unhideWhenUsed="1"/>
+    <w:lsdException w:name="List Bullet 2" w:semiHidden="1" w:unhideWhenUsed="1"/>
+    <w:lsdException w:name="List Bullet 3" w:semiHidden="1" w:unhideWhenUsed="1"/>
+    <w:lsdException w:name="List Bullet 4" w:semiHidden="1" w:unhideWhenUsed="1"/>
+    <w:lsdException w:name="List Bullet 5" w:semiHidden="1" w:unhideWhenUsed="1"/>
+    <w:lsdException w:name="List Number 2" w:semiHidden="1" w:unhideWhenUsed="1"/>
+    <w:lsdException w:name="List Number 3" w:semiHidden="1" w:unhideWhenUsed="1"/>
+    <w:lsdException w:name="List Number 4" w:semiHidden="1" w:unhideWhenUsed="1"/>
+    <w:lsdException w:name="List Number 5" w:semiHidden="1" w:unhideWhenUsed="1"/>
+    <w:lsdException w:name="Title" w:uiPriority="10" w:qFormat="1"/>
+    <w:lsdException w:name="Closing" w:semiHidden="1" w:unhideWhenUsed="1"/>
+    <w:lsdException w:name="Signature" w:semiHidden="1" w:unhideWhenUsed="1"/>
+    <w:lsdException w:name="Default Paragraph Font" w:semiHidden="1" w:uiPriority="1" w:unhideWhenUsed="1"/>
+    <w:lsdException w:name="Body Text" w:semiHidden="1" w:unhideWhenUsed="1"/>
+    <w:lsdException w:name="Body Text Indent" w:semiHidden="1" w:unhideWhenUsed="1"/>
+    <w:lsdException w:name="List Continue" w:semiHidden="1" w:unhideWhenUsed="1"/>
+    <w:lsdException w:name="List Continue 2" w:semiHidden="1" w:unhideWhenUsed="1"/>
+    <w:lsdException w:name="List Continue 3" w:semiHidden="1" w:unhideWhenUsed="1"/>
+    <w:lsdException w:name="List Continue 4" w:semiHidden="1" w:unhideWhenUsed="1"/>
+    <w:lsdException w:name="List Continue 5" w:semiHidden="1" w:unhideWhenUsed="1"/>
+    <w:lsdException w:name="Message Header" w:semiHidden="1" w:unhideWhenUsed="1"/>
+    <w:lsdException w:name="Subtitle" w:uiPriority="11" w:qFormat="1"/>
+    <w:lsdException w:name="Salutation" w:semiHidden="1" w:unhideWhenUsed="1"/>
+    <w:lsdException w:name="Date" w:semiHidden="1" w:unhideWhenUsed="1"/>
+    <w:lsdException w:name="Body Text First Indent" w:semiHidden="1" w:unhideWhenUsed="1"/>
+    <w:lsdException w:name="Body Text First Indent 2" w:semiHidden="1" w:unhideWhenUsed="1"/>
+    <w:lsdException w:name="Note Heading" w:semiHidden="1" w:unhideWhenUsed="1"/>
+    <w:lsdException w:name="Body Text 2" w:semiHidden="1" w:unhideWhenUsed="1"/>
+    <w:lsdException w:name="Body Text 3" w:semiHidden="1" w:unhideWhenUsed="1"/>
+    <w:lsdException w:name="Body Text Indent 2" w:semiHidden="1" w:unhideWhenUsed="1"/>
+    <w:lsdException w:name="Body Text Indent 3" w:semiHidden="1" w:unhideWhenUsed="1"/>
+    <w:lsdException w:name="Block Text" w:semiHidden="1" w:unhideWhenUsed="1"/>
+    <w:lsdException w:name="Hyperlink" w:semiHidden="1" w:unhideWhenUsed="1"/>
+    <w:lsdException w:name="FollowedHyperlink" w:semiHidden="1" w:unhideWhenUsed="1"/>
+    <w:lsdException w:name="Strong" w:uiPriority="22" w:qFormat="1"/>
+    <w:lsdException w:name="Emphasis" w:uiPriority="20" w:qFormat="1"/>
+    <w:lsdException w:name="Document Map" w:semiHidden="1" w:unhideWhenUsed="1"/>
+    <w:lsdException w:name="Plain Text" w:semiHidden="1" w:unhideWhenUsed="1"/>
+    <w:lsdException w:name="E-mail Signature" w:semiHidden="1" w:unhideWhenUsed="1"/>
+    <w:lsdException w:name="HTML Top of Form" w:semiHidden="1" w:unhideWhenUsed="1"/>
+    <w:lsdException w:name="HTML Bottom of Form" w:semiHidden="1" w:unhideWhenUsed="1"/>
+    <w:lsdException w:name="Normal (Web)" w:semiHidden="1" w:unhideWhenUsed="1"/>
+    <w:lsdException w:name="HTML Acronym" w:semiHidden="1" w:unhideWhenUsed="1"/>
+    <w:lsdException w:name="HTML Address" w:semiHidden="1" w:unhideWhenUsed="1"/>
+    <w:lsdException w:name="HTML Cite" w:semiHidden="1" w:unhideWhenUsed="1"/>
+    <w:lsdException w:name="HTML Code" w:semiHidden="1" w:unhideWhenUsed="1"/>
+    <w:lsdException w:name="HTML Definition" w:semiHidden="1" w:unhideWhenUsed="1"/>
+    <w:lsdException w:name="HTML Keyboard" w:semiHidden="1" w:unhideWhenUsed="1"/>
+    <w:lsdException w:name="HTML Preformatted" w:semiHidden="1" w:unhideWhenUsed="1"/>
+    <w:lsdException w:name="HTML Sample" w:semiHidden="1" w:unhideWhenUsed="1"/>
+    <w:lsdException w:name="HTML Typewriter" w:semiHidden="1" w:unhideWhenUsed="1"/>
+    <w:lsdException w:name="HTML Variable" w:semiHidden="1" w:unhideWhenUsed="1"/>
+    <w:lsdException w:name="Normal Table" w:semiHidden="1" w:unhideWhenUsed="1"/>
+    <w:lsdException w:name="annotation subject" w:semiHidden="1" w:unhideWhenUsed="1"/>
+    <w:lsdException w:name="No List" w:semiHidden="1" w:unhideWhenUsed="1"/>
+    <w:lsdException w:name="Outline List 1" w:semiHidden="1" w:unhideWhenUsed="1"/>
+    <w:lsdException w:name="Outline List 2" w:semiHidden="1" w:unhideWhenUsed="1"/>
+    <w:lsdException w:name="Outline List 3" w:semiHidden="1" w:unhideWhenUsed="1"/>
+    <w:lsdException w:name="Table Simple 1" w:semiHidden="1" w:unhideWhenUsed="1"/>
+    <w:lsdException w:name="Table Simple 2" w:semiHidden="1" w:unhideWhenUsed="1"/>
+    <w:lsdException w:name="Table Simple 3" w:semiHidden="1" w:unhideWhenUsed="1"/>
+    <w:lsdException w:name="Table Classic 1" w:semiHidden="1" w:unhideWhenUsed="1"/>
+    <w:lsdException w:name="Table Classic 2" w:semiHidden="1" w:unhideWhenUsed="1"/>
+    <w:lsdException w:name="Table Classic 3" w:semiHidden="1" w:unhideWhenUsed="1"/>
+    <w:lsdException w:name="Table Classic 4" w:semiHidden="1" w:unhideWhenUsed="1"/>
+    <w:lsdException w:name="Table Colorful 1" w:semiHidden="1" w:unhideWhenUsed="1"/>
+    <w:lsdException w:name="Table Colorful 2" w:semiHidden="1" w:unhideWhenUsed="1"/>
+    <w:lsdException w:name="Table Colorful 3" w:semiHidden="1" w:unhideWhenUsed="1"/>
+    <w:lsdException w:name="Table Columns 1" w:semiHidden="1" w:unhideWhenUsed="1"/>
+    <w:lsdException w:name="Table Columns 2" w:semiHidden="1" w:unhideWhenUsed="1"/>
+    <w:lsdException w:name="Table Columns 3" w:semiHidden="1" w:unhideWhenUsed="1"/>
+    <w:lsdException w:name="Table Columns 4" w:semiHidden="1" w:unhideWhenUsed="1"/>
+    <w:lsdException w:name="Table Columns 5" w:semiHidden="1" w:unhideWhenUsed="1"/>
+    <w:lsdException w:name="Table Grid 1" w:semiHidden="1" w:unhideWhenUsed="1"/>
+    <w:lsdException w:name="Table Grid 2" w:semiHidden="1" w:unhideWhenUsed="1"/>
+    <w:lsdException w:name="Table Grid 3" w:semiHidden="1" w:unhideWhenUsed="1"/>
+    <w:lsdException w:name="Table Grid 4" w:semiHidden="1" w:unhideWhenUsed="1"/>
+    <w:lsdException w:name="Table Grid 5" w:semiHidden="1" w:unhideWhenUsed="1"/>
+    <w:lsdException w:name="Table Grid 6" w:semiHidden="1" w:unhideWhenUsed="1"/>
+    <w:lsdException w:name="Table Grid 7" w:semiHidden="1" w:unhideWhenUsed="1"/>
+    <w:lsdException w:name="Table Grid 8" w:semiHidden="1" w:unhideWhenUsed="1"/>
+    <w:lsdException w:name="Table List 1" w:semiHidden="1" w:unhideWhenUsed="1"/>
+    <w:lsdException w:name="Table List 2" w:semiHidden="1" w:unhideWhenUsed="1"/>
+    <w:lsdException w:name="Table List 3" w:semiHidden="1" w:unhideWhenUsed="1"/>
+    <w:lsdException w:name="Table List 4" w:semiHidden="1" w:unhideWhenUsed="1"/>
+    <w:lsdException w:name="Table List 5" w:semiHidden="1" w:unhideWhenUsed="1"/>
+    <w:lsdException w:name="Table List 6" w:semiHidden="1" w:unhideWhenUsed="1"/>
+    <w:lsdException w:name="Table List 7" w:semiHidden="1" w:unhideWhenUsed="1"/>
+    <w:lsdException w:name="Table List 8" w:semiHidden="1" w:unhideWhenUsed="1"/>
+    <w:lsdException w:name="Table 3D effects 1" w:semiHidden="1" w:unhideWhenUsed="1"/>
+    <w:lsdException w:name="Table 3D effects 2" w:semiHidden="1" w:unhideWhenUsed="1"/>
+    <w:lsdException w:name="Table 3D effects 3" w:semiHidden="1" w:unhideWhenUsed="1"/>
+    <w:lsdException w:name="Table Contemporary" w:semiHidden="1" w:unhideWhenUsed="1"/>
+    <w:lsdException w:name="Table Elegant" w:semiHidden="1" w:unhideWhenUsed="1"/>
+    <w:lsdException w:name="Table Professional" w:semiHidden="1" w:unhideWhenUsed="1"/>
+    <w:lsdException w:name="Table Subtle 1" w:semiHidden="1" w:unhideWhenUsed="1"/>
+    <w:lsdException w:name="Table Subtle 2" w:semiHidden="1" w:unhideWhenUsed="1"/>
+    <w:lsdException w:name="Table Web 1" w:semiHidden="1" w:unhideWhenUsed="1"/>
+    <w:lsdException w:name="Table Web 2" w:semiHidden="1" w:unhideWhenUsed="1"/>
+    <w:lsdException w:name="Table Web 3" w:semiHidden="1" w:unhideWhenUsed="1"/>
+    <w:lsdException w:name="Balloon Text" w:semiHidden="1" w:unhideWhenUsed="1"/>
+    <w:lsdException w:name="Table Grid" w:uiPriority="39"/>
+    <w:lsdException w:name="Table Theme" w:semiHidden="1" w:unhideWhenUsed="1"/>
+    <w:lsdException w:name="Placeholder Text" w:semiHidden="1"/>
+    <w:lsdException w:name="No Spacing" w:uiPriority="1" w:qFormat="1"/>
+    <w:lsdException w:name="Light Shading" w:uiPriority="60"/>
+    <w:lsdException w:name="Light List" w:uiPriority="61"/>
+    <w:lsdException w:name="Light Grid" w:uiPriority="62"/>
+    <w:lsdException w:name="Medium Shading 1" w:uiPriority="63"/>
+    <w:lsdException w:name="Medium Shading 2" w:uiPriority="64"/>
+    <w:lsdException w:name="Medium List 1" w:uiPriority="65"/>
+    <w:lsdException w:name="Medium List 2" w:uiPriority="66"/>
+    <w:lsdException w:name="Medium Grid 1" w:uiPriority="67"/>
+    <w:lsdException w:name="Medium Grid 2" w:uiPriority="68"/>
+    <w:lsdException w:name="Medium Grid 3" w:uiPriority="69"/>
+    <w:lsdException w:name="Dark List" w:uiPriority="70"/>
+    <w:lsdException w:name="Colorful Shading" w:uiPriority="71"/>
+    <w:lsdException w:name="Colorful List" w:uiPriority="72"/>
+    <w:lsdException w:name="Colorful Grid" w:uiPriority="73"/>
+    <w:lsdException w:name="Light Shading Accent 1" w:uiPriority="60"/>
+    <w:lsdException w:name="Light List Accent 1" w:uiPriority="61"/>
+    <w:lsdException w:name="Light Grid Accent 1" w:uiPriority="62"/>
+    <w:lsdException w:name="Medium Shading 1 Accent 1" w:uiPriority="63"/>
+    <w:lsdException w:name="Medium Shading 2 Accent 1" w:uiPriority="64"/>
+    <w:lsdException w:name="Medium List 1 Accent 1" w:uiPriority="65"/>
+    <w:lsdException w:name="Revision" w:semiHidden="1"/>
+    <w:lsdException w:name="List Paragraph" w:uiPriority="34" w:qFormat="1"/>
+    <w:lsdException w:name="Quote" w:uiPriority="29" w:qFormat="1"/>
+    <w:lsdException w:name="Intense Quote" w:uiPriority="30" w:qFormat="1"/>
+    <w:lsdException w:name="Medium List 2 Accent 1" w:uiPriority="66"/>
+    <w:lsdException w:name="Medium Grid 1 Accent 1" w:uiPriority="67"/>
+    <w:lsdException w:name="Medium Grid 2 Accent 1" w:uiPriority="68"/>
+    <w:lsdException w:name="Medium Grid 3 Accent 1" w:uiPriority="69"/>
+    <w:lsdException w:name="Dark List Accent 1" w:uiPriority="70"/>
+    <w:lsdException w:name="Colorful Shading Accent 1" w:uiPriority="71"/>
+    <w:lsdException w:name="Colorful List Accent 1" w:uiPriority="72"/>
+    <w:lsdException w:name="Colorful Grid Accent 1" w:uiPriority="73"/>
+    <w:lsdException w:name="Light Shading Accent 2" w:uiPriority="60"/>
+    <w:lsdException w:name="Light List Accent 2" w:uiPriority="61"/>
+    <w:lsdException w:name="Light Grid Accent 2" w:uiPriority="62"/>
+    <w:lsdException w:name="Medium Shading 1 Accent 2" w:uiPriority="63"/>
+    <w:lsdException w:name="Medium Shading 2 Accent 2" w:uiPriority="64"/>
+    <w:lsdException w:name="Medium List 1 Accent 2" w:uiPriority="65"/>
+    <w:lsdException w:name="Medium List 2 Accent 2" w:uiPriority="66"/>
+    <w:lsdException w:name="Medium Grid 1 Accent 2" w:uiPriority="67"/>
+    <w:lsdException w:name="Medium Grid 2 Accent 2" w:uiPriority="68"/>
+    <w:lsdException w:name="Medium Grid 3 Accent 2" w:uiPriority="69"/>
+    <w:lsdException w:name="Dark List Accent 2" w:uiPriority="70"/>
+    <w:lsdException w:name="Colorful Shading Accent 2" w:uiPriority="71"/>
+    <w:lsdException w:name="Colorful List Accent 2" w:uiPriority="72"/>
+    <w:lsdException w:name="Colorful Grid Accent 2" w:uiPriority="73"/>
+    <w:lsdException w:name="Light Shading Accent 3" w:uiPriority="60"/>
+    <w:lsdException w:name="Light List Accent 3" w:uiPriority="61"/>
+    <w:lsdException w:name="Light Grid Accent 3" w:uiPriority="62"/>
+    <w:lsdException w:name="Medium Shading 1 Accent 3" w:uiPriority="63"/>
+    <w:lsdException w:name="Medium Shading 2 Accent 3" w:uiPriority="64"/>
+    <w:lsdException w:name="Medium List 1 Accent 3" w:uiPriority="65"/>
+    <w:lsdException w:name="Medium List 2 Accent 3" w:uiPriority="66"/>
+    <w:lsdException w:name="Medium Grid 1 Accent 3" w:uiPriority="67"/>
+    <w:lsdException w:name="Medium Grid 2 Accent 3" w:uiPriority="68"/>
+    <w:lsdException w:name="Medium Grid 3 Accent 3" w:uiPriority="69"/>
+    <w:lsdException w:name="Dark List Accent 3" w:uiPriority="70"/>
+    <w:lsdException w:name="Colorful Shading Accent 3" w:uiPriority="71"/>
+    <w:lsdException w:name="Colorful List Accent 3" w:uiPriority="72"/>
+    <w:lsdException w:name="Colorful Grid Accent 3" w:uiPriority="73"/>
+    <w:lsdException w:name="Light Shading Accent 4" w:uiPriority="60"/>
+    <w:lsdException w:name="Light List Accent 4" w:uiPriority="61"/>
+    <w:lsdException w:name="Light Grid Accent 4" w:uiPriority="62"/>
+    <w:lsdException w:name="Medium Shading 1 Accent 4" w:uiPriority="63"/>
+    <w:lsdException w:name="Medium Shading 2 Accent 4" w:uiPriority="64"/>
+    <w:lsdException w:name="Medium List 1 Accent 4" w:uiPriority="65"/>
+    <w:lsdException w:name="Medium List 2 Accent 4" w:uiPriority="66"/>
+    <w:lsdException w:name="Medium Grid 1 Accent 4" w:uiPriority="67"/>
+    <w:lsdException w:name="Medium Grid 2 Accent 4" w:uiPriority="68"/>
+    <w:lsdException w:name="Medium Grid 3 Accent 4" w:uiPriority="69"/>
+    <w:lsdException w:name="Dark List Accent 4" w:uiPriority="70"/>
+    <w:lsdException w:name="Colorful Shading Accent 4" w:uiPriority="71"/>
+    <w:lsdException w:name="Colorful List Accent 4" w:uiPriority="72"/>
+    <w:lsdException w:name="Colorful Grid Accent 4" w:uiPriority="73"/>
+    <w:lsdException w:name="Light Shading Accent 5" w:uiPriority="60"/>
+    <w:lsdException w:name="Light List Accent 5" w:uiPriority="61"/>
+    <w:lsdException w:name="Light Grid Accent 5" w:uiPriority="62"/>
+    <w:lsdException w:name="Medium Shading 1 Accent 5" w:uiPriority="63"/>
+    <w:lsdException w:name="Medium Shading 2 Accent 5" w:uiPriority="64"/>
+    <w:lsdException w:name="Medium List 1 Accent 5" w:uiPriority="65"/>
+    <w:lsdException w:name="Medium List 2 Accent 5" w:uiPriority="66"/>
+    <w:lsdException w:name="Medium Grid 1 Accent 5" w:uiPriority="67"/>
+    <w:lsdException w:name="Medium Grid 2 Accent 5" w:uiPriority="68"/>
+    <w:lsdException w:name="Medium Grid 3 Accent 5" w:uiPriority="69"/>
+    <w:lsdException w:name="Dark List Accent 5" w:uiPriority="70"/>
+    <w:lsdException w:name="Colorful Shading Accent 5" w:uiPriority="71"/>
+    <w:lsdException w:name="Colorful List Accent 5" w:uiPriority="72"/>
+    <w:lsdException w:name="Colorful Grid Accent 5" w:uiPriority="73"/>
+    <w:lsdException w:name="Light Shading Accent 6" w:uiPriority="60"/>
+    <w:lsdException w:name="Light List Accent 6" w:uiPriority="61"/>
+    <w:lsdException w:name="Light Grid Accent 6" w:uiPriority="62"/>
+    <w:lsdException w:name="Medium Shading 1 Accent 6" w:uiPriority="63"/>
+    <w:lsdException w:name="Medium Shading 2 Accent 6" w:uiPriority="64"/>
+    <w:lsdException w:name="Medium List 1 Accent 6" w:uiPriority="65"/>
+    <w:lsdException w:name="Medium List 2 Accent 6" w:uiPriority="66"/>
+    <w:lsdException w:name="Medium Grid 1 Accent 6" w:uiPriority="67"/>
+    <w:lsdException w:name="Medium Grid 2 Accent 6" w:uiPriority="68"/>
+    <w:lsdException w:name="Medium Grid 3 Accent 6" w:uiPriority="69"/>
+    <w:lsdException w:name="Dark List Accent 6" w:uiPriority="70"/>
+    <w:lsdException w:name="Colorful Shading Accent 6" w:uiPriority="71"/>
+    <w:lsdException w:name="Colorful List Accent 6" w:uiPriority="72"/>
+    <w:lsdException w:name="Colorful Grid Accent 6" w:uiPriority="73"/>
+    <w:lsdException w:name="Subtle Emphasis" w:uiPriority="19" w:qFormat="1"/>
+    <w:lsdException w:name="Intense Emphasis" w:uiPriority="21" w:qFormat="1"/>
+    <w:lsdException w:name="Subtle Reference" w:uiPriority="31" w:qFormat="1"/>
+    <w:lsdException w:name="Intense Reference" w:uiPriority="32" w:qFormat="1"/>
+    <w:lsdException w:name="Book Title" w:uiPriority="33" w:qFormat="1"/>
+    <w:lsdException w:name="Bibliography" w:semiHidden="1" w:uiPriority="37" w:unhideWhenUsed="1"/>
+    <w:lsdException w:name="TOC Heading" w:semiHidden="1" w:uiPriority="39" w:unhideWhenUsed="1" w:qFormat="1"/>
+    <w:lsdException w:name="Plain Table 1" w:uiPriority="41"/>
+    <w:lsdException w:name="Plain Table 2" w:uiPriority="42"/>
+    <w:lsdException w:name="Plain Table 3" w:uiPriority="43"/>
+    <w:lsdException w:name="Plain Table 4" w:uiPriority="44"/>
+    <w:lsdException w:name="Plain Table 5" w:uiPriority="45"/>
+    <w:lsdException w:name="Grid Table Light" w:uiPriority="40"/>
+    <w:lsdException w:name="Grid Table 1 Light" w:uiPriority="46"/>
+    <w:lsdException w:name="Grid Table 2" w:uiPriority="47"/>
+    <w:lsdException w:name="Grid Table 3" w:uiPriority="48"/>
+    <w:lsdException w:name="Grid Table 4" w:uiPriority="49"/>
+    <w:lsdException w:name="Grid Table 5 Dark" w:uiPriority="50"/>
+    <w:lsdException w:name="Grid Table 6 Colorful" w:uiPriority="51"/>
+    <w:lsdException w:name="Grid Table 7 Colorful" w:uiPriority="52"/>
+    <w:lsdException w:name="Grid Table 1 Light Accent 1" w:uiPriority="46"/>
+    <w:lsdException w:name="Grid Table 2 Accent 1" w:uiPriority="47"/>
+    <w:lsdException w:name="Grid Table 3 Accent 1" w:uiPriority="48"/>
+    <w:lsdException w:name="Grid Table 4 Accent 1" w:uiPriority="49"/>
+    <w:lsdException w:name="Grid Table 5 Dark Accent 1" w:uiPriority="50"/>
+    <w:lsdException w:name="Grid Table 6 Colorful Accent 1" w:uiPriority="51"/>
+    <w:lsdException w:name="Grid Table 7 Colorful Accent 1" w:uiPriority="52"/>
+    <w:lsdException w:name="Grid Table 1 Light Accent 2" w:uiPriority="46"/>
+    <w:lsdException w:name="Grid Table 2 Accent 2" w:uiPriority="47"/>
+    <w:lsdException w:name="Grid Table 3 Accent 2" w:uiPriority="48"/>
+    <w:lsdException w:name="Grid Table 4 Accent 2" w:uiPriority="49"/>
+    <w:lsdException w:name="Grid Table 5 Dark Accent 2" w:uiPriority="50"/>
+    <w:lsdException w:name="Grid Table 6 Colorful Accent 2" w:uiPriority="51"/>
+    <w:lsdException w:name="Grid Table 7 Colorful Accent 2" w:uiPriority="52"/>
+    <w:lsdException w:name="Grid Table 1 Light Accent 3" w:uiPriority="46"/>
+    <w:lsdException w:name="Grid Table 2 Accent 3" w:uiPriority="47"/>
+    <w:lsdException w:name="Grid Table 3 Accent 3" w:uiPriority="48"/>
+    <w:lsdException w:name="Grid Table 4 Accent 3" w:uiPriority="49"/>
+    <w:lsdException w:name="Grid Table 5 Dark Accent 3" w:uiPriority="50"/>
+    <w:lsdException w:name="Grid Table 6 Colorful Accent 3" w:uiPriority="51"/>
+    <w:lsdException w:name="Grid Table 7 Colorful Accent 3" w:uiPriority="52"/>
+    <w:lsdException w:name="Grid Table 1 Light Accent 4" w:uiPriority="46"/>
+    <w:lsdException w:name="Grid Table 2 Accent 4" w:uiPriority="47"/>
+    <w:lsdException w:name="Grid Table 3 Accent 4" w:uiPriority="48"/>
+    <w:lsdException w:name="Grid Table 4 Accent 4" w:uiPriority="49"/>
+    <w:lsdException w:name="Grid Table 5 Dark Accent 4" w:uiPriority="50"/>
+    <w:lsdException w:name="Grid Table 6 Colorful Accent 4" w:uiPriority="51"/>
+    <w:lsdException w:name="Grid Table 7 Colorful Accent 4" w:uiPriority="52"/>
+    <w:lsdException w:name="Grid Table 1 Light Accent 5" w:uiPriority="46"/>
+    <w:lsdException w:name="Grid Table 2 Accent 5" w:uiPriority="47"/>
+    <w:lsdException w:name="Grid Table 3 Accent 5" w:uiPriority="48"/>
+    <w:lsdException w:name="Grid Table 4 Accent 5" w:uiPriority="49"/>
+    <w:lsdException w:name="Grid Table 5 Dark Accent 5" w:uiPriority="50"/>
+    <w:lsdException w:name="Grid Table 6 Colorful Accent 5" w:uiPriority="51"/>
+    <w:lsdException w:name="Grid Table 7 Colorful Accent 5" w:uiPriority="52"/>
+    <w:lsdException w:name="Grid Table 1 Light Accent 6" w:uiPriority="46"/>
+    <w:lsdException w:name="Grid Table 2 Accent 6" w:uiPriority="47"/>
+    <w:lsdException w:name="Grid Table 3 Accent 6" w:uiPriority="48"/>
+    <w:lsdException w:name="Grid Table 4 Accent 6" w:uiPriority="49"/>
+    <w:lsdException w:name="Grid Table 5 Dark Accent 6" w:uiPriority="50"/>
+    <w:lsdException w:name="Grid Table 6 Colorful Accent 6" w:uiPriority="51"/>
+    <w:lsdException w:name="Grid Table 7 Colorful Accent 6" w:uiPriority="52"/>
+    <w:lsdException w:name="List Table 1 Light" w:uiPriority="46"/>
+    <w:lsdException w:name="List Table 2" w:uiPriority="47"/>
+    <w:lsdException w:name="List Table 3" w:uiPriority="48"/>
+    <w:lsdException w:name="List Table 4" w:uiPriority="49"/>
+    <w:lsdException w:name="List Table 5 Dark" w:uiPriority="50"/>
+    <w:lsdException w:name="List Table 6 Colorful" w:uiPriority="51"/>
+    <w:lsdException w:name="List Table 7 Colorful" w:uiPriority="52"/>
+    <w:lsdException w:name="List Table 1 Light Accent 1" w:uiPriority="46"/>
+    <w:lsdException w:name="List Table 2 Accent 1" w:uiPriority="47"/>
+    <w:lsdException w:name="List Table 3 Accent 1" w:uiPriority="48"/>
+    <w:lsdException w:name="List Table 4 Accent 1" w:uiPriority="49"/>
+    <w:lsdException w:name="List Table 5 Dark Accent 1" w:uiPriority="50"/>
+    <w:lsdException w:name="List Table 6 Colorful Accent 1" w:uiPriority="51"/>
+    <w:lsdException w:name="List Table 7 Colorful Accent 1" w:uiPriority="52"/>
+    <w:lsdException w:name="List Table 1 Light Accent 2" w:uiPriority="46"/>
+    <w:lsdException w:name="List Table 2 Accent 2" w:uiPriority="47"/>
+    <w:lsdException w:name="List Table 3 Accent 2" w:uiPriority="48"/>
+    <w:lsdException w:name="List Table 4 Accent 2" w:uiPriority="49"/>
+    <w:lsdException w:name="List Table 5 Dark Accent 2" w:uiPriority="50"/>
+    <w:lsdException w:name="List Table 6 Colorful Accent 2" w:uiPriority="51"/>
+    <w:lsdException w:name="List Table 7 Colorful Accent 2" w:uiPriority="52"/>
+    <w:lsdException w:name="List Table 1 Light Accent 3" w:uiPriority="46"/>
+    <w:lsdException w:name="List Table 2 Accent 3" w:uiPriority="47"/>
+    <w:lsdException w:name="List Table 3 Accent 3" w:uiPriority="48"/>
+    <w:lsdException w:name="List Table 4 Accent 3" w:uiPriority="49"/>
+    <w:lsdException w:name="List Table 5 Dark Accent 3" w:uiPriority="50"/>
+    <w:lsdException w:name="List Table 6 Colorful Accent 3" w:uiPriority="51"/>
+    <w:lsdException w:name="List Table 7 Colorful Accent 3" w:uiPriority="52"/>
+    <w:lsdException w:name="List Table 1 Light Accent 4" w:uiPriority="46"/>
+    <w:lsdException w:name="List Table 2 Accent 4" w:uiPriority="47"/>
+    <w:lsdException w:name="List Table 3 Accent 4" w:uiPriority="48"/>
+    <w:lsdException w:name="List Table 4 Accent 4" w:uiPriority="49"/>
+    <w:lsdException w:name="List Table 5 Dark Accent 4" w:uiPriority="50"/>
+    <w:lsdException w:name="List Table 6 Colorful Accent 4" w:uiPriority="51"/>
+    <w:lsdException w:name="List Table 7 Colorful Accent 4" w:uiPriority="52"/>
+    <w:lsdException w:name="List Table 1 Light Accent 5" w:uiPriority="46"/>
+    <w:lsdException w:name="List Table 2 Accent 5" w:uiPriority="47"/>
+    <w:lsdException w:name="List Table 3 Accent 5" w:uiPriority="48"/>
+    <w:lsdException w:name="List Table 4 Accent 5" w:uiPriority="49"/>
+    <w:lsdException w:name="List Table 5 Dark Accent 5" w:uiPriority="50"/>
+    <w:lsdException w:name="List Table 6 Colorful Accent 5" w:uiPriority="51"/>
+    <w:lsdException w:name="List Table 7 Colorful Accent 5" w:uiPriority="52"/>
+    <w:lsdException w:name="List Table 1 Light Accent 6" w:uiPriority="46"/>
+    <w:lsdException w:name="List Table 2 Accent 6" w:uiPriority="47"/>
+    <w:lsdException w:name="List Table 3 Accent 6" w:uiPriority="48"/>
+    <w:lsdException w:name="List Table 4 Accent 6" w:uiPriority="49"/>
+    <w:lsdException w:name="List Table 5 Dark Accent 6" w:uiPriority="50"/>
+    <w:lsdException w:name="List Table 6 Colorful Accent 6" w:uiPriority="51"/>
+    <w:lsdException w:name="List Table 7 Colorful Accent 6" w:uiPriority="52"/>
+    <w:lsdException w:name="Mention" w:semiHidden="1" w:unhideWhenUsed="1"/>
+    <w:lsdException w:name="Smart Hyperlink" w:semiHidden="1" w:unhideWhenUsed="1"/>
+    <w:lsdException w:name="Hashtag" w:semiHidden="1" w:unhideWhenUsed="1"/>
+    <w:lsdException w:name="Unresolved Mention" w:semiHidden="1" w:unhideWhenUsed="1"/>
+    <w:lsdException w:name="Smart Link" w:semiHidden="1" w:unhideWhenUsed="1"/>
+  </w:latentStyles>
+  <w:style w:type="paragraph" w:default="1" w:styleId="a">
     <w:name w:val="Normal"/>
     <w:qFormat/>
-    <w:pPr>
-      <w:widowControl/>
-      <w:suppressAutoHyphens w:val="true"/>
-      <w:bidi w:val="0"/>
-      <w:spacing w:before="0" w:after="0"/>
-      <w:jc w:val="left"/>
-    </w:pPr>
-    <w:rPr>
-      <w:rFonts w:ascii="Times New Roman" w:hAnsi="Times New Roman" w:eastAsia="Times New Roman" w:cs="Times New Roman"/>
-      <w:color w:val="auto"/>
-      <w:kern w:val="0"/>
-      <w:sz w:val="24"/>
-      <w:szCs w:val="24"/>
-      <w:lang w:val="ru-RU" w:eastAsia="zh-CN" w:bidi="ar-SA"/>
-    </w:rPr>
-  </w:style>
-  <w:style w:type="paragraph" w:styleId="Heading1">
+    <w:rPr>
+      <w:rFonts w:ascii="Times New Roman" w:eastAsia="Times New Roman" w:hAnsi="Times New Roman" w:cs="Times New Roman"/>
+      <w:lang w:bidi="ar-SA"/>
+    </w:rPr>
+  </w:style>
+  <w:style w:type="paragraph" w:styleId="1">
     <w:name w:val="heading 1"/>
-    <w:basedOn w:val="Normal"/>
-    <w:next w:val="BodyText"/>
+    <w:basedOn w:val="a"/>
+    <w:next w:val="a0"/>
+    <w:uiPriority w:val="9"/>
     <w:qFormat/>
     <w:pPr>
       <w:numPr>
-        <w:ilvl w:val="0"/>
         <w:numId w:val="1"/>
       </w:numPr>
       <w:spacing w:before="280" w:after="280"/>
@@ -6115,84 +6068,109 @@
       <w:szCs w:val="48"/>
     </w:rPr>
   </w:style>
-  <w:style w:type="character" w:styleId="WW8Num1z0">
+  <w:style w:type="character" w:default="1" w:styleId="a1">
+    <w:name w:val="Default Paragraph Font"/>
+    <w:uiPriority w:val="1"/>
+    <w:semiHidden/>
+    <w:unhideWhenUsed/>
+  </w:style>
+  <w:style w:type="table" w:default="1" w:styleId="a2">
+    <w:name w:val="Normal Table"/>
+    <w:uiPriority w:val="99"/>
+    <w:semiHidden/>
+    <w:unhideWhenUsed/>
+    <w:tblPr>
+      <w:tblInd w:w="0" w:type="dxa"/>
+      <w:tblCellMar>
+        <w:top w:w="0" w:type="dxa"/>
+        <w:left w:w="108" w:type="dxa"/>
+        <w:bottom w:w="0" w:type="dxa"/>
+        <w:right w:w="108" w:type="dxa"/>
+      </w:tblCellMar>
+    </w:tblPr>
+  </w:style>
+  <w:style w:type="numbering" w:default="1" w:styleId="a3">
+    <w:name w:val="No List"/>
+    <w:uiPriority w:val="99"/>
+    <w:semiHidden/>
+    <w:unhideWhenUsed/>
+  </w:style>
+  <w:style w:type="character" w:customStyle="1" w:styleId="WW8Num1z0">
     <w:name w:val="WW8Num1z0"/>
     <w:qFormat/>
-    <w:rPr/>
-  </w:style>
-  <w:style w:type="character" w:styleId="WW8Num2z0">
+  </w:style>
+  <w:style w:type="character" w:customStyle="1" w:styleId="WW8Num2z0">
     <w:name w:val="WW8Num2z0"/>
     <w:qFormat/>
     <w:rPr>
-      <w:rFonts w:ascii="Symbol" w:hAnsi="Symbol" w:eastAsia="Times New Roman" w:cs="Times New Roman"/>
-    </w:rPr>
-  </w:style>
-  <w:style w:type="character" w:styleId="WW8Num2z1">
+      <w:rFonts w:ascii="Symbol" w:eastAsia="Times New Roman" w:hAnsi="Symbol" w:cs="Times New Roman"/>
+    </w:rPr>
+  </w:style>
+  <w:style w:type="character" w:customStyle="1" w:styleId="WW8Num2z1">
     <w:name w:val="WW8Num2z1"/>
     <w:qFormat/>
     <w:rPr>
       <w:rFonts w:ascii="Courier New" w:hAnsi="Courier New" w:cs="Courier New"/>
     </w:rPr>
   </w:style>
-  <w:style w:type="character" w:styleId="WW8Num2z2">
+  <w:style w:type="character" w:customStyle="1" w:styleId="WW8Num2z2">
     <w:name w:val="WW8Num2z2"/>
     <w:qFormat/>
     <w:rPr>
       <w:rFonts w:ascii="Wingdings" w:hAnsi="Wingdings" w:cs="Wingdings"/>
     </w:rPr>
   </w:style>
-  <w:style w:type="character" w:styleId="WW8Num2z3">
+  <w:style w:type="character" w:customStyle="1" w:styleId="WW8Num2z3">
     <w:name w:val="WW8Num2z3"/>
     <w:qFormat/>
     <w:rPr>
       <w:rFonts w:ascii="Symbol" w:hAnsi="Symbol" w:cs="Symbol"/>
     </w:rPr>
   </w:style>
-  <w:style w:type="character" w:styleId="WW8Num3z0">
+  <w:style w:type="character" w:customStyle="1" w:styleId="WW8Num3z0">
     <w:name w:val="WW8Num3z0"/>
     <w:qFormat/>
     <w:rPr>
-      <w:rFonts w:ascii="Symbol" w:hAnsi="Symbol" w:eastAsia="Times New Roman" w:cs="Times New Roman"/>
-    </w:rPr>
-  </w:style>
-  <w:style w:type="character" w:styleId="WW8Num3z1">
+      <w:rFonts w:ascii="Symbol" w:eastAsia="Times New Roman" w:hAnsi="Symbol" w:cs="Times New Roman"/>
+    </w:rPr>
+  </w:style>
+  <w:style w:type="character" w:customStyle="1" w:styleId="WW8Num3z1">
     <w:name w:val="WW8Num3z1"/>
     <w:qFormat/>
     <w:rPr>
       <w:rFonts w:ascii="Courier New" w:hAnsi="Courier New" w:cs="Courier New"/>
     </w:rPr>
   </w:style>
-  <w:style w:type="character" w:styleId="WW8Num3z2">
+  <w:style w:type="character" w:customStyle="1" w:styleId="WW8Num3z2">
     <w:name w:val="WW8Num3z2"/>
     <w:qFormat/>
     <w:rPr>
       <w:rFonts w:ascii="Wingdings" w:hAnsi="Wingdings" w:cs="Wingdings"/>
     </w:rPr>
   </w:style>
-  <w:style w:type="character" w:styleId="WW8Num3z3">
+  <w:style w:type="character" w:customStyle="1" w:styleId="WW8Num3z3">
     <w:name w:val="WW8Num3z3"/>
     <w:qFormat/>
     <w:rPr>
       <w:rFonts w:ascii="Symbol" w:hAnsi="Symbol" w:cs="Symbol"/>
     </w:rPr>
   </w:style>
-  <w:style w:type="character" w:styleId="WW8Num4z0">
+  <w:style w:type="character" w:customStyle="1" w:styleId="WW8Num4z0">
     <w:name w:val="WW8Num4z0"/>
     <w:qFormat/>
     <w:rPr>
       <w:color w:val="000000"/>
     </w:rPr>
   </w:style>
-  <w:style w:type="character" w:styleId="WW8Num5z0">
+  <w:style w:type="character" w:customStyle="1" w:styleId="WW8Num5z0">
     <w:name w:val="WW8Num5z0"/>
     <w:qFormat/>
     <w:rPr>
       <w:rFonts w:cs="Arial Unicode MS"/>
-      <w:caps w:val="false"/>
-      <w:smallCaps w:val="false"/>
-      <w:strike w:val="false"/>
-      <w:dstrike w:val="false"/>
-      <w:outline w:val="false"/>
+      <w:caps w:val="0"/>
+      <w:smallCaps w:val="0"/>
+      <w:strike w:val="0"/>
+      <w:dstrike w:val="0"/>
       <w:color w:val="000000"/>
       <w:spacing w:val="0"/>
       <w:w w:val="100"/>
@@ -6200,253 +6178,163 @@
       <w:position w:val="0"/>
       <w:sz w:val="24"/>
       <w:vertAlign w:val="baseline"/>
-    </w:rPr>
-  </w:style>
-  <w:style w:type="character" w:styleId="WW8Num8z0">
+      <w14:textOutline w14:w="0" w14:cap="rnd" w14:cmpd="sng" w14:algn="ctr">
+        <w14:noFill/>
+        <w14:prstDash w14:val="solid"/>
+        <w14:bevel/>
+      </w14:textOutline>
+    </w:rPr>
+  </w:style>
+  <w:style w:type="character" w:customStyle="1" w:styleId="WW8Num8z0">
     <w:name w:val="WW8Num8z0"/>
     <w:qFormat/>
     <w:rPr>
-      <w:rFonts w:ascii="Verdana" w:hAnsi="Verdana" w:eastAsia="Arial Unicode MS" w:cs="Arial Unicode MS"/>
-    </w:rPr>
-  </w:style>
-  <w:style w:type="character" w:styleId="WW8Num8z1">
+      <w:rFonts w:ascii="Verdana" w:eastAsia="Arial Unicode MS" w:hAnsi="Verdana" w:cs="Arial Unicode MS"/>
+    </w:rPr>
+  </w:style>
+  <w:style w:type="character" w:customStyle="1" w:styleId="WW8Num8z1">
     <w:name w:val="WW8Num8z1"/>
     <w:qFormat/>
     <w:rPr>
       <w:rFonts w:ascii="Courier New" w:hAnsi="Courier New" w:cs="Courier New"/>
     </w:rPr>
   </w:style>
-  <w:style w:type="character" w:styleId="WW8Num8z2">
+  <w:style w:type="character" w:customStyle="1" w:styleId="WW8Num8z2">
     <w:name w:val="WW8Num8z2"/>
     <w:qFormat/>
     <w:rPr>
       <w:rFonts w:ascii="Wingdings" w:hAnsi="Wingdings" w:cs="Wingdings"/>
     </w:rPr>
   </w:style>
-  <w:style w:type="character" w:styleId="WW8Num8z3">
+  <w:style w:type="character" w:customStyle="1" w:styleId="WW8Num8z3">
     <w:name w:val="WW8Num8z3"/>
     <w:qFormat/>
     <w:rPr>
       <w:rFonts w:ascii="Symbol" w:hAnsi="Symbol" w:cs="Symbol"/>
     </w:rPr>
   </w:style>
-  <w:style w:type="character" w:styleId="WW8Num10z0">
+  <w:style w:type="character" w:customStyle="1" w:styleId="WW8Num10z0">
     <w:name w:val="WW8Num10z0"/>
     <w:qFormat/>
     <w:rPr>
       <w:rFonts w:ascii="Symbol" w:hAnsi="Symbol" w:cs="Symbol"/>
     </w:rPr>
   </w:style>
-  <w:style w:type="character" w:styleId="WW8Num10z1">
+  <w:style w:type="character" w:customStyle="1" w:styleId="WW8Num10z1">
     <w:name w:val="WW8Num10z1"/>
     <w:qFormat/>
     <w:rPr>
       <w:rFonts w:ascii="Courier New" w:hAnsi="Courier New" w:cs="Courier New"/>
     </w:rPr>
   </w:style>
-  <w:style w:type="character" w:styleId="WW8Num10z2">
+  <w:style w:type="character" w:customStyle="1" w:styleId="WW8Num10z2">
     <w:name w:val="WW8Num10z2"/>
     <w:qFormat/>
     <w:rPr>
       <w:rFonts w:ascii="Wingdings" w:hAnsi="Wingdings" w:cs="Wingdings"/>
     </w:rPr>
   </w:style>
-  <w:style w:type="character" w:styleId="WW8Num11z0">
+  <w:style w:type="character" w:customStyle="1" w:styleId="WW8Num11z0">
     <w:name w:val="WW8Num11z0"/>
     <w:qFormat/>
     <w:rPr>
-      <w:rFonts w:ascii="Symbol" w:hAnsi="Symbol" w:eastAsia="Times New Roman" w:cs="Times New Roman"/>
-    </w:rPr>
-  </w:style>
-  <w:style w:type="character" w:styleId="WW8Num11z1">
+      <w:rFonts w:ascii="Symbol" w:eastAsia="Times New Roman" w:hAnsi="Symbol" w:cs="Times New Roman"/>
+    </w:rPr>
+  </w:style>
+  <w:style w:type="character" w:customStyle="1" w:styleId="WW8Num11z1">
     <w:name w:val="WW8Num11z1"/>
     <w:qFormat/>
     <w:rPr>
       <w:rFonts w:ascii="Courier New" w:hAnsi="Courier New" w:cs="Courier New"/>
     </w:rPr>
   </w:style>
-  <w:style w:type="character" w:styleId="WW8Num11z2">
+  <w:style w:type="character" w:customStyle="1" w:styleId="WW8Num11z2">
     <w:name w:val="WW8Num11z2"/>
     <w:qFormat/>
     <w:rPr>
       <w:rFonts w:ascii="Wingdings" w:hAnsi="Wingdings" w:cs="Wingdings"/>
     </w:rPr>
   </w:style>
-  <w:style w:type="character" w:styleId="WW8Num11z3">
+  <w:style w:type="character" w:customStyle="1" w:styleId="WW8Num11z3">
     <w:name w:val="WW8Num11z3"/>
     <w:qFormat/>
     <w:rPr>
       <w:rFonts w:ascii="Symbol" w:hAnsi="Symbol" w:cs="Symbol"/>
     </w:rPr>
   </w:style>
-  <w:style w:type="character" w:styleId="WW8Num12z0">
+  <w:style w:type="character" w:customStyle="1" w:styleId="WW8Num12z0">
     <w:name w:val="WW8Num12z0"/>
     <w:qFormat/>
-    <w:rPr/>
-  </w:style>
-  <w:style w:type="character" w:styleId="WW8Num13z0">
+  </w:style>
+  <w:style w:type="character" w:customStyle="1" w:styleId="WW8Num13z0">
     <w:name w:val="WW8Num13z0"/>
     <w:qFormat/>
     <w:rPr>
-      <w:rFonts w:ascii="Symbol" w:hAnsi="Symbol" w:eastAsia="Times New Roman" w:cs="Times New Roman"/>
-    </w:rPr>
-  </w:style>
-  <w:style w:type="character" w:styleId="WW8Num13z1">
+      <w:rFonts w:ascii="Symbol" w:eastAsia="Times New Roman" w:hAnsi="Symbol" w:cs="Times New Roman"/>
+    </w:rPr>
+  </w:style>
+  <w:style w:type="character" w:customStyle="1" w:styleId="WW8Num13z1">
     <w:name w:val="WW8Num13z1"/>
     <w:qFormat/>
     <w:rPr>
       <w:rFonts w:ascii="Courier New" w:hAnsi="Courier New" w:cs="Courier New"/>
     </w:rPr>
   </w:style>
-  <w:style w:type="character" w:styleId="WW8Num13z2">
+  <w:style w:type="character" w:customStyle="1" w:styleId="WW8Num13z2">
     <w:name w:val="WW8Num13z2"/>
     <w:qFormat/>
     <w:rPr>
       <w:rFonts w:ascii="Wingdings" w:hAnsi="Wingdings" w:cs="Wingdings"/>
     </w:rPr>
   </w:style>
-  <w:style w:type="character" w:styleId="WW8Num13z3">
+  <w:style w:type="character" w:customStyle="1" w:styleId="WW8Num13z3">
     <w:name w:val="WW8Num13z3"/>
     <w:qFormat/>
     <w:rPr>
       <w:rFonts w:ascii="Symbol" w:hAnsi="Symbol" w:cs="Symbol"/>
     </w:rPr>
   </w:style>
-  <w:style w:type="character" w:styleId="WW8Num14z0">
+  <w:style w:type="character" w:customStyle="1" w:styleId="WW8Num14z0">
     <w:name w:val="WW8Num14z0"/>
     <w:qFormat/>
-    <w:rPr/>
-  </w:style>
-  <w:style w:type="character" w:styleId="WW8Num15z0">
+  </w:style>
+  <w:style w:type="character" w:customStyle="1" w:styleId="WW8Num15z0">
     <w:name w:val="WW8Num15z0"/>
     <w:qFormat/>
     <w:rPr>
-      <w:rFonts w:ascii="Symbol" w:hAnsi="Symbol" w:eastAsia="Times New Roman" w:cs="Times New Roman"/>
-    </w:rPr>
-  </w:style>
-  <w:style w:type="character" w:styleId="WW8Num15z1">
+      <w:rFonts w:ascii="Symbol" w:eastAsia="Times New Roman" w:hAnsi="Symbol" w:cs="Times New Roman"/>
+    </w:rPr>
+  </w:style>
+  <w:style w:type="character" w:customStyle="1" w:styleId="WW8Num15z1">
     <w:name w:val="WW8Num15z1"/>
     <w:qFormat/>
     <w:rPr>
       <w:rFonts w:ascii="Courier New" w:hAnsi="Courier New" w:cs="Courier New"/>
     </w:rPr>
   </w:style>
-  <w:style w:type="character" w:styleId="WW8Num15z2">
+  <w:style w:type="character" w:customStyle="1" w:styleId="WW8Num15z2">
     <w:name w:val="WW8Num15z2"/>
     <w:qFormat/>
     <w:rPr>
       <w:rFonts w:ascii="Wingdings" w:hAnsi="Wingdings" w:cs="Wingdings"/>
     </w:rPr>
   </w:style>
-  <w:style w:type="character" w:styleId="WW8Num15z3">
+  <w:style w:type="character" w:customStyle="1" w:styleId="WW8Num15z3">
     <w:name w:val="WW8Num15z3"/>
     <w:qFormat/>
     <w:rPr>
       <w:rFonts w:ascii="Symbol" w:hAnsi="Symbol" w:cs="Symbol"/>
     </w:rPr>
   </w:style>
-  <w:style w:type="character" w:styleId="WW8Num16z0">
+  <w:style w:type="character" w:customStyle="1" w:styleId="WW8Num16z0">
     <w:name w:val="WW8Num16z0"/>
     <w:qFormat/>
     <w:rPr>
       <w:rFonts w:cs="Arial Unicode MS"/>
-      <w:caps w:val="false"/>
-      <w:smallCaps w:val="false"/>
-      <w:strike w:val="false"/>
-      <w:dstrike w:val="false"/>
-      <w:outline w:val="false"/>
-      <w:spacing w:val="0"/>
-      <w:w w:val="100"/>
-      <w:kern w:val="0"/>
-      <w:position w:val="0"/>
-      <w:sz w:val="24"/>
-      <w:vertAlign w:val="baseline"/>
-    </w:rPr>
-  </w:style>
-  <w:style w:type="character" w:styleId="WW8Num17z0">
-    <w:name w:val="WW8Num17z0"/>
-    <w:qFormat/>
-    <w:rPr/>
-  </w:style>
-  <w:style w:type="character" w:styleId="WW8Num18z0">
-    <w:name w:val="WW8Num18z0"/>
-    <w:qFormat/>
-    <w:rPr>
-      <w:rFonts w:ascii="Symbol" w:hAnsi="Symbol" w:cs="Symbol"/>
-    </w:rPr>
-  </w:style>
-  <w:style w:type="character" w:styleId="WW8Num18z1">
-    <w:name w:val="WW8Num18z1"/>
-    <w:qFormat/>
-    <w:rPr>
-      <w:rFonts w:ascii="Courier New" w:hAnsi="Courier New" w:cs="Courier New"/>
-    </w:rPr>
-  </w:style>
-  <w:style w:type="character" w:styleId="WW8Num18z2">
-    <w:name w:val="WW8Num18z2"/>
-    <w:qFormat/>
-    <w:rPr>
-      <w:rFonts w:ascii="Wingdings" w:hAnsi="Wingdings" w:cs="Wingdings"/>
-    </w:rPr>
-  </w:style>
-  <w:style w:type="character" w:styleId="WW8Num19z0">
-    <w:name w:val="WW8Num19z0"/>
-    <w:qFormat/>
-    <w:rPr/>
-  </w:style>
-  <w:style w:type="character" w:styleId="WW8Num20z0">
-    <w:name w:val="WW8Num20z0"/>
-    <w:qFormat/>
-    <w:rPr/>
-  </w:style>
-  <w:style w:type="character" w:styleId="WW8Num21z0">
-    <w:name w:val="WW8Num21z0"/>
-    <w:qFormat/>
-    <w:rPr>
-      <w:rFonts w:ascii="Symbol" w:hAnsi="Symbol" w:eastAsia="Times New Roman" w:cs="Times New Roman"/>
-    </w:rPr>
-  </w:style>
-  <w:style w:type="character" w:styleId="WW8Num21z1">
-    <w:name w:val="WW8Num21z1"/>
-    <w:qFormat/>
-    <w:rPr>
-      <w:rFonts w:ascii="Courier New" w:hAnsi="Courier New" w:cs="Courier New"/>
-    </w:rPr>
-  </w:style>
-  <w:style w:type="character" w:styleId="WW8Num21z2">
-    <w:name w:val="WW8Num21z2"/>
-    <w:qFormat/>
-    <w:rPr>
-      <w:rFonts w:ascii="Wingdings" w:hAnsi="Wingdings" w:cs="Wingdings"/>
-    </w:rPr>
-  </w:style>
-  <w:style w:type="character" w:styleId="WW8Num21z3">
-    <w:name w:val="WW8Num21z3"/>
-    <w:qFormat/>
-    <w:rPr>
-      <w:rFonts w:ascii="Symbol" w:hAnsi="Symbol" w:cs="Symbol"/>
-    </w:rPr>
-  </w:style>
-  <w:style w:type="character" w:styleId="WW8Num23z0">
-    <w:name w:val="WW8Num23z0"/>
-    <w:qFormat/>
-    <w:rPr/>
-  </w:style>
-  <w:style w:type="character" w:styleId="WW8Num24z0">
-    <w:name w:val="WW8Num24z0"/>
-    <w:qFormat/>
-    <w:rPr/>
-  </w:style>
-  <w:style w:type="character" w:styleId="WW8Num25z0">
-    <w:name w:val="WW8Num25z0"/>
-    <w:qFormat/>
-    <w:rPr>
-      <w:rFonts w:cs="Arial Unicode MS"/>
-      <w:caps w:val="false"/>
-      <w:smallCaps w:val="false"/>
-      <w:strike w:val="false"/>
-      <w:dstrike w:val="false"/>
-      <w:outline w:val="false"/>
+      <w:caps w:val="0"/>
+      <w:smallCaps w:val="0"/>
+      <w:strike w:val="0"/>
+      <w:dstrike w:val="0"/>
       <w:color w:val="000000"/>
       <w:spacing w:val="0"/>
       <w:w w:val="100"/>
@@ -6454,197 +6342,294 @@
       <w:position w:val="0"/>
       <w:sz w:val="24"/>
       <w:vertAlign w:val="baseline"/>
-    </w:rPr>
-  </w:style>
-  <w:style w:type="character" w:styleId="WW8Num26z0">
-    <w:name w:val="WW8Num26z0"/>
-    <w:qFormat/>
-    <w:rPr>
-      <w:rFonts w:ascii="Symbol" w:hAnsi="Symbol" w:eastAsia="Times New Roman" w:cs="Times New Roman"/>
-    </w:rPr>
-  </w:style>
-  <w:style w:type="character" w:styleId="WW8Num26z1">
-    <w:name w:val="WW8Num26z1"/>
+      <w14:textOutline w14:w="0" w14:cap="rnd" w14:cmpd="sng" w14:algn="ctr">
+        <w14:noFill/>
+        <w14:prstDash w14:val="solid"/>
+        <w14:bevel/>
+      </w14:textOutline>
+    </w:rPr>
+  </w:style>
+  <w:style w:type="character" w:customStyle="1" w:styleId="WW8Num17z0">
+    <w:name w:val="WW8Num17z0"/>
+    <w:qFormat/>
+  </w:style>
+  <w:style w:type="character" w:customStyle="1" w:styleId="WW8Num18z0">
+    <w:name w:val="WW8Num18z0"/>
+    <w:qFormat/>
+    <w:rPr>
+      <w:rFonts w:ascii="Symbol" w:hAnsi="Symbol" w:cs="Symbol"/>
+    </w:rPr>
+  </w:style>
+  <w:style w:type="character" w:customStyle="1" w:styleId="WW8Num18z1">
+    <w:name w:val="WW8Num18z1"/>
     <w:qFormat/>
     <w:rPr>
       <w:rFonts w:ascii="Courier New" w:hAnsi="Courier New" w:cs="Courier New"/>
     </w:rPr>
   </w:style>
-  <w:style w:type="character" w:styleId="WW8Num26z2">
-    <w:name w:val="WW8Num26z2"/>
+  <w:style w:type="character" w:customStyle="1" w:styleId="WW8Num18z2">
+    <w:name w:val="WW8Num18z2"/>
     <w:qFormat/>
     <w:rPr>
       <w:rFonts w:ascii="Wingdings" w:hAnsi="Wingdings" w:cs="Wingdings"/>
     </w:rPr>
   </w:style>
-  <w:style w:type="character" w:styleId="WW8Num26z3">
-    <w:name w:val="WW8Num26z3"/>
+  <w:style w:type="character" w:customStyle="1" w:styleId="WW8Num19z0">
+    <w:name w:val="WW8Num19z0"/>
+    <w:qFormat/>
+  </w:style>
+  <w:style w:type="character" w:customStyle="1" w:styleId="WW8Num20z0">
+    <w:name w:val="WW8Num20z0"/>
+    <w:qFormat/>
+  </w:style>
+  <w:style w:type="character" w:customStyle="1" w:styleId="WW8Num21z0">
+    <w:name w:val="WW8Num21z0"/>
+    <w:qFormat/>
+    <w:rPr>
+      <w:rFonts w:ascii="Symbol" w:eastAsia="Times New Roman" w:hAnsi="Symbol" w:cs="Times New Roman"/>
+    </w:rPr>
+  </w:style>
+  <w:style w:type="character" w:customStyle="1" w:styleId="WW8Num21z1">
+    <w:name w:val="WW8Num21z1"/>
+    <w:qFormat/>
+    <w:rPr>
+      <w:rFonts w:ascii="Courier New" w:hAnsi="Courier New" w:cs="Courier New"/>
+    </w:rPr>
+  </w:style>
+  <w:style w:type="character" w:customStyle="1" w:styleId="WW8Num21z2">
+    <w:name w:val="WW8Num21z2"/>
+    <w:qFormat/>
+    <w:rPr>
+      <w:rFonts w:ascii="Wingdings" w:hAnsi="Wingdings" w:cs="Wingdings"/>
+    </w:rPr>
+  </w:style>
+  <w:style w:type="character" w:customStyle="1" w:styleId="WW8Num21z3">
+    <w:name w:val="WW8Num21z3"/>
     <w:qFormat/>
     <w:rPr>
       <w:rFonts w:ascii="Symbol" w:hAnsi="Symbol" w:cs="Symbol"/>
     </w:rPr>
   </w:style>
-  <w:style w:type="character" w:styleId="WW8Num27z0">
-    <w:name w:val="WW8Num27z0"/>
-    <w:qFormat/>
-    <w:rPr>
-      <w:b w:val="false"/>
-      <w:bCs w:val="false"/>
-      <w:sz w:val="20"/>
-    </w:rPr>
-  </w:style>
-  <w:style w:type="character" w:styleId="WW8Num27z1">
-    <w:name w:val="WW8Num27z1"/>
-    <w:qFormat/>
-    <w:rPr>
-      <w:rFonts w:ascii="Courier New" w:hAnsi="Courier New" w:cs="Times New Roman"/>
-      <w:sz w:val="20"/>
-    </w:rPr>
-  </w:style>
-  <w:style w:type="character" w:styleId="WW8Num27z2">
-    <w:name w:val="WW8Num27z2"/>
-    <w:qFormat/>
-    <w:rPr>
-      <w:rFonts w:ascii="Wingdings" w:hAnsi="Wingdings" w:cs="Wingdings"/>
-      <w:sz w:val="20"/>
-    </w:rPr>
-  </w:style>
-  <w:style w:type="character" w:styleId="WW8Num28z0">
-    <w:name w:val="WW8Num28z0"/>
-    <w:qFormat/>
-    <w:rPr>
-      <w:rFonts w:ascii="Verdana" w:hAnsi="Verdana" w:eastAsia="Arial Unicode MS" w:cs="Arial Unicode MS"/>
-    </w:rPr>
-  </w:style>
-  <w:style w:type="character" w:styleId="WW8Num28z1">
-    <w:name w:val="WW8Num28z1"/>
-    <w:qFormat/>
-    <w:rPr>
-      <w:rFonts w:ascii="Courier New" w:hAnsi="Courier New" w:cs="Courier New"/>
-    </w:rPr>
-  </w:style>
-  <w:style w:type="character" w:styleId="WW8Num28z2">
-    <w:name w:val="WW8Num28z2"/>
-    <w:qFormat/>
-    <w:rPr>
-      <w:rFonts w:ascii="Wingdings" w:hAnsi="Wingdings" w:cs="Wingdings"/>
-    </w:rPr>
-  </w:style>
-  <w:style w:type="character" w:styleId="WW8Num28z3">
-    <w:name w:val="WW8Num28z3"/>
-    <w:qFormat/>
-    <w:rPr>
-      <w:rFonts w:ascii="Symbol" w:hAnsi="Symbol" w:cs="Symbol"/>
-    </w:rPr>
-  </w:style>
-  <w:style w:type="character" w:styleId="WW8Num29z0">
-    <w:name w:val="WW8Num29z0"/>
+  <w:style w:type="character" w:customStyle="1" w:styleId="WW8Num23z0">
+    <w:name w:val="WW8Num23z0"/>
+    <w:qFormat/>
+  </w:style>
+  <w:style w:type="character" w:customStyle="1" w:styleId="WW8Num24z0">
+    <w:name w:val="WW8Num24z0"/>
+    <w:qFormat/>
+  </w:style>
+  <w:style w:type="character" w:customStyle="1" w:styleId="WW8Num25z0">
+    <w:name w:val="WW8Num25z0"/>
     <w:qFormat/>
     <w:rPr>
       <w:rFonts w:cs="Arial Unicode MS"/>
-      <w:caps w:val="false"/>
-      <w:smallCaps w:val="false"/>
-      <w:strike w:val="false"/>
-      <w:dstrike w:val="false"/>
-      <w:outline w:val="false"/>
+      <w:caps w:val="0"/>
+      <w:smallCaps w:val="0"/>
+      <w:strike w:val="0"/>
+      <w:dstrike w:val="0"/>
+      <w:color w:val="000000"/>
       <w:spacing w:val="0"/>
       <w:w w:val="100"/>
       <w:kern w:val="0"/>
       <w:position w:val="0"/>
       <w:sz w:val="24"/>
       <w:vertAlign w:val="baseline"/>
-    </w:rPr>
-  </w:style>
-  <w:style w:type="character" w:styleId="WW8Num30z0">
+      <w14:textOutline w14:w="0" w14:cap="rnd" w14:cmpd="sng" w14:algn="ctr">
+        <w14:noFill/>
+        <w14:prstDash w14:val="solid"/>
+        <w14:bevel/>
+      </w14:textOutline>
+    </w:rPr>
+  </w:style>
+  <w:style w:type="character" w:customStyle="1" w:styleId="WW8Num26z0">
+    <w:name w:val="WW8Num26z0"/>
+    <w:qFormat/>
+    <w:rPr>
+      <w:rFonts w:ascii="Symbol" w:eastAsia="Times New Roman" w:hAnsi="Symbol" w:cs="Times New Roman"/>
+    </w:rPr>
+  </w:style>
+  <w:style w:type="character" w:customStyle="1" w:styleId="WW8Num26z1">
+    <w:name w:val="WW8Num26z1"/>
+    <w:qFormat/>
+    <w:rPr>
+      <w:rFonts w:ascii="Courier New" w:hAnsi="Courier New" w:cs="Courier New"/>
+    </w:rPr>
+  </w:style>
+  <w:style w:type="character" w:customStyle="1" w:styleId="WW8Num26z2">
+    <w:name w:val="WW8Num26z2"/>
+    <w:qFormat/>
+    <w:rPr>
+      <w:rFonts w:ascii="Wingdings" w:hAnsi="Wingdings" w:cs="Wingdings"/>
+    </w:rPr>
+  </w:style>
+  <w:style w:type="character" w:customStyle="1" w:styleId="WW8Num26z3">
+    <w:name w:val="WW8Num26z3"/>
+    <w:qFormat/>
+    <w:rPr>
+      <w:rFonts w:ascii="Symbol" w:hAnsi="Symbol" w:cs="Symbol"/>
+    </w:rPr>
+  </w:style>
+  <w:style w:type="character" w:customStyle="1" w:styleId="WW8Num27z0">
+    <w:name w:val="WW8Num27z0"/>
+    <w:qFormat/>
+    <w:rPr>
+      <w:b w:val="0"/>
+      <w:bCs w:val="0"/>
+      <w:sz w:val="20"/>
+    </w:rPr>
+  </w:style>
+  <w:style w:type="character" w:customStyle="1" w:styleId="WW8Num27z1">
+    <w:name w:val="WW8Num27z1"/>
+    <w:qFormat/>
+    <w:rPr>
+      <w:rFonts w:ascii="Courier New" w:hAnsi="Courier New" w:cs="Times New Roman"/>
+      <w:sz w:val="20"/>
+    </w:rPr>
+  </w:style>
+  <w:style w:type="character" w:customStyle="1" w:styleId="WW8Num27z2">
+    <w:name w:val="WW8Num27z2"/>
+    <w:qFormat/>
+    <w:rPr>
+      <w:rFonts w:ascii="Wingdings" w:hAnsi="Wingdings" w:cs="Wingdings"/>
+      <w:sz w:val="20"/>
+    </w:rPr>
+  </w:style>
+  <w:style w:type="character" w:customStyle="1" w:styleId="WW8Num28z0">
+    <w:name w:val="WW8Num28z0"/>
+    <w:qFormat/>
+    <w:rPr>
+      <w:rFonts w:ascii="Verdana" w:eastAsia="Arial Unicode MS" w:hAnsi="Verdana" w:cs="Arial Unicode MS"/>
+    </w:rPr>
+  </w:style>
+  <w:style w:type="character" w:customStyle="1" w:styleId="WW8Num28z1">
+    <w:name w:val="WW8Num28z1"/>
+    <w:qFormat/>
+    <w:rPr>
+      <w:rFonts w:ascii="Courier New" w:hAnsi="Courier New" w:cs="Courier New"/>
+    </w:rPr>
+  </w:style>
+  <w:style w:type="character" w:customStyle="1" w:styleId="WW8Num28z2">
+    <w:name w:val="WW8Num28z2"/>
+    <w:qFormat/>
+    <w:rPr>
+      <w:rFonts w:ascii="Wingdings" w:hAnsi="Wingdings" w:cs="Wingdings"/>
+    </w:rPr>
+  </w:style>
+  <w:style w:type="character" w:customStyle="1" w:styleId="WW8Num28z3">
+    <w:name w:val="WW8Num28z3"/>
+    <w:qFormat/>
+    <w:rPr>
+      <w:rFonts w:ascii="Symbol" w:hAnsi="Symbol" w:cs="Symbol"/>
+    </w:rPr>
+  </w:style>
+  <w:style w:type="character" w:customStyle="1" w:styleId="WW8Num29z0">
+    <w:name w:val="WW8Num29z0"/>
+    <w:qFormat/>
+    <w:rPr>
+      <w:rFonts w:cs="Arial Unicode MS"/>
+      <w:caps w:val="0"/>
+      <w:smallCaps w:val="0"/>
+      <w:strike w:val="0"/>
+      <w:dstrike w:val="0"/>
+      <w:color w:val="000000"/>
+      <w:spacing w:val="0"/>
+      <w:w w:val="100"/>
+      <w:kern w:val="0"/>
+      <w:position w:val="0"/>
+      <w:sz w:val="24"/>
+      <w:vertAlign w:val="baseline"/>
+      <w14:textOutline w14:w="0" w14:cap="rnd" w14:cmpd="sng" w14:algn="ctr">
+        <w14:noFill/>
+        <w14:prstDash w14:val="solid"/>
+        <w14:bevel/>
+      </w14:textOutline>
+    </w:rPr>
+  </w:style>
+  <w:style w:type="character" w:customStyle="1" w:styleId="WW8Num30z0">
     <w:name w:val="WW8Num30z0"/>
     <w:qFormat/>
     <w:rPr>
-      <w:rFonts w:ascii="Symbol" w:hAnsi="Symbol" w:eastAsia="Times New Roman" w:cs="Times New Roman"/>
-    </w:rPr>
-  </w:style>
-  <w:style w:type="character" w:styleId="WW8Num30z1">
+      <w:rFonts w:ascii="Symbol" w:eastAsia="Times New Roman" w:hAnsi="Symbol" w:cs="Times New Roman"/>
+    </w:rPr>
+  </w:style>
+  <w:style w:type="character" w:customStyle="1" w:styleId="WW8Num30z1">
     <w:name w:val="WW8Num30z1"/>
     <w:qFormat/>
     <w:rPr>
       <w:rFonts w:ascii="Courier New" w:hAnsi="Courier New" w:cs="Courier New"/>
     </w:rPr>
   </w:style>
-  <w:style w:type="character" w:styleId="WW8Num30z2">
+  <w:style w:type="character" w:customStyle="1" w:styleId="WW8Num30z2">
     <w:name w:val="WW8Num30z2"/>
     <w:qFormat/>
     <w:rPr>
       <w:rFonts w:ascii="Wingdings" w:hAnsi="Wingdings" w:cs="Wingdings"/>
     </w:rPr>
   </w:style>
-  <w:style w:type="character" w:styleId="WW8Num30z3">
+  <w:style w:type="character" w:customStyle="1" w:styleId="WW8Num30z3">
     <w:name w:val="WW8Num30z3"/>
     <w:qFormat/>
     <w:rPr>
       <w:rFonts w:ascii="Symbol" w:hAnsi="Symbol" w:cs="Symbol"/>
     </w:rPr>
   </w:style>
-  <w:style w:type="character" w:styleId="WW8Num31z0">
+  <w:style w:type="character" w:customStyle="1" w:styleId="WW8Num31z0">
     <w:name w:val="WW8Num31z0"/>
     <w:qFormat/>
     <w:rPr>
       <w:rFonts w:eastAsia="Arial Unicode MS" w:cs="Arial Unicode MS"/>
     </w:rPr>
   </w:style>
-  <w:style w:type="character" w:styleId="WW8Num32z0">
+  <w:style w:type="character" w:customStyle="1" w:styleId="WW8Num32z0">
     <w:name w:val="WW8Num32z0"/>
     <w:qFormat/>
     <w:rPr>
       <w:rFonts w:ascii="Symbol" w:hAnsi="Symbol" w:cs="Symbol"/>
     </w:rPr>
   </w:style>
-  <w:style w:type="character" w:styleId="WW8Num32z1">
+  <w:style w:type="character" w:customStyle="1" w:styleId="WW8Num32z1">
     <w:name w:val="WW8Num32z1"/>
     <w:qFormat/>
     <w:rPr>
       <w:rFonts w:ascii="Courier New" w:hAnsi="Courier New" w:cs="Courier New"/>
     </w:rPr>
   </w:style>
-  <w:style w:type="character" w:styleId="WW8Num32z2">
+  <w:style w:type="character" w:customStyle="1" w:styleId="WW8Num32z2">
     <w:name w:val="WW8Num32z2"/>
     <w:qFormat/>
     <w:rPr>
       <w:rFonts w:ascii="Wingdings" w:hAnsi="Wingdings" w:cs="Wingdings"/>
     </w:rPr>
   </w:style>
-  <w:style w:type="character" w:styleId="WW8Num33z0">
+  <w:style w:type="character" w:customStyle="1" w:styleId="WW8Num33z0">
     <w:name w:val="WW8Num33z0"/>
     <w:qFormat/>
     <w:rPr>
-      <w:rFonts w:ascii="Symbol" w:hAnsi="Symbol" w:eastAsia="Times New Roman" w:cs="Times New Roman"/>
-    </w:rPr>
-  </w:style>
-  <w:style w:type="character" w:styleId="WW8Num33z1">
+      <w:rFonts w:ascii="Symbol" w:eastAsia="Times New Roman" w:hAnsi="Symbol" w:cs="Times New Roman"/>
+    </w:rPr>
+  </w:style>
+  <w:style w:type="character" w:customStyle="1" w:styleId="WW8Num33z1">
     <w:name w:val="WW8Num33z1"/>
     <w:qFormat/>
     <w:rPr>
       <w:rFonts w:ascii="Courier New" w:hAnsi="Courier New" w:cs="Courier New"/>
     </w:rPr>
   </w:style>
-  <w:style w:type="character" w:styleId="WW8Num33z2">
+  <w:style w:type="character" w:customStyle="1" w:styleId="WW8Num33z2">
     <w:name w:val="WW8Num33z2"/>
     <w:qFormat/>
     <w:rPr>
       <w:rFonts w:ascii="Wingdings" w:hAnsi="Wingdings" w:cs="Wingdings"/>
     </w:rPr>
   </w:style>
-  <w:style w:type="character" w:styleId="WW8Num33z3">
+  <w:style w:type="character" w:customStyle="1" w:styleId="WW8Num33z3">
     <w:name w:val="WW8Num33z3"/>
     <w:qFormat/>
     <w:rPr>
       <w:rFonts w:ascii="Symbol" w:hAnsi="Symbol" w:cs="Symbol"/>
     </w:rPr>
   </w:style>
-  <w:style w:type="character" w:styleId="Style13">
-    <w:name w:val="Основной шрифт абзаца"/>
-    <w:qFormat/>
-    <w:rPr/>
-  </w:style>
-  <w:style w:type="character" w:styleId="Style14">
+  <w:style w:type="character" w:customStyle="1" w:styleId="a4">
     <w:name w:val="Верхний колонтитул Знак"/>
     <w:qFormat/>
     <w:rPr>
@@ -6652,7 +6637,7 @@
       <w:szCs w:val="24"/>
     </w:rPr>
   </w:style>
-  <w:style w:type="character" w:styleId="Style15">
+  <w:style w:type="character" w:customStyle="1" w:styleId="a5">
     <w:name w:val="Нижний колонтитул Знак"/>
     <w:qFormat/>
     <w:rPr>
@@ -6660,7 +6645,7 @@
       <w:szCs w:val="24"/>
     </w:rPr>
   </w:style>
-  <w:style w:type="character" w:styleId="1">
+  <w:style w:type="character" w:customStyle="1" w:styleId="10">
     <w:name w:val="Заголовок 1 Знак"/>
     <w:qFormat/>
     <w:rPr>
@@ -6671,7 +6656,7 @@
       <w:szCs w:val="48"/>
     </w:rPr>
   </w:style>
-  <w:style w:type="character" w:styleId="Style16">
+  <w:style w:type="character" w:customStyle="1" w:styleId="a6">
     <w:name w:val="Текст выноски Знак"/>
     <w:qFormat/>
     <w:rPr>
@@ -6680,11 +6665,10 @@
       <w:szCs w:val="18"/>
     </w:rPr>
   </w:style>
-  <w:style w:type="character" w:styleId="PageNumber">
+  <w:style w:type="character" w:styleId="a7">
     <w:name w:val="page number"/>
-    <w:rPr/>
-  </w:style>
-  <w:style w:type="character" w:styleId="Style17">
+  </w:style>
+  <w:style w:type="character" w:customStyle="1" w:styleId="a8">
     <w:name w:val="Основной текст Знак"/>
     <w:qFormat/>
     <w:rPr>
@@ -6694,55 +6678,40 @@
       <w:szCs w:val="24"/>
     </w:rPr>
   </w:style>
-  <w:style w:type="character" w:styleId="NumberingSymbols">
+  <w:style w:type="character" w:customStyle="1" w:styleId="NumberingSymbols">
     <w:name w:val="Numbering Symbols"/>
     <w:qFormat/>
-    <w:rPr/>
-  </w:style>
-  <w:style w:type="paragraph" w:styleId="Heading">
+  </w:style>
+  <w:style w:type="paragraph" w:customStyle="1" w:styleId="Heading">
     <w:name w:val="Heading"/>
-    <w:basedOn w:val="Normal"/>
-    <w:next w:val="BodyText"/>
+    <w:basedOn w:val="a"/>
+    <w:next w:val="a0"/>
     <w:qFormat/>
     <w:pPr>
-      <w:keepNext w:val="true"/>
+      <w:keepNext/>
       <w:spacing w:before="240" w:after="120"/>
     </w:pPr>
     <w:rPr>
-      <w:rFonts w:ascii="Liberation Sans" w:hAnsi="Liberation Sans" w:eastAsia="Arial Unicode MS" w:cs="Arial Unicode MS"/>
+      <w:rFonts w:ascii="Liberation Sans" w:eastAsia="Arial Unicode MS" w:hAnsi="Liberation Sans" w:cs="Arial Unicode MS"/>
       <w:sz w:val="28"/>
       <w:szCs w:val="28"/>
     </w:rPr>
   </w:style>
-  <w:style w:type="paragraph" w:styleId="BodyText">
+  <w:style w:type="paragraph" w:styleId="a0">
     <w:name w:val="Body Text"/>
-    <w:pPr>
-      <w:widowControl/>
-      <w:suppressAutoHyphens w:val="true"/>
-      <w:bidi w:val="0"/>
-      <w:spacing w:before="0" w:after="0"/>
-      <w:jc w:val="left"/>
-    </w:pPr>
-    <w:rPr>
-      <w:rFonts w:ascii="Times New Roman" w:hAnsi="Times New Roman" w:eastAsia="Arial Unicode MS" w:cs="Arial Unicode MS"/>
+    <w:rPr>
+      <w:rFonts w:ascii="Times New Roman" w:eastAsia="Arial Unicode MS" w:hAnsi="Times New Roman"/>
       <w:color w:val="000000"/>
-      <w:kern w:val="0"/>
-      <w:sz w:val="24"/>
-      <w:szCs w:val="24"/>
-      <w:lang w:val="ru-RU" w:eastAsia="zh-CN" w:bidi="ar-SA"/>
-    </w:rPr>
-  </w:style>
-  <w:style w:type="paragraph" w:styleId="List">
+      <w:lang w:bidi="ar-SA"/>
+    </w:rPr>
+  </w:style>
+  <w:style w:type="paragraph" w:styleId="a9">
     <w:name w:val="List"/>
-    <w:basedOn w:val="BodyText"/>
-    <w:pPr/>
-    <w:rPr>
-      <w:rFonts w:cs="Arial Unicode MS"/>
-    </w:rPr>
-  </w:style>
-  <w:style w:type="paragraph" w:styleId="Caption">
+    <w:basedOn w:val="a0"/>
+  </w:style>
+  <w:style w:type="paragraph" w:styleId="aa">
     <w:name w:val="caption"/>
-    <w:basedOn w:val="Normal"/>
+    <w:basedOn w:val="a"/>
     <w:qFormat/>
     <w:pPr>
       <w:suppressLineNumbers/>
@@ -6752,13 +6721,11 @@
       <w:rFonts w:cs="Arial Unicode MS"/>
       <w:i/>
       <w:iCs/>
-      <w:sz w:val="24"/>
-      <w:szCs w:val="24"/>
-    </w:rPr>
-  </w:style>
-  <w:style w:type="paragraph" w:styleId="Index">
+    </w:rPr>
+  </w:style>
+  <w:style w:type="paragraph" w:customStyle="1" w:styleId="Index">
     <w:name w:val="Index"/>
-    <w:basedOn w:val="Normal"/>
+    <w:basedOn w:val="a"/>
     <w:qFormat/>
     <w:pPr>
       <w:suppressLineNumbers/>
@@ -6767,134 +6734,106 @@
       <w:rFonts w:cs="Arial Unicode MS"/>
     </w:rPr>
   </w:style>
-  <w:style w:type="paragraph" w:styleId="HeaderandFooter">
+  <w:style w:type="paragraph" w:customStyle="1" w:styleId="HeaderandFooter">
     <w:name w:val="Header and Footer"/>
-    <w:basedOn w:val="Normal"/>
+    <w:basedOn w:val="a"/>
     <w:qFormat/>
     <w:pPr>
       <w:suppressLineNumbers/>
       <w:tabs>
-        <w:tab w:val="clear" w:pos="709"/>
-        <w:tab w:val="center" w:pos="4819" w:leader="none"/>
-        <w:tab w:val="right" w:pos="9638" w:leader="none"/>
+        <w:tab w:val="center" w:pos="4819"/>
+        <w:tab w:val="right" w:pos="9638"/>
       </w:tabs>
     </w:pPr>
-    <w:rPr/>
-  </w:style>
-  <w:style w:type="paragraph" w:styleId="Header">
+  </w:style>
+  <w:style w:type="paragraph" w:styleId="ab">
     <w:name w:val="header"/>
-    <w:basedOn w:val="Normal"/>
+    <w:basedOn w:val="a"/>
     <w:pPr>
       <w:tabs>
-        <w:tab w:val="clear" w:pos="709"/>
-        <w:tab w:val="center" w:pos="4677" w:leader="none"/>
-        <w:tab w:val="right" w:pos="9355" w:leader="none"/>
+        <w:tab w:val="center" w:pos="4677"/>
+        <w:tab w:val="right" w:pos="9355"/>
       </w:tabs>
     </w:pPr>
-    <w:rPr/>
-  </w:style>
-  <w:style w:type="paragraph" w:styleId="Footer">
+  </w:style>
+  <w:style w:type="paragraph" w:styleId="ac">
     <w:name w:val="footer"/>
-    <w:basedOn w:val="Normal"/>
+    <w:basedOn w:val="a"/>
     <w:pPr>
       <w:tabs>
-        <w:tab w:val="clear" w:pos="709"/>
-        <w:tab w:val="center" w:pos="4677" w:leader="none"/>
-        <w:tab w:val="right" w:pos="9355" w:leader="none"/>
+        <w:tab w:val="center" w:pos="4677"/>
+        <w:tab w:val="right" w:pos="9355"/>
       </w:tabs>
     </w:pPr>
-    <w:rPr/>
-  </w:style>
-  <w:style w:type="paragraph" w:styleId="Style18">
-    <w:name w:val="Абзац списка"/>
-    <w:basedOn w:val="Normal"/>
+  </w:style>
+  <w:style w:type="paragraph" w:styleId="ad">
+    <w:name w:val="List Paragraph"/>
+    <w:basedOn w:val="a"/>
     <w:qFormat/>
     <w:pPr>
-      <w:spacing w:lineRule="auto" w:line="276" w:before="0" w:after="200"/>
-      <w:ind w:hanging="0" w:left="720" w:right="0"/>
+      <w:spacing w:after="200" w:line="276" w:lineRule="auto"/>
+      <w:ind w:left="720"/>
       <w:contextualSpacing/>
     </w:pPr>
     <w:rPr>
-      <w:rFonts w:ascii="Calibri" w:hAnsi="Calibri" w:eastAsia="SimSun;宋体" w:cs="Times New Roman"/>
+      <w:rFonts w:ascii="Calibri" w:eastAsia="SimSun;宋体" w:hAnsi="Calibri"/>
       <w:sz w:val="22"/>
       <w:szCs w:val="22"/>
     </w:rPr>
   </w:style>
-  <w:style w:type="paragraph" w:styleId="Default">
+  <w:style w:type="paragraph" w:customStyle="1" w:styleId="Default">
     <w:name w:val="Default"/>
     <w:qFormat/>
-    <w:pPr>
-      <w:widowControl/>
-      <w:suppressAutoHyphens w:val="true"/>
-      <w:bidi w:val="0"/>
-      <w:spacing w:before="0" w:after="0"/>
-      <w:jc w:val="left"/>
-    </w:pPr>
-    <w:rPr>
-      <w:rFonts w:ascii="Times New Roman" w:hAnsi="Times New Roman" w:eastAsia="Times New Roman" w:cs="Times New Roman"/>
+    <w:rPr>
+      <w:rFonts w:ascii="Times New Roman" w:eastAsia="Times New Roman" w:hAnsi="Times New Roman" w:cs="Times New Roman"/>
       <w:color w:val="000000"/>
-      <w:kern w:val="0"/>
-      <w:sz w:val="24"/>
-      <w:szCs w:val="24"/>
-      <w:lang w:val="ru-RU" w:eastAsia="zh-CN" w:bidi="ar-SA"/>
-    </w:rPr>
-  </w:style>
-  <w:style w:type="paragraph" w:styleId="Style19">
-    <w:name w:val="Текст выноски"/>
-    <w:basedOn w:val="Normal"/>
-    <w:qFormat/>
-    <w:pPr/>
+      <w:lang w:bidi="ar-SA"/>
+    </w:rPr>
+  </w:style>
+  <w:style w:type="paragraph" w:styleId="ae">
+    <w:name w:val="Balloon Text"/>
+    <w:basedOn w:val="a"/>
+    <w:qFormat/>
     <w:rPr>
       <w:rFonts w:ascii="Segoe UI" w:hAnsi="Segoe UI" w:cs="Segoe UI"/>
       <w:sz w:val="18"/>
       <w:szCs w:val="18"/>
     </w:rPr>
   </w:style>
-  <w:style w:type="paragraph" w:styleId="Standard">
+  <w:style w:type="paragraph" w:customStyle="1" w:styleId="Standard">
     <w:name w:val="Standard"/>
     <w:qFormat/>
     <w:pPr>
-      <w:widowControl/>
-      <w:suppressAutoHyphens w:val="true"/>
-      <w:bidi w:val="0"/>
-      <w:spacing w:before="0" w:after="0"/>
-      <w:jc w:val="left"/>
       <w:textAlignment w:val="baseline"/>
     </w:pPr>
     <w:rPr>
-      <w:rFonts w:ascii="Times New Roman" w:hAnsi="Times New Roman" w:eastAsia="Times New Roman" w:cs="Times New Roman"/>
-      <w:color w:val="auto"/>
+      <w:rFonts w:ascii="Times New Roman" w:eastAsia="Times New Roman" w:hAnsi="Times New Roman" w:cs="Times New Roman"/>
       <w:kern w:val="2"/>
-      <w:sz w:val="24"/>
-      <w:szCs w:val="24"/>
-      <w:lang w:val="ru-RU" w:eastAsia="zh-CN" w:bidi="ar-SA"/>
-    </w:rPr>
-  </w:style>
-  <w:style w:type="paragraph" w:styleId="Style20">
+      <w:lang w:bidi="ar-SA"/>
+    </w:rPr>
+  </w:style>
+  <w:style w:type="paragraph" w:customStyle="1" w:styleId="af">
     <w:name w:val="Обычный (веб)"/>
-    <w:basedOn w:val="Normal"/>
+    <w:basedOn w:val="a"/>
     <w:qFormat/>
     <w:pPr>
       <w:spacing w:before="280" w:after="280"/>
     </w:pPr>
-    <w:rPr/>
-  </w:style>
-  <w:style w:type="paragraph" w:styleId="TableContents">
+  </w:style>
+  <w:style w:type="paragraph" w:customStyle="1" w:styleId="TableContents">
     <w:name w:val="Table Contents"/>
-    <w:basedOn w:val="Normal"/>
+    <w:basedOn w:val="a"/>
     <w:qFormat/>
     <w:pPr>
-      <w:widowControl w:val="false"/>
+      <w:widowControl w:val="0"/>
       <w:suppressLineNumbers/>
     </w:pPr>
-    <w:rPr/>
-  </w:style>
-  <w:style w:type="paragraph" w:styleId="TableHeading">
+  </w:style>
+  <w:style w:type="paragraph" w:customStyle="1" w:styleId="TableHeading">
     <w:name w:val="Table Heading"/>
     <w:basedOn w:val="TableContents"/>
     <w:qFormat/>
     <w:pPr>
-      <w:suppressLineNumbers/>
       <w:jc w:val="center"/>
     </w:pPr>
     <w:rPr>
@@ -6902,148 +6841,145 @@
       <w:bCs/>
     </w:rPr>
   </w:style>
-  <w:style w:type="paragraph" w:styleId="PreformattedText">
+  <w:style w:type="paragraph" w:customStyle="1" w:styleId="PreformattedText">
     <w:name w:val="Preformatted Text"/>
-    <w:basedOn w:val="Normal"/>
-    <w:qFormat/>
-    <w:pPr>
-      <w:spacing w:before="0" w:after="0"/>
-    </w:pPr>
-    <w:rPr>
-      <w:rFonts w:ascii="Liberation Mono" w:hAnsi="Liberation Mono" w:eastAsia="Liberation Mono" w:cs="Liberation Mono"/>
+    <w:basedOn w:val="a"/>
+    <w:qFormat/>
+    <w:rPr>
+      <w:rFonts w:ascii="Liberation Mono" w:eastAsia="Liberation Mono" w:hAnsi="Liberation Mono" w:cs="Liberation Mono"/>
       <w:sz w:val="20"/>
       <w:szCs w:val="20"/>
     </w:rPr>
   </w:style>
-  <w:style w:type="numbering" w:styleId="WW8Num1">
+  <w:style w:type="numbering" w:customStyle="1" w:styleId="WW8Num1">
     <w:name w:val="WW8Num1"/>
     <w:qFormat/>
   </w:style>
-  <w:style w:type="numbering" w:styleId="WW8Num2">
+  <w:style w:type="numbering" w:customStyle="1" w:styleId="WW8Num2">
     <w:name w:val="WW8Num2"/>
     <w:qFormat/>
   </w:style>
-  <w:style w:type="numbering" w:styleId="WW8Num3">
+  <w:style w:type="numbering" w:customStyle="1" w:styleId="WW8Num3">
     <w:name w:val="WW8Num3"/>
     <w:qFormat/>
   </w:style>
-  <w:style w:type="numbering" w:styleId="WW8Num4">
+  <w:style w:type="numbering" w:customStyle="1" w:styleId="WW8Num4">
     <w:name w:val="WW8Num4"/>
     <w:qFormat/>
   </w:style>
-  <w:style w:type="numbering" w:styleId="WW8Num5">
+  <w:style w:type="numbering" w:customStyle="1" w:styleId="WW8Num5">
     <w:name w:val="WW8Num5"/>
     <w:qFormat/>
   </w:style>
-  <w:style w:type="numbering" w:styleId="WW8Num6">
+  <w:style w:type="numbering" w:customStyle="1" w:styleId="WW8Num6">
     <w:name w:val="WW8Num6"/>
     <w:qFormat/>
   </w:style>
-  <w:style w:type="numbering" w:styleId="WW8Num7">
+  <w:style w:type="numbering" w:customStyle="1" w:styleId="WW8Num7">
     <w:name w:val="WW8Num7"/>
     <w:qFormat/>
   </w:style>
-  <w:style w:type="numbering" w:styleId="WW8Num8">
+  <w:style w:type="numbering" w:customStyle="1" w:styleId="WW8Num8">
     <w:name w:val="WW8Num8"/>
     <w:qFormat/>
   </w:style>
-  <w:style w:type="numbering" w:styleId="WW8Num9">
+  <w:style w:type="numbering" w:customStyle="1" w:styleId="WW8Num9">
     <w:name w:val="WW8Num9"/>
     <w:qFormat/>
   </w:style>
-  <w:style w:type="numbering" w:styleId="WW8Num10">
+  <w:style w:type="numbering" w:customStyle="1" w:styleId="WW8Num10">
     <w:name w:val="WW8Num10"/>
     <w:qFormat/>
   </w:style>
-  <w:style w:type="numbering" w:styleId="WW8Num11">
+  <w:style w:type="numbering" w:customStyle="1" w:styleId="WW8Num11">
     <w:name w:val="WW8Num11"/>
     <w:qFormat/>
   </w:style>
-  <w:style w:type="numbering" w:styleId="WW8Num12">
+  <w:style w:type="numbering" w:customStyle="1" w:styleId="WW8Num12">
     <w:name w:val="WW8Num12"/>
     <w:qFormat/>
   </w:style>
-  <w:style w:type="numbering" w:styleId="WW8Num13">
+  <w:style w:type="numbering" w:customStyle="1" w:styleId="WW8Num13">
     <w:name w:val="WW8Num13"/>
     <w:qFormat/>
   </w:style>
-  <w:style w:type="numbering" w:styleId="WW8Num14">
+  <w:style w:type="numbering" w:customStyle="1" w:styleId="WW8Num14">
     <w:name w:val="WW8Num14"/>
     <w:qFormat/>
   </w:style>
-  <w:style w:type="numbering" w:styleId="WW8Num15">
+  <w:style w:type="numbering" w:customStyle="1" w:styleId="WW8Num15">
     <w:name w:val="WW8Num15"/>
     <w:qFormat/>
   </w:style>
-  <w:style w:type="numbering" w:styleId="WW8Num16">
+  <w:style w:type="numbering" w:customStyle="1" w:styleId="WW8Num16">
     <w:name w:val="WW8Num16"/>
     <w:qFormat/>
   </w:style>
-  <w:style w:type="numbering" w:styleId="WW8Num17">
+  <w:style w:type="numbering" w:customStyle="1" w:styleId="WW8Num17">
     <w:name w:val="WW8Num17"/>
     <w:qFormat/>
   </w:style>
-  <w:style w:type="numbering" w:styleId="WW8Num18">
+  <w:style w:type="numbering" w:customStyle="1" w:styleId="WW8Num18">
     <w:name w:val="WW8Num18"/>
     <w:qFormat/>
   </w:style>
-  <w:style w:type="numbering" w:styleId="WW8Num19">
+  <w:style w:type="numbering" w:customStyle="1" w:styleId="WW8Num19">
     <w:name w:val="WW8Num19"/>
     <w:qFormat/>
   </w:style>
-  <w:style w:type="numbering" w:styleId="WW8Num20">
+  <w:style w:type="numbering" w:customStyle="1" w:styleId="WW8Num20">
     <w:name w:val="WW8Num20"/>
     <w:qFormat/>
   </w:style>
-  <w:style w:type="numbering" w:styleId="WW8Num21">
+  <w:style w:type="numbering" w:customStyle="1" w:styleId="WW8Num21">
     <w:name w:val="WW8Num21"/>
     <w:qFormat/>
   </w:style>
-  <w:style w:type="numbering" w:styleId="WW8Num22">
+  <w:style w:type="numbering" w:customStyle="1" w:styleId="WW8Num22">
     <w:name w:val="WW8Num22"/>
     <w:qFormat/>
   </w:style>
-  <w:style w:type="numbering" w:styleId="WW8Num23">
+  <w:style w:type="numbering" w:customStyle="1" w:styleId="WW8Num23">
     <w:name w:val="WW8Num23"/>
     <w:qFormat/>
   </w:style>
-  <w:style w:type="numbering" w:styleId="WW8Num24">
+  <w:style w:type="numbering" w:customStyle="1" w:styleId="WW8Num24">
     <w:name w:val="WW8Num24"/>
     <w:qFormat/>
   </w:style>
-  <w:style w:type="numbering" w:styleId="WW8Num25">
+  <w:style w:type="numbering" w:customStyle="1" w:styleId="WW8Num25">
     <w:name w:val="WW8Num25"/>
     <w:qFormat/>
   </w:style>
-  <w:style w:type="numbering" w:styleId="WW8Num26">
+  <w:style w:type="numbering" w:customStyle="1" w:styleId="WW8Num26">
     <w:name w:val="WW8Num26"/>
     <w:qFormat/>
   </w:style>
-  <w:style w:type="numbering" w:styleId="WW8Num27">
+  <w:style w:type="numbering" w:customStyle="1" w:styleId="WW8Num27">
     <w:name w:val="WW8Num27"/>
     <w:qFormat/>
   </w:style>
-  <w:style w:type="numbering" w:styleId="WW8Num28">
+  <w:style w:type="numbering" w:customStyle="1" w:styleId="WW8Num28">
     <w:name w:val="WW8Num28"/>
     <w:qFormat/>
   </w:style>
-  <w:style w:type="numbering" w:styleId="WW8Num29">
+  <w:style w:type="numbering" w:customStyle="1" w:styleId="WW8Num29">
     <w:name w:val="WW8Num29"/>
     <w:qFormat/>
   </w:style>
-  <w:style w:type="numbering" w:styleId="WW8Num30">
+  <w:style w:type="numbering" w:customStyle="1" w:styleId="WW8Num30">
     <w:name w:val="WW8Num30"/>
     <w:qFormat/>
   </w:style>
-  <w:style w:type="numbering" w:styleId="WW8Num31">
+  <w:style w:type="numbering" w:customStyle="1" w:styleId="WW8Num31">
     <w:name w:val="WW8Num31"/>
     <w:qFormat/>
   </w:style>
-  <w:style w:type="numbering" w:styleId="WW8Num32">
+  <w:style w:type="numbering" w:customStyle="1" w:styleId="WW8Num32">
     <w:name w:val="WW8Num32"/>
     <w:qFormat/>
   </w:style>
-  <w:style w:type="numbering" w:styleId="WW8Num33">
+  <w:style w:type="numbering" w:customStyle="1" w:styleId="WW8Num33">
     <w:name w:val="WW8Num33"/>
     <w:qFormat/>
   </w:style>
@@ -7051,7 +6987,7 @@
 </file>
 
 <file path=word/theme/theme1.xml><?xml version="1.0" encoding="utf-8"?>
-<a:theme xmlns:a="http://schemas.openxmlformats.org/drawingml/2006/main" xmlns:r="http://schemas.openxmlformats.org/officeDocument/2006/relationships" name="Office">
+<a:theme xmlns:a="http://schemas.openxmlformats.org/drawingml/2006/main" name="Office">
   <a:themeElements>
     <a:clrScheme name="LibreOffice">
       <a:dk1>
@@ -7093,14 +7029,14 @@
     </a:clrScheme>
     <a:fontScheme name="Office">
       <a:majorFont>
-        <a:latin typeface="Arial" pitchFamily="0" charset="1"/>
-        <a:ea typeface="DejaVu Sans" pitchFamily="0" charset="1"/>
-        <a:cs typeface="DejaVu Sans" pitchFamily="0" charset="1"/>
+        <a:latin typeface="Arial"/>
+        <a:ea typeface="DejaVu Sans"/>
+        <a:cs typeface="DejaVu Sans"/>
       </a:majorFont>
       <a:minorFont>
-        <a:latin typeface="Arial" pitchFamily="0" charset="1"/>
-        <a:ea typeface="DejaVu Sans" pitchFamily="0" charset="1"/>
-        <a:cs typeface="DejaVu Sans" pitchFamily="0" charset="1"/>
+        <a:latin typeface="Arial"/>
+        <a:ea typeface="DejaVu Sans"/>
+        <a:cs typeface="DejaVu Sans"/>
       </a:minorFont>
     </a:fontScheme>
     <a:fmtScheme>
@@ -7153,5 +7089,7 @@
       </a:bgFillStyleLst>
     </a:fmtScheme>
   </a:themeElements>
+  <a:objectDefaults/>
+  <a:extraClrSchemeLst/>
 </a:theme>
 </file>